--- a/template.docx
+++ b/template.docx
@@ -57,41 +57,22 @@
               <w:ind w:firstLine="0"/>
               <w:jc w:val="center"/>
               <w:rPr>
-                <w:rFonts w:eastAsia="楷体_GB2312"/>
+                <w:rFonts w:ascii="楷体" w:eastAsia="楷体" w:hAnsi="楷体" w:hint="eastAsia"/>
                 <w:b/>
+                <w:color w:val="FF0000"/>
                 <w:w w:val="90"/>
                 <w:sz w:val="44"/>
               </w:rPr>
             </w:pPr>
             <w:r>
               <w:rPr>
-                <w:rFonts w:eastAsia="楷体_GB2312" w:hint="eastAsia"/>
+                <w:rFonts w:ascii="楷体" w:eastAsia="楷体" w:hAnsi="楷体" w:hint="eastAsia"/>
                 <w:b/>
                 <w:color w:val="FF0000"/>
                 <w:w w:val="90"/>
                 <w:sz w:val="44"/>
               </w:rPr>
-              <w:t>宜昌市共同南路（共同东路</w:t>
-            </w:r>
-            <w:r>
-              <w:rPr>
-                <w:rFonts w:eastAsia="楷体_GB2312" w:hint="eastAsia"/>
-                <w:b/>
-                <w:color w:val="FF0000"/>
-                <w:w w:val="90"/>
-                <w:sz w:val="44"/>
-              </w:rPr>
-              <w:t>-</w:t>
-            </w:r>
-            <w:r>
-              <w:rPr>
-                <w:rFonts w:eastAsia="楷体_GB2312" w:hint="eastAsia"/>
-                <w:b/>
-                <w:color w:val="FF0000"/>
-                <w:w w:val="90"/>
-                <w:sz w:val="44"/>
-              </w:rPr>
-              <w:t>桔乡路）市政工程</w:t>
+              <w:t>宜昌市共同南路（共同东路-桔乡路）市政工程</w:t>
             </w:r>
           </w:p>
         </w:tc>
@@ -111,16 +92,16 @@
               <w:ind w:firstLine="0"/>
               <w:jc w:val="center"/>
               <w:rPr>
-                <w:rFonts w:ascii="楷体_GB2312" w:eastAsia="楷体_GB2312" w:hAnsi="楷体_GB2312" w:hint="eastAsia"/>
-                <w:bCs/>
+                <w:rFonts w:ascii="楷体" w:eastAsia="楷体" w:hAnsi="楷体" w:hint="eastAsia"/>
+                <w:b/>
                 <w:w w:val="90"/>
                 <w:sz w:val="44"/>
               </w:rPr>
             </w:pPr>
             <w:r>
               <w:rPr>
-                <w:rFonts w:ascii="楷体_GB2312" w:eastAsia="楷体_GB2312" w:hAnsi="楷体_GB2312" w:hint="eastAsia"/>
-                <w:bCs/>
+                <w:rFonts w:ascii="楷体" w:eastAsia="楷体" w:hAnsi="楷体" w:hint="eastAsia"/>
+                <w:b/>
                 <w:w w:val="90"/>
                 <w:sz w:val="44"/>
               </w:rPr>
@@ -133,8 +114,9 @@
               <w:ind w:firstLine="0"/>
               <w:jc w:val="center"/>
               <w:rPr>
-                <w:rFonts w:eastAsia="楷体_GB2312"/>
+                <w:rFonts w:ascii="楷体" w:eastAsia="楷体" w:hAnsi="楷体" w:hint="eastAsia"/>
                 <w:b/>
+                <w:color w:val="FF0000"/>
                 <w:w w:val="90"/>
                 <w:sz w:val="44"/>
               </w:rPr>
@@ -146,6 +128,9 @@
     <w:p>
       <w:pPr>
         <w:pStyle w:val="a5"/>
+        <w:rPr>
+          <w:rFonts w:ascii="楷体" w:eastAsia="楷体" w:hAnsi="楷体" w:hint="eastAsia"/>
+        </w:rPr>
       </w:pPr>
     </w:p>
     <w:p>
@@ -168,61 +153,7 @@
           <w:sz w:val="72"/>
           <w:szCs w:val="52"/>
         </w:rPr>
-        <w:t>检</w:t>
-      </w:r>
-      <w:r>
-        <w:rPr>
-          <w:rFonts w:ascii="楷体" w:eastAsia="楷体" w:hAnsi="楷体" w:hint="eastAsia"/>
-          <w:b/>
-          <w:sz w:val="72"/>
-          <w:szCs w:val="52"/>
-        </w:rPr>
-        <w:t xml:space="preserve"> </w:t>
-      </w:r>
-      <w:r>
-        <w:rPr>
-          <w:rFonts w:ascii="楷体" w:eastAsia="楷体" w:hAnsi="楷体" w:hint="eastAsia"/>
-          <w:b/>
-          <w:sz w:val="72"/>
-          <w:szCs w:val="52"/>
-        </w:rPr>
-        <w:t>测</w:t>
-      </w:r>
-      <w:r>
-        <w:rPr>
-          <w:rFonts w:ascii="楷体" w:eastAsia="楷体" w:hAnsi="楷体" w:hint="eastAsia"/>
-          <w:b/>
-          <w:sz w:val="72"/>
-          <w:szCs w:val="52"/>
-        </w:rPr>
-        <w:t xml:space="preserve"> </w:t>
-      </w:r>
-      <w:r>
-        <w:rPr>
-          <w:rFonts w:ascii="楷体" w:eastAsia="楷体" w:hAnsi="楷体" w:hint="eastAsia"/>
-          <w:b/>
-          <w:sz w:val="72"/>
-          <w:szCs w:val="52"/>
-        </w:rPr>
-        <w:t>报</w:t>
-      </w:r>
-      <w:r>
-        <w:rPr>
-          <w:rFonts w:ascii="楷体" w:eastAsia="楷体" w:hAnsi="楷体" w:hint="eastAsia"/>
-          <w:b/>
-          <w:sz w:val="72"/>
-          <w:szCs w:val="52"/>
-        </w:rPr>
-        <w:t xml:space="preserve"> </w:t>
-      </w:r>
-      <w:r>
-        <w:rPr>
-          <w:rFonts w:ascii="楷体" w:eastAsia="楷体" w:hAnsi="楷体" w:hint="eastAsia"/>
-          <w:b/>
-          <w:sz w:val="72"/>
-          <w:szCs w:val="52"/>
-        </w:rPr>
-        <w:t>告</w:t>
+        <w:t>检 测 报 告</w:t>
       </w:r>
     </w:p>
     <w:p>
@@ -259,7 +190,7 @@
         <w:spacing w:line="120" w:lineRule="auto"/>
         <w:ind w:leftChars="771" w:left="3426" w:hangingChars="500" w:hanging="1807"/>
         <w:rPr>
-          <w:rFonts w:ascii="楷体_GB2312" w:eastAsia="楷体_GB2312" w:hAnsi="楷体_GB2312" w:hint="eastAsia"/>
+          <w:rFonts w:ascii="楷体" w:eastAsia="楷体" w:hAnsi="楷体" w:hint="eastAsia"/>
           <w:b/>
           <w:color w:val="000000"/>
           <w:sz w:val="36"/>
@@ -267,7 +198,7 @@
       </w:pPr>
       <w:r>
         <w:rPr>
-          <w:rFonts w:ascii="楷体_GB2312" w:eastAsia="楷体_GB2312" w:hAnsi="楷体_GB2312" w:hint="eastAsia"/>
+          <w:rFonts w:ascii="楷体" w:eastAsia="楷体" w:hAnsi="楷体" w:hint="eastAsia"/>
           <w:b/>
           <w:sz w:val="36"/>
         </w:rPr>
@@ -275,9 +206,9 @@
       </w:r>
       <w:r>
         <w:rPr>
-          <w:rFonts w:ascii="楷体_GB2312" w:eastAsia="楷体_GB2312" w:hAnsi="楷体_GB2312" w:hint="eastAsia"/>
+          <w:rFonts w:ascii="楷体" w:eastAsia="楷体" w:hAnsi="楷体" w:hint="eastAsia"/>
           <w:b/>
-          <w:color w:val="000000"/>
+          <w:color w:val="FF0000"/>
           <w:sz w:val="36"/>
         </w:rPr>
         <w:t>宜昌市伍家岗区橘乡大道</w:t>
@@ -291,7 +222,7 @@
         <w:spacing w:line="120" w:lineRule="auto"/>
         <w:ind w:leftChars="600" w:left="1260" w:firstLineChars="100" w:firstLine="361"/>
         <w:rPr>
-          <w:rFonts w:ascii="楷体_GB2312" w:eastAsia="楷体_GB2312" w:hAnsi="楷体_GB2312" w:hint="eastAsia"/>
+          <w:rFonts w:ascii="楷体" w:eastAsia="楷体" w:hAnsi="楷体" w:hint="eastAsia"/>
           <w:b/>
           <w:color w:val="000000"/>
           <w:sz w:val="36"/>
@@ -299,7 +230,7 @@
       </w:pPr>
       <w:r>
         <w:rPr>
-          <w:rFonts w:ascii="楷体_GB2312" w:eastAsia="楷体_GB2312" w:hAnsi="楷体_GB2312" w:hint="eastAsia"/>
+          <w:rFonts w:ascii="楷体" w:eastAsia="楷体" w:hAnsi="楷体" w:hint="eastAsia"/>
           <w:b/>
           <w:sz w:val="36"/>
         </w:rPr>
@@ -307,9 +238,9 @@
       </w:r>
       <w:r>
         <w:rPr>
-          <w:rFonts w:ascii="楷体_GB2312" w:eastAsia="楷体_GB2312" w:hAnsi="楷体_GB2312" w:hint="eastAsia"/>
+          <w:rFonts w:ascii="楷体" w:eastAsia="楷体" w:hAnsi="楷体" w:hint="eastAsia"/>
           <w:b/>
-          <w:color w:val="000000"/>
+          <w:color w:val="FF0000"/>
           <w:sz w:val="36"/>
         </w:rPr>
         <w:t>宜昌市城市建设投资开发有限公司</w:t>
@@ -341,9 +272,7 @@
         <w:rPr>
           <w:rFonts w:ascii="楷体" w:eastAsia="楷体" w:hAnsi="楷体" w:hint="eastAsia"/>
           <w:b/>
-          <w:spacing w:val="-20"/>
-          <w:sz w:val="40"/>
-          <w:szCs w:val="32"/>
+          <w:sz w:val="36"/>
         </w:rPr>
         <w:t>检测日期</w:t>
       </w:r>
@@ -355,15 +284,14 @@
           <w:sz w:val="40"/>
           <w:szCs w:val="32"/>
         </w:rPr>
-        <w:t xml:space="preserve">:  </w:t>
+        <w:t xml:space="preserve">: </w:t>
       </w:r>
       <w:r>
         <w:rPr>
           <w:rFonts w:ascii="楷体" w:eastAsia="楷体" w:hAnsi="楷体" w:hint="eastAsia"/>
           <w:b/>
-          <w:spacing w:val="-20"/>
+          <w:color w:val="FF0000"/>
           <w:sz w:val="36"/>
-          <w:szCs w:val="28"/>
         </w:rPr>
         <w:t>2026年05月08日</w:t>
       </w:r>
@@ -374,7 +302,7 @@
           <w:tab w:val="left" w:pos="6090"/>
         </w:tabs>
         <w:rPr>
-          <w:rFonts w:ascii="楷体_GB2312" w:eastAsia="楷体_GB2312" w:hAnsi="楷体_GB2312" w:hint="eastAsia"/>
+          <w:rFonts w:ascii="楷体" w:eastAsia="楷体" w:hAnsi="楷体" w:hint="eastAsia"/>
           <w:b/>
           <w:sz w:val="36"/>
         </w:rPr>
@@ -387,12 +315,31 @@
           <w:sz w:val="40"/>
           <w:szCs w:val="32"/>
         </w:rPr>
-        <w:t xml:space="preserve">          报告编号：</w:t>
-      </w:r>
-      <w:r>
-        <w:rPr>
-          <w:rFonts w:ascii="楷体_GB2312" w:eastAsia="楷体_GB2312" w:hAnsi="楷体_GB2312" w:hint="eastAsia"/>
+        <w:t xml:space="preserve">          </w:t>
+      </w:r>
+      <w:r>
+        <w:rPr>
+          <w:rFonts w:ascii="楷体" w:eastAsia="楷体" w:hAnsi="楷体" w:hint="eastAsia"/>
           <w:b/>
+          <w:sz w:val="36"/>
+        </w:rPr>
+        <w:t>报告编号</w:t>
+      </w:r>
+      <w:r>
+        <w:rPr>
+          <w:rFonts w:ascii="楷体" w:eastAsia="楷体" w:hAnsi="楷体" w:hint="eastAsia"/>
+          <w:b/>
+          <w:spacing w:val="-20"/>
+          <w:sz w:val="40"/>
+          <w:szCs w:val="32"/>
+        </w:rPr>
+        <w:t>：</w:t>
+      </w:r>
+      <w:r>
+        <w:rPr>
+          <w:rFonts w:ascii="楷体" w:eastAsia="楷体" w:hAnsi="楷体" w:hint="eastAsia"/>
+          <w:b/>
+          <w:color w:val="FF0000"/>
           <w:sz w:val="36"/>
         </w:rPr>
         <w:t>DT2026-00196</w:t>
@@ -404,7 +351,7 @@
           <w:tab w:val="left" w:pos="6090"/>
         </w:tabs>
         <w:rPr>
-          <w:rFonts w:ascii="楷体_GB2312" w:eastAsia="楷体_GB2312" w:hAnsi="楷体_GB2312" w:hint="eastAsia"/>
+          <w:rFonts w:ascii="楷体" w:eastAsia="楷体" w:hAnsi="楷体" w:hint="eastAsia"/>
           <w:b/>
           <w:sz w:val="36"/>
         </w:rPr>
@@ -416,7 +363,7 @@
           <w:tab w:val="left" w:pos="6090"/>
         </w:tabs>
         <w:rPr>
-          <w:rFonts w:ascii="楷体_GB2312" w:eastAsia="楷体_GB2312" w:hAnsi="楷体_GB2312" w:hint="eastAsia"/>
+          <w:rFonts w:ascii="楷体" w:eastAsia="楷体" w:hAnsi="楷体" w:hint="eastAsia"/>
           <w:b/>
           <w:sz w:val="36"/>
         </w:rPr>
@@ -428,7 +375,7 @@
           <w:tab w:val="left" w:pos="6090"/>
         </w:tabs>
         <w:rPr>
-          <w:rFonts w:ascii="楷体_GB2312" w:eastAsia="楷体_GB2312" w:hAnsi="楷体_GB2312" w:hint="eastAsia"/>
+          <w:rFonts w:ascii="楷体" w:eastAsia="楷体" w:hAnsi="楷体" w:hint="eastAsia"/>
           <w:b/>
           <w:sz w:val="36"/>
         </w:rPr>
@@ -440,7 +387,7 @@
           <w:tab w:val="left" w:pos="6090"/>
         </w:tabs>
         <w:rPr>
-          <w:rFonts w:ascii="楷体_GB2312" w:eastAsia="楷体_GB2312" w:hAnsi="楷体_GB2312" w:hint="eastAsia"/>
+          <w:rFonts w:ascii="楷体" w:eastAsia="楷体" w:hAnsi="楷体" w:hint="eastAsia"/>
           <w:b/>
           <w:sz w:val="36"/>
         </w:rPr>
@@ -452,7 +399,7 @@
           <w:tab w:val="left" w:pos="6090"/>
         </w:tabs>
         <w:rPr>
-          <w:rFonts w:ascii="楷体_GB2312" w:eastAsia="楷体_GB2312" w:hAnsi="楷体_GB2312" w:hint="eastAsia"/>
+          <w:rFonts w:ascii="楷体" w:eastAsia="楷体" w:hAnsi="楷体" w:hint="eastAsia"/>
           <w:b/>
           <w:sz w:val="36"/>
         </w:rPr>
@@ -467,35 +414,29 @@
         <w:rPr>
           <w:rFonts w:ascii="楷体" w:eastAsia="楷体" w:hAnsi="楷体" w:hint="eastAsia"/>
           <w:b/>
+          <w:color w:val="FF0000"/>
           <w:sz w:val="36"/>
           <w:szCs w:val="28"/>
         </w:rPr>
       </w:pPr>
       <w:r>
         <w:rPr>
-          <w:rFonts w:ascii="楷体_GB2312" w:eastAsia="楷体_GB2312" w:hAnsi="楷体_GB2312" w:hint="eastAsia"/>
-          <w:b/>
-          <w:sz w:val="36"/>
-        </w:rPr>
-        <w:t>湖北建</w:t>
-      </w:r>
-      <w:r>
-        <w:rPr>
           <w:rFonts w:ascii="楷体" w:eastAsia="楷体" w:hAnsi="楷体" w:hint="eastAsia"/>
           <w:b/>
+          <w:color w:val="FF0000"/>
+          <w:sz w:val="36"/>
+        </w:rPr>
+        <w:t>湖北建</w:t>
+      </w:r>
+      <w:r>
+        <w:rPr>
+          <w:rFonts w:ascii="楷体" w:eastAsia="楷体" w:hAnsi="楷体" w:hint="eastAsia"/>
+          <w:b/>
+          <w:color w:val="FF0000"/>
           <w:sz w:val="36"/>
           <w:szCs w:val="28"/>
         </w:rPr>
-        <w:t>夷</w:t>
-      </w:r>
-      <w:r>
-        <w:rPr>
-          <w:rFonts w:ascii="楷体" w:eastAsia="楷体" w:hAnsi="楷体" w:hint="eastAsia"/>
-          <w:b/>
-          <w:sz w:val="36"/>
-          <w:szCs w:val="28"/>
-        </w:rPr>
-        <w:t>检验检测中心有限公司</w:t>
+        <w:t>夷检验检测中心有限公司</w:t>
       </w:r>
     </w:p>
     <w:p>
@@ -507,6 +448,7 @@
         <w:rPr>
           <w:rFonts w:ascii="楷体" w:eastAsia="楷体" w:hAnsi="楷体" w:hint="eastAsia"/>
           <w:b/>
+          <w:color w:val="FF0000"/>
           <w:sz w:val="36"/>
         </w:rPr>
       </w:pPr>
@@ -514,6 +456,7 @@
         <w:rPr>
           <w:rFonts w:ascii="楷体" w:eastAsia="楷体" w:hAnsi="楷体" w:hint="eastAsia"/>
           <w:b/>
+          <w:color w:val="FF0000"/>
           <w:sz w:val="36"/>
           <w:szCs w:val="28"/>
         </w:rPr>
@@ -527,11 +470,12 @@
     </w:p>
     <w:p>
       <w:pPr>
-        <w:pStyle w:val="a3"/>
+        <w:pStyle w:val="a7"/>
+        <w:spacing w:after="120" w:line="240" w:lineRule="auto"/>
         <w:ind w:firstLine="0"/>
         <w:jc w:val="center"/>
         <w:rPr>
-          <w:rFonts w:eastAsia="楷体_GB2312"/>
+          <w:rFonts w:ascii="楷体" w:eastAsia="楷体" w:hAnsi="楷体" w:hint="eastAsia"/>
           <w:b/>
           <w:color w:val="FF0000"/>
           <w:w w:val="90"/>
@@ -541,7 +485,7 @@
       </w:pPr>
       <w:r>
         <w:rPr>
-          <w:rFonts w:eastAsia="楷体_GB2312" w:hint="eastAsia"/>
+          <w:rFonts w:ascii="楷体" w:eastAsia="楷体" w:hAnsi="楷体" w:hint="eastAsia"/>
           <w:b/>
           <w:color w:val="FF0000"/>
           <w:w w:val="90"/>
@@ -549,48 +493,29 @@
           <w:szCs w:val="36"/>
         </w:rPr>
         <w:lastRenderedPageBreak/>
-        <w:t>宜昌市共同南路（共同东路</w:t>
-      </w:r>
-      <w:r>
-        <w:rPr>
-          <w:rFonts w:eastAsia="楷体_GB2312" w:hint="eastAsia"/>
+        <w:t>宜昌市共同南路（共同东路-桔乡路）市政工程</w:t>
+      </w:r>
+    </w:p>
+    <w:p>
+      <w:pPr>
+        <w:pStyle w:val="a7"/>
+        <w:spacing w:line="240" w:lineRule="auto"/>
+        <w:ind w:firstLine="0"/>
+        <w:jc w:val="center"/>
+        <w:rPr>
+          <w:rFonts w:ascii="楷体" w:eastAsia="楷体" w:hAnsi="楷体" w:hint="eastAsia"/>
           <w:b/>
           <w:color w:val="FF0000"/>
           <w:w w:val="90"/>
           <w:sz w:val="36"/>
           <w:szCs w:val="36"/>
         </w:rPr>
-        <w:t>-</w:t>
-      </w:r>
-      <w:r>
-        <w:rPr>
-          <w:rFonts w:eastAsia="楷体_GB2312" w:hint="eastAsia"/>
+      </w:pPr>
+      <w:r>
+        <w:rPr>
+          <w:rFonts w:ascii="楷体" w:eastAsia="楷体" w:hAnsi="楷体" w:hint="eastAsia"/>
           <w:b/>
           <w:color w:val="FF0000"/>
-          <w:w w:val="90"/>
-          <w:sz w:val="36"/>
-          <w:szCs w:val="36"/>
-        </w:rPr>
-        <w:t>桔乡路）市政工程</w:t>
-      </w:r>
-    </w:p>
-    <w:p>
-      <w:pPr>
-        <w:pStyle w:val="a3"/>
-        <w:ind w:firstLine="0"/>
-        <w:jc w:val="center"/>
-        <w:rPr>
-          <w:rFonts w:eastAsia="楷体_GB2312"/>
-          <w:bCs/>
-          <w:w w:val="90"/>
-          <w:sz w:val="36"/>
-          <w:szCs w:val="36"/>
-        </w:rPr>
-      </w:pPr>
-      <w:r>
-        <w:rPr>
-          <w:rFonts w:eastAsia="楷体_GB2312" w:hint="eastAsia"/>
-          <w:bCs/>
           <w:w w:val="90"/>
           <w:sz w:val="36"/>
           <w:szCs w:val="36"/>
@@ -1141,7 +1066,7 @@
         <w:rPr>
           <w:rFonts w:hAnsi="宋体" w:hint="eastAsia"/>
           <w:bCs/>
-          <w:color w:val="000000"/>
+          <w:color w:val="EE0000"/>
           <w:sz w:val="28"/>
           <w:szCs w:val="24"/>
         </w:rPr>
@@ -1150,7 +1075,7 @@
         <w:rPr>
           <w:rFonts w:hAnsi="宋体" w:hint="eastAsia"/>
           <w:bCs/>
-          <w:color w:val="000000"/>
+          <w:color w:val="EE0000"/>
           <w:sz w:val="28"/>
           <w:szCs w:val="24"/>
         </w:rPr>
@@ -1159,7 +1084,7 @@
       <w:r>
         <w:rPr>
           <w:rFonts w:hAnsi="宋体" w:hint="eastAsia"/>
-          <w:color w:val="000000"/>
+          <w:color w:val="EE0000"/>
           <w:sz w:val="28"/>
         </w:rPr>
         <w:t>湖北建夷检验检测中心有限公司（盖章）</w:t>
@@ -1173,6 +1098,7 @@
         <w:rPr>
           <w:rFonts w:hAnsi="宋体" w:hint="eastAsia"/>
           <w:bCs/>
+          <w:color w:val="EE0000"/>
           <w:sz w:val="28"/>
         </w:rPr>
       </w:pPr>
@@ -1180,6 +1106,7 @@
         <w:rPr>
           <w:rFonts w:hAnsi="宋体" w:hint="eastAsia"/>
           <w:bCs/>
+          <w:color w:val="EE0000"/>
           <w:sz w:val="28"/>
         </w:rPr>
         <w:t>地    址：湖北省宜昌市高新区汉宜大道205号</w:t>
@@ -1193,6 +1120,7 @@
         <w:rPr>
           <w:rFonts w:hAnsi="宋体" w:hint="eastAsia"/>
           <w:bCs/>
+          <w:color w:val="EE0000"/>
           <w:sz w:val="28"/>
         </w:rPr>
       </w:pPr>
@@ -1201,6 +1129,7 @@
         <w:rPr>
           <w:rFonts w:hAnsi="宋体" w:hint="eastAsia"/>
           <w:bCs/>
+          <w:color w:val="EE0000"/>
           <w:sz w:val="28"/>
         </w:rPr>
         <w:t>邮</w:t>
@@ -1210,6 +1139,7 @@
         <w:rPr>
           <w:rFonts w:hAnsi="宋体" w:hint="eastAsia"/>
           <w:bCs/>
+          <w:color w:val="EE0000"/>
           <w:sz w:val="28"/>
         </w:rPr>
         <w:t xml:space="preserve">    编：443000</w:t>
@@ -1223,6 +1153,7 @@
         <w:rPr>
           <w:rFonts w:hAnsi="宋体" w:hint="eastAsia"/>
           <w:bCs/>
+          <w:color w:val="EE0000"/>
           <w:sz w:val="28"/>
         </w:rPr>
       </w:pPr>
@@ -1230,6 +1161,7 @@
         <w:rPr>
           <w:rFonts w:hAnsi="宋体" w:hint="eastAsia"/>
           <w:bCs/>
+          <w:color w:val="EE0000"/>
           <w:sz w:val="28"/>
         </w:rPr>
         <w:t>电    话：0717-7108205</w:t>
@@ -1243,6 +1175,7 @@
         <w:rPr>
           <w:rFonts w:hAnsi="宋体" w:hint="eastAsia"/>
           <w:bCs/>
+          <w:color w:val="EE0000"/>
           <w:sz w:val="28"/>
         </w:rPr>
       </w:pPr>
@@ -1250,6 +1183,7 @@
         <w:rPr>
           <w:rFonts w:hAnsi="宋体" w:hint="eastAsia"/>
           <w:bCs/>
+          <w:color w:val="EE0000"/>
           <w:sz w:val="28"/>
         </w:rPr>
         <w:t>传    真：0717-6448611</w:t>
@@ -1270,6 +1204,7 @@
         <w:rPr>
           <w:rFonts w:hAnsi="宋体" w:hint="eastAsia"/>
           <w:bCs/>
+          <w:color w:val="EE0000"/>
           <w:sz w:val="28"/>
         </w:rPr>
         <w:t>监督电话：0717-6448856</w:t>
@@ -1306,7 +1241,7 @@
         <w:spacing w:afterLines="50" w:after="156"/>
         <w:jc w:val="center"/>
         <w:rPr>
-          <w:rFonts w:ascii="宋体" w:hAnsi="宋体" w:cs="宋体" w:hint="eastAsia"/>
+          <w:rFonts w:ascii="楷体" w:eastAsia="楷体" w:hAnsi="楷体" w:cs="宋体" w:hint="eastAsia"/>
           <w:b/>
           <w:bCs/>
           <w:sz w:val="36"/>
@@ -1315,7 +1250,7 @@
       </w:pPr>
       <w:r>
         <w:rPr>
-          <w:rFonts w:ascii="宋体" w:hAnsi="宋体" w:cs="宋体" w:hint="eastAsia"/>
+          <w:rFonts w:ascii="楷体" w:eastAsia="楷体" w:hAnsi="楷体" w:cs="宋体" w:hint="eastAsia"/>
           <w:b/>
           <w:bCs/>
           <w:sz w:val="36"/>
@@ -1365,7 +1300,7 @@
               <w:spacing w:line="400" w:lineRule="exact"/>
               <w:jc w:val="center"/>
               <w:rPr>
-                <w:rFonts w:ascii="楷体_GB2312" w:eastAsia="楷体_GB2312"/>
+                <w:rFonts w:ascii="楷体" w:eastAsia="楷体" w:hAnsi="楷体" w:hint="eastAsia"/>
                 <w:b/>
                 <w:bCs/>
                 <w:sz w:val="28"/>
@@ -1374,7 +1309,7 @@
             </w:pPr>
             <w:r>
               <w:rPr>
-                <w:rFonts w:ascii="楷体_GB2312" w:eastAsia="楷体_GB2312" w:hint="eastAsia"/>
+                <w:rFonts w:ascii="楷体" w:eastAsia="楷体" w:hAnsi="楷体" w:hint="eastAsia"/>
                 <w:b/>
                 <w:bCs/>
                 <w:sz w:val="28"/>
@@ -1399,14 +1334,14 @@
               <w:spacing w:line="400" w:lineRule="exact"/>
               <w:jc w:val="left"/>
               <w:rPr>
-                <w:rFonts w:ascii="楷体_GB2312" w:eastAsia="楷体_GB2312"/>
+                <w:rFonts w:ascii="楷体" w:eastAsia="楷体" w:hAnsi="楷体" w:hint="eastAsia"/>
                 <w:color w:val="FF0000"/>
                 <w:sz w:val="28"/>
               </w:rPr>
             </w:pPr>
             <w:r>
               <w:rPr>
-                <w:rFonts w:ascii="楷体_GB2312" w:eastAsia="楷体_GB2312" w:hint="eastAsia"/>
+                <w:rFonts w:ascii="楷体" w:eastAsia="楷体" w:hAnsi="楷体" w:hint="eastAsia"/>
                 <w:color w:val="FF0000"/>
                 <w:sz w:val="28"/>
               </w:rPr>
@@ -1434,7 +1369,7 @@
               <w:spacing w:line="240" w:lineRule="atLeast"/>
               <w:jc w:val="center"/>
               <w:rPr>
-                <w:rFonts w:ascii="楷体_GB2312" w:eastAsia="楷体_GB2312"/>
+                <w:rFonts w:ascii="楷体" w:eastAsia="楷体" w:hAnsi="楷体" w:hint="eastAsia"/>
                 <w:b/>
                 <w:bCs/>
                 <w:sz w:val="28"/>
@@ -1443,7 +1378,7 @@
             </w:pPr>
             <w:r>
               <w:rPr>
-                <w:rFonts w:ascii="楷体_GB2312" w:eastAsia="楷体_GB2312" w:hint="eastAsia"/>
+                <w:rFonts w:ascii="楷体" w:eastAsia="楷体" w:hAnsi="楷体" w:hint="eastAsia"/>
                 <w:b/>
                 <w:bCs/>
                 <w:sz w:val="28"/>
@@ -1468,14 +1403,14 @@
               <w:spacing w:line="240" w:lineRule="atLeast"/>
               <w:jc w:val="left"/>
               <w:rPr>
-                <w:rFonts w:ascii="楷体_GB2312" w:eastAsia="楷体_GB2312"/>
+                <w:rFonts w:ascii="楷体" w:eastAsia="楷体" w:hAnsi="楷体" w:hint="eastAsia"/>
                 <w:color w:val="FF0000"/>
                 <w:sz w:val="28"/>
               </w:rPr>
             </w:pPr>
             <w:r>
               <w:rPr>
-                <w:rFonts w:ascii="楷体_GB2312" w:eastAsia="楷体_GB2312" w:hint="eastAsia"/>
+                <w:rFonts w:ascii="楷体" w:eastAsia="楷体" w:hAnsi="楷体" w:hint="eastAsia"/>
                 <w:color w:val="FF0000"/>
                 <w:sz w:val="28"/>
               </w:rPr>
@@ -1503,7 +1438,7 @@
               <w:spacing w:line="400" w:lineRule="exact"/>
               <w:jc w:val="center"/>
               <w:rPr>
-                <w:rFonts w:ascii="楷体_GB2312" w:eastAsia="楷体_GB2312"/>
+                <w:rFonts w:ascii="楷体" w:eastAsia="楷体" w:hAnsi="楷体" w:hint="eastAsia"/>
                 <w:b/>
                 <w:bCs/>
                 <w:sz w:val="28"/>
@@ -1512,7 +1447,7 @@
             </w:pPr>
             <w:r>
               <w:rPr>
-                <w:rFonts w:ascii="楷体_GB2312" w:eastAsia="楷体_GB2312" w:hint="eastAsia"/>
+                <w:rFonts w:ascii="楷体" w:eastAsia="楷体" w:hAnsi="楷体" w:hint="eastAsia"/>
                 <w:b/>
                 <w:bCs/>
                 <w:sz w:val="28"/>
@@ -1537,13 +1472,15 @@
               <w:spacing w:line="240" w:lineRule="atLeast"/>
               <w:jc w:val="left"/>
               <w:rPr>
-                <w:rFonts w:ascii="楷体_GB2312" w:eastAsia="楷体_GB2312"/>
+                <w:rFonts w:ascii="楷体" w:eastAsia="楷体" w:hAnsi="楷体" w:hint="eastAsia"/>
+                <w:color w:val="EE0000"/>
                 <w:sz w:val="28"/>
               </w:rPr>
             </w:pPr>
             <w:r>
               <w:rPr>
-                <w:rFonts w:ascii="楷体_GB2312" w:eastAsia="楷体_GB2312" w:hint="eastAsia"/>
+                <w:rFonts w:ascii="楷体" w:eastAsia="楷体" w:hAnsi="楷体" w:hint="eastAsia"/>
+                <w:color w:val="EE0000"/>
                 <w:sz w:val="28"/>
               </w:rPr>
               <w:t>委托</w:t>
@@ -1570,7 +1507,7 @@
               <w:spacing w:line="400" w:lineRule="exact"/>
               <w:jc w:val="center"/>
               <w:rPr>
-                <w:rFonts w:ascii="楷体_GB2312" w:eastAsia="楷体_GB2312"/>
+                <w:rFonts w:ascii="楷体" w:eastAsia="楷体" w:hAnsi="楷体" w:hint="eastAsia"/>
                 <w:b/>
                 <w:bCs/>
                 <w:sz w:val="28"/>
@@ -1579,7 +1516,7 @@
             </w:pPr>
             <w:r>
               <w:rPr>
-                <w:rFonts w:ascii="楷体_GB2312" w:eastAsia="楷体_GB2312" w:hint="eastAsia"/>
+                <w:rFonts w:ascii="楷体" w:eastAsia="楷体" w:hAnsi="楷体" w:hint="eastAsia"/>
                 <w:b/>
                 <w:bCs/>
                 <w:sz w:val="28"/>
@@ -1604,13 +1541,15 @@
               <w:spacing w:line="240" w:lineRule="atLeast"/>
               <w:jc w:val="left"/>
               <w:rPr>
-                <w:rFonts w:ascii="楷体_GB2312" w:eastAsia="楷体_GB2312"/>
+                <w:rFonts w:ascii="楷体" w:eastAsia="楷体" w:hAnsi="楷体" w:hint="eastAsia"/>
+                <w:color w:val="EE0000"/>
                 <w:sz w:val="28"/>
               </w:rPr>
             </w:pPr>
             <w:r>
               <w:rPr>
-                <w:rFonts w:ascii="楷体_GB2312" w:eastAsia="楷体_GB2312" w:hint="eastAsia"/>
+                <w:rFonts w:ascii="楷体" w:eastAsia="楷体" w:hAnsi="楷体" w:hint="eastAsia"/>
+                <w:color w:val="EE0000"/>
                 <w:sz w:val="28"/>
               </w:rPr>
               <w:t>根据轻型动力</w:t>
@@ -1618,7 +1557,8 @@
             <w:proofErr w:type="gramStart"/>
             <w:r>
               <w:rPr>
-                <w:rFonts w:ascii="楷体_GB2312" w:eastAsia="楷体_GB2312" w:hint="eastAsia"/>
+                <w:rFonts w:ascii="楷体" w:eastAsia="楷体" w:hAnsi="楷体" w:hint="eastAsia"/>
+                <w:color w:val="EE0000"/>
                 <w:sz w:val="28"/>
               </w:rPr>
               <w:t>触探击数判定</w:t>
@@ -1626,7 +1566,8 @@
             <w:proofErr w:type="gramEnd"/>
             <w:r>
               <w:rPr>
-                <w:rFonts w:ascii="楷体_GB2312" w:eastAsia="楷体_GB2312" w:hint="eastAsia"/>
+                <w:rFonts w:ascii="楷体" w:eastAsia="楷体" w:hAnsi="楷体" w:hint="eastAsia"/>
+                <w:color w:val="EE0000"/>
                 <w:sz w:val="28"/>
               </w:rPr>
               <w:t>地基土承载力特征值</w:t>
@@ -1653,7 +1594,7 @@
               <w:spacing w:line="240" w:lineRule="atLeast"/>
               <w:jc w:val="center"/>
               <w:rPr>
-                <w:rFonts w:ascii="楷体_GB2312" w:eastAsia="楷体_GB2312"/>
+                <w:rFonts w:ascii="楷体" w:eastAsia="楷体" w:hAnsi="楷体" w:hint="eastAsia"/>
                 <w:b/>
                 <w:bCs/>
                 <w:sz w:val="28"/>
@@ -1662,7 +1603,7 @@
             </w:pPr>
             <w:r>
               <w:rPr>
-                <w:rFonts w:ascii="楷体_GB2312" w:eastAsia="楷体_GB2312" w:hint="eastAsia"/>
+                <w:rFonts w:ascii="楷体" w:eastAsia="楷体" w:hAnsi="楷体" w:hint="eastAsia"/>
                 <w:b/>
                 <w:bCs/>
                 <w:sz w:val="28"/>
@@ -1687,13 +1628,15 @@
               <w:spacing w:line="240" w:lineRule="atLeast"/>
               <w:jc w:val="left"/>
               <w:rPr>
-                <w:rFonts w:ascii="楷体_GB2312" w:eastAsia="楷体_GB2312"/>
+                <w:rFonts w:ascii="楷体" w:eastAsia="楷体" w:hAnsi="楷体" w:hint="eastAsia"/>
+                <w:color w:val="EE0000"/>
                 <w:sz w:val="28"/>
               </w:rPr>
             </w:pPr>
             <w:r>
               <w:rPr>
-                <w:rFonts w:ascii="楷体_GB2312" w:eastAsia="楷体_GB2312" w:hint="eastAsia"/>
+                <w:rFonts w:ascii="楷体" w:eastAsia="楷体" w:hAnsi="楷体" w:hint="eastAsia"/>
+                <w:color w:val="EE0000"/>
                 <w:sz w:val="28"/>
               </w:rPr>
               <w:t>地基土承载力</w:t>
@@ -1720,7 +1663,7 @@
               <w:spacing w:line="240" w:lineRule="atLeast"/>
               <w:jc w:val="center"/>
               <w:rPr>
-                <w:rFonts w:ascii="楷体_GB2312" w:eastAsia="楷体_GB2312"/>
+                <w:rFonts w:ascii="楷体" w:eastAsia="楷体" w:hAnsi="楷体" w:hint="eastAsia"/>
                 <w:b/>
                 <w:bCs/>
                 <w:sz w:val="28"/>
@@ -1729,7 +1672,7 @@
             </w:pPr>
             <w:r>
               <w:rPr>
-                <w:rFonts w:ascii="楷体_GB2312" w:eastAsia="楷体_GB2312" w:hint="eastAsia"/>
+                <w:rFonts w:ascii="楷体" w:eastAsia="楷体" w:hAnsi="楷体" w:hint="eastAsia"/>
                 <w:b/>
                 <w:bCs/>
                 <w:sz w:val="28"/>
@@ -1754,13 +1697,15 @@
               <w:spacing w:line="240" w:lineRule="atLeast"/>
               <w:jc w:val="left"/>
               <w:rPr>
-                <w:rFonts w:ascii="楷体_GB2312" w:eastAsia="楷体_GB2312"/>
+                <w:rFonts w:ascii="楷体" w:eastAsia="楷体" w:hAnsi="楷体" w:hint="eastAsia"/>
+                <w:color w:val="EE0000"/>
                 <w:sz w:val="28"/>
               </w:rPr>
             </w:pPr>
             <w:r>
               <w:rPr>
-                <w:rFonts w:ascii="楷体_GB2312" w:eastAsia="楷体_GB2312" w:hint="eastAsia"/>
+                <w:rFonts w:ascii="楷体" w:eastAsia="楷体" w:hAnsi="楷体" w:hint="eastAsia"/>
+                <w:color w:val="EE0000"/>
                 <w:sz w:val="28"/>
               </w:rPr>
               <w:t>JGJ 340-2015、DB42/T 169-2022</w:t>
@@ -1787,7 +1732,7 @@
               <w:spacing w:line="240" w:lineRule="atLeast"/>
               <w:jc w:val="center"/>
               <w:rPr>
-                <w:rFonts w:ascii="楷体_GB2312" w:eastAsia="楷体_GB2312"/>
+                <w:rFonts w:ascii="楷体" w:eastAsia="楷体" w:hAnsi="楷体" w:hint="eastAsia"/>
                 <w:b/>
                 <w:bCs/>
                 <w:sz w:val="28"/>
@@ -1796,7 +1741,7 @@
             </w:pPr>
             <w:r>
               <w:rPr>
-                <w:rFonts w:ascii="楷体_GB2312" w:eastAsia="楷体_GB2312" w:hint="eastAsia"/>
+                <w:rFonts w:ascii="楷体" w:eastAsia="楷体" w:hAnsi="楷体" w:hint="eastAsia"/>
                 <w:b/>
                 <w:bCs/>
                 <w:sz w:val="28"/>
@@ -1820,14 +1765,14 @@
               <w:spacing w:line="240" w:lineRule="atLeast"/>
               <w:jc w:val="left"/>
               <w:rPr>
-                <w:rFonts w:ascii="楷体_GB2312" w:eastAsia="楷体_GB2312"/>
+                <w:rFonts w:ascii="楷体" w:eastAsia="楷体" w:hAnsi="楷体" w:hint="eastAsia"/>
                 <w:color w:val="FF0000"/>
                 <w:sz w:val="28"/>
               </w:rPr>
             </w:pPr>
             <w:r>
               <w:rPr>
-                <w:rFonts w:ascii="楷体_GB2312" w:eastAsia="楷体_GB2312" w:hint="eastAsia"/>
+                <w:rFonts w:ascii="楷体" w:eastAsia="楷体" w:hAnsi="楷体" w:hint="eastAsia"/>
                 <w:color w:val="FF0000"/>
                 <w:sz w:val="28"/>
               </w:rPr>
@@ -1849,7 +1794,7 @@
               <w:spacing w:line="360" w:lineRule="auto"/>
               <w:jc w:val="center"/>
               <w:rPr>
-                <w:rFonts w:ascii="楷体_GB2312" w:eastAsia="楷体_GB2312"/>
+                <w:rFonts w:ascii="楷体" w:eastAsia="楷体" w:hAnsi="楷体" w:hint="eastAsia"/>
                 <w:b/>
                 <w:bCs/>
                 <w:sz w:val="28"/>
@@ -1857,7 +1802,7 @@
             </w:pPr>
             <w:r>
               <w:rPr>
-                <w:rFonts w:ascii="楷体_GB2312" w:eastAsia="楷体_GB2312" w:hint="eastAsia"/>
+                <w:rFonts w:ascii="楷体" w:eastAsia="楷体" w:hAnsi="楷体" w:hint="eastAsia"/>
                 <w:b/>
                 <w:bCs/>
                 <w:sz w:val="28"/>
@@ -1880,14 +1825,14 @@
               <w:spacing w:line="240" w:lineRule="atLeast"/>
               <w:jc w:val="left"/>
               <w:rPr>
-                <w:rFonts w:ascii="楷体_GB2312" w:eastAsia="楷体_GB2312"/>
+                <w:rFonts w:ascii="楷体" w:eastAsia="楷体" w:hAnsi="楷体" w:hint="eastAsia"/>
                 <w:color w:val="FF0000"/>
                 <w:sz w:val="28"/>
               </w:rPr>
             </w:pPr>
             <w:r>
               <w:rPr>
-                <w:rFonts w:ascii="楷体_GB2312" w:eastAsia="楷体_GB2312" w:hint="eastAsia"/>
+                <w:rFonts w:ascii="楷体" w:eastAsia="楷体" w:hAnsi="楷体" w:hint="eastAsia"/>
                 <w:color w:val="FF0000"/>
                 <w:sz w:val="28"/>
               </w:rPr>
@@ -1915,7 +1860,7 @@
               <w:spacing w:line="360" w:lineRule="auto"/>
               <w:jc w:val="distribute"/>
               <w:rPr>
-                <w:rFonts w:ascii="楷体_GB2312" w:eastAsia="楷体_GB2312"/>
+                <w:rFonts w:ascii="楷体" w:eastAsia="楷体" w:hAnsi="楷体" w:hint="eastAsia"/>
                 <w:b/>
                 <w:bCs/>
                 <w:color w:val="000000"/>
@@ -1924,7 +1869,7 @@
             </w:pPr>
             <w:r>
               <w:rPr>
-                <w:rFonts w:ascii="楷体_GB2312" w:eastAsia="楷体_GB2312" w:hint="eastAsia"/>
+                <w:rFonts w:ascii="楷体" w:eastAsia="楷体" w:hAnsi="楷体" w:hint="eastAsia"/>
                 <w:b/>
                 <w:bCs/>
                 <w:color w:val="000000"/>
@@ -1938,13 +1883,13 @@
               <w:spacing w:line="360" w:lineRule="auto"/>
               <w:jc w:val="distribute"/>
               <w:rPr>
-                <w:rFonts w:ascii="宋体" w:hAnsi="宋体" w:hint="eastAsia"/>
-                <w:sz w:val="24"/>
-              </w:rPr>
-            </w:pPr>
-            <w:r>
-              <w:rPr>
-                <w:rFonts w:ascii="楷体_GB2312" w:eastAsia="楷体_GB2312" w:hint="eastAsia"/>
+                <w:rFonts w:ascii="楷体" w:eastAsia="楷体" w:hAnsi="楷体" w:hint="eastAsia"/>
+                <w:sz w:val="24"/>
+              </w:rPr>
+            </w:pPr>
+            <w:r>
+              <w:rPr>
+                <w:rFonts w:ascii="楷体" w:eastAsia="楷体" w:hAnsi="楷体" w:hint="eastAsia"/>
                 <w:b/>
                 <w:bCs/>
                 <w:color w:val="000000"/>
@@ -1968,14 +1913,14 @@
               <w:spacing w:after="100" w:afterAutospacing="1"/>
               <w:jc w:val="left"/>
               <w:rPr>
-                <w:rFonts w:ascii="宋体" w:hAnsi="宋体" w:hint="eastAsia"/>
-                <w:color w:val="FF0000"/>
-                <w:sz w:val="24"/>
-              </w:rPr>
-            </w:pPr>
-            <w:r>
-              <w:rPr>
-                <w:rFonts w:ascii="楷体_GB2312" w:eastAsia="楷体_GB2312" w:hint="eastAsia"/>
+                <w:rFonts w:ascii="楷体" w:eastAsia="楷体" w:hAnsi="楷体" w:hint="eastAsia"/>
+                <w:color w:val="FF0000"/>
+                <w:sz w:val="24"/>
+              </w:rPr>
+            </w:pPr>
+            <w:r>
+              <w:rPr>
+                <w:rFonts w:ascii="楷体" w:eastAsia="楷体" w:hAnsi="楷体" w:hint="eastAsia"/>
                 <w:color w:val="FF0000"/>
                 <w:sz w:val="28"/>
               </w:rPr>
@@ -1997,7 +1942,7 @@
               <w:spacing w:line="400" w:lineRule="exact"/>
               <w:jc w:val="center"/>
               <w:rPr>
-                <w:rFonts w:ascii="楷体_GB2312" w:eastAsia="楷体_GB2312"/>
+                <w:rFonts w:ascii="楷体" w:eastAsia="楷体" w:hAnsi="楷体" w:hint="eastAsia"/>
                 <w:b/>
                 <w:bCs/>
                 <w:color w:val="000000"/>
@@ -2006,7 +1951,7 @@
             </w:pPr>
             <w:r>
               <w:rPr>
-                <w:rFonts w:ascii="楷体_GB2312" w:eastAsia="楷体_GB2312" w:hint="eastAsia"/>
+                <w:rFonts w:ascii="楷体" w:eastAsia="楷体" w:hAnsi="楷体" w:hint="eastAsia"/>
                 <w:b/>
                 <w:bCs/>
                 <w:color w:val="000000"/>
@@ -2020,7 +1965,7 @@
               <w:spacing w:line="400" w:lineRule="exact"/>
               <w:jc w:val="center"/>
               <w:rPr>
-                <w:rFonts w:ascii="楷体_GB2312" w:eastAsia="楷体_GB2312"/>
+                <w:rFonts w:ascii="楷体" w:eastAsia="楷体" w:hAnsi="楷体" w:hint="eastAsia"/>
                 <w:b/>
                 <w:bCs/>
                 <w:sz w:val="24"/>
@@ -2028,7 +1973,7 @@
             </w:pPr>
             <w:r>
               <w:rPr>
-                <w:rFonts w:ascii="楷体_GB2312" w:eastAsia="楷体_GB2312" w:hint="eastAsia"/>
+                <w:rFonts w:ascii="楷体" w:eastAsia="楷体" w:hAnsi="楷体" w:hint="eastAsia"/>
                 <w:b/>
                 <w:bCs/>
                 <w:color w:val="000000"/>
@@ -2052,14 +1997,14 @@
               <w:spacing w:line="240" w:lineRule="atLeast"/>
               <w:jc w:val="left"/>
               <w:rPr>
-                <w:rFonts w:ascii="楷体_GB2312" w:eastAsia="楷体_GB2312"/>
+                <w:rFonts w:ascii="楷体" w:eastAsia="楷体" w:hAnsi="楷体" w:hint="eastAsia"/>
                 <w:color w:val="FF0000"/>
                 <w:sz w:val="28"/>
               </w:rPr>
             </w:pPr>
             <w:r>
               <w:rPr>
-                <w:rFonts w:ascii="楷体_GB2312" w:eastAsia="楷体_GB2312" w:hint="eastAsia"/>
+                <w:rFonts w:ascii="楷体" w:eastAsia="楷体" w:hAnsi="楷体" w:hint="eastAsia"/>
                 <w:color w:val="FF0000"/>
                 <w:sz w:val="28"/>
               </w:rPr>
@@ -2087,7 +2032,7 @@
               <w:spacing w:line="240" w:lineRule="atLeast"/>
               <w:jc w:val="center"/>
               <w:rPr>
-                <w:rFonts w:ascii="楷体_GB2312" w:eastAsia="楷体_GB2312"/>
+                <w:rFonts w:ascii="楷体" w:eastAsia="楷体" w:hAnsi="楷体" w:hint="eastAsia"/>
                 <w:b/>
                 <w:bCs/>
                 <w:color w:val="000000"/>
@@ -2097,7 +2042,7 @@
             </w:pPr>
             <w:r>
               <w:rPr>
-                <w:rFonts w:ascii="楷体_GB2312" w:eastAsia="楷体_GB2312" w:hint="eastAsia"/>
+                <w:rFonts w:ascii="楷体" w:eastAsia="楷体" w:hAnsi="楷体" w:hint="eastAsia"/>
                 <w:b/>
                 <w:bCs/>
                 <w:color w:val="000000"/>
@@ -2122,14 +2067,14 @@
               <w:spacing w:line="240" w:lineRule="atLeast"/>
               <w:jc w:val="left"/>
               <w:rPr>
-                <w:rFonts w:eastAsia="楷体_GB2312"/>
+                <w:rFonts w:ascii="楷体" w:eastAsia="楷体" w:hAnsi="楷体" w:hint="eastAsia"/>
                 <w:color w:val="FF0000"/>
                 <w:sz w:val="28"/>
               </w:rPr>
             </w:pPr>
             <w:r>
               <w:rPr>
-                <w:rFonts w:ascii="楷体_GB2312" w:eastAsia="楷体_GB2312" w:hint="eastAsia"/>
+                <w:rFonts w:ascii="楷体" w:eastAsia="楷体" w:hAnsi="楷体" w:hint="eastAsia"/>
                 <w:color w:val="FF0000"/>
                 <w:sz w:val="28"/>
               </w:rPr>
@@ -2151,7 +2096,7 @@
               <w:spacing w:line="240" w:lineRule="atLeast"/>
               <w:jc w:val="center"/>
               <w:rPr>
-                <w:rFonts w:ascii="楷体_GB2312" w:eastAsia="楷体_GB2312"/>
+                <w:rFonts w:ascii="楷体" w:eastAsia="楷体" w:hAnsi="楷体" w:hint="eastAsia"/>
                 <w:b/>
                 <w:bCs/>
                 <w:color w:val="000000"/>
@@ -2161,7 +2106,7 @@
             </w:pPr>
             <w:r>
               <w:rPr>
-                <w:rFonts w:ascii="楷体_GB2312" w:eastAsia="楷体_GB2312" w:hint="eastAsia"/>
+                <w:rFonts w:ascii="楷体" w:eastAsia="楷体" w:hAnsi="楷体" w:hint="eastAsia"/>
                 <w:b/>
                 <w:bCs/>
                 <w:color w:val="000000"/>
@@ -2186,7 +2131,7 @@
               <w:spacing w:line="240" w:lineRule="atLeast"/>
               <w:jc w:val="left"/>
               <w:rPr>
-                <w:rFonts w:ascii="楷体_GB2312" w:eastAsia="楷体_GB2312"/>
+                <w:rFonts w:ascii="楷体" w:eastAsia="楷体" w:hAnsi="楷体" w:hint="eastAsia"/>
                 <w:color w:val="FF0000"/>
                 <w:spacing w:val="-20"/>
                 <w:sz w:val="28"/>
@@ -2194,7 +2139,7 @@
             </w:pPr>
             <w:r>
               <w:rPr>
-                <w:rFonts w:ascii="楷体_GB2312" w:eastAsia="楷体_GB2312" w:hint="eastAsia"/>
+                <w:rFonts w:ascii="楷体" w:eastAsia="楷体" w:hAnsi="楷体" w:hint="eastAsia"/>
                 <w:color w:val="FF0000"/>
                 <w:spacing w:val="-20"/>
                 <w:sz w:val="28"/>
@@ -2224,7 +2169,7 @@
               <w:spacing w:line="240" w:lineRule="atLeast"/>
               <w:jc w:val="distribute"/>
               <w:rPr>
-                <w:rFonts w:ascii="楷体_GB2312" w:eastAsia="楷体_GB2312"/>
+                <w:rFonts w:ascii="楷体" w:eastAsia="楷体" w:hAnsi="楷体" w:hint="eastAsia"/>
                 <w:b/>
                 <w:bCs/>
                 <w:color w:val="000000"/>
@@ -2233,7 +2178,7 @@
             </w:pPr>
             <w:r>
               <w:rPr>
-                <w:rFonts w:ascii="楷体_GB2312" w:eastAsia="楷体_GB2312" w:hint="eastAsia"/>
+                <w:rFonts w:ascii="楷体" w:eastAsia="楷体" w:hAnsi="楷体" w:hint="eastAsia"/>
                 <w:b/>
                 <w:bCs/>
                 <w:color w:val="000000"/>
@@ -2244,7 +2189,7 @@
             <w:proofErr w:type="gramStart"/>
             <w:r>
               <w:rPr>
-                <w:rFonts w:ascii="楷体_GB2312" w:eastAsia="楷体_GB2312" w:hint="eastAsia"/>
+                <w:rFonts w:ascii="楷体" w:eastAsia="楷体" w:hAnsi="楷体" w:hint="eastAsia"/>
                 <w:b/>
                 <w:bCs/>
                 <w:color w:val="000000"/>
@@ -2259,7 +2204,7 @@
               <w:spacing w:line="240" w:lineRule="atLeast"/>
               <w:jc w:val="distribute"/>
               <w:rPr>
-                <w:rFonts w:ascii="楷体_GB2312" w:eastAsia="楷体_GB2312"/>
+                <w:rFonts w:ascii="楷体" w:eastAsia="楷体" w:hAnsi="楷体" w:hint="eastAsia"/>
                 <w:b/>
                 <w:bCs/>
                 <w:sz w:val="28"/>
@@ -2268,30 +2213,12 @@
             </w:pPr>
             <w:r>
               <w:rPr>
-                <w:rFonts w:eastAsia="楷体_GB2312" w:hint="eastAsia"/>
+                <w:rFonts w:ascii="楷体" w:eastAsia="楷体" w:hAnsi="楷体" w:hint="eastAsia"/>
                 <w:b/>
                 <w:sz w:val="24"/>
                 <w:lang w:val="en-GB"/>
               </w:rPr>
-              <w:t>（</w:t>
-            </w:r>
-            <w:r>
-              <w:rPr>
-                <w:rFonts w:eastAsia="楷体_GB2312" w:hint="eastAsia"/>
-                <w:b/>
-                <w:sz w:val="24"/>
-                <w:lang w:val="en-GB"/>
-              </w:rPr>
-              <w:t>m</w:t>
-            </w:r>
-            <w:r>
-              <w:rPr>
-                <w:rFonts w:eastAsia="楷体_GB2312" w:hint="eastAsia"/>
-                <w:b/>
-                <w:sz w:val="24"/>
-                <w:lang w:val="en-GB"/>
-              </w:rPr>
-              <w:t>）</w:t>
+              <w:t>（m）</w:t>
             </w:r>
           </w:p>
         </w:tc>
@@ -2309,14 +2236,14 @@
               <w:spacing w:line="240" w:lineRule="atLeast"/>
               <w:jc w:val="left"/>
               <w:rPr>
-                <w:rFonts w:ascii="楷体_GB2312" w:eastAsia="楷体_GB2312"/>
+                <w:rFonts w:ascii="楷体" w:eastAsia="楷体" w:hAnsi="楷体" w:hint="eastAsia"/>
                 <w:color w:val="FF0000"/>
                 <w:sz w:val="28"/>
               </w:rPr>
             </w:pPr>
             <w:r>
               <w:rPr>
-                <w:rFonts w:ascii="楷体_GB2312" w:eastAsia="楷体_GB2312" w:hint="eastAsia"/>
+                <w:rFonts w:ascii="楷体" w:eastAsia="楷体" w:hAnsi="楷体" w:hint="eastAsia"/>
                 <w:color w:val="FF0000"/>
                 <w:sz w:val="28"/>
               </w:rPr>
@@ -2338,7 +2265,7 @@
               <w:spacing w:line="240" w:lineRule="atLeast"/>
               <w:jc w:val="distribute"/>
               <w:rPr>
-                <w:rFonts w:eastAsia="楷体_GB2312"/>
+                <w:rFonts w:ascii="楷体" w:eastAsia="楷体" w:hAnsi="楷体" w:hint="eastAsia"/>
                 <w:b/>
                 <w:sz w:val="24"/>
                 <w:lang w:val="en-GB"/>
@@ -2346,7 +2273,7 @@
             </w:pPr>
             <w:r>
               <w:rPr>
-                <w:rFonts w:eastAsia="楷体_GB2312" w:hint="eastAsia"/>
+                <w:rFonts w:ascii="楷体" w:eastAsia="楷体" w:hAnsi="楷体" w:hint="eastAsia"/>
                 <w:b/>
                 <w:sz w:val="24"/>
                 <w:lang w:val="en-GB"/>
@@ -2355,7 +2282,7 @@
             </w:r>
             <w:r>
               <w:rPr>
-                <w:rFonts w:eastAsia="楷体_GB2312" w:hint="eastAsia"/>
+                <w:rFonts w:ascii="楷体" w:eastAsia="楷体" w:hAnsi="楷体" w:hint="eastAsia"/>
                 <w:b/>
                 <w:sz w:val="24"/>
               </w:rPr>
@@ -2363,7 +2290,7 @@
             </w:r>
             <w:r>
               <w:rPr>
-                <w:rFonts w:eastAsia="楷体_GB2312" w:hint="eastAsia"/>
+                <w:rFonts w:ascii="楷体" w:eastAsia="楷体" w:hAnsi="楷体" w:hint="eastAsia"/>
                 <w:b/>
                 <w:sz w:val="24"/>
                 <w:lang w:val="en-GB"/>
@@ -2372,7 +2299,7 @@
             </w:r>
             <w:r>
               <w:rPr>
-                <w:rFonts w:eastAsia="楷体_GB2312" w:hint="eastAsia"/>
+                <w:rFonts w:ascii="楷体" w:eastAsia="楷体" w:hAnsi="楷体" w:hint="eastAsia"/>
                 <w:b/>
                 <w:sz w:val="24"/>
               </w:rPr>
@@ -2380,7 +2307,7 @@
             </w:r>
             <w:r>
               <w:rPr>
-                <w:rFonts w:eastAsia="楷体_GB2312" w:hint="eastAsia"/>
+                <w:rFonts w:ascii="楷体" w:eastAsia="楷体" w:hAnsi="楷体" w:hint="eastAsia"/>
                 <w:b/>
                 <w:sz w:val="24"/>
                 <w:lang w:val="en-GB"/>
@@ -2389,7 +2316,7 @@
             </w:r>
             <w:r>
               <w:rPr>
-                <w:rFonts w:eastAsia="楷体_GB2312" w:hint="eastAsia"/>
+                <w:rFonts w:ascii="楷体" w:eastAsia="楷体" w:hAnsi="楷体" w:hint="eastAsia"/>
                 <w:b/>
                 <w:sz w:val="24"/>
               </w:rPr>
@@ -2397,7 +2324,7 @@
             </w:r>
             <w:r>
               <w:rPr>
-                <w:rFonts w:eastAsia="楷体_GB2312" w:hint="eastAsia"/>
+                <w:rFonts w:ascii="楷体" w:eastAsia="楷体" w:hAnsi="楷体" w:hint="eastAsia"/>
                 <w:b/>
                 <w:sz w:val="24"/>
                 <w:lang w:val="en-GB"/>
@@ -2410,7 +2337,7 @@
               <w:spacing w:line="240" w:lineRule="atLeast"/>
               <w:jc w:val="distribute"/>
               <w:rPr>
-                <w:rFonts w:eastAsia="楷体_GB2312"/>
+                <w:rFonts w:ascii="楷体" w:eastAsia="楷体" w:hAnsi="楷体" w:hint="eastAsia"/>
                 <w:b/>
                 <w:sz w:val="28"/>
                 <w:szCs w:val="28"/>
@@ -2419,30 +2346,12 @@
             </w:pPr>
             <w:r>
               <w:rPr>
-                <w:rFonts w:eastAsia="楷体_GB2312" w:hint="eastAsia"/>
+                <w:rFonts w:ascii="楷体" w:eastAsia="楷体" w:hAnsi="楷体" w:hint="eastAsia"/>
                 <w:b/>
                 <w:sz w:val="24"/>
                 <w:lang w:val="en-GB"/>
               </w:rPr>
-              <w:t>（</w:t>
-            </w:r>
-            <w:r>
-              <w:rPr>
-                <w:rFonts w:eastAsia="楷体_GB2312" w:hint="eastAsia"/>
-                <w:b/>
-                <w:sz w:val="24"/>
-                <w:lang w:val="en-GB"/>
-              </w:rPr>
-              <w:t>m</w:t>
-            </w:r>
-            <w:r>
-              <w:rPr>
-                <w:rFonts w:eastAsia="楷体_GB2312" w:hint="eastAsia"/>
-                <w:b/>
-                <w:sz w:val="24"/>
-                <w:lang w:val="en-GB"/>
-              </w:rPr>
-              <w:t>）</w:t>
+              <w:t>（m）</w:t>
             </w:r>
           </w:p>
         </w:tc>
@@ -2460,7 +2369,7 @@
               <w:spacing w:line="240" w:lineRule="atLeast"/>
               <w:jc w:val="left"/>
               <w:rPr>
-                <w:rFonts w:ascii="楷体_GB2312" w:eastAsia="楷体_GB2312"/>
+                <w:rFonts w:ascii="楷体" w:eastAsia="楷体" w:hAnsi="楷体" w:hint="eastAsia"/>
                 <w:color w:val="FF0000"/>
                 <w:spacing w:val="-20"/>
                 <w:sz w:val="28"/>
@@ -2468,7 +2377,7 @@
             </w:pPr>
             <w:r>
               <w:rPr>
-                <w:rFonts w:ascii="楷体_GB2312" w:eastAsia="楷体_GB2312" w:hint="eastAsia"/>
+                <w:rFonts w:ascii="楷体" w:eastAsia="楷体" w:hAnsi="楷体" w:hint="eastAsia"/>
                 <w:color w:val="FF0000"/>
                 <w:spacing w:val="-20"/>
                 <w:sz w:val="28"/>
@@ -2498,7 +2407,7 @@
               <w:spacing w:line="240" w:lineRule="atLeast"/>
               <w:jc w:val="center"/>
               <w:rPr>
-                <w:rFonts w:ascii="楷体_GB2312" w:eastAsia="楷体_GB2312"/>
+                <w:rFonts w:ascii="楷体" w:eastAsia="楷体" w:hAnsi="楷体" w:hint="eastAsia"/>
                 <w:b/>
                 <w:bCs/>
                 <w:sz w:val="28"/>
@@ -2507,7 +2416,7 @@
             </w:pPr>
             <w:r>
               <w:rPr>
-                <w:rFonts w:ascii="楷体_GB2312" w:eastAsia="楷体_GB2312" w:hint="eastAsia"/>
+                <w:rFonts w:ascii="楷体" w:eastAsia="楷体" w:hAnsi="楷体" w:hint="eastAsia"/>
                 <w:b/>
                 <w:bCs/>
                 <w:sz w:val="28"/>
@@ -2531,13 +2440,13 @@
             <w:pPr>
               <w:spacing w:line="0" w:lineRule="atLeast"/>
               <w:rPr>
-                <w:rFonts w:eastAsia="楷体_GB2312"/>
+                <w:rFonts w:ascii="楷体" w:eastAsia="楷体" w:hAnsi="楷体" w:hint="eastAsia"/>
                 <w:sz w:val="28"/>
               </w:rPr>
             </w:pPr>
             <w:r>
               <w:rPr>
-                <w:rFonts w:ascii="楷体_GB2312" w:eastAsia="楷体_GB2312" w:hint="eastAsia"/>
+                <w:rFonts w:ascii="楷体" w:eastAsia="楷体" w:hAnsi="楷体" w:hint="eastAsia"/>
                 <w:color w:val="FF0000"/>
                 <w:sz w:val="28"/>
                 <w:szCs w:val="20"/>
@@ -2546,7 +2455,7 @@
             </w:r>
             <w:r>
               <w:rPr>
-                <w:rFonts w:ascii="楷体_GB2312" w:eastAsia="楷体_GB2312" w:hint="eastAsia"/>
+                <w:rFonts w:ascii="楷体" w:eastAsia="楷体" w:hAnsi="楷体" w:hint="eastAsia"/>
                 <w:sz w:val="28"/>
                 <w:szCs w:val="20"/>
               </w:rPr>
@@ -2575,7 +2484,7 @@
               <w:spacing w:line="240" w:lineRule="atLeast"/>
               <w:jc w:val="center"/>
               <w:rPr>
-                <w:rFonts w:ascii="楷体_GB2312" w:eastAsia="楷体_GB2312"/>
+                <w:rFonts w:ascii="楷体" w:eastAsia="楷体" w:hAnsi="楷体" w:hint="eastAsia"/>
                 <w:b/>
                 <w:bCs/>
                 <w:sz w:val="28"/>
@@ -2584,7 +2493,7 @@
             </w:pPr>
             <w:r>
               <w:rPr>
-                <w:rFonts w:ascii="楷体_GB2312" w:eastAsia="楷体_GB2312" w:hint="eastAsia"/>
+                <w:rFonts w:ascii="楷体" w:eastAsia="楷体" w:hAnsi="楷体" w:hint="eastAsia"/>
                 <w:b/>
                 <w:bCs/>
                 <w:sz w:val="28"/>
@@ -2608,14 +2517,16 @@
             <w:pPr>
               <w:spacing w:line="0" w:lineRule="atLeast"/>
               <w:rPr>
-                <w:rFonts w:ascii="楷体_GB2312" w:eastAsia="楷体_GB2312"/>
+                <w:rFonts w:ascii="楷体" w:eastAsia="楷体" w:hAnsi="楷体" w:hint="eastAsia"/>
+                <w:color w:val="EE0000"/>
                 <w:sz w:val="28"/>
                 <w:szCs w:val="20"/>
               </w:rPr>
             </w:pPr>
             <w:r>
               <w:rPr>
-                <w:rFonts w:ascii="楷体_GB2312" w:eastAsia="楷体_GB2312" w:hint="eastAsia"/>
+                <w:rFonts w:ascii="楷体" w:eastAsia="楷体" w:hAnsi="楷体" w:hint="eastAsia"/>
+                <w:color w:val="EE0000"/>
                 <w:sz w:val="28"/>
                 <w:szCs w:val="20"/>
               </w:rPr>
@@ -2623,27 +2534,20 @@
             </w:r>
             <w:r>
               <w:rPr>
-                <w:rFonts w:ascii="楷体_GB2312" w:eastAsia="楷体_GB2312" w:hint="eastAsia"/>
+                <w:rFonts w:ascii="楷体" w:eastAsia="楷体" w:hAnsi="楷体" w:hint="eastAsia"/>
+                <w:color w:val="EE0000"/>
                 <w:sz w:val="28"/>
               </w:rPr>
               <w:t>JGJ 340-2015表8.4.9-1</w:t>
             </w:r>
             <w:r>
               <w:rPr>
-                <w:rFonts w:ascii="楷体_GB2312" w:eastAsia="楷体_GB2312" w:hint="eastAsia"/>
+                <w:rFonts w:ascii="楷体" w:eastAsia="楷体" w:hAnsi="楷体" w:hint="eastAsia"/>
+                <w:color w:val="EE0000"/>
                 <w:sz w:val="28"/>
                 <w:szCs w:val="20"/>
               </w:rPr>
-              <w:t>换算得出：</w:t>
-            </w:r>
-            <w:r>
-              <w:rPr>
-                <w:rFonts w:ascii="楷体_GB2312" w:eastAsia="楷体_GB2312" w:hint="eastAsia"/>
-                <w:color w:val="FF0000"/>
-                <w:sz w:val="28"/>
-                <w:szCs w:val="20"/>
-              </w:rPr>
-              <w:t>所检测6个点地基土承载力特征值均大于100kPa，符合设计要求。</w:t>
+              <w:t>换算得出：所检测6个点地基土承载力特征值均大于100kPa，符合设计要求。</w:t>
             </w:r>
           </w:p>
         </w:tc>
@@ -2668,7 +2572,7 @@
               <w:spacing w:line="360" w:lineRule="auto"/>
               <w:jc w:val="center"/>
               <w:rPr>
-                <w:rFonts w:ascii="楷体_GB2312" w:eastAsia="楷体_GB2312"/>
+                <w:rFonts w:ascii="楷体" w:eastAsia="楷体" w:hAnsi="楷体" w:hint="eastAsia"/>
                 <w:b/>
                 <w:bCs/>
                 <w:sz w:val="28"/>
@@ -2676,7 +2580,7 @@
             </w:pPr>
             <w:r>
               <w:rPr>
-                <w:rFonts w:ascii="楷体_GB2312" w:eastAsia="楷体_GB2312" w:hint="eastAsia"/>
+                <w:rFonts w:ascii="楷体" w:eastAsia="楷体" w:hAnsi="楷体" w:hint="eastAsia"/>
                 <w:b/>
                 <w:bCs/>
                 <w:sz w:val="28"/>
@@ -2685,7 +2589,7 @@
             </w:r>
             <w:r>
               <w:rPr>
-                <w:rFonts w:ascii="楷体_GB2312" w:eastAsia="楷体_GB2312"/>
+                <w:rFonts w:ascii="楷体" w:eastAsia="楷体" w:hAnsi="楷体"/>
                 <w:b/>
                 <w:bCs/>
                 <w:sz w:val="28"/>
@@ -2694,7 +2598,7 @@
             </w:r>
             <w:r>
               <w:rPr>
-                <w:rFonts w:ascii="楷体_GB2312" w:eastAsia="楷体_GB2312" w:hint="eastAsia"/>
+                <w:rFonts w:ascii="楷体" w:eastAsia="楷体" w:hAnsi="楷体" w:hint="eastAsia"/>
                 <w:b/>
                 <w:bCs/>
                 <w:sz w:val="28"/>
@@ -2717,16 +2621,24 @@
             <w:pPr>
               <w:spacing w:line="0" w:lineRule="atLeast"/>
               <w:rPr>
-                <w:rFonts w:eastAsia="楷体_GB2312"/>
+                <w:rFonts w:ascii="楷体" w:eastAsia="楷体" w:hAnsi="楷体" w:hint="eastAsia"/>
                 <w:sz w:val="28"/>
               </w:rPr>
             </w:pPr>
             <w:r>
               <w:rPr>
-                <w:rFonts w:eastAsia="楷体_GB2312" w:hint="eastAsia"/>
+                <w:rFonts w:ascii="楷体" w:eastAsia="楷体" w:hAnsi="楷体" w:hint="eastAsia"/>
+                <w:color w:val="EE0000"/>
                 <w:sz w:val="28"/>
               </w:rPr>
-              <w:t>检测位置及数量由施工、监理、设计及建设等单位共同确定。</w:t>
+              <w:t>检测位置及数量由施工、监理、设计及建设等单位共同确定</w:t>
+            </w:r>
+            <w:r>
+              <w:rPr>
+                <w:rFonts w:ascii="楷体" w:eastAsia="楷体" w:hAnsi="楷体" w:hint="eastAsia"/>
+                <w:sz w:val="28"/>
+              </w:rPr>
+              <w:t>。</w:t>
             </w:r>
           </w:p>
         </w:tc>
@@ -2741,36 +2653,38 @@
         <w:rPr>
           <w:rFonts w:ascii="楷体" w:eastAsia="楷体" w:hAnsi="楷体" w:hint="eastAsia"/>
           <w:b/>
+          <w:color w:val="EE0000"/>
           <w:sz w:val="36"/>
           <w:szCs w:val="28"/>
         </w:rPr>
       </w:pPr>
       <w:bookmarkStart w:id="0" w:name="_Toc22622"/>
-      <w:r>
-        <w:rPr>
-          <w:rFonts w:ascii="楷体_GB2312" w:eastAsia="楷体_GB2312" w:hAnsi="楷体_GB2312" w:hint="eastAsia"/>
-          <w:b/>
-          <w:sz w:val="36"/>
-        </w:rPr>
-        <w:t xml:space="preserve">                        湖北建</w:t>
-      </w:r>
       <w:r>
         <w:rPr>
           <w:rFonts w:ascii="楷体" w:eastAsia="楷体" w:hAnsi="楷体" w:hint="eastAsia"/>
           <w:b/>
           <w:sz w:val="36"/>
-          <w:szCs w:val="28"/>
-        </w:rPr>
-        <w:t>夷</w:t>
+        </w:rPr>
+        <w:t xml:space="preserve">                        </w:t>
       </w:r>
       <w:r>
         <w:rPr>
           <w:rFonts w:ascii="楷体" w:eastAsia="楷体" w:hAnsi="楷体" w:hint="eastAsia"/>
           <w:b/>
+          <w:color w:val="EE0000"/>
+          <w:sz w:val="36"/>
+        </w:rPr>
+        <w:t>湖北建</w:t>
+      </w:r>
+      <w:r>
+        <w:rPr>
+          <w:rFonts w:ascii="楷体" w:eastAsia="楷体" w:hAnsi="楷体" w:hint="eastAsia"/>
+          <w:b/>
+          <w:color w:val="EE0000"/>
           <w:sz w:val="36"/>
           <w:szCs w:val="28"/>
         </w:rPr>
-        <w:t>检验检测中心有限公司</w:t>
+        <w:t>夷检验检测中心有限公司</w:t>
       </w:r>
     </w:p>
     <w:bookmarkEnd w:id="0"/>
@@ -2779,7 +2693,7 @@
         <w:pStyle w:val="a9"/>
         <w:ind w:firstLineChars="1549" w:firstLine="5598"/>
         <w:rPr>
-          <w:rFonts w:ascii="楷体" w:eastAsia="楷体" w:hAnsi="楷体"/>
+          <w:rFonts w:ascii="楷体" w:eastAsia="楷体" w:hAnsi="楷体" w:hint="eastAsia"/>
           <w:b/>
           <w:color w:val="FF0000"/>
           <w:sz w:val="36"/>
@@ -3783,7 +3697,7 @@
               <w:spacing w:line="360" w:lineRule="auto"/>
               <w:jc w:val="center"/>
               <w:rPr>
-                <w:rFonts w:ascii="楷体_GB2312" w:eastAsia="楷体_GB2312"/>
+                <w:rFonts w:ascii="楷体" w:eastAsia="楷体" w:hAnsi="楷体" w:hint="eastAsia"/>
                 <w:b/>
                 <w:bCs/>
                 <w:sz w:val="28"/>
@@ -3791,7 +3705,7 @@
             </w:pPr>
             <w:r>
               <w:rPr>
-                <w:rFonts w:ascii="楷体_GB2312" w:eastAsia="楷体_GB2312" w:hint="eastAsia"/>
+                <w:rFonts w:ascii="楷体" w:eastAsia="楷体" w:hAnsi="楷体" w:hint="eastAsia"/>
                 <w:b/>
                 <w:bCs/>
                 <w:sz w:val="28"/>
@@ -3818,7 +3732,7 @@
               <w:spacing w:line="400" w:lineRule="exact"/>
               <w:jc w:val="left"/>
               <w:rPr>
-                <w:rFonts w:ascii="楷体_GB2312" w:eastAsia="楷体_GB2312"/>
+                <w:rFonts w:ascii="楷体" w:eastAsia="楷体" w:hAnsi="楷体" w:hint="eastAsia"/>
                 <w:color w:val="FF0000"/>
                 <w:sz w:val="28"/>
                 <w:szCs w:val="28"/>
@@ -3826,7 +3740,7 @@
             </w:pPr>
             <w:r>
               <w:rPr>
-                <w:rFonts w:ascii="楷体_GB2312" w:eastAsia="楷体_GB2312" w:hint="eastAsia"/>
+                <w:rFonts w:ascii="楷体" w:eastAsia="楷体" w:hAnsi="楷体" w:hint="eastAsia"/>
                 <w:color w:val="FF0000"/>
                 <w:sz w:val="28"/>
               </w:rPr>
@@ -3854,7 +3768,7 @@
               <w:spacing w:line="360" w:lineRule="auto"/>
               <w:jc w:val="center"/>
               <w:rPr>
-                <w:rFonts w:ascii="楷体_GB2312" w:eastAsia="楷体_GB2312"/>
+                <w:rFonts w:ascii="楷体" w:eastAsia="楷体" w:hAnsi="楷体" w:hint="eastAsia"/>
                 <w:b/>
                 <w:bCs/>
                 <w:sz w:val="28"/>
@@ -3862,7 +3776,7 @@
             </w:pPr>
             <w:r>
               <w:rPr>
-                <w:rFonts w:ascii="楷体_GB2312" w:eastAsia="楷体_GB2312" w:hint="eastAsia"/>
+                <w:rFonts w:ascii="楷体" w:eastAsia="楷体" w:hAnsi="楷体" w:hint="eastAsia"/>
                 <w:b/>
                 <w:bCs/>
                 <w:sz w:val="28"/>
@@ -3889,14 +3803,14 @@
               <w:spacing w:line="120" w:lineRule="auto"/>
               <w:jc w:val="left"/>
               <w:rPr>
-                <w:rFonts w:ascii="楷体_GB2312" w:eastAsia="楷体_GB2312"/>
+                <w:rFonts w:ascii="楷体" w:eastAsia="楷体" w:hAnsi="楷体" w:hint="eastAsia"/>
                 <w:color w:val="FF0000"/>
                 <w:sz w:val="28"/>
               </w:rPr>
             </w:pPr>
             <w:r>
               <w:rPr>
-                <w:rFonts w:ascii="楷体_GB2312" w:eastAsia="楷体_GB2312" w:hint="eastAsia"/>
+                <w:rFonts w:ascii="楷体" w:eastAsia="楷体" w:hAnsi="楷体" w:hint="eastAsia"/>
                 <w:color w:val="FF0000"/>
                 <w:sz w:val="28"/>
               </w:rPr>
@@ -3924,7 +3838,7 @@
               <w:spacing w:line="360" w:lineRule="auto"/>
               <w:jc w:val="center"/>
               <w:rPr>
-                <w:rFonts w:ascii="楷体_GB2312" w:eastAsia="楷体_GB2312"/>
+                <w:rFonts w:ascii="楷体" w:eastAsia="楷体" w:hAnsi="楷体" w:hint="eastAsia"/>
                 <w:b/>
                 <w:bCs/>
                 <w:sz w:val="28"/>
@@ -3932,7 +3846,7 @@
             </w:pPr>
             <w:r>
               <w:rPr>
-                <w:rFonts w:ascii="楷体_GB2312" w:eastAsia="楷体_GB2312" w:hint="eastAsia"/>
+                <w:rFonts w:ascii="楷体" w:eastAsia="楷体" w:hAnsi="楷体" w:hint="eastAsia"/>
                 <w:b/>
                 <w:bCs/>
                 <w:sz w:val="28"/>
@@ -3958,14 +3872,14 @@
               </w:tabs>
               <w:spacing w:line="360" w:lineRule="auto"/>
               <w:rPr>
-                <w:rFonts w:ascii="楷体_GB2312" w:eastAsia="楷体_GB2312"/>
+                <w:rFonts w:ascii="楷体" w:eastAsia="楷体" w:hAnsi="楷体" w:hint="eastAsia"/>
                 <w:color w:val="FF0000"/>
                 <w:sz w:val="28"/>
               </w:rPr>
             </w:pPr>
             <w:r>
               <w:rPr>
-                <w:rFonts w:ascii="楷体_GB2312" w:eastAsia="楷体_GB2312" w:hint="eastAsia"/>
+                <w:rFonts w:ascii="楷体" w:eastAsia="楷体" w:hAnsi="楷体" w:hint="eastAsia"/>
                 <w:color w:val="FF0000"/>
                 <w:sz w:val="28"/>
               </w:rPr>
@@ -3993,7 +3907,7 @@
               <w:spacing w:line="360" w:lineRule="auto"/>
               <w:jc w:val="center"/>
               <w:rPr>
-                <w:rFonts w:ascii="楷体_GB2312" w:eastAsia="楷体_GB2312"/>
+                <w:rFonts w:ascii="楷体" w:eastAsia="楷体" w:hAnsi="楷体" w:hint="eastAsia"/>
                 <w:b/>
                 <w:bCs/>
                 <w:sz w:val="28"/>
@@ -4002,7 +3916,7 @@
             <w:proofErr w:type="gramStart"/>
             <w:r>
               <w:rPr>
-                <w:rFonts w:ascii="楷体_GB2312" w:eastAsia="楷体_GB2312" w:hint="eastAsia"/>
+                <w:rFonts w:ascii="楷体" w:eastAsia="楷体" w:hAnsi="楷体" w:hint="eastAsia"/>
                 <w:b/>
                 <w:bCs/>
                 <w:sz w:val="28"/>
@@ -4012,7 +3926,7 @@
             <w:proofErr w:type="gramEnd"/>
             <w:r>
               <w:rPr>
-                <w:rFonts w:ascii="楷体_GB2312" w:eastAsia="楷体_GB2312" w:hint="eastAsia"/>
+                <w:rFonts w:ascii="楷体" w:eastAsia="楷体" w:hAnsi="楷体" w:hint="eastAsia"/>
                 <w:b/>
                 <w:bCs/>
                 <w:sz w:val="28"/>
@@ -4039,14 +3953,14 @@
               <w:spacing w:line="120" w:lineRule="auto"/>
               <w:jc w:val="left"/>
               <w:rPr>
-                <w:rFonts w:ascii="楷体_GB2312" w:eastAsia="楷体_GB2312"/>
+                <w:rFonts w:ascii="楷体" w:eastAsia="楷体" w:hAnsi="楷体" w:hint="eastAsia"/>
                 <w:color w:val="FF0000"/>
                 <w:sz w:val="28"/>
               </w:rPr>
             </w:pPr>
             <w:r>
               <w:rPr>
-                <w:rFonts w:ascii="楷体_GB2312" w:eastAsia="楷体_GB2312" w:hint="eastAsia"/>
+                <w:rFonts w:ascii="楷体" w:eastAsia="楷体" w:hAnsi="楷体" w:hint="eastAsia"/>
                 <w:color w:val="FF0000"/>
                 <w:sz w:val="28"/>
               </w:rPr>
@@ -4074,7 +3988,7 @@
               <w:spacing w:line="360" w:lineRule="auto"/>
               <w:jc w:val="center"/>
               <w:rPr>
-                <w:rFonts w:ascii="楷体_GB2312" w:eastAsia="楷体_GB2312"/>
+                <w:rFonts w:ascii="楷体" w:eastAsia="楷体" w:hAnsi="楷体" w:hint="eastAsia"/>
                 <w:b/>
                 <w:bCs/>
                 <w:sz w:val="28"/>
@@ -4082,7 +3996,7 @@
             </w:pPr>
             <w:r>
               <w:rPr>
-                <w:rFonts w:ascii="楷体_GB2312" w:eastAsia="楷体_GB2312" w:hint="eastAsia"/>
+                <w:rFonts w:ascii="楷体" w:eastAsia="楷体" w:hAnsi="楷体" w:hint="eastAsia"/>
                 <w:b/>
                 <w:bCs/>
                 <w:sz w:val="28"/>
@@ -4109,14 +4023,14 @@
               <w:spacing w:line="120" w:lineRule="auto"/>
               <w:jc w:val="left"/>
               <w:rPr>
-                <w:rFonts w:ascii="楷体_GB2312" w:eastAsia="楷体_GB2312"/>
+                <w:rFonts w:ascii="楷体" w:eastAsia="楷体" w:hAnsi="楷体" w:hint="eastAsia"/>
                 <w:color w:val="FF0000"/>
                 <w:sz w:val="28"/>
               </w:rPr>
             </w:pPr>
             <w:r>
               <w:rPr>
-                <w:rFonts w:ascii="楷体_GB2312" w:eastAsia="楷体_GB2312" w:hint="eastAsia"/>
+                <w:rFonts w:ascii="楷体" w:eastAsia="楷体" w:hAnsi="楷体" w:hint="eastAsia"/>
                 <w:color w:val="FF0000"/>
                 <w:sz w:val="28"/>
               </w:rPr>
@@ -4144,7 +4058,7 @@
               <w:spacing w:line="360" w:lineRule="auto"/>
               <w:jc w:val="center"/>
               <w:rPr>
-                <w:rFonts w:ascii="楷体_GB2312" w:eastAsia="楷体_GB2312"/>
+                <w:rFonts w:ascii="楷体" w:eastAsia="楷体" w:hAnsi="楷体" w:hint="eastAsia"/>
                 <w:b/>
                 <w:bCs/>
                 <w:sz w:val="28"/>
@@ -4152,7 +4066,7 @@
             </w:pPr>
             <w:r>
               <w:rPr>
-                <w:rFonts w:ascii="楷体_GB2312" w:eastAsia="楷体_GB2312" w:hint="eastAsia"/>
+                <w:rFonts w:ascii="楷体" w:eastAsia="楷体" w:hAnsi="楷体" w:hint="eastAsia"/>
                 <w:b/>
                 <w:bCs/>
                 <w:sz w:val="28"/>
@@ -4179,7 +4093,7 @@
               <w:spacing w:line="120" w:lineRule="auto"/>
               <w:jc w:val="left"/>
               <w:rPr>
-                <w:rFonts w:ascii="楷体_GB2312" w:eastAsia="楷体_GB2312"/>
+                <w:rFonts w:ascii="楷体" w:eastAsia="楷体" w:hAnsi="楷体" w:hint="eastAsia"/>
                 <w:color w:val="FF0000"/>
                 <w:sz w:val="28"/>
               </w:rPr>
@@ -4187,7 +4101,7 @@
             <w:proofErr w:type="gramStart"/>
             <w:r>
               <w:rPr>
-                <w:rFonts w:ascii="楷体_GB2312" w:eastAsia="楷体_GB2312"/>
+                <w:rFonts w:ascii="楷体" w:eastAsia="楷体" w:hAnsi="楷体"/>
                 <w:color w:val="FF0000"/>
                 <w:sz w:val="28"/>
               </w:rPr>
@@ -4196,7 +4110,7 @@
             <w:proofErr w:type="gramEnd"/>
             <w:r>
               <w:rPr>
-                <w:rFonts w:ascii="楷体_GB2312" w:eastAsia="楷体_GB2312"/>
+                <w:rFonts w:ascii="楷体" w:eastAsia="楷体" w:hAnsi="楷体"/>
                 <w:color w:val="FF0000"/>
                 <w:sz w:val="28"/>
               </w:rPr>
@@ -4224,7 +4138,7 @@
               <w:spacing w:line="360" w:lineRule="auto"/>
               <w:jc w:val="center"/>
               <w:rPr>
-                <w:rFonts w:ascii="楷体_GB2312" w:eastAsia="楷体_GB2312"/>
+                <w:rFonts w:ascii="楷体" w:eastAsia="楷体" w:hAnsi="楷体" w:hint="eastAsia"/>
                 <w:b/>
                 <w:bCs/>
                 <w:sz w:val="28"/>
@@ -4232,7 +4146,7 @@
             </w:pPr>
             <w:r>
               <w:rPr>
-                <w:rFonts w:ascii="楷体_GB2312" w:eastAsia="楷体_GB2312" w:hint="eastAsia"/>
+                <w:rFonts w:ascii="楷体" w:eastAsia="楷体" w:hAnsi="楷体" w:hint="eastAsia"/>
                 <w:b/>
                 <w:bCs/>
                 <w:sz w:val="28"/>
@@ -4259,14 +4173,14 @@
               <w:spacing w:line="120" w:lineRule="auto"/>
               <w:jc w:val="left"/>
               <w:rPr>
-                <w:rFonts w:ascii="楷体_GB2312" w:eastAsia="楷体_GB2312"/>
+                <w:rFonts w:ascii="楷体" w:eastAsia="楷体" w:hAnsi="楷体" w:hint="eastAsia"/>
                 <w:color w:val="FF0000"/>
                 <w:sz w:val="28"/>
               </w:rPr>
             </w:pPr>
             <w:r>
               <w:rPr>
-                <w:rFonts w:ascii="楷体_GB2312" w:eastAsia="楷体_GB2312"/>
+                <w:rFonts w:ascii="楷体" w:eastAsia="楷体" w:hAnsi="楷体"/>
                 <w:color w:val="FF0000"/>
                 <w:sz w:val="28"/>
               </w:rPr>
@@ -4294,7 +4208,7 @@
               <w:spacing w:line="360" w:lineRule="auto"/>
               <w:jc w:val="distribute"/>
               <w:rPr>
-                <w:rFonts w:ascii="楷体_GB2312" w:eastAsia="楷体_GB2312"/>
+                <w:rFonts w:ascii="楷体" w:eastAsia="楷体" w:hAnsi="楷体" w:hint="eastAsia"/>
                 <w:b/>
                 <w:bCs/>
                 <w:sz w:val="28"/>
@@ -4302,7 +4216,7 @@
             </w:pPr>
             <w:r>
               <w:rPr>
-                <w:rFonts w:ascii="楷体_GB2312" w:eastAsia="楷体_GB2312" w:hint="eastAsia"/>
+                <w:rFonts w:ascii="楷体" w:eastAsia="楷体" w:hAnsi="楷体" w:hint="eastAsia"/>
                 <w:b/>
                 <w:bCs/>
                 <w:sz w:val="28"/>
@@ -4328,13 +4242,13 @@
               <w:spacing w:line="360" w:lineRule="auto"/>
               <w:jc w:val="left"/>
               <w:rPr>
-                <w:rFonts w:ascii="楷体_GB2312" w:eastAsia="楷体_GB2312"/>
+                <w:rFonts w:ascii="楷体" w:eastAsia="楷体" w:hAnsi="楷体" w:hint="eastAsia"/>
                 <w:sz w:val="28"/>
               </w:rPr>
             </w:pPr>
             <w:r>
               <w:rPr>
-                <w:rFonts w:ascii="楷体_GB2312" w:eastAsia="楷体_GB2312" w:hint="eastAsia"/>
+                <w:rFonts w:ascii="楷体" w:eastAsia="楷体" w:hAnsi="楷体" w:hint="eastAsia"/>
                 <w:color w:val="FF0000"/>
                 <w:sz w:val="28"/>
               </w:rPr>
@@ -4356,7 +4270,7 @@
               <w:spacing w:line="360" w:lineRule="auto"/>
               <w:jc w:val="distribute"/>
               <w:rPr>
-                <w:rFonts w:ascii="楷体_GB2312" w:eastAsia="楷体_GB2312" w:hAnsi="宋体" w:hint="eastAsia"/>
+                <w:rFonts w:ascii="楷体" w:eastAsia="楷体" w:hAnsi="楷体" w:hint="eastAsia"/>
                 <w:b/>
                 <w:bCs/>
                 <w:sz w:val="24"/>
@@ -4364,7 +4278,7 @@
             </w:pPr>
             <w:r>
               <w:rPr>
-                <w:rFonts w:ascii="楷体_GB2312" w:eastAsia="楷体_GB2312" w:hint="eastAsia"/>
+                <w:rFonts w:ascii="楷体" w:eastAsia="楷体" w:hAnsi="楷体" w:hint="eastAsia"/>
                 <w:b/>
                 <w:bCs/>
                 <w:sz w:val="28"/>
@@ -4386,14 +4300,15 @@
             <w:pPr>
               <w:spacing w:line="360" w:lineRule="auto"/>
               <w:rPr>
-                <w:rFonts w:ascii="楷体_GB2312" w:eastAsia="楷体_GB2312" w:hAnsi="宋体" w:hint="eastAsia"/>
-                <w:sz w:val="24"/>
-              </w:rPr>
-            </w:pPr>
-            <w:r>
-              <w:rPr>
-                <w:rFonts w:ascii="楷体_GB2312" w:eastAsia="楷体_GB2312" w:hAnsi="宋体" w:hint="eastAsia"/>
-                <w:color w:val="000000"/>
+                <w:rFonts w:ascii="楷体" w:eastAsia="楷体" w:hAnsi="楷体" w:hint="eastAsia"/>
+                <w:color w:val="EE0000"/>
+                <w:sz w:val="24"/>
+              </w:rPr>
+            </w:pPr>
+            <w:r>
+              <w:rPr>
+                <w:rFonts w:ascii="楷体" w:eastAsia="楷体" w:hAnsi="楷体" w:hint="eastAsia"/>
+                <w:color w:val="EE0000"/>
                 <w:sz w:val="24"/>
               </w:rPr>
               <w:t>——</w:t>
@@ -4420,7 +4335,7 @@
               <w:spacing w:line="360" w:lineRule="auto"/>
               <w:jc w:val="distribute"/>
               <w:rPr>
-                <w:rFonts w:ascii="楷体_GB2312" w:eastAsia="楷体_GB2312"/>
+                <w:rFonts w:ascii="楷体" w:eastAsia="楷体" w:hAnsi="楷体" w:hint="eastAsia"/>
                 <w:b/>
                 <w:bCs/>
                 <w:color w:val="000000"/>
@@ -4429,7 +4344,7 @@
             </w:pPr>
             <w:r>
               <w:rPr>
-                <w:rFonts w:ascii="楷体_GB2312" w:eastAsia="楷体_GB2312" w:hint="eastAsia"/>
+                <w:rFonts w:ascii="楷体" w:eastAsia="楷体" w:hAnsi="楷体" w:hint="eastAsia"/>
                 <w:b/>
                 <w:bCs/>
                 <w:color w:val="000000"/>
@@ -4454,14 +4369,14 @@
               <w:spacing w:line="360" w:lineRule="auto"/>
               <w:jc w:val="left"/>
               <w:rPr>
-                <w:rFonts w:ascii="楷体_GB2312" w:eastAsia="楷体_GB2312"/>
+                <w:rFonts w:ascii="楷体" w:eastAsia="楷体" w:hAnsi="楷体" w:hint="eastAsia"/>
                 <w:color w:val="000000"/>
                 <w:sz w:val="28"/>
               </w:rPr>
             </w:pPr>
             <w:r>
               <w:rPr>
-                <w:rFonts w:ascii="楷体_GB2312" w:eastAsia="楷体_GB2312"/>
+                <w:rFonts w:ascii="楷体" w:eastAsia="楷体" w:hAnsi="楷体"/>
                 <w:color w:val="FF0000"/>
                 <w:sz w:val="28"/>
               </w:rPr>
@@ -4489,7 +4404,7 @@
               <w:spacing w:line="240" w:lineRule="atLeast"/>
               <w:jc w:val="distribute"/>
               <w:rPr>
-                <w:rFonts w:ascii="楷体_GB2312" w:eastAsia="楷体_GB2312"/>
+                <w:rFonts w:ascii="楷体" w:eastAsia="楷体" w:hAnsi="楷体" w:hint="eastAsia"/>
                 <w:b/>
                 <w:bCs/>
                 <w:sz w:val="28"/>
@@ -4498,7 +4413,7 @@
             </w:pPr>
             <w:r>
               <w:rPr>
-                <w:rFonts w:ascii="楷体_GB2312" w:eastAsia="楷体_GB2312" w:hint="eastAsia"/>
+                <w:rFonts w:ascii="楷体" w:eastAsia="楷体" w:hAnsi="楷体" w:hint="eastAsia"/>
                 <w:b/>
                 <w:bCs/>
                 <w:sz w:val="28"/>
@@ -4522,13 +4437,13 @@
               <w:spacing w:line="300" w:lineRule="exact"/>
               <w:jc w:val="left"/>
               <w:rPr>
-                <w:rFonts w:ascii="楷体_GB2312" w:eastAsia="楷体_GB2312"/>
+                <w:rFonts w:ascii="楷体" w:eastAsia="楷体" w:hAnsi="楷体" w:hint="eastAsia"/>
                 <w:sz w:val="28"/>
               </w:rPr>
             </w:pPr>
             <w:r>
               <w:rPr>
-                <w:rFonts w:ascii="楷体_GB2312" w:eastAsia="楷体_GB2312" w:hAnsi="宋体" w:hint="eastAsia"/>
+                <w:rFonts w:ascii="楷体" w:eastAsia="楷体" w:hAnsi="楷体" w:hint="eastAsia"/>
                 <w:color w:val="FF0000"/>
                 <w:sz w:val="24"/>
               </w:rPr>
@@ -4550,7 +4465,7 @@
               <w:spacing w:line="240" w:lineRule="atLeast"/>
               <w:jc w:val="distribute"/>
               <w:rPr>
-                <w:rFonts w:ascii="楷体_GB2312" w:eastAsia="楷体_GB2312"/>
+                <w:rFonts w:ascii="楷体" w:eastAsia="楷体" w:hAnsi="楷体" w:hint="eastAsia"/>
                 <w:b/>
                 <w:bCs/>
                 <w:sz w:val="28"/>
@@ -4559,7 +4474,7 @@
             </w:pPr>
             <w:r>
               <w:rPr>
-                <w:rFonts w:ascii="楷体_GB2312" w:eastAsia="楷体_GB2312" w:hint="eastAsia"/>
+                <w:rFonts w:ascii="楷体" w:eastAsia="楷体" w:hAnsi="楷体" w:hint="eastAsia"/>
                 <w:b/>
                 <w:bCs/>
                 <w:sz w:val="28"/>
@@ -4570,7 +4485,7 @@
             <w:proofErr w:type="gramStart"/>
             <w:r>
               <w:rPr>
-                <w:rFonts w:ascii="楷体_GB2312" w:eastAsia="楷体_GB2312" w:hint="eastAsia"/>
+                <w:rFonts w:ascii="楷体" w:eastAsia="楷体" w:hAnsi="楷体" w:hint="eastAsia"/>
                 <w:b/>
                 <w:bCs/>
                 <w:sz w:val="28"/>
@@ -4581,7 +4496,7 @@
             <w:proofErr w:type="gramEnd"/>
             <w:r>
               <w:rPr>
-                <w:rFonts w:ascii="楷体_GB2312" w:eastAsia="楷体_GB2312" w:hint="eastAsia"/>
+                <w:rFonts w:ascii="楷体" w:eastAsia="楷体" w:hAnsi="楷体" w:hint="eastAsia"/>
                 <w:b/>
                 <w:bCs/>
                 <w:sz w:val="28"/>
@@ -4605,13 +4520,13 @@
               <w:spacing w:line="300" w:lineRule="exact"/>
               <w:jc w:val="left"/>
               <w:rPr>
-                <w:rFonts w:ascii="楷体_GB2312" w:eastAsia="楷体_GB2312"/>
+                <w:rFonts w:ascii="楷体" w:eastAsia="楷体" w:hAnsi="楷体" w:hint="eastAsia"/>
                 <w:sz w:val="28"/>
               </w:rPr>
             </w:pPr>
             <w:r>
               <w:rPr>
-                <w:rFonts w:ascii="楷体_GB2312" w:eastAsia="楷体_GB2312" w:hint="eastAsia"/>
+                <w:rFonts w:ascii="楷体" w:eastAsia="楷体" w:hAnsi="楷体" w:hint="eastAsia"/>
                 <w:color w:val="FF0000"/>
                 <w:sz w:val="28"/>
               </w:rPr>
@@ -4639,7 +4554,7 @@
               <w:spacing w:line="360" w:lineRule="auto"/>
               <w:jc w:val="distribute"/>
               <w:rPr>
-                <w:rFonts w:ascii="楷体_GB2312" w:eastAsia="楷体_GB2312"/>
+                <w:rFonts w:ascii="楷体" w:eastAsia="楷体" w:hAnsi="楷体" w:hint="eastAsia"/>
                 <w:b/>
                 <w:bCs/>
                 <w:color w:val="000000"/>
@@ -4648,7 +4563,7 @@
             </w:pPr>
             <w:r>
               <w:rPr>
-                <w:rFonts w:ascii="楷体_GB2312" w:eastAsia="楷体_GB2312" w:hint="eastAsia"/>
+                <w:rFonts w:ascii="楷体" w:eastAsia="楷体" w:hAnsi="楷体" w:hint="eastAsia"/>
                 <w:b/>
                 <w:bCs/>
                 <w:color w:val="000000"/>
@@ -4662,13 +4577,13 @@
               <w:spacing w:line="360" w:lineRule="auto"/>
               <w:jc w:val="distribute"/>
               <w:rPr>
-                <w:rFonts w:ascii="宋体" w:hAnsi="宋体" w:hint="eastAsia"/>
-                <w:sz w:val="24"/>
-              </w:rPr>
-            </w:pPr>
-            <w:r>
-              <w:rPr>
-                <w:rFonts w:ascii="楷体_GB2312" w:eastAsia="楷体_GB2312" w:hint="eastAsia"/>
+                <w:rFonts w:ascii="楷体" w:eastAsia="楷体" w:hAnsi="楷体" w:hint="eastAsia"/>
+                <w:sz w:val="24"/>
+              </w:rPr>
+            </w:pPr>
+            <w:r>
+              <w:rPr>
+                <w:rFonts w:ascii="楷体" w:eastAsia="楷体" w:hAnsi="楷体" w:hint="eastAsia"/>
                 <w:b/>
                 <w:bCs/>
                 <w:color w:val="000000"/>
@@ -4692,13 +4607,13 @@
               <w:spacing w:after="100" w:afterAutospacing="1"/>
               <w:jc w:val="left"/>
               <w:rPr>
-                <w:rFonts w:ascii="宋体" w:hAnsi="宋体" w:hint="eastAsia"/>
-                <w:sz w:val="24"/>
-              </w:rPr>
-            </w:pPr>
-            <w:r>
-              <w:rPr>
-                <w:rFonts w:ascii="楷体_GB2312" w:eastAsia="楷体_GB2312" w:hint="eastAsia"/>
+                <w:rFonts w:ascii="楷体" w:eastAsia="楷体" w:hAnsi="楷体" w:hint="eastAsia"/>
+                <w:sz w:val="24"/>
+              </w:rPr>
+            </w:pPr>
+            <w:r>
+              <w:rPr>
+                <w:rFonts w:ascii="楷体" w:eastAsia="楷体" w:hAnsi="楷体" w:hint="eastAsia"/>
                 <w:color w:val="FF0000"/>
                 <w:sz w:val="28"/>
               </w:rPr>
@@ -4720,7 +4635,7 @@
               <w:spacing w:line="240" w:lineRule="atLeast"/>
               <w:jc w:val="distribute"/>
               <w:rPr>
-                <w:rFonts w:ascii="楷体_GB2312" w:eastAsia="楷体_GB2312"/>
+                <w:rFonts w:ascii="楷体" w:eastAsia="楷体" w:hAnsi="楷体" w:hint="eastAsia"/>
                 <w:b/>
                 <w:bCs/>
                 <w:sz w:val="28"/>
@@ -4729,7 +4644,7 @@
             </w:pPr>
             <w:r>
               <w:rPr>
-                <w:rFonts w:ascii="楷体_GB2312" w:eastAsia="楷体_GB2312" w:hint="eastAsia"/>
+                <w:rFonts w:ascii="楷体" w:eastAsia="楷体" w:hAnsi="楷体" w:hint="eastAsia"/>
                 <w:b/>
                 <w:bCs/>
                 <w:sz w:val="28"/>
@@ -4752,13 +4667,13 @@
               <w:spacing w:line="300" w:lineRule="exact"/>
               <w:jc w:val="left"/>
               <w:rPr>
-                <w:rFonts w:ascii="楷体_GB2312" w:eastAsia="楷体_GB2312"/>
+                <w:rFonts w:ascii="楷体" w:eastAsia="楷体" w:hAnsi="楷体" w:hint="eastAsia"/>
                 <w:sz w:val="28"/>
               </w:rPr>
             </w:pPr>
             <w:r>
               <w:rPr>
-                <w:rFonts w:ascii="楷体_GB2312" w:eastAsia="楷体_GB2312" w:hint="eastAsia"/>
+                <w:rFonts w:ascii="楷体" w:eastAsia="楷体" w:hAnsi="楷体" w:hint="eastAsia"/>
                 <w:color w:val="FF0000"/>
                 <w:sz w:val="28"/>
               </w:rPr>
@@ -4786,13 +4701,13 @@
               <w:spacing w:after="100" w:afterAutospacing="1"/>
               <w:jc w:val="center"/>
               <w:rPr>
-                <w:rFonts w:ascii="宋体" w:hAnsi="宋体" w:hint="eastAsia"/>
-                <w:sz w:val="24"/>
-              </w:rPr>
-            </w:pPr>
-            <w:r>
-              <w:rPr>
-                <w:rFonts w:ascii="楷体_GB2312" w:eastAsia="楷体_GB2312" w:hint="eastAsia"/>
+                <w:rFonts w:ascii="楷体" w:eastAsia="楷体" w:hAnsi="楷体" w:hint="eastAsia"/>
+                <w:sz w:val="24"/>
+              </w:rPr>
+            </w:pPr>
+            <w:r>
+              <w:rPr>
+                <w:rFonts w:ascii="楷体" w:eastAsia="楷体" w:hAnsi="楷体" w:hint="eastAsia"/>
                 <w:b/>
                 <w:bCs/>
                 <w:sz w:val="28"/>
@@ -4816,13 +4731,15 @@
             <w:pPr>
               <w:jc w:val="left"/>
               <w:rPr>
-                <w:rFonts w:ascii="宋体" w:hAnsi="宋体" w:hint="eastAsia"/>
-                <w:sz w:val="24"/>
-              </w:rPr>
-            </w:pPr>
-            <w:r>
-              <w:rPr>
-                <w:rFonts w:ascii="楷体_GB2312" w:eastAsia="楷体_GB2312" w:hint="eastAsia"/>
+                <w:rFonts w:ascii="楷体" w:eastAsia="楷体" w:hAnsi="楷体" w:hint="eastAsia"/>
+                <w:color w:val="EE0000"/>
+                <w:sz w:val="24"/>
+              </w:rPr>
+            </w:pPr>
+            <w:r>
+              <w:rPr>
+                <w:rFonts w:ascii="楷体" w:eastAsia="楷体" w:hAnsi="楷体" w:hint="eastAsia"/>
+                <w:color w:val="EE0000"/>
                 <w:sz w:val="28"/>
               </w:rPr>
               <w:t>采用轻型(10kg)动力触探试验</w:t>
@@ -4849,7 +4766,7 @@
               <w:spacing w:line="360" w:lineRule="auto"/>
               <w:jc w:val="center"/>
               <w:rPr>
-                <w:rFonts w:ascii="楷体_GB2312" w:eastAsia="楷体_GB2312"/>
+                <w:rFonts w:ascii="楷体" w:eastAsia="楷体" w:hAnsi="楷体" w:hint="eastAsia"/>
                 <w:b/>
                 <w:bCs/>
                 <w:sz w:val="28"/>
@@ -4857,7 +4774,7 @@
             </w:pPr>
             <w:r>
               <w:rPr>
-                <w:rFonts w:ascii="楷体_GB2312" w:eastAsia="楷体_GB2312" w:hint="eastAsia"/>
+                <w:rFonts w:ascii="楷体" w:eastAsia="楷体" w:hAnsi="楷体" w:hint="eastAsia"/>
                 <w:b/>
                 <w:bCs/>
                 <w:sz w:val="28"/>
@@ -4866,7 +4783,7 @@
             </w:r>
             <w:r>
               <w:rPr>
-                <w:rFonts w:ascii="楷体_GB2312" w:eastAsia="楷体_GB2312"/>
+                <w:rFonts w:ascii="楷体" w:eastAsia="楷体" w:hAnsi="楷体"/>
                 <w:b/>
                 <w:bCs/>
                 <w:sz w:val="28"/>
@@ -4875,7 +4792,7 @@
             </w:r>
             <w:r>
               <w:rPr>
-                <w:rFonts w:ascii="楷体_GB2312" w:eastAsia="楷体_GB2312" w:hint="eastAsia"/>
+                <w:rFonts w:ascii="楷体" w:eastAsia="楷体" w:hAnsi="楷体" w:hint="eastAsia"/>
                 <w:b/>
                 <w:bCs/>
                 <w:sz w:val="28"/>
@@ -4898,13 +4815,13 @@
             <w:pPr>
               <w:spacing w:line="0" w:lineRule="atLeast"/>
               <w:rPr>
-                <w:rFonts w:eastAsia="楷体_GB2312"/>
+                <w:rFonts w:ascii="楷体" w:eastAsia="楷体" w:hAnsi="楷体" w:hint="eastAsia"/>
                 <w:sz w:val="28"/>
               </w:rPr>
             </w:pPr>
             <w:r>
               <w:rPr>
-                <w:rFonts w:ascii="楷体_GB2312" w:eastAsia="楷体_GB2312" w:hint="eastAsia"/>
+                <w:rFonts w:ascii="楷体" w:eastAsia="楷体" w:hAnsi="楷体" w:hint="eastAsia"/>
                 <w:color w:val="FF0000"/>
                 <w:sz w:val="28"/>
               </w:rPr>
@@ -4962,111 +4879,87 @@
       <w:r>
         <w:rPr>
           <w:rFonts w:ascii="宋体" w:hAnsi="宋体" w:hint="eastAsia"/>
-          <w:color w:val="000000"/>
-          <w:sz w:val="28"/>
-        </w:rPr>
-        <w:t>由</w:t>
+          <w:color w:val="EE0000"/>
+          <w:sz w:val="28"/>
+        </w:rPr>
+        <w:t>由中国兵器工业北方勘察设计研究院有限公司提供的《岩土工程勘察报告》，该场地埋深30.00m深度范围内，场地土为第四系全新统填土（Q4</w:t>
       </w:r>
       <w:r>
         <w:rPr>
           <w:rFonts w:ascii="宋体" w:hAnsi="宋体" w:hint="eastAsia"/>
-          <w:color w:val="FF0000"/>
-          <w:sz w:val="28"/>
-        </w:rPr>
-        <w:t>中国兵器工业北方勘察设计研究院有限公司</w:t>
+          <w:color w:val="EE0000"/>
+          <w:sz w:val="28"/>
+          <w:vertAlign w:val="superscript"/>
+        </w:rPr>
+        <w:t>ml</w:t>
       </w:r>
       <w:r>
         <w:rPr>
           <w:rFonts w:ascii="宋体" w:hAnsi="宋体" w:hint="eastAsia"/>
-          <w:color w:val="000000"/>
-          <w:sz w:val="28"/>
-        </w:rPr>
-        <w:t>提供的《岩土工程勘察报告》，</w:t>
+          <w:color w:val="EE0000"/>
+          <w:sz w:val="28"/>
+        </w:rPr>
+        <w:t>）、粉质黏土（Q4</w:t>
       </w:r>
       <w:r>
         <w:rPr>
           <w:rFonts w:ascii="宋体" w:hAnsi="宋体" w:hint="eastAsia"/>
-          <w:color w:val="FF0000"/>
-          <w:sz w:val="28"/>
-        </w:rPr>
-        <w:t>该场地埋深30.00m深度范围内，场地土为第四系全新统填土（Q4</w:t>
+          <w:color w:val="EE0000"/>
+          <w:sz w:val="28"/>
+          <w:vertAlign w:val="superscript"/>
+        </w:rPr>
+        <w:t>al+pl</w:t>
       </w:r>
       <w:r>
         <w:rPr>
           <w:rFonts w:ascii="宋体" w:hAnsi="宋体" w:hint="eastAsia"/>
-          <w:color w:val="FF0000"/>
-          <w:sz w:val="28"/>
-          <w:vertAlign w:val="superscript"/>
-        </w:rPr>
-        <w:t>ml</w:t>
-      </w:r>
+          <w:color w:val="EE0000"/>
+          <w:sz w:val="28"/>
+        </w:rPr>
+        <w:t>）和</w:t>
+      </w:r>
+      <w:proofErr w:type="gramStart"/>
       <w:r>
         <w:rPr>
           <w:rFonts w:ascii="宋体" w:hAnsi="宋体" w:hint="eastAsia"/>
-          <w:color w:val="FF0000"/>
-          <w:sz w:val="28"/>
-        </w:rPr>
-        <w:t>）、粉质黏土（Q4</w:t>
-      </w:r>
+          <w:color w:val="EE0000"/>
+          <w:sz w:val="28"/>
+        </w:rPr>
+        <w:t>白垩系下统五龙</w:t>
+      </w:r>
+      <w:proofErr w:type="gramEnd"/>
       <w:r>
         <w:rPr>
           <w:rFonts w:ascii="宋体" w:hAnsi="宋体" w:hint="eastAsia"/>
-          <w:color w:val="FF0000"/>
-          <w:sz w:val="28"/>
-          <w:vertAlign w:val="superscript"/>
-        </w:rPr>
-        <w:t>al+pl</w:t>
+          <w:color w:val="EE0000"/>
+          <w:sz w:val="28"/>
+        </w:rPr>
+        <w:t>组粉砂岩（K</w:t>
       </w:r>
       <w:r>
         <w:rPr>
           <w:rFonts w:ascii="宋体" w:hAnsi="宋体" w:hint="eastAsia"/>
-          <w:color w:val="FF0000"/>
-          <w:sz w:val="28"/>
-        </w:rPr>
-        <w:t>）和</w:t>
-      </w:r>
-      <w:proofErr w:type="gramStart"/>
+          <w:color w:val="EE0000"/>
+          <w:sz w:val="28"/>
+          <w:vertAlign w:val="subscript"/>
+        </w:rPr>
+        <w:t>1w</w:t>
+      </w:r>
       <w:r>
         <w:rPr>
           <w:rFonts w:ascii="宋体" w:hAnsi="宋体" w:hint="eastAsia"/>
-          <w:color w:val="FF0000"/>
-          <w:sz w:val="28"/>
-        </w:rPr>
-        <w:t>白垩系下统五龙</w:t>
-      </w:r>
-      <w:proofErr w:type="gramEnd"/>
+          <w:color w:val="EE0000"/>
+          <w:sz w:val="28"/>
+        </w:rPr>
+        <w:t>）组成，从上至下共分为3个工程地质主层和2个工程地质亚层，场地岩土层概况见表2，</w:t>
+      </w:r>
       <w:r>
         <w:rPr>
           <w:rFonts w:ascii="宋体" w:hAnsi="宋体" w:hint="eastAsia"/>
-          <w:color w:val="FF0000"/>
-          <w:sz w:val="28"/>
-        </w:rPr>
-        <w:t>组粉砂岩（K</w:t>
-      </w:r>
-      <w:r>
-        <w:rPr>
-          <w:rFonts w:ascii="宋体" w:hAnsi="宋体" w:hint="eastAsia"/>
-          <w:color w:val="FF0000"/>
-          <w:sz w:val="28"/>
-          <w:vertAlign w:val="subscript"/>
-        </w:rPr>
-        <w:t>1w</w:t>
-      </w:r>
-      <w:r>
-        <w:rPr>
-          <w:rFonts w:ascii="宋体" w:hAnsi="宋体" w:hint="eastAsia"/>
-          <w:color w:val="FF0000"/>
-          <w:sz w:val="28"/>
-        </w:rPr>
-        <w:t>）组成，从上至下共分为3个工程地质主层和2个工程地质亚层</w:t>
-      </w:r>
-      <w:r>
-        <w:rPr>
-          <w:rFonts w:ascii="宋体" w:hAnsi="宋体" w:hint="eastAsia"/>
-          <w:color w:val="000000"/>
-          <w:sz w:val="28"/>
-        </w:rPr>
-        <w:t>，场地岩土层概况见表2，本次检测</w:t>
+          <w:color w:val="000000"/>
+          <w:sz w:val="28"/>
+        </w:rPr>
+        <w:t>本次检测</w:t>
       </w:r>
       <w:r>
         <w:rPr>
@@ -6635,14 +6528,14 @@
         <w:ind w:right="-191" w:firstLineChars="200" w:firstLine="560"/>
         <w:rPr>
           <w:rFonts w:ascii="宋体" w:hAnsi="宋体" w:hint="eastAsia"/>
-          <w:color w:val="000000"/>
+          <w:color w:val="EE0000"/>
           <w:sz w:val="28"/>
         </w:rPr>
       </w:pPr>
       <w:r>
         <w:rPr>
           <w:rFonts w:ascii="宋体" w:hAnsi="宋体" w:hint="eastAsia"/>
-          <w:color w:val="000000"/>
+          <w:color w:val="EE0000"/>
           <w:sz w:val="28"/>
         </w:rPr>
         <w:t>1、《建筑地基检测技术规范》（JGJ 340-2015）；</w:t>
@@ -6661,10 +6554,18 @@
       <w:r>
         <w:rPr>
           <w:rFonts w:ascii="宋体" w:hAnsi="宋体" w:hint="eastAsia"/>
-          <w:color w:val="000000"/>
-          <w:sz w:val="28"/>
-        </w:rPr>
-        <w:t>2、《岩土工程勘察规程》（DB42/T 169-2022）；</w:t>
+          <w:color w:val="EE0000"/>
+          <w:sz w:val="28"/>
+        </w:rPr>
+        <w:t>2、《岩土工程勘察规程》（DB42/T 169-2022）</w:t>
+      </w:r>
+      <w:r>
+        <w:rPr>
+          <w:rFonts w:ascii="宋体" w:hAnsi="宋体" w:hint="eastAsia"/>
+          <w:color w:val="000000"/>
+          <w:sz w:val="28"/>
+        </w:rPr>
+        <w:t>；</w:t>
       </w:r>
     </w:p>
     <w:p>
@@ -6680,10 +6581,18 @@
       <w:r>
         <w:rPr>
           <w:rFonts w:ascii="宋体" w:hAnsi="宋体" w:hint="eastAsia"/>
-          <w:color w:val="000000"/>
-          <w:sz w:val="28"/>
-        </w:rPr>
-        <w:t xml:space="preserve">3、 </w:t>
+          <w:color w:val="EE0000"/>
+          <w:sz w:val="28"/>
+        </w:rPr>
+        <w:t>3、</w:t>
+      </w:r>
+      <w:r>
+        <w:rPr>
+          <w:rFonts w:ascii="宋体" w:hAnsi="宋体" w:hint="eastAsia"/>
+          <w:color w:val="000000"/>
+          <w:sz w:val="28"/>
+        </w:rPr>
+        <w:t xml:space="preserve"> </w:t>
       </w:r>
       <w:r>
         <w:rPr>
@@ -6917,7 +6826,25 @@
           <w:color w:val="000000"/>
           <w:sz w:val="28"/>
         </w:rPr>
-        <w:t>底情况时，测试点位置可选择在置换墩中心；</w:t>
+        <w:t>底情况时，测试点位置可选择在置换</w:t>
+      </w:r>
+      <w:proofErr w:type="gramStart"/>
+      <w:r>
+        <w:rPr>
+          <w:rFonts w:ascii="宋体" w:hAnsi="宋体" w:hint="eastAsia"/>
+          <w:color w:val="000000"/>
+          <w:sz w:val="28"/>
+        </w:rPr>
+        <w:t>墩</w:t>
+      </w:r>
+      <w:proofErr w:type="gramEnd"/>
+      <w:r>
+        <w:rPr>
+          <w:rFonts w:ascii="宋体" w:hAnsi="宋体" w:hint="eastAsia"/>
+          <w:color w:val="000000"/>
+          <w:sz w:val="28"/>
+        </w:rPr>
+        <w:t>中心；</w:t>
       </w:r>
     </w:p>
     <w:p>
@@ -7303,7 +7230,7 @@
             <v:path o:extrusionok="f" gradientshapeok="t" o:connecttype="rect"/>
             <o:lock v:ext="edit" aspectratio="t"/>
           </v:shapetype>
-          <v:shape id="图片 2" o:spid="_x0000_i1025" type="#_x0000_t75" style="width:84.1pt;height:203.9pt;mso-position-horizontal-relative:page;mso-position-vertical-relative:page">
+          <v:shape id="图片 2" o:spid="_x0000_i1025" type="#_x0000_t75" style="width:84pt;height:204pt;mso-position-horizontal-relative:page;mso-position-vertical-relative:page">
             <v:fill o:detectmouseclick="t"/>
             <v:imagedata r:id="rId7" o:title="轻型动力触探示意图"/>
           </v:shape>
@@ -12144,7 +12071,7 @@
       </w:r>
       <w:r>
         <w:pict w14:anchorId="752420A4">
-          <v:shape id="图片 20" o:spid="_x0000_i1026" type="#_x0000_t75" style="width:79.85pt;height:44.2pt;mso-position-horizontal-relative:page;mso-position-vertical-relative:page" equationxml="&lt;?xml version=&quot;1.0&quot; encoding=&quot;UTF-8&quot; standalone=&quot;yes&quot;?&gt;&#10;&lt;?mso-application progid=&quot;Word.Document&quot;?&gt;&#10;&lt;w:wordDocument xmlns:w=&quot;http://schemas.microsoft.com/office/word/2003/wordml&quot; xmlns:v=&quot;urn:schemas-microsoft-com:vml&quot; xmlns:w10=&quot;urn:schemas-microsoft-com:office:word&quot; xmlns:sl=&quot;http://schemas.microsoft.com/schemaLibrary/2003/core&quot; xmlns:aml=&quot;http://schemas.microsoft.com/aml/2001/core&quot; xmlns:wx=&quot;http://schemas.microsoft.com/office/word/2003/auxHint&quot; xmlns:o=&quot;urn:schemas-microsoft-com:office:office&quot; xmlns:dt=&quot;uuid:C2F41010-65B3-11d1-A29F-00AA00C14882&quot; xmlns:mc=&quot;http://schemas.openxmlformats.org/markup-compatibility/2006&quot; xmlns:m=&quot;http://schemas.openxmlformats.org/officeDocument/2006/math&quot; w:macrosPresent=&quot;no&quot; w:embeddedObjPresent=&quot;no&quot; w:ocxPresent=&quot;no&quot; xml:space=&quot;preserve&quot;&gt;&lt;o:DocumentProperties&gt;&lt;o:Version&gt;14&lt;/o:Version&gt;&lt;/o:DocumentProperties&gt;&lt;w:docPr&gt;&lt;w:view w:val=&quot;print&quot;/&gt;&lt;w:zoom w:percent=&quot;100&quot;/&gt;&lt;w:characterSpacingControl w:val=&quot;CompressPunctuation&quot;/&gt;&lt;w:documentProtection w:enforcement=&quot;off&quot;/&gt;&lt;w:embedTrueTypeFonts/&gt;&lt;w:doNotEmbedSystemFonts/&gt;&lt;w:saveSubsetFonts/&gt;&lt;w:defaultTabStop w:val=&quot;420&quot;/&gt;&lt;w:drawingGridHorizontalSpacing w:val=&quot;0&quot;/&gt;&lt;w:drawingGridVerticalSpacing w:val=&quot;156&quot;/&gt;&lt;w:displayHorizontalDrawingGridEvery w:val=&quot;1&quot;/&gt;&lt;w:displayVerticalDrawingGridEvery w:val=&quot;1&quot;/&gt;&lt;w:compat&gt;&lt;w:adjustLineHeightInTable/&gt;&lt;w:doNotExpandShiftReturn/&gt;&lt;w:balanceSingleByteDoubleByteWidth/&gt;&lt;w:spaceForUL/&gt;&lt;w:dontGrowAutofit/&gt;&lt;w:useFELayout/&gt;&lt;/w:compat&gt;&lt;/w:docPr&gt;&lt;w:body&gt;&lt;wx:sect&gt;&lt;w:p&gt;&lt;m:oMathPara&gt;&lt;m:oMath&gt;&lt;m:box&gt;&lt;m:boxPr/&gt;&lt;m:e&gt;&lt;m:sSub&gt;&lt;m:sSubPr/&gt;&lt;m:e&gt;&lt;m:r&gt;&lt;m:rPr&gt;&lt;m:scr m:val=&quot;roman&quot;/&gt;&lt;/m:rPr&gt;&lt;w:rPr/&gt;&lt;m:t&gt;蠒&lt;/m:t&gt;&lt;/m:r&gt;&lt;/m:e&gt;&lt;m:sub&gt;&lt;m:box&gt;&lt;m:boxPr/&gt;&lt;m:e&gt;&lt;m:r&gt;&lt;m:rPr&gt;&lt;m:scr m:val=&quot;roman&quot;/&gt;&lt;/m:rPr&gt;&lt;w:rPr/&gt;&lt;m:t&gt;m&lt;/m:t&gt;&lt;/m:r&gt;&lt;/m:e&gt;&lt;/m:box&gt;&lt;/m:sub&gt;&lt;/m:sSub&gt;&lt;m:r&gt;&lt;m:rPr&gt;&lt;m:sty m:val=&quot;p&quot;/&lt;&lt;&lt;&lt;&lt;&lt;&lt;&lt;&lt;&lt;&lt;&lt;&gt;&lt;m:scr m:val=&quot;roman&quot;/&gt;&lt;/m:rPr&gt;&lt;w:rPr/&gt;&lt;m:t&gt;=&lt;/m:t&gt;&lt;/m:r&gt;&lt;m:f&gt;&lt;m:fPr/&gt;&lt;m:num&gt;&lt;m:box&gt;&lt;m:boxPr/&gt;&lt;m:e&gt;&lt;m:nary&gt;&lt;m:naryPr&gt;&lt;m:chr m:val=&quot;鈭?/&gt;&lt;m:limLoc m:val=&quot;undOvr&quot;/&gt;&lt;/m:naryPr&gt;&lt;m:sub&gt;&lt;m:box&gt;&lt;m:boxPr/&gt;&lt;m:e&gt;&lt;m:r&gt;&lt;m:rPr&gt;&lt;m:scr m:val=&quot;roman&quot;/&gt;&lt;/m:rPr&gt;&lt;&lt;&lt;w&lt;:&lt;r&lt;P&lt;r&lt;/&lt;&gt;&lt;&lt;&lt;m&lt;/&lt;:t&gt;i&lt;/m:t&gt;&lt;/m:r&gt;&lt;m:r&gt;&lt;m:rPr&gt;&lt;m:sty m:val=&quot;p&quot;/&gt;&lt;m:scr m:val=&quot;roman&quot;/&gt;&lt;/m:rPr&gt;&lt;w:rPr/&gt;&lt;m:t&gt;=1&lt;/m:t&gt;&lt;/m:r&gt;&lt;/m:e&gt;&lt;/m:box&gt;&lt;/m:sub&gt;&lt;m:sup&gt;&lt;m:box&gt;&lt;m:boxPr/&gt;&lt;m:e&gt;&lt;m:r&gt;&lt;m:rPr&gt;&lt;m:scr m:val=&quot;roman&quot;/&gt;&lt;/m:rPr&gt;&lt;w:rPr/&gt;&lt;m:t&gt;n&lt;/m:t&gt;&lt;/m:r&gt;&lt;/m:e&gt;&lt;/m:box&gt;&lt;/m:sup&gt;&lt;m:e&gt;&lt;m:sSub&gt;&lt;m:sSubPr/&gt;&lt;m:e&gt;&lt;m:r&gt;&lt;m:rPr&gt;&lt;m:scr m:val=&quot;roman&quot;/&gt;&lt;/m:rPr&gt;&lt;w:rPr/&gt;&lt;m:t&gt;蠒&lt;/m:t&gt;&lt;/m:r&gt;&lt;/m:e&gt;&lt;m:sub&gt;&lt;m:box&gt;&lt;m:boxPr/&gt;&lt;m:e&gt;&lt;m:r&gt;&lt;m:rPr&gt;&lt;m:scr m:val=&quot;roman&quot;/&gt;&lt;/m:rPr&gt;&lt;w:rPr/&gt;&lt;m:t&gt;i&lt;/m:t&gt;&lt;/m:r&gt;&lt;/m:e&gt;&lt;/m:box&gt;&lt;/m:sub&gt;&lt;/m:sSub&gt;&lt;/m:e&gt;&lt;/m:nabryx&gt;&lt;&lt;/mm:es&gt;&lt;p/m&lt;:b:ox&gt;&gt;&lt;m/ms:nuum&gt;&lt;m:den&gt;&lt;m:box&gt;&lt;m:boxPr/&gt;&lt;m:e&gt;&lt;m:r&gt;&lt;m:rPr&gt;&lt;m:scr m:val=&quot;roman&quot;/&gt;&lt;/m:rPr&gt;&lt;w:rPr/&gt;&lt;m:t&gt;n&lt;/m:t&gt;&lt;/m:r&gt;&lt;/m:e&gt;&lt;/m:box&gt;&lt;/m:den&gt;&lt;/m:f&gt;&lt;/m:e&gt;&lt;/m:box&gt;&lt;/m:oMath&gt;&lt;/m:oMathPara&gt;&lt;/w:p&gt;&lt;/wx:sect&gt;&lt;/w:body&gt;&lt;/w:wordDocument">
+          <v:shape id="图片 20" o:spid="_x0000_i1026" type="#_x0000_t75" style="width:80pt;height:44pt;mso-position-horizontal-relative:page;mso-position-vertical-relative:page" equationxml="&lt;?xml version=&quot;1.0&quot; encoding=&quot;UTF-8&quot; standalone=&quot;yes&quot;?&gt;&#10;&lt;?mso-application progid=&quot;Word.Document&quot;?&gt;&#10;&lt;w:wordDocument xmlns:w=&quot;http://schemas.microsoft.com/office/word/2003/wordml&quot; xmlns:v=&quot;urn:schemas-microsoft-com:vml&quot; xmlns:w10=&quot;urn:schemas-microsoft-com:office:word&quot; xmlns:sl=&quot;http://schemas.microsoft.com/schemaLibrary/2003/core&quot; xmlns:aml=&quot;http://schemas.microsoft.com/aml/2001/core&quot; xmlns:wx=&quot;http://schemas.microsoft.com/office/word/2003/auxHint&quot; xmlns:o=&quot;urn:schemas-microsoft-com:office:office&quot; xmlns:dt=&quot;uuid:C2F41010-65B3-11d1-A29F-00AA00C14882&quot; xmlns:mc=&quot;http://schemas.openxmlformats.org/markup-compatibility/2006&quot; xmlns:m=&quot;http://schemas.openxmlformats.org/officeDocument/2006/math&quot; w:macrosPresent=&quot;no&quot; w:embeddedObjPresent=&quot;no&quot; w:ocxPresent=&quot;no&quot; xml:space=&quot;preserve&quot;&gt;&lt;o:DocumentProperties&gt;&lt;o:Version&gt;14&lt;/o:Version&gt;&lt;/o:DocumentProperties&gt;&lt;w:docPr&gt;&lt;w:view w:val=&quot;print&quot;/&gt;&lt;w:zoom w:percent=&quot;100&quot;/&gt;&lt;w:characterSpacingControl w:val=&quot;CompressPunctuation&quot;/&gt;&lt;w:documentProtection w:enforcement=&quot;off&quot;/&gt;&lt;w:embedTrueTypeFonts/&gt;&lt;w:doNotEmbedSystemFonts/&gt;&lt;w:saveSubsetFonts/&gt;&lt;w:defaultTabStop w:val=&quot;420&quot;/&gt;&lt;w:drawingGridHorizontalSpacing w:val=&quot;0&quot;/&gt;&lt;w:drawingGridVerticalSpacing w:val=&quot;156&quot;/&gt;&lt;w:displayHorizontalDrawingGridEvery w:val=&quot;1&quot;/&gt;&lt;w:displayVerticalDrawingGridEvery w:val=&quot;1&quot;/&gt;&lt;w:compat&gt;&lt;w:adjustLineHeightInTable/&gt;&lt;w:doNotExpandShiftReturn/&gt;&lt;w:balanceSingleByteDoubleByteWidth/&gt;&lt;w:spaceForUL/&gt;&lt;w:dontGrowAutofit/&gt;&lt;w:useFELayout/&gt;&lt;/w:compat&gt;&lt;/w:docPr&gt;&lt;w:body&gt;&lt;wx:sect&gt;&lt;w:p&gt;&lt;m:oMathPara&gt;&lt;m:oMath&gt;&lt;m:box&gt;&lt;m:boxPr/&gt;&lt;m:e&gt;&lt;m:sSub&gt;&lt;m:sSubPr/&gt;&lt;m:e&gt;&lt;m:r&gt;&lt;m:rPr&gt;&lt;m:scr m:val=&quot;roman&quot;/&gt;&lt;/m:rPr&gt;&lt;w:rPr/&gt;&lt;m:t&gt;蠒&lt;/m:t&gt;&lt;/m:r&gt;&lt;/m:e&gt;&lt;m:sub&gt;&lt;m:box&gt;&lt;m:boxPr/&gt;&lt;m:e&gt;&lt;m:r&gt;&lt;m:rPr&gt;&lt;m:scr m:val=&quot;roman&quot;/&gt;&lt;/m:rPr&gt;&lt;w:rPr/&gt;&lt;m:t&gt;m&lt;/m:t&gt;&lt;/m:r&gt;&lt;/m:e&gt;&lt;/m:box&gt;&lt;/m:sub&gt;&lt;/m:sSub&gt;&lt;m:r&gt;&lt;m:rPr&gt;&lt;m:sty m:val=&quot;p&quot;/&lt;&lt;&lt;&lt;&lt;&lt;&lt;&lt;&lt;&lt;&lt;&lt;&lt;&lt;&lt;&gt;&lt;m:scr m:val=&quot;roman&quot;/&gt;&lt;/m:rPr&gt;&lt;w:rPr/&gt;&lt;m:t&gt;=&lt;/m:t&gt;&lt;/m:r&gt;&lt;m:f&gt;&lt;m:fPr/&gt;&lt;m:num&gt;&lt;m:box&gt;&lt;m:boxPr/&gt;&lt;m:e&gt;&lt;m:nary&gt;&lt;m:naryPr&gt;&lt;m:chr m:val=&quot;鈭?/&gt;&lt;m:limLoc m:val=&quot;undOvr&quot;/&gt;&lt;/m:naryPr&gt;&lt;m:sub&gt;&lt;m:box&gt;&lt;m:boxPr/&gt;&lt;m:e&gt;&lt;m:r&gt;&lt;m:rPr&gt;&lt;m:scr m:val=&quot;roman&quot;/&gt;&lt;/m:r&lt;P&lt;r&lt;&gt;&lt;&lt;&lt;w&lt;:&lt;r&lt;P&lt;r&lt;/&lt;&gt;&lt;&lt;&lt;m&lt;/&lt;:t&gt;i&lt;/m:t&gt;&lt;/m:r&gt;&lt;m:r&gt;&lt;m:rPr&gt;&lt;m:sty m:val=&quot;p&quot;/&gt;&lt;m:scr m:val=&quot;roman&quot;/&gt;&lt;/m:rPr&gt;&lt;w:rPr/&gt;&lt;m:t&gt;=1&lt;/m:t&gt;&lt;/m:r&gt;&lt;/m:e&gt;&lt;/m:box&gt;&lt;/m:sub&gt;&lt;m:sup&gt;&lt;m:box&gt;&lt;m:boxPr/&gt;&lt;m:e&gt;&lt;m:r&gt;&lt;m:rPr&gt;&lt;m:scr m:val=&quot;roman&quot;/&gt;&lt;/m:rPr&gt;&lt;w:rPr/&gt;&lt;m:t&gt;n&lt;/m:t&gt;&lt;/m:r&gt;&lt;/m:e&gt;&lt;/m:box&gt;&lt;/m:sup&gt;&lt;m:e&gt;&lt;m:sSub&gt;&lt;m:sSubPr/&gt;&lt;m:e&gt;&lt;m:r&gt;&lt;m:rPr&gt;&lt;m:scr m:val=&quot;roman&quot;/&gt;&lt;/m:rPr&gt;&lt;w:rPr/&gt;&lt;m:t&gt;蠒&lt;/m:t&gt;&lt;/m:r&gt;&lt;/m:e&gt;&lt;m:sub&gt;&lt;m:box&gt;&lt;m:boxPr/&gt;&lt;m:e&gt;&lt;m:r&gt;&lt;m:rPr&gt;&lt;m:scr m:val=&quot;roman&quot;/&gt;&lt;/m:rPr&gt;&lt;w:rPr/&gt;&lt;m:t&gt;i&lt;/m:t&gt;&lt;/m:r&gt;&lt;/m:e&gt;&lt;/m:box&gt;&lt;/m:sub&gt;&lt;/m:sSub&gt;&lt;/m:e&gt;e&lt;/&lt;m:mnabryx&gt;&lt;&lt;/mm:es&gt;&lt;p/m&lt;:b:ox&gt;&gt;&lt;m/ms:nuum&gt;&lt;m:den&gt;&lt;m:box&gt;&lt;m:boxPr/&gt;&lt;m:e&gt;&lt;m:r&gt;&lt;m:rPr&gt;&lt;m:scr m:val=&quot;roman&quot;/&gt;&lt;/m:rPr&gt;&lt;w:rPr/&gt;&lt;m:t&gt;n&lt;/m:t&gt;&lt;/m:r&gt;&lt;/m:e&gt;&lt;/m:box&gt;&lt;/m:den&gt;&lt;/m:f&gt;&lt;/m:e&gt;&lt;/m:box&gt;&lt;/m:oMath&gt;&lt;/m:oMathPara&gt;&lt;/w:p&gt;&lt;/wx:sect&gt;&lt;/w:body&gt;&lt;/w:wordDocument">
             <v:fill o:detectmouseclick="t"/>
             <v:imagedata r:id="rId8" o:title=""/>
             <o:lock v:ext="edit" aspectratio="f"/>
@@ -12159,7 +12086,7 @@
       </w:r>
       <w:r>
         <w:pict w14:anchorId="4F8CF989">
-          <v:shape id="图片 21" o:spid="_x0000_i1027" type="#_x0000_t75" style="width:150.4pt;height:63.45pt;mso-position-horizontal-relative:page;mso-position-vertical-relative:page" equationxml="&lt;?xml version=&quot;1.0&quot; encoding=&quot;UTF-8&quot; standalone=&quot;yes&quot;?&gt;&#10;&lt;?mso-application progid=&quot;Word.Document&quot;?&gt;&#10;&lt;w:wordDocument xmlns:w=&quot;http://schemas.microsoft.com/office/word/2003/wordml&quot; xmlns:v=&quot;urn:schemas-microsoft-com:vml&quot; xmlns:w10=&quot;urn:schemas-microsoft-com:office:word&quot; xmlns:sl=&quot;http://schemas.microsoft.com/schemaLibrary/2003/core&quot; xmlns:aml=&quot;http://schemas.microsoft.com/aml/2001/core&quot; xmlns:wx=&quot;http://schemas.microsoft.com/office/word/2003/auxHint&quot; xmlns:o=&quot;urn:schemas-microsoft-com:office:office&quot; xmlns:dt=&quot;uuid:C2F41010-65B3-11d1-A29F-00AA00C14882&quot; xmlns:mc=&quot;http://schemas.openxmlformats.org/markup-compatibility/2006&quot; xmlns:m=&quot;http://schemas.openxmlformats.org/officeDocument/2006/math&quot; w:macrosPresent=&quot;no&quot; w:embeddedObjPresent=&quot;no&quot; w:ocxPresent=&quot;no&quot; xml:space=&quot;preserve&quot;&gt;&lt;o:DocumentProperties&gt;&lt;o:Version&gt;14&lt;/o:Version&gt;&lt;/o:DocumentProperties&gt;&lt;w:docPr&gt;&lt;w:view w:val=&quot;print&quot;/&gt;&lt;w:zoom w:percent=&quot;100&quot;/&gt;&lt;w:characterSpacingControl w:val=&quot;CompressPunctuation&quot;/&gt;&lt;w:documentProtection w:enforcement=&quot;off&quot;/&gt;&lt;w:embedTrueTypeFonts/&gt;&lt;w:doNotEmbedSystemFonts/&gt;&lt;w:saveSubsetFonts/&gt;&lt;w:defaultTabStop w:val=&quot;420&quot;/&gt;&lt;w:drawingGridHorizontalSpacing w:val=&quot;0&quot;/&gt;&lt;w:drawingGridVerticalSpacing w:val=&quot;156&quot;/&gt;&lt;w:displayHorizontalDrawingGridEvery w:val=&quot;1&quot;/&gt;&lt;w:displayVerticalDrawingGridEvery w:val=&quot;1&quot;/&gt;&lt;w:compat&gt;&lt;w:adjustLineHeightInTable/&gt;&lt;w:doNotExpandShiftReturn/&gt;&lt;w:balanceSingleByteDoubleByteWidth/&gt;&lt;w:spaceForUL/&gt;&lt;w:dontGrowAutofit/&gt;&lt;w:useFELayout/&gt;&lt;/w:compat&gt;&lt;/w:docPr&gt;&lt;w:body&gt;&lt;wx:sect&gt;&lt;w:p&gt;&lt;m:oMathPara&gt;&lt;m:oMath&gt;&lt;m:box&gt;&lt;m:boxPr/&gt;&lt;m:e&gt;&lt;m:sSub&gt;&lt;m:sSubPr/&gt;&lt;m:e&gt;&lt;m:r&gt;&lt;m:rPr&gt;&lt;m:scr m:val=&quot;roman&quot;/&gt;&lt;/m:rPr&gt;&lt;w:rPr/&gt;&lt;m:t&gt;蟽&lt;/m:t&gt;&lt;/m:r&gt;&lt;/m:e&gt;&lt;m:sub&gt;&lt;m:box&gt;&lt;m:boxPr/&gt;&lt;m:e&gt;&lt;m:r&gt;&lt;m:rPr&gt;&lt;m:scr m:val=&quot;roman&quot;/&gt;&lt;/m:rPr&gt;&lt;w:rPr/&gt;&lt;m:t&gt;f&lt;/m:t&gt;&lt;/m:r&gt;&lt;/m:e&gt;&lt;/m:box&gt;&lt;/m:sub&gt;&lt;/m:sSub&gt;&lt;m:r&gt;&lt;m:rPr&gt;&lt;m:sty m:val=&quot;p&quot;/&lt;&lt;&lt;&lt;&lt;&lt;&lt;&lt;&lt;&lt;&lt;&lt;&gt;&lt;m:scr m:val=&quot;roman&quot;/&gt;&lt;/m:rPr&gt;&lt;w:rPr/&gt;&lt;m:t&gt;=&lt;/m:t&gt;&lt;/m:r&gt;&lt;m:rad&gt;&lt;m:radPr/&gt;&lt;m:deg/&gt;&lt;m:e&gt;&lt;m:box&gt;&lt;m:boxPr/&gt;&lt;m:e&gt;&lt;m:box&gt;&lt;m:boxPr/&gt;&lt;m:e&gt;&lt;m:f&gt;&lt;m:fPr/&gt;&lt;m:num&gt;&lt;m:box&gt;&lt;m:boxPr/&gt;&lt;m:e&gt;&lt;m:r&gt;&lt;m:rPr&gt;&lt;m:sty m:val=&quot;p&quot;/&gt;&lt;m:scr m:val=&quot;roman&quot;/&gt;&lt;/m:rPr&gt;&lt;w:rPr/&gt;&lt;m:t&gt;1&lt;/m:t&gt;&lt;/m:r&gt;&lt;/m:e&gt;&lt;/m:box&gt;&lt;/m:num&gt;&lt;m:den&gt;&lt;m:box&gt;&lt;m:boxPr/&gt;&lt;m:e&gt;&lt;m:r&gt;&lt;m:rPr&gt;&lt;m:scr m:val=&quot;roman&quot;/&gt;&lt;/m:rPr&gt;&lt;w:rPr/&gt;&lt;m:t&gt;n&lt;/m:t&gt;&lt;/m:r&gt;&lt;m:r&gt;&lt;m:rPr&gt;&lt;m:sty m:val=&quot;p&quot;/&gt;&lt;m:scr m:val=&quot;roman&quot;/&gt;&lt;/m:rPr&gt;&lt;w:rPr/&gt;&lt;m:t&gt;鈭?&lt;/m:t&gt;&lt;/m:r&gt;&lt;/m:e&gt;&lt;/m:box&gt;&lt;/m:den&gt;&lt;/m:f&gt;&lt;m:bo:xt&gt;&gt;&lt;1m&lt;:/bmo:xtP&gt;r&lt;&lt;//&gt;&lt;m:e&gt;&lt;m:d&gt;&lt;m:dPr&gt;&lt;m:begChr m:val=&quot;[&quot;/&gt;&lt;m:endChr m:val=&quot;]&quot;/&gt;&lt;/m:dPr&gt;&lt;m:e&gt;&lt;m:box&gt;&lt;m:boxPr/&gt;&lt;m:e&gt;&lt;m:nary&gt;&lt;m:naryPr&gt;&lt;m:chr m:val=&quot;鈭?/&gt;&lt;m:limLoc m:val=&quot;undOvr&quot;/&gt;&lt;/m:naryPr&gt;&lt;m:sub&gt;&lt;m:box&gt;&lt;m:boxPr/&gt;&lt;m:e&gt;&lt;m:r&gt;&lt;m:rPr&gt;&lt;m:scr m:val=&quot;roman&quot;/&gt;:&lt;/tm:&gt;rP1r&gt;&lt;&lt;w/:rmPr:/&gt;t&lt;m&gt;:t&lt;&gt;&lt;/i&lt;/m:t&gt;&lt;/m:r&gt;&lt;m:r&gt;&lt;m:rPr&gt;&lt;m:sty m:val=&quot;p&quot;/&gt;&lt;m:scr m:val=&quot;roman&quot;/&gt;&lt;/m:rPr&gt;&lt;w:rPr/&gt;&lt;m:t&gt;=1&lt;/m:t&gt;&lt;/m:r&gt;&lt;/m:e&gt;&lt;/m:box&gt;&lt;/m:sub&gt;&lt;m:sup&gt;&lt;m:box&gt;&lt;m:boxPr/&gt;&lt;m:e&gt;&lt;m:r&gt;&lt;m:rPr&gt;&lt;m:scr m:val=&quot;roman&quot;/&gt;&lt;/m:rPr&gt;&lt;w:rPr/&gt;&lt;m:t&gt;n&lt;/m:t&gt;&lt;/m:r&gt;&lt;/m:e&gt;&lt;/m:box&gt;&lt;/m:sup&gt;&lt;m:e&gt;&lt;m:sSubSup&gt;&lt;m:sSubSupPr/&gt;&lt;m:e&gt;&lt;m:r&gt;&lt;m:rPr&gt;&lt;m:scr m:val=&quot;roman&quot;/&gt;&lt;/m:rPr&gt;&lt;w:rPr/&gt;&lt;m:t&gt;蠒&lt;/m:t&gt;&lt;/m:r&gt;&lt;/m:e&gt;&lt;m:sub&gt;&lt;m:box&gt;&lt;m:boxPr/&gt;&lt;m:e&gt;&lt;m:r&gt;&lt;m:rPr&gt;&lt;m:scr m:val=&quot;roman&quot;/&gt;&lt;/m:rPr&gt;&lt;w:rPr/&gt;&lt;m:t&gt;i&lt;/m:t&gt;&lt;/m:r&gt;&lt;/m:e&gt;&lt;/m:box&gt;&lt;/m:sub&gt;&lt;m:sup&gt;m&lt;m:&gt;boxm&gt;&lt;mo:bo&lt;xPr:/&gt;&lt;pm:em&gt;&lt;m&gt;:r&gt;:&lt;m:urPru&gt;&lt;m:sty m:val=&quot;p&quot;/&gt;&lt;m:scr m:val=&quot;roman&quot;/&gt;&lt;/m:rPr&gt;&lt;w:rPr/&gt;&lt;m:t&gt;2&lt;/m:t&gt;&lt;/m:r&gt;&lt;/m:e&gt;&lt;/m:box&gt;&lt;/m:sup&gt;&lt;/m:sSubSup&gt;&lt;m:r&gt;&lt;m:rPr&gt;&lt;m:sty m:val=&quot;p&quot;/&gt;&lt;m:scr m:val=&quot;roman&quot;/&gt;&lt;/m:rPr&gt;&lt;w:rPr/&gt;&lt;m:t&gt;鈭?/m:t&gt;&lt;/m:r&gt;&lt;m:f&gt;&lt;m:fPr/&gt;&lt;mm:num&gt;&gt;&lt;m:mbox&gt;o&lt;m:b&lt;oxPr:/&gt;&lt;mp:e&gt;&lt;mm:sS&gt;up&gt;&lt;:m:sSuupPrur/&gt;&lt;m:e&gt;&lt;m:box&gt;&lt;m:boxPr/&gt;&lt;m:e&gt;&lt;m:d&gt;&lt;m:dPr/&gt;&lt;m:e&gt;&lt;m:box&gt;&lt;m:boxPr/&gt;&lt;m:e&gt;&lt;m:nary&gt;&lt;m:naryPr&gt;&lt;m:chr m:val=&quot;鈭?/&gt;&lt;m:limLoc m:val=&quot;undOvr&quot;/&gt;&lt;/m:naryPr&gt;&lt;m:sub&gt;&lt;m:box&gt;&lt;m:boxPr/&gt;&lt;m:e&gt;&lt;m:r&gt;&lt;m:rPr&gt;&lt;m:scr m:val=&quot;rmoman&quot;&gt;/&gt;&lt;/mm:rPr&gt;o&lt;w:rP&lt;r/&gt;&lt;m::t&gt;i&lt;p/m:t&gt;m&lt;/m:r&gt;&gt;&lt;m:r:&gt;&lt;m:ruPr&gt;&lt;rum:sty m:val=&quot;p&quot;/&gt;&lt;m:scr m:val=&quot;roman&quot;/&gt;&lt;/m:rPr&gt;&lt;w:rPr/&gt;&lt;m:t&gt;=1&lt;/m:t&gt;&lt;/m:r&gt;&lt;/m:e&gt;&lt;/m:box&gt;&lt;/m:sub&gt;&lt;m:sup&gt;&lt;m:box&gt;&lt;m:boxPr/&gt;&lt;m:e&gt;&lt;m:r&gt;&lt;m:rPr&gt;&lt;m:scr m:val=&quot;roman&quot;/&gt;&lt;/m:rPr&gt;&lt;w:rPr/&gt;&lt;m:t&gt;n&lt;/m:t&gt;&lt;/m:r&gt;&lt;/m:e&gt;&lt;/m:box&gt;&lt;/m:sup&gt;&lt;m:e&gt;&lt;m:sSub&gt;&lt;m:sSubPr/&gt;&lt;m:e&gt;&lt;m:r&gt;&lt;m:rPr&gt;&lt;m:scr m:val=&quot;roman&quot;/&gt;&lt;/m:rPr&gt;&lt;w:rPr/&gt;&lt;m:t&gt;蠒&lt;/m:t&gt;&lt;/m:r&gt;&lt;/m:e&gt;&lt;m:sub&gt;&lt;m:box&gt;&lt;m:boxPr/&gt;&lt;m:e&gt;&lt;m:r&gt;&lt;m:rPr&gt;&lt;m:scr m:val=&quot;roman&quot;/&gt;&lt;/m:rPr&gt;&lt;w:rPr/&gt;&lt;m:t&gt;i&lt;/m:t&gt;&lt;/m:r&gt;&lt;/m:e&gt;&lt;/m:box&gt;&lt;/m:sub&gt;&lt;/m:sS/ub&gt;&lt;/m/:e&gt;&lt;/m/:nary&gt;&gt;&lt;/m:e&gt;u&lt;/m:boex&gt;&lt;/m:Se&gt;&lt;/m::d&gt;&lt;/m:re&gt;&lt;/m:ebox&gt;&lt;/&gt;m:e&gt;&lt;mr:sup&gt;&lt;m:box&gt;&lt;m:boxPr/&gt;&lt;m:e&gt;&lt;m:r&gt;&lt;m:rPr&gt;&lt;m:sty m:val=&quot;p&quot;/&gt;&lt;m:scr m:val=&quot;roman&quot;/&gt;&lt;/m:rPr&gt;&lt;w:rPr/&gt;&lt;m:t&gt;2&lt;/m:t&gt;&lt;/m:r&gt;&lt;/m:e&gt;&lt;/m:box&gt;&lt;/m:sup&gt;&lt;/m:sSup&gt;&lt;/m:e&gt;&lt;/m:box&gt;&lt;/m:num&gt;&lt;m:den&gt;&lt;m:box&gt;&lt;m:boxPr/&gt;&lt;m:e&gt;&lt;m:r&gt;&lt;m:rPr&gt;&lt;m:scr m:val=&quot;roman&quot;/&gt;&lt;/m:rPr&gt;&lt;w:rPr/&gt;&lt;m:t&gt;n&lt;/m:t&gt;&lt;/m:r&gt;&lt;/m:e&gt;&lt;/m:box&gt;&lt;/m:den&gt;&lt;/m:f&gt;&lt;/m:e&gt;&lt;/m:nary&gt;&lt;/m:e&gt;&lt;/m:box&gt;&lt;/m:e&gt;&lt;/m:d&gt;&lt;/m:e&gt;&lt;/m:box&gt;&lt;/m:e&gt;&lt;/m:box&gt;&lt;/m:e&gt;&lt;/m:box&gt;&lt;/m:e&gt;&lt;/m:rad&gt;&lt;/m:e&gt;&lt;/m:box&gt;&lt;/m:oMath&gt;&lt;/m:oMathPara&gt;&lt;/w:p&gt;&lt;/wx:sect&gt;&lt;/w:body&gt;&lt;/w:wordDocument">
+          <v:shape id="图片 21" o:spid="_x0000_i1027" type="#_x0000_t75" style="width:150.5pt;height:63.5pt;mso-position-horizontal-relative:page;mso-position-vertical-relative:page" equationxml="&lt;?xml version=&quot;1.0&quot; encoding=&quot;UTF-8&quot; standalone=&quot;yes&quot;?&gt;&#10;&lt;?mso-application progid=&quot;Word.Document&quot;?&gt;&#10;&lt;w:wordDocument xmlns:w=&quot;http://schemas.microsoft.com/office/word/2003/wordml&quot; xmlns:v=&quot;urn:schemas-microsoft-com:vml&quot; xmlns:w10=&quot;urn:schemas-microsoft-com:office:word&quot; xmlns:sl=&quot;http://schemas.microsoft.com/schemaLibrary/2003/core&quot; xmlns:aml=&quot;http://schemas.microsoft.com/aml/2001/core&quot; xmlns:wx=&quot;http://schemas.microsoft.com/office/word/2003/auxHint&quot; xmlns:o=&quot;urn:schemas-microsoft-com:office:office&quot; xmlns:dt=&quot;uuid:C2F41010-65B3-11d1-A29F-00AA00C14882&quot; xmlns:mc=&quot;http://schemas.openxmlformats.org/markup-compatibility/2006&quot; xmlns:m=&quot;http://schemas.openxmlformats.org/officeDocument/2006/math&quot; w:macrosPresent=&quot;no&quot; w:embeddedObjPresent=&quot;no&quot; w:ocxPresent=&quot;no&quot; xml:space=&quot;preserve&quot;&gt;&lt;o:DocumentProperties&gt;&lt;o:Version&gt;14&lt;/o:Version&gt;&lt;/o:DocumentProperties&gt;&lt;w:docPr&gt;&lt;w:view w:val=&quot;print&quot;/&gt;&lt;w:zoom w:percent=&quot;100&quot;/&gt;&lt;w:characterSpacingControl w:val=&quot;CompressPunctuation&quot;/&gt;&lt;w:documentProtection w:enforcement=&quot;off&quot;/&gt;&lt;w:embedTrueTypeFonts/&gt;&lt;w:doNotEmbedSystemFonts/&gt;&lt;w:saveSubsetFonts/&gt;&lt;w:defaultTabStop w:val=&quot;420&quot;/&gt;&lt;w:drawingGridHorizontalSpacing w:val=&quot;0&quot;/&gt;&lt;w:drawingGridVerticalSpacing w:val=&quot;156&quot;/&gt;&lt;w:displayHorizontalDrawingGridEvery w:val=&quot;1&quot;/&gt;&lt;w:displayVerticalDrawingGridEvery w:val=&quot;1&quot;/&gt;&lt;w:compat&gt;&lt;w:adjustLineHeightInTable/&gt;&lt;w:doNotExpandShiftReturn/&gt;&lt;w:balanceSingleByteDoubleByteWidth/&gt;&lt;w:spaceForUL/&gt;&lt;w:dontGrowAutofit/&gt;&lt;w:useFELayout/&gt;&lt;/w:compat&gt;&lt;/w:docPr&gt;&lt;w:body&gt;&lt;wx:sect&gt;&lt;w:p&gt;&lt;m:oMathPara&gt;&lt;m:oMath&gt;&lt;m:box&gt;&lt;m:boxPr/&gt;&lt;m:e&gt;&lt;m:sSub&gt;&lt;m:sSubPr/&gt;&lt;m:e&gt;&lt;m:r&gt;&lt;m:rPr&gt;&lt;m:scr m:val=&quot;roman&quot;/&gt;&lt;/m:rPr&gt;&lt;w:rPr/&gt;&lt;m:t&gt;蟽&lt;/m:t&gt;&lt;/m:r&gt;&lt;/m:e&gt;&lt;m:sub&gt;&lt;m:box&gt;&lt;m:boxPr/&gt;&lt;m:e&gt;&lt;m:r&gt;&lt;m:rPr&gt;&lt;m:scr m:val=&quot;roman&quot;/&gt;&lt;/m:rPr&gt;&lt;w:rPr/&gt;&lt;m:t&gt;f&lt;/m:t&gt;&lt;/m:r&gt;&lt;/m:e&gt;&lt;/m:box&gt;&lt;/m:sub&gt;&lt;/m:sSub&gt;&lt;m:r&gt;&lt;m:rPr&gt;&lt;m:sty m:val=&quot;p&quot;/&lt;&lt;&lt;&lt;&lt;&lt;&lt;&lt;&lt;&lt;&lt;&lt;&lt;&lt;&lt;&gt;&lt;m:scr m:val=&quot;roman&quot;/&gt;&lt;/m:rPr&gt;&lt;w:rPr/&gt;&lt;m:t&gt;=&lt;/m:t&gt;&lt;/m:r&gt;&lt;m:rad&gt;&lt;m:radPr/&gt;&lt;m:deg/&gt;&lt;m:e&gt;&lt;m:box&gt;&lt;m:boxPr/&gt;&lt;m:e&gt;&lt;m:box&gt;&lt;m:boxPr/&gt;&lt;m:e&gt;&lt;m:f&gt;&lt;m:fPr/&gt;&lt;m:num&gt;&lt;m:box&gt;&lt;m:boxPr/&gt;&lt;m:e&gt;&lt;m:r&gt;&lt;m:rPr&gt;&lt;m:sty m:val=&quot;p&quot;/&gt;&lt;m:scr m:val=&quot;roman&quot;/&gt;&lt;/m:rPr&gt;&lt;w:rPr/&gt;&lt;m:t&gt;1&lt;/m:t&gt;&lt;/m:r&gt;&lt;/m:e&gt;&lt;/m:box&gt;&lt;/m:num&gt;&lt;m:den&gt;&lt;m:box&gt;&lt;m:boxPr/&gt;&lt;m:e&gt;&lt;m:r&gt;&lt;m:rPr&gt;&lt;m:scr m:val=&quot;roman&quot;/&gt;&lt;/m:rPr&gt;&lt;w:rPr/&gt;&lt;m:t&gt;n&lt;/m:t&gt;&lt;/m:r&gt;&lt;m:r&gt;&lt;m:rPr&gt;&lt;m:sty m:val=&quot;p&quot;/&gt;&lt;m:scr m:val=&quot;roman&quot;/&gt;&lt;/m:rPr&gt;&lt;w:rPr/&gt;&lt;m:t&gt;鈭?&lt;/m:t&gt;&lt;/m:r&gt;&lt;/m:e&gt;&lt;/m:box&gt;&lt;/m:den&gt;&lt;/m:f&gt;&lt;m&gt;:&lt;bmo:xt&gt;&gt;&lt;1m&lt;:/bmo:xtP&gt;r&lt;&lt;//&gt;&lt;m:e&gt;&lt;m:d&gt;&lt;m:dPr&gt;&lt;m:begChr m:val=&quot;[&quot;/&gt;&lt;m:endChr m:val=&quot;]&quot;/&gt;&lt;/m:dPr&gt;&lt;m:e&gt;&lt;m:box&gt;&lt;m:boxPr/&gt;&lt;m:e&gt;&lt;m:nary&gt;&lt;m:naryPr&gt;&lt;m:chr m:val=&quot;鈭?/&gt;&lt;m:limLoc m:val=&quot;undOvr&quot;/&gt;&lt;/m:naryPr&gt;&lt;m:sub&gt;&lt;m:box&gt;&lt;m:boxPr/&gt;&lt;m:e&gt;&lt;m:r&gt;&lt;m:rPr&gt;&lt;m:scr m:val=&quot;ro&gt;ma&lt;n&quot;m/&gt;:&lt;/tm:&gt;rP1r&gt;&lt;&lt;w/:rmPr:/&gt;t&lt;m&gt;:t&lt;&gt;&lt;/i&lt;/m:t&gt;&lt;/m:r&gt;&lt;m:r&gt;&lt;m:rPr&gt;&lt;m:sty m:val=&quot;p&quot;/&gt;&lt;m:scr m:val=&quot;roman&quot;/&gt;&lt;/m:rPr&gt;&lt;w:rPr/&gt;&lt;m:t&gt;=1&lt;/m:t&gt;&lt;/m:r&gt;&lt;/m:e&gt;&lt;/m:box&gt;&lt;/m:sub&gt;&lt;m:sup&gt;&lt;m:box&gt;&lt;m:boxPr/&gt;&lt;m:e&gt;&lt;m:r&gt;&lt;m:rPr&gt;&lt;m:scr m:val=&quot;roman&quot;/&gt;&lt;/m:rPr&gt;&lt;w:rPr/&gt;&lt;m:t&gt;n&lt;/m:t&gt;&lt;/m:r&gt;&lt;/m:e&gt;&lt;/m:box&gt;&lt;/m:sup&gt;&lt;m:e&gt;&lt;m:sSubSup&gt;&lt;m:sSubSupPr/&gt;&lt;m:e&gt;&lt;m:r&gt;&lt;m:rPr&gt;&lt;m:scr m:val=&quot;roman&quot;/&gt;&lt;/m:rPr&gt;&lt;w:rPr/&gt;&lt;m:t&gt;蠒&lt;/m:t&gt;&lt;/m:r&gt;&lt;/m:e&gt;&lt;m:sub&gt;&lt;m:box&gt;&lt;m:boxPr/&gt;&lt;m:e&gt;&lt;m:r&gt;&lt;m:rPr&gt;&lt;m:scr m:val=&quot;roman&quot;/&gt;&lt;/m:rPr&gt;&lt;w:rPr/&gt;&lt;m:t&gt;i&lt;/m:t&gt;&lt;/m:r&gt;&lt;/m:e&gt;&lt;/m:box&gt;&lt;/m:su&gt;b&gt;&lt;mm:s&gt;up&gt;m&lt;m:&gt;boxm&gt;&lt;mo:bo&lt;xPr:/&gt;&lt;pm:em&gt;&lt;m&gt;:r&gt;:&lt;m:urPru&gt;&lt;m:sty m:val=&quot;p&quot;/&gt;&lt;m:scr m:val=&quot;roman&quot;/&gt;&lt;/m:rPr&gt;&lt;w:rPr/&gt;&lt;m:t&gt;2&lt;/m:t&gt;&lt;/m:r&gt;&lt;/m:e&gt;&lt;/m:box&gt;&lt;/m:sup&gt;&lt;/m:sSubSup&gt;&lt;m:r&gt;&lt;m:rPr&gt;&lt;m:sty m:val=&quot;p&quot;/&gt;&lt;m:scr m:val=&quot;roman&quot;/&gt;&lt;/m:rPr&gt;&lt;w:rPr/&gt;&lt;m:t&gt;鈭?/m:t&gt;&lt;/m:r&gt;&lt;m:&gt;f&gt;&lt;mm:fPr&gt;/&gt;&lt;mm:num&gt;&gt;&lt;m:mbox&gt;o&lt;m:b&lt;oxPr:/&gt;&lt;mp:e&gt;&lt;mm:sS&gt;up&gt;&lt;:m:sSuupPrur/&gt;&lt;m:e&gt;&lt;m:box&gt;&lt;m:boxPr/&gt;&lt;m:e&gt;&lt;m:d&gt;&lt;m:dPr/&gt;&lt;m:e&gt;&lt;m:box&gt;&lt;m:boxPr/&gt;&lt;m:e&gt;&lt;m:nary&gt;&lt;m:naryPr&gt;&lt;m:chr m:val=&quot;鈭?/&gt;&lt;m:limLoc m:val=&quot;undOvr&quot;/&gt;&lt;/m:naryPr&gt;&lt;m:sub&gt;&lt;m:box&gt;&lt;m:boxPr/&gt;&lt;m:e&gt;&lt;m:r&gt;&lt;m:rPr&gt;&gt;&lt;m:scmr m:v&gt;al=&quot;rmoman&quot;&gt;/&gt;&lt;/mm:rPr&gt;o&lt;w:rP&lt;r/&gt;&lt;m::t&gt;i&lt;p/m:t&gt;m&lt;/m:r&gt;&gt;&lt;m:r:&gt;&lt;m:ruPr&gt;&lt;rum:sty m:val=&quot;p&quot;/&gt;&lt;m:scr m:val=&quot;roman&quot;/&gt;&lt;/m:rPr&gt;&lt;w:rPr/&gt;&lt;m:t&gt;=1&lt;/m:t&gt;&lt;/m:r&gt;&lt;/m:e&gt;&lt;/m:box&gt;&lt;/m:sub&gt;&lt;m:sup&gt;&lt;m:box&gt;&lt;m:boxPr/&gt;&lt;m:e&gt;&lt;m:r&gt;&lt;m:rPr&gt;&lt;m:scr m:val=&quot;roman&quot;/&gt;&lt;/m:rPr&gt;&lt;w:rPr/&gt;&lt;m:t&gt;n&lt;/m:t&gt;&lt;/m:r&gt;&lt;/m:e&gt;&lt;/m:box&gt;&lt;/m:sup&gt;&lt;m:e&gt;&lt;m:sSub&gt;&lt;m:sSubPr/&gt;&lt;m:e&gt;&lt;m:r&gt;&lt;m:rPr&gt;&lt;m:scr m:val=&quot;roman&quot;/&gt;&lt;/m:rPr&gt;&lt;w:rPr/&gt;&lt;m:t&gt;蠒&lt;/m:t&gt;&lt;/m:r&gt;&lt;/m:e&gt;&lt;m:sub&gt;&lt;m:box&gt;&lt;m:boxPr/&gt;&lt;m:e&gt;&lt;m:r&gt;&lt;m:rPr&gt;&lt;m:scr m:val=&quot;roman&quot;/&gt;&lt;/m:rPr&gt;&lt;w:rPr/&gt;&lt;m:t&gt;i&lt;/m:t&gt;&lt;/m:r&gt;&lt;/m:e&gt;&lt;/m:rbox&gt;&lt;/mm:sub&gt;/&lt;/m:sS/ub&gt;&lt;/m/:e&gt;&lt;/m/:nary&gt;&gt;&lt;/m:e&gt;u&lt;/m:boex&gt;&lt;/m:Se&gt;&lt;/m::d&gt;&lt;/m:re&gt;&lt;/m:ebox&gt;&lt;/&gt;m:e&gt;&lt;mr:sup&gt;&lt;m:box&gt;&lt;m:boxPr/&gt;&lt;m:e&gt;&lt;m:r&gt;&lt;m:rPr&gt;&lt;m:sty m:val=&quot;p&quot;/&gt;&lt;m:scr m:val=&quot;roman&quot;/&gt;&lt;/m:rPr&gt;&lt;w:rPr/&gt;&lt;m:t&gt;2&lt;/m:t&gt;&lt;/m:r&gt;&lt;/m:e&gt;&lt;/m:box&gt;&lt;/m:sup&gt;&lt;/m:sSup&gt;&lt;/m:e&gt;&lt;/m:box&gt;&lt;/m:num&gt;&lt;m:den&gt;&lt;m:box&gt;&lt;m:boxPr/&gt;&lt;m:e&gt;&lt;m:r&gt;&lt;m:rPr&gt;&lt;m:scr m:val=&quot;roman&quot;/&gt;&lt;/m:rPr&gt;&lt;w:rPr/&gt;&lt;m:t&gt;n&lt;/m:t&gt;&lt;/m:r&gt;&lt;/m:e&gt;&lt;/m:box&gt;&lt;/m:den&gt;&lt;/m:f&gt;&lt;/m:e&gt;&lt;/m:nary&gt;&lt;/m:e&gt;&lt;/m:box&gt;&lt;/m:e&gt;&lt;/m:d&gt;&lt;/m:e&gt;&lt;/m:box&gt;&lt;/m:e&gt;&lt;/m:box&gt;&lt;/m:e&gt;&lt;/m:box&gt;&lt;/m:e&gt;&lt;/m:rad&gt;&lt;/m:e&gt;&lt;/m:box&gt;&lt;/m:oMath&gt;&lt;/m:oMathPara&gt;&lt;/w:p&gt;&lt;/wx:sect&gt;&lt;/w:body&gt;&lt;/w:wordDocument">
             <v:fill o:detectmouseclick="t"/>
             <v:imagedata r:id="rId9" o:title=""/>
             <o:lock v:ext="edit" aspectratio="f"/>
@@ -12174,7 +12101,7 @@
       </w:r>
       <w:r>
         <w:pict w14:anchorId="65187A9E">
-          <v:shape id="图片 22" o:spid="_x0000_i1028" type="#_x0000_t75" style="width:49.9pt;height:52.05pt;mso-position-horizontal-relative:page;mso-position-vertical-relative:page" equationxml="&lt;?xml version=&quot;1.0&quot; encoding=&quot;UTF-8&quot; standalone=&quot;yes&quot;?&gt;&#10;&lt;?mso-application progid=&quot;Word.Document&quot;?&gt;&#10;&lt;w:wordDocument xmlns:w=&quot;http://schemas.microsoft.com/office/word/2003/wordml&quot; xmlns:v=&quot;urn:schemas-microsoft-com:vml&quot; xmlns:w10=&quot;urn:schemas-microsoft-com:office:word&quot; xmlns:sl=&quot;http://schemas.microsoft.com/schemaLibrary/2003/core&quot; xmlns:aml=&quot;http://schemas.microsoft.com/aml/2001/core&quot; xmlns:wx=&quot;http://schemas.microsoft.com/office/word/2003/auxHint&quot; xmlns:o=&quot;urn:schemas-microsoft-com:office:office&quot; xmlns:dt=&quot;uuid:C2F41010-65B3-11d1-A29F-00AA00C14882&quot; xmlns:mc=&quot;http://schemas.openxmlformats.org/markup-compatibility/2006&quot; xmlns:m=&quot;http://schemas.openxmlformats.org/officeDocument/2006/math&quot; w:macrosPresent=&quot;no&quot; w:embeddedObjPresent=&quot;no&quot; w:ocxPresent=&quot;no&quot; xml:space=&quot;preserve&quot;&gt;&lt;o:DocumentProperties&gt;&lt;o:Version&gt;14&lt;/o:Version&gt;&lt;/o:DocumentProperties&gt;&lt;w:docPr&gt;&lt;w:view w:val=&quot;print&quot;/&gt;&lt;w:zoom w:percent=&quot;100&quot;/&gt;&lt;w:characterSpacingControl w:val=&quot;CompressPunctuation&quot;/&gt;&lt;w:documentProtection w:enforcement=&quot;off&quot;/&gt;&lt;w:embedTrueTypeFonts/&gt;&lt;w:doNotEmbedSystemFonts/&gt;&lt;w:saveSubsetFonts/&gt;&lt;w:defaultTabStop w:val=&quot;420&quot;/&gt;&lt;w:drawingGridHorizontalSpacing w:val=&quot;0&quot;/&gt;&lt;w:drawingGridVerticalSpacing w:val=&quot;156&quot;/&gt;&lt;w:displayHorizontalDrawingGridEvery w:val=&quot;1&quot;/&gt;&lt;w:displayVerticalDrawingGridEvery w:val=&quot;1&quot;/&gt;&lt;w:compat&gt;&lt;w:adjustLineHeightInTable/&gt;&lt;w:doNotExpandShiftReturn/&gt;&lt;w:balanceSingleByteDoubleByteWidth/&gt;&lt;w:spaceForUL/&gt;&lt;w:dontGrowAutofit/&gt;&lt;w:useFELayout/&gt;&lt;/w:compat&gt;&lt;/w:docPr&gt;&lt;w:body&gt;&lt;wx:sect&gt;&lt;w:p&gt;&lt;m:oMathPara&gt;&lt;m:oMath&gt;&lt;m:box&gt;&lt;m:boxPr/&gt;&lt;m:e&gt;&lt;m:r&gt;&lt;m:rPr&gt;&lt;m:scr m:val=&quot;roman&quot;/&gt;&lt;/m:rPr&gt;&lt;w:rPr/&gt;&lt;m:t&gt;未&lt;/m:t&gt;&lt;/m:r&gt;&lt;m:r&gt;&lt;m:rPr&gt;&lt;m:sty m:val=&quot;p&quot;/&gt;&lt;m:scr m:val=&quot;roman&quot;/&gt;&lt;/m:rPr&gt;&lt;w:rPr/&gt;&lt;m:t&gt;=&lt;/m:t&gt;&lt;/m:r&gt;&lt;m:f&gt;&lt;m:fPr/&gt;&lt;m:num&gt;&lt;m:box&gt;&lt;m:boxPr/&gt;&lt;m:e&gt;&lt;m:sSub&gt;&lt;m:sSubPr/&gt;&lt;m:e&gt;&lt;m:r&gt;&lt;m:rPr&gt;&lt;m:scr m:val=&quot;roman&quot;/&gt;&lt;&lt;&lt;&lt;&lt;&lt;&lt;&lt;&lt;&lt;&lt;&lt;&lt;/m:rPr&gt;&lt;w:rPr/&gt;&lt;m:t&gt;蟽&lt;/m:t&gt;&lt;/m:r&gt;&lt;/m:e&gt;&lt;m:sub&gt;&lt;m:box&gt;&lt;m:boxPr/&gt;&lt;m:e&gt;&lt;m:r&gt;&lt;m:rPr&gt;&lt;m:sty m:val=&quot;p&quot;/&gt;&lt;m:scr m:val=&quot;roman&quot;/&gt;&lt;/m:rPr&gt;&lt;w:rPr/&gt;&lt;m:t&gt;1&lt;/m:t&gt;&lt;/m:r&gt;&lt;/m:e&gt;&lt;/m:box&gt;&lt;/m:sub&gt;&lt;/m:sSub&gt;&lt;/m:e&gt;&lt;/m:box&gt;&lt;/m:num&gt;&lt;m:den&gt;&lt;m:box&gt;&lt;m:boxPr/&gt;&lt;m:e&gt;&lt;m:sSub&lt;&gt;&lt;&lt;&lt;m&lt;:&lt;s&lt;S&lt;u&lt;b&lt;P&lt;r&lt;/&lt;&gt;&lt;m:e&gt;&lt;m:r&gt;&lt;m:rPr&gt;&lt;m:scr m:val=&quot;roman&quot;/&gt;&lt;/m:rPr&gt;&lt;w:rPr/&gt;&lt;m:t&gt;蠒&lt;/m:t&gt;&lt;/m:r&gt;&lt;/m:e&gt;&lt;m:sub&gt;&lt;m:box&gt;&lt;m:boxPr/&gt;&lt;m:e&gt;&lt;m:r&gt;&lt;m:rPr&gt;&lt;m:scr m:val=&quot;roman&quot;/&gt;&lt;/m:rPr&gt;&lt;w:rPr/&gt;&lt;m:t&gt;m&lt;/m:t&gt;&lt;/m:r&gt;&lt;/m:e&gt;&lt;/m:box&gt;&lt;/m:sub&gt;&lt;/m:sSub&gt;&lt;/m:e&gt;&lt;/m:box&gt;&lt;/m:den&gt;&lt;/&lt;m:&lt;f&gt;&lt;&lt;/&lt;m:&lt;e&gt;&lt;&lt;/&lt;m:&lt;bo&lt;x&gt;&lt;&lt;/&lt;m:&lt;oMath&gt;&lt;/m:oMathPara&gt;&lt;/w:p&gt;&lt;/wx:sect&gt;&lt;/w:body&gt;&lt;/w:wordDocument">
+          <v:shape id="图片 22" o:spid="_x0000_i1028" type="#_x0000_t75" style="width:50pt;height:52pt;mso-position-horizontal-relative:page;mso-position-vertical-relative:page" equationxml="&lt;?xml version=&quot;1.0&quot; encoding=&quot;UTF-8&quot; standalone=&quot;yes&quot;?&gt;&#10;&lt;?mso-application progid=&quot;Word.Document&quot;?&gt;&#10;&lt;w:wordDocument xmlns:w=&quot;http://schemas.microsoft.com/office/word/2003/wordml&quot; xmlns:v=&quot;urn:schemas-microsoft-com:vml&quot; xmlns:w10=&quot;urn:schemas-microsoft-com:office:word&quot; xmlns:sl=&quot;http://schemas.microsoft.com/schemaLibrary/2003/core&quot; xmlns:aml=&quot;http://schemas.microsoft.com/aml/2001/core&quot; xmlns:wx=&quot;http://schemas.microsoft.com/office/word/2003/auxHint&quot; xmlns:o=&quot;urn:schemas-microsoft-com:office:office&quot; xmlns:dt=&quot;uuid:C2F41010-65B3-11d1-A29F-00AA00C14882&quot; xmlns:mc=&quot;http://schemas.openxmlformats.org/markup-compatibility/2006&quot; xmlns:m=&quot;http://schemas.openxmlformats.org/officeDocument/2006/math&quot; w:macrosPresent=&quot;no&quot; w:embeddedObjPresent=&quot;no&quot; w:ocxPresent=&quot;no&quot; xml:space=&quot;preserve&quot;&gt;&lt;o:DocumentProperties&gt;&lt;o:Version&gt;14&lt;/o:Version&gt;&lt;/o:DocumentProperties&gt;&lt;w:docPr&gt;&lt;w:view w:val=&quot;print&quot;/&gt;&lt;w:zoom w:percent=&quot;100&quot;/&gt;&lt;w:characterSpacingControl w:val=&quot;CompressPunctuation&quot;/&gt;&lt;w:documentProtection w:enforcement=&quot;off&quot;/&gt;&lt;w:embedTrueTypeFonts/&gt;&lt;w:doNotEmbedSystemFonts/&gt;&lt;w:saveSubsetFonts/&gt;&lt;w:defaultTabStop w:val=&quot;420&quot;/&gt;&lt;w:drawingGridHorizontalSpacing w:val=&quot;0&quot;/&gt;&lt;w:drawingGridVerticalSpacing w:val=&quot;156&quot;/&gt;&lt;w:displayHorizontalDrawingGridEvery w:val=&quot;1&quot;/&gt;&lt;w:displayVerticalDrawingGridEvery w:val=&quot;1&quot;/&gt;&lt;w:compat&gt;&lt;w:adjustLineHeightInTable/&gt;&lt;w:doNotExpandShiftReturn/&gt;&lt;w:balanceSingleByteDoubleByteWidth/&gt;&lt;w:spaceForUL/&gt;&lt;w:dontGrowAutofit/&gt;&lt;w:useFELayout/&gt;&lt;/w:compat&gt;&lt;/w:docPr&gt;&lt;w:body&gt;&lt;wx:sect&gt;&lt;w:p&gt;&lt;m:oMathPara&gt;&lt;m:oMath&gt;&lt;m:box&gt;&lt;m:boxPr/&gt;&lt;m:e&gt;&lt;m:r&gt;&lt;m:rPr&gt;&lt;m:scr m:val=&quot;roman&quot;/&gt;&lt;/m:rPr&gt;&lt;w:rPr/&gt;&lt;m:t&gt;未&lt;/m:t&gt;&lt;/m:r&gt;&lt;m:r&gt;&lt;m:rPr&gt;&lt;m:sty m:val=&quot;p&quot;/&gt;&lt;m:scr m:val=&quot;roman&quot;/&gt;&lt;/m:rPr&gt;&lt;w:rPr/&gt;&lt;m:t&gt;=&lt;/m:t&gt;&lt;/m:r&gt;&lt;m:f&gt;&lt;m:fPr/&gt;&lt;m:num&gt;&lt;m:box&gt;&lt;m:boxPr/&gt;&lt;m:e&gt;&lt;m:sSub&gt;&lt;m:sSubPr/&gt;&lt;m:e&gt;&lt;m:r&gt;&lt;m:rPr&gt;&lt;m:scr m:val=&quot;roman&quot;/&gt;&lt;&lt;&lt;&lt;&lt;&lt;&lt;&lt;&lt;&lt;&lt;&lt;&lt;&lt;&lt;&lt;/m:rPr&gt;&lt;w:rPr/&gt;&lt;m:t&gt;蟽&lt;/m:t&gt;&lt;/m:r&gt;&lt;/m:e&gt;&lt;m:sub&gt;&lt;m:box&gt;&lt;m:boxPr/&gt;&lt;m:e&gt;&lt;m:r&gt;&lt;m:rPr&gt;&lt;m:sty m:val=&quot;p&quot;/&gt;&lt;m:scr m:val=&quot;roman&quot;/&gt;&lt;/m:rPr&gt;&lt;w:rPr/&gt;&lt;m:t&gt;1&lt;/m:t&gt;&lt;/m:r&gt;&lt;/m:e&gt;&lt;/m:box&gt;&lt;/m:sub&gt;&lt;/m:sSub&gt;&lt;/m:e&gt;&lt;/m:box&gt;&lt;/m:num&gt;&lt;m:den&gt;&lt;m:box&gt;&lt;m:boxPr/&gt;&lt;m:e&gt;&lt;m:s&lt;S&lt;u&lt;b&lt;&gt;&lt;&lt;&lt;m&lt;:&lt;s&lt;S&lt;u&lt;b&lt;P&lt;r&lt;/&lt;&gt;&lt;m:e&gt;&lt;m:r&gt;&lt;m:rPr&gt;&lt;m:scr m:val=&quot;roman&quot;/&gt;&lt;/m:rPr&gt;&lt;w:rPr/&gt;&lt;m:t&gt;蠒&lt;/m:t&gt;&lt;/m:r&gt;&lt;/m:e&gt;&lt;m:sub&gt;&lt;m:box&gt;&lt;m:boxPr/&gt;&lt;m:e&gt;&lt;m:r&gt;&lt;m:rPr&gt;&lt;m:scr m:val=&quot;roman&quot;/&gt;&lt;/m:rPr&gt;&lt;w:rPr/&gt;&lt;m:t&gt;m&lt;/m:t&gt;&lt;/m:r&gt;&lt;/m:e&gt;&lt;/m:box&gt;&lt;/m:sub&gt;&lt;/m:sSub&gt;&lt;/m:e&gt;&lt;/m:box&gt;&lt;/m:&lt;de&lt;n&gt;&lt;&lt;/&lt;m:&lt;f&gt;&lt;&lt;/&lt;m:&lt;e&gt;&lt;&lt;/&lt;m:&lt;bo&lt;x&gt;&lt;&lt;/&lt;m:&lt;oMath&gt;&lt;/m:oMathPara&gt;&lt;/w:p&gt;&lt;/wx:sect&gt;&lt;/w:body&gt;&lt;/w:wordDocument">
             <v:fill o:detectmouseclick="t"/>
             <v:imagedata r:id="rId10" o:title=""/>
             <o:lock v:ext="edit" aspectratio="f"/>
@@ -12194,7 +12121,7 @@
       </w:r>
       <w:r>
         <w:pict w14:anchorId="46936727">
-          <v:shape id="图片 23" o:spid="_x0000_i1029" type="#_x0000_t75" style="width:10pt;height:17.1pt;mso-position-horizontal-relative:page;mso-position-vertical-relative:page" equationxml="&lt;?xml version=&quot;1.0&quot; encoding=&quot;UTF-8&quot; standalone=&quot;yes&quot;?&gt;&#10;&lt;?mso-application progid=&quot;Word.Document&quot;?&gt;&#10;&lt;w:wordDocument xmlns:w=&quot;http://schemas.microsoft.com/office/word/2003/wordml&quot; xmlns:v=&quot;urn:schemas-microsoft-com:vml&quot; xmlns:w10=&quot;urn:schemas-microsoft-com:office:word&quot; xmlns:sl=&quot;http://schemas.microsoft.com/schemaLibrary/2003/core&quot; xmlns:aml=&quot;http://schemas.microsoft.com/aml/2001/core&quot; xmlns:wx=&quot;http://schemas.microsoft.com/office/word/2003/auxHint&quot; xmlns:o=&quot;urn:schemas-microsoft-com:office:office&quot; xmlns:dt=&quot;uuid:C2F41010-65B3-11d1-A29F-00AA00C14882&quot; xmlns:mc=&quot;http://schemas.openxmlformats.org/markup-compatibility/2006&quot; xmlns:m=&quot;http://schemas.openxmlformats.org/officeDocument/2006/math&quot; w:macrosPresent=&quot;no&quot; w:embeddedObjPresent=&quot;no&quot; w:ocxPresent=&quot;no&quot; xml:space=&quot;preserve&quot;&gt;&lt;o:DocumentProperties&gt;&lt;o:Version&gt;14&lt;/o:Version&gt;&lt;/o:DocumentProperties&gt;&lt;w:docPr&gt;&lt;w:view w:val=&quot;print&quot;/&gt;&lt;w:zoom w:percent=&quot;100&quot;/&gt;&lt;w:characterSpacingControl w:val=&quot;CompressPunctuation&quot;/&gt;&lt;w:documentProtection w:enforcement=&quot;off&quot;/&gt;&lt;w:embedTrueTypeFonts/&gt;&lt;w:doNotEmbedSystemFonts/&gt;&lt;w:saveSubsetFonts/&gt;&lt;w:defaultTabStop w:val=&quot;420&quot;/&gt;&lt;w:drawingGridHorizontalSpacing w:val=&quot;0&quot;/&gt;&lt;w:drawingGridVerticalSpacing w:val=&quot;156&quot;/&gt;&lt;w:displayHorizontalDrawingGridEvery w:val=&quot;1&quot;/&gt;&lt;w:displayVerticalDrawingGridEvery w:val=&quot;1&quot;/&gt;&lt;w:compat&gt;&lt;w:adjustLineHeightInTable/&gt;&lt;w:doNotExpandShiftReturn/&gt;&lt;w:balanceSingleByteDoubleByteWidth/&gt;&lt;w:spaceForUL/&gt;&lt;w:dontGrowAutofit/&gt;&lt;w:useFELayout/&gt;&lt;/w:compat&gt;&lt;/w:docPr&gt;&lt;w:body&gt;&lt;wx:sect&gt;&lt;w:p&gt;&lt;m:oMathPara&gt;&lt;m:oMath&gt;&lt;m:box&gt;&lt;m:boxPr/&gt;&lt;m:e&gt;&lt;m:sSub&gt;&lt;m:sSubPr/&gt;&lt;m:e&gt;&lt;m:r&gt;&lt;m:rPr&gt;&lt;m:scr m:val=&quot;roman&quot;/&gt;&lt;/m:rPr&gt;&lt;w:rPr/&gt;&lt;m:t&gt;蠒&lt;/m:t&gt;&lt;/m:r&gt;&lt;/m:e&gt;&lt;m:sub&gt;&lt;m:box&gt;&lt;m:boxPr/&gt;&lt;m:e&gt;&lt;m:r&gt;&lt;m:rPr&gt;&lt;m:scr m:val=&quot;roman&quot;/&gt;&lt;/m:rPr&gt;&lt;w:rPr/&gt;&lt;m:t&gt;i&lt;/m:t&gt;&lt;/m:r&gt;&lt;/m:e&gt;&lt;/m:box&gt;&lt;/m:sub&gt;&lt;/m:sSub&gt;&lt;/m:e&gt;&lt;/m:box&gt;&lt;/m:oMath&gt;&lt;/m:o&lt;&lt;&lt;&lt;&lt;&lt;&lt;&lt;&lt;&lt;&lt;&lt;MathPara&gt;&lt;/w:p&gt;&lt;/wx:sect&gt;&lt;/w:body&gt;&lt;/w:wordDocument">
+          <v:shape id="图片 23" o:spid="_x0000_i1029" type="#_x0000_t75" style="width:10pt;height:17pt;mso-position-horizontal-relative:page;mso-position-vertical-relative:page" equationxml="&lt;?xml version=&quot;1.0&quot; encoding=&quot;UTF-8&quot; standalone=&quot;yes&quot;?&gt;&#10;&lt;?mso-application progid=&quot;Word.Document&quot;?&gt;&#10;&lt;w:wordDocument xmlns:w=&quot;http://schemas.microsoft.com/office/word/2003/wordml&quot; xmlns:v=&quot;urn:schemas-microsoft-com:vml&quot; xmlns:w10=&quot;urn:schemas-microsoft-com:office:word&quot; xmlns:sl=&quot;http://schemas.microsoft.com/schemaLibrary/2003/core&quot; xmlns:aml=&quot;http://schemas.microsoft.com/aml/2001/core&quot; xmlns:wx=&quot;http://schemas.microsoft.com/office/word/2003/auxHint&quot; xmlns:o=&quot;urn:schemas-microsoft-com:office:office&quot; xmlns:dt=&quot;uuid:C2F41010-65B3-11d1-A29F-00AA00C14882&quot; xmlns:mc=&quot;http://schemas.openxmlformats.org/markup-compatibility/2006&quot; xmlns:m=&quot;http://schemas.openxmlformats.org/officeDocument/2006/math&quot; w:macrosPresent=&quot;no&quot; w:embeddedObjPresent=&quot;no&quot; w:ocxPresent=&quot;no&quot; xml:space=&quot;preserve&quot;&gt;&lt;o:DocumentProperties&gt;&lt;o:Version&gt;14&lt;/o:Version&gt;&lt;/o:DocumentProperties&gt;&lt;w:docPr&gt;&lt;w:view w:val=&quot;print&quot;/&gt;&lt;w:zoom w:percent=&quot;100&quot;/&gt;&lt;w:characterSpacingControl w:val=&quot;CompressPunctuation&quot;/&gt;&lt;w:documentProtection w:enforcement=&quot;off&quot;/&gt;&lt;w:embedTrueTypeFonts/&gt;&lt;w:doNotEmbedSystemFonts/&gt;&lt;w:saveSubsetFonts/&gt;&lt;w:defaultTabStop w:val=&quot;420&quot;/&gt;&lt;w:drawingGridHorizontalSpacing w:val=&quot;0&quot;/&gt;&lt;w:drawingGridVerticalSpacing w:val=&quot;156&quot;/&gt;&lt;w:displayHorizontalDrawingGridEvery w:val=&quot;1&quot;/&gt;&lt;w:displayVerticalDrawingGridEvery w:val=&quot;1&quot;/&gt;&lt;w:compat&gt;&lt;w:adjustLineHeightInTable/&gt;&lt;w:doNotExpandShiftReturn/&gt;&lt;w:balanceSingleByteDoubleByteWidth/&gt;&lt;w:spaceForUL/&gt;&lt;w:dontGrowAutofit/&gt;&lt;w:useFELayout/&gt;&lt;/w:compat&gt;&lt;/w:docPr&gt;&lt;w:body&gt;&lt;wx:sect&gt;&lt;w:p&gt;&lt;m:oMathPara&gt;&lt;m:oMath&gt;&lt;m:box&gt;&lt;m:boxPr/&gt;&lt;m:e&gt;&lt;m:sSub&gt;&lt;m:sSubPr/&gt;&lt;m:e&gt;&lt;m:r&gt;&lt;m:rPr&gt;&lt;m:scr m:val=&quot;roman&quot;/&gt;&lt;/m:rPr&gt;&lt;w:rPr/&gt;&lt;m:t&gt;蠒&lt;/m:t&gt;&lt;/m:r&gt;&lt;/m:e&gt;&lt;m:sub&gt;&lt;m:box&gt;&lt;m:boxPr/&gt;&lt;m:e&gt;&lt;m:r&gt;&lt;m:rPr&gt;&lt;m:scr m:val=&quot;roman&quot;/&gt;&lt;/m:rPr&gt;&lt;w:rPr/&gt;&lt;m:t&gt;i&lt;/m:t&gt;&lt;/m:r&gt;&lt;/m:e&gt;&lt;/m:box&gt;&lt;/m:sub&gt;&lt;/m:sSub&gt;&lt;/m:e&gt;&lt;/m:box&gt;&lt;/m:oMath&gt;&lt;/m:o&lt;&lt;&lt;&lt;&lt;&lt;&lt;&lt;&lt;&lt;&lt;&lt;&lt;&lt;&lt;MathPara&gt;&lt;/w:p&gt;&lt;/wx:sect&gt;&lt;/w:body&gt;&lt;/w:wordDocument">
             <v:fill o:detectmouseclick="t"/>
             <v:imagedata r:id="rId11" o:title=""/>
             <o:lock v:ext="edit" aspectratio="f"/>
@@ -12209,7 +12136,7 @@
       </w:r>
       <w:r>
         <w:pict w14:anchorId="4BFFD8F6">
-          <v:shape id="图片 24" o:spid="_x0000_i1030" type="#_x0000_t75" style="width:13.55pt;height:17.1pt;mso-position-horizontal-relative:page;mso-position-vertical-relative:page" equationxml="&lt;?xml version=&quot;1.0&quot; encoding=&quot;UTF-8&quot; standalone=&quot;yes&quot;?&gt;&#10;&lt;?mso-application progid=&quot;Word.Document&quot;?&gt;&#10;&lt;w:wordDocument xmlns:w=&quot;http://schemas.microsoft.com/office/word/2003/wordml&quot; xmlns:v=&quot;urn:schemas-microsoft-com:vml&quot; xmlns:w10=&quot;urn:schemas-microsoft-com:office:word&quot; xmlns:sl=&quot;http://schemas.microsoft.com/schemaLibrary/2003/core&quot; xmlns:aml=&quot;http://schemas.microsoft.com/aml/2001/core&quot; xmlns:wx=&quot;http://schemas.microsoft.com/office/word/2003/auxHint&quot; xmlns:o=&quot;urn:schemas-microsoft-com:office:office&quot; xmlns:dt=&quot;uuid:C2F41010-65B3-11d1-A29F-00AA00C14882&quot; xmlns:mc=&quot;http://schemas.openxmlformats.org/markup-compatibility/2006&quot; xmlns:m=&quot;http://schemas.openxmlformats.org/officeDocument/2006/math&quot; w:macrosPresent=&quot;no&quot; w:embeddedObjPresent=&quot;no&quot; w:ocxPresent=&quot;no&quot; xml:space=&quot;preserve&quot;&gt;&lt;o:DocumentProperties&gt;&lt;o:Version&gt;14&lt;/o:Version&gt;&lt;/o:DocumentProperties&gt;&lt;w:docPr&gt;&lt;w:view w:val=&quot;print&quot;/&gt;&lt;w:zoom w:percent=&quot;100&quot;/&gt;&lt;w:characterSpacingControl w:val=&quot;CompressPunctuation&quot;/&gt;&lt;w:documentProtection w:enforcement=&quot;off&quot;/&gt;&lt;w:embedTrueTypeFonts/&gt;&lt;w:doNotEmbedSystemFonts/&gt;&lt;w:saveSubsetFonts/&gt;&lt;w:defaultTabStop w:val=&quot;420&quot;/&gt;&lt;w:drawingGridHorizontalSpacing w:val=&quot;0&quot;/&gt;&lt;w:drawingGridVerticalSpacing w:val=&quot;156&quot;/&gt;&lt;w:displayHorizontalDrawingGridEvery w:val=&quot;1&quot;/&gt;&lt;w:displayVerticalDrawingGridEvery w:val=&quot;1&quot;/&gt;&lt;w:compat&gt;&lt;w:adjustLineHeightInTable/&gt;&lt;w:doNotExpandShiftReturn/&gt;&lt;w:balanceSingleByteDoubleByteWidth/&gt;&lt;w:spaceForUL/&gt;&lt;w:dontGrowAutofit/&gt;&lt;w:useFELayout/&gt;&lt;/w:compat&gt;&lt;/w:docPr&gt;&lt;w:body&gt;&lt;wx:sect&gt;&lt;w:p&gt;&lt;m:oMathPara&gt;&lt;m:oMath&gt;&lt;m:box&gt;&lt;m:boxPr/&gt;&lt;m:e&gt;&lt;m:sSub&gt;&lt;m:sSubPr/&gt;&lt;m:e&gt;&lt;m:r&gt;&lt;m:rPr&gt;&lt;m:scr m:val=&quot;roman&quot;/&gt;&lt;/m:rPr&gt;&lt;w:rPr/&gt;&lt;m:t&gt;蠒&lt;/m:t&gt;&lt;/m:r&gt;&lt;/m:e&gt;&lt;m:sub&gt;&lt;m:box&gt;&lt;m:boxPr/&gt;&lt;m:e&gt;&lt;m:r&gt;&lt;m:rPr&gt;&lt;m:scr m:val=&quot;roman&quot;/&gt;&lt;/m:rPr&gt;&lt;w:rPr/&gt;&lt;m:t&gt;m&lt;/m:t&gt;&lt;/m:r&gt;&lt;/m:e&gt;&lt;/m:box&gt;&lt;/m:sub&gt;&lt;/m:sSub&gt;&lt;/m:e&gt;&lt;/m:box&gt;&lt;/m:oMath&gt;&lt;/m:o&lt;&lt;&lt;&lt;&lt;&lt;&lt;&lt;&lt;&lt;&lt;&lt;MathPara&gt;&lt;/w:p&gt;&lt;/wx:sect&gt;&lt;/w:body&gt;&lt;/w:wordDocument">
+          <v:shape id="图片 24" o:spid="_x0000_i1030" type="#_x0000_t75" style="width:13.5pt;height:17pt;mso-position-horizontal-relative:page;mso-position-vertical-relative:page" equationxml="&lt;?xml version=&quot;1.0&quot; encoding=&quot;UTF-8&quot; standalone=&quot;yes&quot;?&gt;&#10;&lt;?mso-application progid=&quot;Word.Document&quot;?&gt;&#10;&lt;w:wordDocument xmlns:w=&quot;http://schemas.microsoft.com/office/word/2003/wordml&quot; xmlns:v=&quot;urn:schemas-microsoft-com:vml&quot; xmlns:w10=&quot;urn:schemas-microsoft-com:office:word&quot; xmlns:sl=&quot;http://schemas.microsoft.com/schemaLibrary/2003/core&quot; xmlns:aml=&quot;http://schemas.microsoft.com/aml/2001/core&quot; xmlns:wx=&quot;http://schemas.microsoft.com/office/word/2003/auxHint&quot; xmlns:o=&quot;urn:schemas-microsoft-com:office:office&quot; xmlns:dt=&quot;uuid:C2F41010-65B3-11d1-A29F-00AA00C14882&quot; xmlns:mc=&quot;http://schemas.openxmlformats.org/markup-compatibility/2006&quot; xmlns:m=&quot;http://schemas.openxmlformats.org/officeDocument/2006/math&quot; w:macrosPresent=&quot;no&quot; w:embeddedObjPresent=&quot;no&quot; w:ocxPresent=&quot;no&quot; xml:space=&quot;preserve&quot;&gt;&lt;o:DocumentProperties&gt;&lt;o:Version&gt;14&lt;/o:Version&gt;&lt;/o:DocumentProperties&gt;&lt;w:docPr&gt;&lt;w:view w:val=&quot;print&quot;/&gt;&lt;w:zoom w:percent=&quot;100&quot;/&gt;&lt;w:characterSpacingControl w:val=&quot;CompressPunctuation&quot;/&gt;&lt;w:documentProtection w:enforcement=&quot;off&quot;/&gt;&lt;w:embedTrueTypeFonts/&gt;&lt;w:doNotEmbedSystemFonts/&gt;&lt;w:saveSubsetFonts/&gt;&lt;w:defaultTabStop w:val=&quot;420&quot;/&gt;&lt;w:drawingGridHorizontalSpacing w:val=&quot;0&quot;/&gt;&lt;w:drawingGridVerticalSpacing w:val=&quot;156&quot;/&gt;&lt;w:displayHorizontalDrawingGridEvery w:val=&quot;1&quot;/&gt;&lt;w:displayVerticalDrawingGridEvery w:val=&quot;1&quot;/&gt;&lt;w:compat&gt;&lt;w:adjustLineHeightInTable/&gt;&lt;w:doNotExpandShiftReturn/&gt;&lt;w:balanceSingleByteDoubleByteWidth/&gt;&lt;w:spaceForUL/&gt;&lt;w:dontGrowAutofit/&gt;&lt;w:useFELayout/&gt;&lt;/w:compat&gt;&lt;/w:docPr&gt;&lt;w:body&gt;&lt;wx:sect&gt;&lt;w:p&gt;&lt;m:oMathPara&gt;&lt;m:oMath&gt;&lt;m:box&gt;&lt;m:boxPr/&gt;&lt;m:e&gt;&lt;m:sSub&gt;&lt;m:sSubPr/&gt;&lt;m:e&gt;&lt;m:r&gt;&lt;m:rPr&gt;&lt;m:scr m:val=&quot;roman&quot;/&gt;&lt;/m:rPr&gt;&lt;w:rPr/&gt;&lt;m:t&gt;蠒&lt;/m:t&gt;&lt;/m:r&gt;&lt;/m:e&gt;&lt;m:sub&gt;&lt;m:box&gt;&lt;m:boxPr/&gt;&lt;m:e&gt;&lt;m:r&gt;&lt;m:rPr&gt;&lt;m:scr m:val=&quot;roman&quot;/&gt;&lt;/m:rPr&gt;&lt;w:rPr/&gt;&lt;m:t&gt;m&lt;/m:t&gt;&lt;/m:r&gt;&lt;/m:e&gt;&lt;/m:box&gt;&lt;/m:sub&gt;&lt;/m:sSub&gt;&lt;/m:e&gt;&lt;/m:box&gt;&lt;/m:oMath&gt;&lt;/m:o&lt;&lt;&lt;&lt;&lt;&lt;&lt;&lt;&lt;&lt;&lt;&lt;&lt;&lt;&lt;MathPara&gt;&lt;/w:p&gt;&lt;/wx:sect&gt;&lt;/w:body&gt;&lt;/w:wordDocument">
             <v:fill o:detectmouseclick="t"/>
             <v:imagedata r:id="rId12" o:title=""/>
             <o:lock v:ext="edit" aspectratio="f"/>
@@ -12229,7 +12156,7 @@
       </w:pPr>
       <w:r>
         <w:pict w14:anchorId="46995AB5">
-          <v:shape id="图片 25" o:spid="_x0000_i1031" type="#_x0000_t75" style="width:11.4pt;height:17.1pt;mso-position-horizontal-relative:page;mso-position-vertical-relative:page" equationxml="&lt;?xml version=&quot;1.0&quot; encoding=&quot;UTF-8&quot; standalone=&quot;yes&quot;?&gt;&#10;&lt;?mso-application progid=&quot;Word.Document&quot;?&gt;&#10;&lt;w:wordDocument xmlns:w=&quot;http://schemas.microsoft.com/office/word/2003/wordml&quot; xmlns:v=&quot;urn:schemas-microsoft-com:vml&quot; xmlns:w10=&quot;urn:schemas-microsoft-com:office:word&quot; xmlns:sl=&quot;http://schemas.microsoft.com/schemaLibrary/2003/core&quot; xmlns:aml=&quot;http://schemas.microsoft.com/aml/2001/core&quot; xmlns:wx=&quot;http://schemas.microsoft.com/office/word/2003/auxHint&quot; xmlns:o=&quot;urn:schemas-microsoft-com:office:office&quot; xmlns:dt=&quot;uuid:C2F41010-65B3-11d1-A29F-00AA00C14882&quot; xmlns:mc=&quot;http://schemas.openxmlformats.org/markup-compatibility/2006&quot; xmlns:m=&quot;http://schemas.openxmlformats.org/officeDocument/2006/math&quot; w:macrosPresent=&quot;no&quot; w:embeddedObjPresent=&quot;no&quot; w:ocxPresent=&quot;no&quot; xml:space=&quot;preserve&quot;&gt;&lt;o:DocumentProperties&gt;&lt;o:Version&gt;14&lt;/o:Version&gt;&lt;/o:DocumentProperties&gt;&lt;w:docPr&gt;&lt;w:view w:val=&quot;print&quot;/&gt;&lt;w:zoom w:percent=&quot;100&quot;/&gt;&lt;w:characterSpacingControl w:val=&quot;CompressPunctuation&quot;/&gt;&lt;w:documentProtection w:enforcement=&quot;off&quot;/&gt;&lt;w:embedTrueTypeFonts/&gt;&lt;w:doNotEmbedSystemFonts/&gt;&lt;w:saveSubsetFonts/&gt;&lt;w:defaultTabStop w:val=&quot;420&quot;/&gt;&lt;w:drawingGridHorizontalSpacing w:val=&quot;0&quot;/&gt;&lt;w:drawingGridVerticalSpacing w:val=&quot;156&quot;/&gt;&lt;w:displayHorizontalDrawingGridEvery w:val=&quot;1&quot;/&gt;&lt;w:displayVerticalDrawingGridEvery w:val=&quot;1&quot;/&gt;&lt;w:compat&gt;&lt;w:adjustLineHeightInTable/&gt;&lt;w:doNotExpandShiftReturn/&gt;&lt;w:balanceSingleByteDoubleByteWidth/&gt;&lt;w:spaceForUL/&gt;&lt;w:dontGrowAutofit/&gt;&lt;w:useFELayout/&gt;&lt;/w:compat&gt;&lt;/w:docPr&gt;&lt;w:body&gt;&lt;wx:sect&gt;&lt;w:p&gt;&lt;m:oMathPara&gt;&lt;m:oMath&gt;&lt;m:box&gt;&lt;m:boxPr/&gt;&lt;m:e&gt;&lt;m:sSub&gt;&lt;m:sSubPr/&gt;&lt;m:e&gt;&lt;m:r&gt;&lt;m:rPr&gt;&lt;m:scr m:val=&quot;roman&quot;/&gt;&lt;/m:rPr&gt;&lt;w:rPr/&gt;&lt;m:t&gt;蟽&lt;/m:t&gt;&lt;/m:r&gt;&lt;/m:e&gt;&lt;m:sub&gt;&lt;m:box&gt;&lt;m:boxPr/&gt;&lt;m:e&gt;&lt;m:r&gt;&lt;m:rPr&gt;&lt;m:scr m:val=&quot;roman&quot;/&gt;&lt;/m:rPr&gt;&lt;w:rPr/&gt;&lt;m:t&gt;f&lt;/m:t&gt;&lt;/m:r&gt;&lt;/m:e&gt;&lt;/m:box&gt;&lt;/m:sub&gt;&lt;/m:sSub&gt;&lt;/m:e&gt;&lt;/m:box&gt;&lt;/m:oMath&gt;&lt;/m:o&lt;&lt;&lt;&lt;&lt;&lt;&lt;&lt;&lt;&lt;&lt;&lt;MathPara&gt;&lt;/w:p&gt;&lt;/wx:sect&gt;&lt;/w:body&gt;&lt;/w:wordDocument">
+          <v:shape id="图片 25" o:spid="_x0000_i1031" type="#_x0000_t75" style="width:11.5pt;height:17pt;mso-position-horizontal-relative:page;mso-position-vertical-relative:page" equationxml="&lt;?xml version=&quot;1.0&quot; encoding=&quot;UTF-8&quot; standalone=&quot;yes&quot;?&gt;&#10;&lt;?mso-application progid=&quot;Word.Document&quot;?&gt;&#10;&lt;w:wordDocument xmlns:w=&quot;http://schemas.microsoft.com/office/word/2003/wordml&quot; xmlns:v=&quot;urn:schemas-microsoft-com:vml&quot; xmlns:w10=&quot;urn:schemas-microsoft-com:office:word&quot; xmlns:sl=&quot;http://schemas.microsoft.com/schemaLibrary/2003/core&quot; xmlns:aml=&quot;http://schemas.microsoft.com/aml/2001/core&quot; xmlns:wx=&quot;http://schemas.microsoft.com/office/word/2003/auxHint&quot; xmlns:o=&quot;urn:schemas-microsoft-com:office:office&quot; xmlns:dt=&quot;uuid:C2F41010-65B3-11d1-A29F-00AA00C14882&quot; xmlns:mc=&quot;http://schemas.openxmlformats.org/markup-compatibility/2006&quot; xmlns:m=&quot;http://schemas.openxmlformats.org/officeDocument/2006/math&quot; w:macrosPresent=&quot;no&quot; w:embeddedObjPresent=&quot;no&quot; w:ocxPresent=&quot;no&quot; xml:space=&quot;preserve&quot;&gt;&lt;o:DocumentProperties&gt;&lt;o:Version&gt;14&lt;/o:Version&gt;&lt;/o:DocumentProperties&gt;&lt;w:docPr&gt;&lt;w:view w:val=&quot;print&quot;/&gt;&lt;w:zoom w:percent=&quot;100&quot;/&gt;&lt;w:characterSpacingControl w:val=&quot;CompressPunctuation&quot;/&gt;&lt;w:documentProtection w:enforcement=&quot;off&quot;/&gt;&lt;w:embedTrueTypeFonts/&gt;&lt;w:doNotEmbedSystemFonts/&gt;&lt;w:saveSubsetFonts/&gt;&lt;w:defaultTabStop w:val=&quot;420&quot;/&gt;&lt;w:drawingGridHorizontalSpacing w:val=&quot;0&quot;/&gt;&lt;w:drawingGridVerticalSpacing w:val=&quot;156&quot;/&gt;&lt;w:displayHorizontalDrawingGridEvery w:val=&quot;1&quot;/&gt;&lt;w:displayVerticalDrawingGridEvery w:val=&quot;1&quot;/&gt;&lt;w:compat&gt;&lt;w:adjustLineHeightInTable/&gt;&lt;w:doNotExpandShiftReturn/&gt;&lt;w:balanceSingleByteDoubleByteWidth/&gt;&lt;w:spaceForUL/&gt;&lt;w:dontGrowAutofit/&gt;&lt;w:useFELayout/&gt;&lt;/w:compat&gt;&lt;/w:docPr&gt;&lt;w:body&gt;&lt;wx:sect&gt;&lt;w:p&gt;&lt;m:oMathPara&gt;&lt;m:oMath&gt;&lt;m:box&gt;&lt;m:boxPr/&gt;&lt;m:e&gt;&lt;m:sSub&gt;&lt;m:sSubPr/&gt;&lt;m:e&gt;&lt;m:r&gt;&lt;m:rPr&gt;&lt;m:scr m:val=&quot;roman&quot;/&gt;&lt;/m:rPr&gt;&lt;w:rPr/&gt;&lt;m:t&gt;蟽&lt;/m:t&gt;&lt;/m:r&gt;&lt;/m:e&gt;&lt;m:sub&gt;&lt;m:box&gt;&lt;m:boxPr/&gt;&lt;m:e&gt;&lt;m:r&gt;&lt;m:rPr&gt;&lt;m:scr m:val=&quot;roman&quot;/&gt;&lt;/m:rPr&gt;&lt;w:rPr/&gt;&lt;m:t&gt;f&lt;/m:t&gt;&lt;/m:r&gt;&lt;/m:e&gt;&lt;/m:box&gt;&lt;/m:sub&gt;&lt;/m:sSub&gt;&lt;/m:e&gt;&lt;/m:box&gt;&lt;/m:oMath&gt;&lt;/m:o&lt;&lt;&lt;&lt;&lt;&lt;&lt;&lt;&lt;&lt;&lt;&lt;&lt;&lt;&lt;MathPara&gt;&lt;/w:p&gt;&lt;/wx:sect&gt;&lt;/w:body&gt;&lt;/w:wordDocument">
             <v:fill o:detectmouseclick="t"/>
             <v:imagedata r:id="rId13" o:title=""/>
             <o:lock v:ext="edit" aspectratio="f"/>
@@ -12244,7 +12171,7 @@
       </w:r>
       <w:r>
         <w:pict w14:anchorId="5122DE96">
-          <v:shape id="图片 26" o:spid="_x0000_i1032" type="#_x0000_t75" style="width:6.4pt;height:17.1pt;mso-position-horizontal-relative:page;mso-position-vertical-relative:page" equationxml="&lt;?xml version=&quot;1.0&quot; encoding=&quot;UTF-8&quot; standalone=&quot;yes&quot;?&gt;&#10;&lt;?mso-application progid=&quot;Word.Document&quot;?&gt;&#10;&lt;w:wordDocument xmlns:w=&quot;http://schemas.microsoft.com/office/word/2003/wordml&quot; xmlns:v=&quot;urn:schemas-microsoft-com:vml&quot; xmlns:w10=&quot;urn:schemas-microsoft-com:office:word&quot; xmlns:sl=&quot;http://schemas.microsoft.com/schemaLibrary/2003/core&quot; xmlns:aml=&quot;http://schemas.microsoft.com/aml/2001/core&quot; xmlns:wx=&quot;http://schemas.microsoft.com/office/word/2003/auxHint&quot; xmlns:o=&quot;urn:schemas-microsoft-com:office:office&quot; xmlns:dt=&quot;uuid:C2F41010-65B3-11d1-A29F-00AA00C14882&quot; xmlns:mc=&quot;http://schemas.openxmlformats.org/markup-compatibility/2006&quot; xmlns:m=&quot;http://schemas.openxmlformats.org/officeDocument/2006/math&quot; w:macrosPresent=&quot;no&quot; w:embeddedObjPresent=&quot;no&quot; w:ocxPresent=&quot;no&quot; xml:space=&quot;preserve&quot;&gt;&lt;o:DocumentProperties&gt;&lt;o:Version&gt;14&lt;/o:Version&gt;&lt;/o:DocumentProperties&gt;&lt;w:docPr&gt;&lt;w:view w:val=&quot;print&quot;/&gt;&lt;w:zoom w:percent=&quot;100&quot;/&gt;&lt;w:characterSpacingControl w:val=&quot;CompressPunctuation&quot;/&gt;&lt;w:documentProtection w:enforcement=&quot;off&quot;/&gt;&lt;w:embedTrueTypeFonts/&gt;&lt;w:doNotEmbedSystemFonts/&gt;&lt;w:saveSubsetFonts/&gt;&lt;w:defaultTabStop w:val=&quot;420&quot;/&gt;&lt;w:drawingGridHorizontalSpacing w:val=&quot;0&quot;/&gt;&lt;w:drawingGridVerticalSpacing w:val=&quot;156&quot;/&gt;&lt;w:displayHorizontalDrawingGridEvery w:val=&quot;1&quot;/&gt;&lt;w:displayVerticalDrawingGridEvery w:val=&quot;1&quot;/&gt;&lt;w:compat&gt;&lt;w:adjustLineHeightInTable/&gt;&lt;w:doNotExpandShiftReturn/&gt;&lt;w:balanceSingleByteDoubleByteWidth/&gt;&lt;w:spaceForUL/&gt;&lt;w:dontGrowAutofit/&gt;&lt;w:useFELayout/&gt;&lt;/w:compat&gt;&lt;/w:docPr&gt;&lt;w:body&gt;&lt;wx:sect&gt;&lt;w:p&gt;&lt;m:oMathPara&gt;&lt;m:oMath&gt;&lt;m:box&gt;&lt;m:boxPr/&gt;&lt;m:e&gt;&lt;m:r&gt;&lt;m:rPr&gt;&lt;m:scr m:val=&quot;roman&quot;/&gt;&lt;/m:rPr&gt;&lt;w:rPr/&gt;&lt;m:t&gt;未&lt;/m:t&gt;&lt;/m:r&gt;&lt;/m:e&gt;&lt;/m:box&gt;&lt;/m:oMath&gt;&lt;/m:oMathPara&gt;&lt;/w:p&gt;&lt;/wx:sect&gt;&lt;/w:body&gt;&lt;/w:wordDocumentfit/&gt;&lt;w:useF">
+          <v:shape id="图片 26" o:spid="_x0000_i1032" type="#_x0000_t75" style="width:6.5pt;height:17pt;mso-position-horizontal-relative:page;mso-position-vertical-relative:page" equationxml="&lt;?xml version=&quot;1.0&quot; encoding=&quot;UTF-8&quot; standalone=&quot;yes&quot;?&gt;&#10;&lt;?mso-application progid=&quot;Word.Document&quot;?&gt;&#10;&lt;w:wordDocument xmlns:w=&quot;http://schemas.microsoft.com/office/word/2003/wordml&quot; xmlns:v=&quot;urn:schemas-microsoft-com:vml&quot; xmlns:w10=&quot;urn:schemas-microsoft-com:office:word&quot; xmlns:sl=&quot;http://schemas.microsoft.com/schemaLibrary/2003/core&quot; xmlns:aml=&quot;http://schemas.microsoft.com/aml/2001/core&quot; xmlns:wx=&quot;http://schemas.microsoft.com/office/word/2003/auxHint&quot; xmlns:o=&quot;urn:schemas-microsoft-com:office:office&quot; xmlns:dt=&quot;uuid:C2F41010-65B3-11d1-A29F-00AA00C14882&quot; xmlns:mc=&quot;http://schemas.openxmlformats.org/markup-compatibility/2006&quot; xmlns:m=&quot;http://schemas.openxmlformats.org/officeDocument/2006/math&quot; w:macrosPresent=&quot;no&quot; w:embeddedObjPresent=&quot;no&quot; w:ocxPresent=&quot;no&quot; xml:space=&quot;preserve&quot;&gt;&lt;o:DocumentProperties&gt;&lt;o:Version&gt;14&lt;/o:Version&gt;&lt;/o:DocumentProperties&gt;&lt;w:docPr&gt;&lt;w:view w:val=&quot;print&quot;/&gt;&lt;w:zoom w:percent=&quot;100&quot;/&gt;&lt;w:characterSpacingControl w:val=&quot;CompressPunctuation&quot;/&gt;&lt;w:documentProtection w:enforcement=&quot;off&quot;/&gt;&lt;w:embedTrueTypeFonts/&gt;&lt;w:doNotEmbedSystemFonts/&gt;&lt;w:saveSubsetFonts/&gt;&lt;w:defaultTabStop w:val=&quot;420&quot;/&gt;&lt;w:drawingGridHorizontalSpacing w:val=&quot;0&quot;/&gt;&lt;w:drawingGridVerticalSpacing w:val=&quot;156&quot;/&gt;&lt;w:displayHorizontalDrawingGridEvery w:val=&quot;1&quot;/&gt;&lt;w:displayVerticalDrawingGridEvery w:val=&quot;1&quot;/&gt;&lt;w:compat&gt;&lt;w:adjustLineHeightInTable/&gt;&lt;w:doNotExpandShiftReturn/&gt;&lt;w:balanceSingleByteDoubleByteWidth/&gt;&lt;w:spaceForUL/&gt;&lt;w:dontGrowAutofit/&gt;&lt;w:useFELayout/&gt;&lt;/w:compat&gt;&lt;/w:docPr&gt;&lt;w:body&gt;&lt;wx:sect&gt;&lt;w:p&gt;&lt;m:oMathPara&gt;&lt;m:oMath&gt;&lt;m:box&gt;&lt;m:boxPr/&gt;&lt;m:e&gt;&lt;m:r&gt;&lt;m:rPr&gt;&lt;m:scr m:val=&quot;roman&quot;/&gt;&lt;/m:rPr&gt;&lt;w:rPr/&gt;&lt;m:t&gt;未&lt;/m:t&gt;&lt;/m:r&gt;&lt;/m:e&gt;&lt;/m:box&gt;&lt;/m:oMath&gt;&lt;/m:oMathPara&gt;&lt;/w:p&gt;&lt;/wx:sect&gt;&lt;/w:body&gt;&lt;/w:wordDocumentfit/&gt;&lt;w:useFELa">
             <v:fill o:detectmouseclick="t"/>
             <v:imagedata r:id="rId14" o:title=""/>
             <o:lock v:ext="edit" aspectratio="f"/>
@@ -12283,7 +12210,7 @@
       </w:r>
       <w:r>
         <w:pict w14:anchorId="3FCFDC2D">
-          <v:shape id="图片 27" o:spid="_x0000_i1033" type="#_x0000_t75" style="width:44.9pt;height:17.1pt;mso-position-horizontal-relative:page;mso-position-vertical-relative:page" equationxml="&lt;?xml version=&quot;1.0&quot; encoding=&quot;UTF-8&quot; standalone=&quot;yes&quot;?&gt;&#10;&lt;?mso-application progid=&quot;Word.Document&quot;?&gt;&#10;&lt;w:wordDocument xmlns:w=&quot;http://schemas.microsoft.com/office/word/2003/wordml&quot; xmlns:v=&quot;urn:schemas-microsoft-com:vml&quot; xmlns:w10=&quot;urn:schemas-microsoft-com:office:word&quot; xmlns:sl=&quot;http://schemas.microsoft.com/schemaLibrary/2003/core&quot; xmlns:aml=&quot;http://schemas.microsoft.com/aml/2001/core&quot; xmlns:wx=&quot;http://schemas.microsoft.com/office/word/2003/auxHint&quot; xmlns:o=&quot;urn:schemas-microsoft-com:office:office&quot; xmlns:dt=&quot;uuid:C2F41010-65B3-11d1-A29F-00AA00C14882&quot; xmlns:mc=&quot;http://schemas.openxmlformats.org/markup-compatibility/2006&quot; xmlns:m=&quot;http://schemas.openxmlformats.org/officeDocument/2006/math&quot; w:macrosPresent=&quot;no&quot; w:embeddedObjPresent=&quot;no&quot; w:ocxPresent=&quot;no&quot; xml:space=&quot;preserve&quot;&gt;&lt;o:DocumentProperties&gt;&lt;o:Version&gt;14&lt;/o:Version&gt;&lt;/o:DocumentProperties&gt;&lt;w:docPr&gt;&lt;w:view w:val=&quot;print&quot;/&gt;&lt;w:zoom w:percent=&quot;100&quot;/&gt;&lt;w:characterSpacingControl w:val=&quot;CompressPunctuation&quot;/&gt;&lt;w:documentProtection w:enforcement=&quot;off&quot;/&gt;&lt;w:embedTrueTypeFonts/&gt;&lt;w:doNotEmbedSystemFonts/&gt;&lt;w:saveSubsetFonts/&gt;&lt;w:defaultTabStop w:val=&quot;420&quot;/&gt;&lt;w:drawingGridHorizontalSpacing w:val=&quot;0&quot;/&gt;&lt;w:drawingGridVerticalSpacing w:val=&quot;156&quot;/&gt;&lt;w:displayHorizontalDrawingGridEvery w:val=&quot;1&quot;/&gt;&lt;w:displayVerticalDrawingGridEvery w:val=&quot;1&quot;/&gt;&lt;w:compat&gt;&lt;w:adjustLineHeightInTable/&gt;&lt;w:doNotExpandShiftReturn/&gt;&lt;w:balanceSingleByteDoubleByteWidth/&gt;&lt;w:spaceForUL/&gt;&lt;w:dontGrowAutofit/&gt;&lt;w:useFELayout/&gt;&lt;/w:compat&gt;&lt;/w:docPr&gt;&lt;w:body&gt;&lt;wx:sect&gt;&lt;w:p&gt;&lt;m:oMathPara&gt;&lt;m:oMath&gt;&lt;m:box&gt;&lt;m:boxPr/&gt;&lt;m:e&gt;&lt;m:sSub&gt;&lt;m:sSubPr/&gt;&lt;m:e&gt;&lt;m:r&gt;&lt;m:rPr&gt;&lt;m:scr m:val=&quot;roman&quot;/&gt;&lt;/m:rPr&gt;&lt;w:rPr/&gt;&lt;m:t&gt;蠒&lt;/m:t&gt;&lt;/m:r&gt;&lt;/m:e&gt;&lt;m:sub&gt;&lt;m:box&gt;&lt;m:boxPr/&gt;&lt;m:e&gt;&lt;m:r&gt;&lt;m:rPr&gt;&lt;m:scr m:val=&quot;roman&quot;/&gt;&lt;/m:rPr&gt;&lt;w:rPr/&gt;&lt;m:t&gt;k&lt;/m:t&gt;&lt;/m:r&gt;&lt;/m:e&gt;&lt;/m:box&gt;&lt;/m:sub&gt;&lt;/m:sSub&gt;&lt;m:r&gt;&lt;m:rPr&gt;&lt;m:sty m:val=&quot;p&quot;/&lt;&lt;&lt;&lt;&lt;&lt;&lt;&lt;&lt;&lt;&lt;&lt;&gt;&lt;m:scr m:val=&quot;roman&quot;/&gt;&lt;/m:rPr&gt;&lt;w:rPr/&gt;&lt;m:t&gt;=&lt;/m:t&gt;&lt;/m:r&gt;&lt;m:sSub&gt;&lt;m:sSubPr/&gt;&lt;m:e&gt;&lt;m:r&gt;&lt;m:rPr&gt;&lt;m:scr m:val=&quot;roman&quot;/&gt;&lt;/m:rPr&gt;&lt;w:rPr/&gt;&lt;m:t&gt;纬&lt;/m:t&gt;&lt;/m:r&gt;&lt;/m:e&gt;&lt;m:sub&gt;&lt;m:box&gt;&lt;m:boxPr/&gt;&lt;m:e&gt;&lt;m:r&gt;&lt;m:rPr&gt;&lt;m:scr m:val=&quot;roman&quot;/&gt;&lt;/m:rPr&gt;&lt;w:rPr/&gt;&lt;m:t&gt;s&lt;/m&lt;:&lt;t&lt;&gt;&lt;&lt;&lt;/&lt;m&lt;:&lt;r&lt;&gt;&lt;&lt;&lt;/&lt;m:e&gt;&lt;/m:box&gt;&lt;/m:sub&gt;&lt;/m:sSub&gt;&lt;m:sSub&gt;&lt;m:sSubPr/&gt;&lt;m:e&gt;&lt;m:r&gt;&lt;m:rPr&gt;&lt;m:scr m:val=&quot;roman&quot;/&gt;&lt;/m:rPr&gt;&lt;w:rPr/&gt;&lt;m:t&gt;蠒&lt;/m:t&gt;&lt;/m:r&gt;&lt;/m:e&gt;&lt;m:sub&gt;&lt;m:box&gt;&lt;m:boxPr/&gt;&lt;m:e&gt;&lt;m:r&gt;&lt;m:rPr&gt;&lt;m:scr m:val=&quot;roman&quot;/&gt;&lt;/m:rPr&gt;&lt;w:rPr/&gt;&lt;m:t&gt;m&lt;/m:t&gt;&lt;/m:r&gt;&lt;/m:e&gt;&lt;/&lt;m:&lt;bo&lt;x&gt;&lt;&lt;/&lt;m:&lt;su&lt;b&gt;&lt;&lt;/&lt;m:&lt;sS&lt;ub&lt;&gt;&lt;/m:e&gt;&lt;/m:box&gt;&lt;/m:oMath&gt;&lt;/m:oMathPara&gt;&lt;/w:p&gt;&lt;/wx:sect&gt;&lt;/w:body&gt;&lt;/w:wordDocument">
+          <v:shape id="图片 27" o:spid="_x0000_i1033" type="#_x0000_t75" style="width:45pt;height:17pt;mso-position-horizontal-relative:page;mso-position-vertical-relative:page" equationxml="&lt;?xml version=&quot;1.0&quot; encoding=&quot;UTF-8&quot; standalone=&quot;yes&quot;?&gt;&#10;&lt;?mso-application progid=&quot;Word.Document&quot;?&gt;&#10;&lt;w:wordDocument xmlns:w=&quot;http://schemas.microsoft.com/office/word/2003/wordml&quot; xmlns:v=&quot;urn:schemas-microsoft-com:vml&quot; xmlns:w10=&quot;urn:schemas-microsoft-com:office:word&quot; xmlns:sl=&quot;http://schemas.microsoft.com/schemaLibrary/2003/core&quot; xmlns:aml=&quot;http://schemas.microsoft.com/aml/2001/core&quot; xmlns:wx=&quot;http://schemas.microsoft.com/office/word/2003/auxHint&quot; xmlns:o=&quot;urn:schemas-microsoft-com:office:office&quot; xmlns:dt=&quot;uuid:C2F41010-65B3-11d1-A29F-00AA00C14882&quot; xmlns:mc=&quot;http://schemas.openxmlformats.org/markup-compatibility/2006&quot; xmlns:m=&quot;http://schemas.openxmlformats.org/officeDocument/2006/math&quot; w:macrosPresent=&quot;no&quot; w:embeddedObjPresent=&quot;no&quot; w:ocxPresent=&quot;no&quot; xml:space=&quot;preserve&quot;&gt;&lt;o:DocumentProperties&gt;&lt;o:Version&gt;14&lt;/o:Version&gt;&lt;/o:DocumentProperties&gt;&lt;w:docPr&gt;&lt;w:view w:val=&quot;print&quot;/&gt;&lt;w:zoom w:percent=&quot;100&quot;/&gt;&lt;w:characterSpacingControl w:val=&quot;CompressPunctuation&quot;/&gt;&lt;w:documentProtection w:enforcement=&quot;off&quot;/&gt;&lt;w:embedTrueTypeFonts/&gt;&lt;w:doNotEmbedSystemFonts/&gt;&lt;w:saveSubsetFonts/&gt;&lt;w:defaultTabStop w:val=&quot;420&quot;/&gt;&lt;w:drawingGridHorizontalSpacing w:val=&quot;0&quot;/&gt;&lt;w:drawingGridVerticalSpacing w:val=&quot;156&quot;/&gt;&lt;w:displayHorizontalDrawingGridEvery w:val=&quot;1&quot;/&gt;&lt;w:displayVerticalDrawingGridEvery w:val=&quot;1&quot;/&gt;&lt;w:compat&gt;&lt;w:adjustLineHeightInTable/&gt;&lt;w:doNotExpandShiftReturn/&gt;&lt;w:balanceSingleByteDoubleByteWidth/&gt;&lt;w:spaceForUL/&gt;&lt;w:dontGrowAutofit/&gt;&lt;w:useFELayout/&gt;&lt;/w:compat&gt;&lt;/w:docPr&gt;&lt;w:body&gt;&lt;wx:sect&gt;&lt;w:p&gt;&lt;m:oMathPara&gt;&lt;m:oMath&gt;&lt;m:box&gt;&lt;m:boxPr/&gt;&lt;m:e&gt;&lt;m:sSub&gt;&lt;m:sSubPr/&gt;&lt;m:e&gt;&lt;m:r&gt;&lt;m:rPr&gt;&lt;m:scr m:val=&quot;roman&quot;/&gt;&lt;/m:rPr&gt;&lt;w:rPr/&gt;&lt;m:t&gt;蠒&lt;/m:t&gt;&lt;/m:r&gt;&lt;/m:e&gt;&lt;m:sub&gt;&lt;m:box&gt;&lt;m:boxPr/&gt;&lt;m:e&gt;&lt;m:r&gt;&lt;m:rPr&gt;&lt;m:scr m:val=&quot;roman&quot;/&gt;&lt;/m:rPr&gt;&lt;w:rPr/&gt;&lt;m:t&gt;k&lt;/m:t&gt;&lt;/m:r&gt;&lt;/m:e&gt;&lt;/m:box&gt;&lt;/m:sub&gt;&lt;/m:sSub&gt;&lt;m:r&gt;&lt;m:rPr&gt;&lt;m:sty m:val=&quot;p&quot;/&lt;&lt;&lt;&lt;&lt;&lt;&lt;&lt;&lt;&lt;&lt;&lt;&lt;&lt;&lt;&gt;&lt;m:scr m:val=&quot;roman&quot;/&gt;&lt;/m:rPr&gt;&lt;w:rPr/&gt;&lt;m:t&gt;=&lt;/m:t&gt;&lt;/m:r&gt;&lt;m:sSub&gt;&lt;m:sSubPr/&gt;&lt;m:e&gt;&lt;m:r&gt;&lt;m:rPr&gt;&lt;m:scr m:val=&quot;roman&quot;/&gt;&lt;/m:rPr&gt;&lt;w:rPr/&gt;&lt;m:t&gt;纬&lt;/m:t&gt;&lt;/m:r&gt;&lt;/m:e&gt;&lt;m:sub&gt;&lt;m:box&gt;&lt;m:boxPr/&gt;&lt;m:e&gt;&lt;m:r&gt;&lt;m:rPr&gt;&lt;m:scr m:val=&quot;roman&quot;/&gt;&lt;/m:rPr&gt;&lt;w:rPr/&gt;&lt;m:t&gt;s&lt;&lt;&lt;/&lt;m&lt;:&lt;t&lt;&gt;&lt;&lt;&lt;/&lt;m&lt;:&lt;r&lt;&gt;&lt;&lt;&lt;/&lt;m:e&gt;&lt;/m:box&gt;&lt;/m:sub&gt;&lt;/m:sSub&gt;&lt;m:sSub&gt;&lt;m:sSubPr/&gt;&lt;m:e&gt;&lt;m:r&gt;&lt;m:rPr&gt;&lt;m:scr m:val=&quot;roman&quot;/&gt;&lt;/m:rPr&gt;&lt;w:rPr/&gt;&lt;m:t&gt;蠒&lt;/m:t&gt;&lt;/m:r&gt;&lt;/m:e&gt;&lt;m:sub&gt;&lt;m:box&gt;&lt;m:boxPr/&gt;&lt;m:e&gt;&lt;m:r&gt;&lt;m:rPr&gt;&lt;m:scr m:val=&quot;roman&quot;/&gt;&lt;/m:rPr&gt;&lt;w:rPr/&gt;&lt;m:t&gt;m&lt;/m:t&gt;&lt;/m:r&gt;&lt;/&lt;m:&lt;e&gt;&lt;&lt;/&lt;m:&lt;bo&lt;x&gt;&lt;&lt;/&lt;m:&lt;su&lt;b&gt;&lt;&lt;/&lt;m:&lt;sS&lt;ub&lt;&gt;&lt;/m:e&gt;&lt;/m:box&gt;&lt;/m:oMath&gt;&lt;/m:oMathPara&gt;&lt;/w:p&gt;&lt;/wx:sect&gt;&lt;/w:body&gt;&lt;/w:wordDocument">
             <v:fill o:detectmouseclick="t"/>
             <v:imagedata r:id="rId15" o:title=""/>
             <o:lock v:ext="edit" aspectratio="f"/>
@@ -12298,7 +12225,7 @@
       </w:r>
       <w:r>
         <w:pict w14:anchorId="129D6D1B">
-          <v:shape id="图片 28" o:spid="_x0000_i1034" type="#_x0000_t75" style="width:124.05pt;height:30.65pt;mso-position-horizontal-relative:page;mso-position-vertical-relative:page" equationxml="&lt;?xml version=&quot;1.0&quot; encoding=&quot;UTF-8&quot; standalone=&quot;yes&quot;?&gt;&#10;&lt;?mso-application progid=&quot;Word.Document&quot;?&gt;&#10;&lt;w:wordDocument xmlns:w=&quot;http://schemas.microsoft.com/office/word/2003/wordml&quot; xmlns:v=&quot;urn:schemas-microsoft-com:vml&quot; xmlns:w10=&quot;urn:schemas-microsoft-com:office:word&quot; xmlns:sl=&quot;http://schemas.microsoft.com/schemaLibrary/2003/core&quot; xmlns:aml=&quot;http://schemas.microsoft.com/aml/2001/core&quot; xmlns:wx=&quot;http://schemas.microsoft.com/office/word/2003/auxHint&quot; xmlns:o=&quot;urn:schemas-microsoft-com:office:office&quot; xmlns:dt=&quot;uuid:C2F41010-65B3-11d1-A29F-00AA00C14882&quot; xmlns:mc=&quot;http://schemas.openxmlformats.org/markup-compatibility/2006&quot; xmlns:m=&quot;http://schemas.openxmlformats.org/officeDocument/2006/math&quot; w:macrosPresent=&quot;no&quot; w:embeddedObjPresent=&quot;no&quot; w:ocxPresent=&quot;no&quot; xml:space=&quot;preserve&quot;&gt;&lt;o:DocumentProperties&gt;&lt;o:Version&gt;14&lt;/o:Version&gt;&lt;/o:DocumentProperties&gt;&lt;w:docPr&gt;&lt;w:view w:val=&quot;print&quot;/&gt;&lt;w:zoom w:percent=&quot;100&quot;/&gt;&lt;w:characterSpacingControl w:val=&quot;CompressPunctuation&quot;/&gt;&lt;w:documentProtection w:enforcement=&quot;off&quot;/&gt;&lt;w:embedTrueTypeFonts/&gt;&lt;w:doNotEmbedSystemFonts/&gt;&lt;w:saveSubsetFonts/&gt;&lt;w:defaultTabStop w:val=&quot;420&quot;/&gt;&lt;w:drawingGridHorizontalSpacing w:val=&quot;0&quot;/&gt;&lt;w:drawingGridVerticalSpacing w:val=&quot;156&quot;/&gt;&lt;w:displayHorizontalDrawingGridEvery w:val=&quot;1&quot;/&gt;&lt;w:displayVerticalDrawingGridEvery w:val=&quot;1&quot;/&gt;&lt;w:compat&gt;&lt;w:adjustLineHeightInTable/&gt;&lt;w:doNotExpandShiftReturn/&gt;&lt;w:balanceSingleByteDoubleByteWidth/&gt;&lt;w:spaceForUL/&gt;&lt;w:dontGrowAutofit/&gt;&lt;w:useFELayout/&gt;&lt;/w:compat&gt;&lt;/w:docPr&gt;&lt;w:body&gt;&lt;wx:sect&gt;&lt;w:p&gt;&lt;m:oMathPara&gt;&lt;m:oMath&gt;&lt;m:box&gt;&lt;m:boxPr/&gt;&lt;m:e&gt;&lt;m:sSub&gt;&lt;m:sSubPr/&gt;&lt;m:e&gt;&lt;m:r&gt;&lt;m:rPr&gt;&lt;m:scr m:val=&quot;roman&quot;/&gt;&lt;/m:rPr&gt;&lt;w:rPr/&gt;&lt;m:t&gt;纬&lt;/m:t&gt;&lt;/m:r&gt;&lt;/m:e&gt;&lt;m:sub&gt;&lt;m:box&gt;&lt;m:boxPr/&gt;&lt;m:e&gt;&lt;m:r&gt;&lt;m:rPr&gt;&lt;m:scr m:val=&quot;roman&quot;/&gt;&lt;/m:rPr&gt;&lt;w:rPr/&gt;&lt;m:t&gt;s&lt;/m:t&gt;&lt;/m:r&gt;&lt;/m:e&gt;&lt;/m:box&gt;&lt;/m:sub&gt;&lt;/m:sSub&gt;&lt;m:r&gt;&lt;m:rPr&gt;&lt;m:sty m:val=&quot;p&quot;/&lt;&lt;&lt;&lt;&lt;&lt;&lt;&lt;&lt;&lt;&lt;&lt;&gt;&lt;m:scr m:val=&quot;roman&quot;/&gt;&lt;/m:rPr&gt;&lt;w:rPr/&gt;&lt;m:t&gt;=1鈭抃{&lt;/m:t&gt;&lt;/m:r&gt;&lt;m:f&gt;&lt;m:fPr/&gt;&lt;m:num&gt;&lt;m:box&gt;&lt;m:boxPr/&gt;&lt;m:e&gt;&lt;m:r&gt;&lt;m:rPr&gt;&lt;m:sty m:val=&quot;p&quot;/&gt;&lt;m:scr m:val=&quot;roman&quot;/&gt;&lt;/m:rPr&gt;&lt;w:rPr/&gt;&lt;m:t&gt;1.704&lt;/m:t&gt;&lt;/m:r&gt;&lt;/m:e&gt;&lt;/m:box&gt;&lt;/m:num&gt;&lt;m:den&gt;&lt;m:box&gt;&lt;m:boxPr/&gt;&lt;m:/&lt;e/&lt;&gt;/&lt;&lt;/&lt;m/&lt;:/&lt;r/&lt;a/&lt;d/&lt;&gt;/&lt;&lt;/&lt;m/&lt;:radPr/&gt;&lt;m:deg/&gt;&lt;m:e&gt;&lt;m:box&gt;&lt;m:boxPr/&gt;&lt;m:e&gt;&lt;m:box&gt;&lt;m:boxPr/&gt;&lt;m:e&gt;&lt;m:r&gt;&lt;m:rPr&gt;&lt;m:scr m:val=&quot;roman&quot;/&gt;&lt;/m:rPr&gt;&lt;w:rPr/&gt;&lt;m:t&gt;n&lt;/m:t&gt;&lt;/m:r&gt;&lt;/m:e&gt;&lt;/m:box&gt;&lt;/m:e&gt;&lt;/m:box&gt;&lt;/m:e&gt;&lt;/m:rad&gt;&lt;/m:e&gt;&lt;/m:box&gt;&lt;/m:den&gt;&lt;/m:f&gt;&lt;m:r&gt;&lt;m:rPr&gt;&lt;m:sty m:val=&quot;p&quot;/&gt;&lt;m:scr m:val=&quot;roman&quot;/&gt;&lt;/m:rPr&gt;&lt;w:rPr/&gt;&lt;m:t&gt;+&lt;/m:t&gt;&lt;/m:r&gt;&lt;m:f&gt;&lt;m:fPr/&gt;&lt;m:num&gt;&lt;m:box&gt;&lt;m:boxPr/&gt;&lt;m:e&gt;&lt;m:r&gt;&lt;m:rPr&gt;&lt;m:sty m:val=&quot;p&quot;/&gt;&lt;m:scr m:val=&quot;roman&quot;/&gt;&lt;/m:rPr&gt;&lt;w:rPr/&gt;&lt;m:t&gt;4.678&lt;/m:t&gt;&lt;/m:r&gt;&lt;/m:e&gt;&lt;/m:box&gt;&lt;/m:num&gt;&lt;m:den&gt;&lt;m:box&gt;&lt;m:boxPr/&gt;&lt;m:e&gt;&lt;m:sSup&gt;&lt;m:sSupPr/&gt;&lt;m:e&gt;&lt;m:r&gt;&lt;m:rPr&gt;&lt;m:scr m:val=&quot;roman&quot;/&gt;&lt;/m:rPr&gt;&lt;w:rPr/&gt;&lt;m:t&gt;n&lt;/m:t&gt;&lt;/m:r&gt;&lt;/m:e&gt;&lt;m:sup&gt;&lt;m:box&gt;&lt;m:boxPr/&gt;&lt;m:e&gt;&lt;m:r&gt;&lt;m:rPr&gt;&lt;m:sty m:val=&quot;p&quot;/&gt;&lt;m:scr m:val=&quot;roman&quot;/&gt;&lt;/m:rPr&gt;&lt;w:rPr/&gt;&lt;m:t&gt;2&lt;/m:t&gt;&lt;/m:r&gt;&lt;/m:e&gt;&lt;/m:box&gt;&lt;/m:sup&gt;&lt;/m:sSup&gt;&lt;/m:e&gt;&lt;/m:box&gt;&lt;/m:den&gt;&lt;/m:f&gt;&lt;m:r&gt;&lt;m:rPr&gt;&lt;m:sty m:val=&quot;p&quot;/&gt;&lt;m:scr m:val=&quot;roman&quot;/&gt;&lt;/m:rPr&gt;&lt;w:rPr/&gt;&lt;m:t&gt;\}&lt;/m:t&gt;&lt;/m:r&gt;&lt;m:r&gt;&lt;m:rPr&gt;&lt;m:scr m:val=&quot;roman&quot;/&gt;&lt;/m:rPr&gt;&lt;w:rPr/&gt;&lt;m:t&gt;未&lt;/m:t&gt;&lt;/m:r&gt;&lt;/m:e&gt;&lt;/m:box&gt;&lt;/m:oMath&gt;&lt;/m:oMathPara&gt;&lt;/w:p&gt;&lt;/wx:sect&gt;&lt;/w:body&gt;&lt;/w:wordDocument/m:box&gt;&lt;//m:">
+          <v:shape id="图片 28" o:spid="_x0000_i1034" type="#_x0000_t75" style="width:124pt;height:30.5pt;mso-position-horizontal-relative:page;mso-position-vertical-relative:page" equationxml="&lt;?xml version=&quot;1.0&quot; encoding=&quot;UTF-8&quot; standalone=&quot;yes&quot;?&gt;&#10;&lt;?mso-application progid=&quot;Word.Document&quot;?&gt;&#10;&lt;w:wordDocument xmlns:w=&quot;http://schemas.microsoft.com/office/word/2003/wordml&quot; xmlns:v=&quot;urn:schemas-microsoft-com:vml&quot; xmlns:w10=&quot;urn:schemas-microsoft-com:office:word&quot; xmlns:sl=&quot;http://schemas.microsoft.com/schemaLibrary/2003/core&quot; xmlns:aml=&quot;http://schemas.microsoft.com/aml/2001/core&quot; xmlns:wx=&quot;http://schemas.microsoft.com/office/word/2003/auxHint&quot; xmlns:o=&quot;urn:schemas-microsoft-com:office:office&quot; xmlns:dt=&quot;uuid:C2F41010-65B3-11d1-A29F-00AA00C14882&quot; xmlns:mc=&quot;http://schemas.openxmlformats.org/markup-compatibility/2006&quot; xmlns:m=&quot;http://schemas.openxmlformats.org/officeDocument/2006/math&quot; w:macrosPresent=&quot;no&quot; w:embeddedObjPresent=&quot;no&quot; w:ocxPresent=&quot;no&quot; xml:space=&quot;preserve&quot;&gt;&lt;o:DocumentProperties&gt;&lt;o:Version&gt;14&lt;/o:Version&gt;&lt;/o:DocumentProperties&gt;&lt;w:docPr&gt;&lt;w:view w:val=&quot;print&quot;/&gt;&lt;w:zoom w:percent=&quot;100&quot;/&gt;&lt;w:characterSpacingControl w:val=&quot;CompressPunctuation&quot;/&gt;&lt;w:documentProtection w:enforcement=&quot;off&quot;/&gt;&lt;w:embedTrueTypeFonts/&gt;&lt;w:doNotEmbedSystemFonts/&gt;&lt;w:saveSubsetFonts/&gt;&lt;w:defaultTabStop w:val=&quot;420&quot;/&gt;&lt;w:drawingGridHorizontalSpacing w:val=&quot;0&quot;/&gt;&lt;w:drawingGridVerticalSpacing w:val=&quot;156&quot;/&gt;&lt;w:displayHorizontalDrawingGridEvery w:val=&quot;1&quot;/&gt;&lt;w:displayVerticalDrawingGridEvery w:val=&quot;1&quot;/&gt;&lt;w:compat&gt;&lt;w:adjustLineHeightInTable/&gt;&lt;w:doNotExpandShiftReturn/&gt;&lt;w:balanceSingleByteDoubleByteWidth/&gt;&lt;w:spaceForUL/&gt;&lt;w:dontGrowAutofit/&gt;&lt;w:useFELayout/&gt;&lt;/w:compat&gt;&lt;/w:docPr&gt;&lt;w:body&gt;&lt;wx:sect&gt;&lt;w:p&gt;&lt;m:oMathPara&gt;&lt;m:oMath&gt;&lt;m:box&gt;&lt;m:boxPr/&gt;&lt;m:e&gt;&lt;m:sSub&gt;&lt;m:sSubPr/&gt;&lt;m:e&gt;&lt;m:r&gt;&lt;m:rPr&gt;&lt;m:scr m:val=&quot;roman&quot;/&gt;&lt;/m:rPr&gt;&lt;w:rPr/&gt;&lt;m:t&gt;纬&lt;/m:t&gt;&lt;/m:r&gt;&lt;/m:e&gt;&lt;m:sub&gt;&lt;m:box&gt;&lt;m:boxPr/&gt;&lt;m:e&gt;&lt;m:r&gt;&lt;m:rPr&gt;&lt;m:scr m:val=&quot;roman&quot;/&gt;&lt;/m:rPr&gt;&lt;w:rPr/&gt;&lt;m:t&gt;s&lt;/m:t&gt;&lt;/m:r&gt;&lt;/m:e&gt;&lt;/m:box&gt;&lt;/m:sub&gt;&lt;/m:sSub&gt;&lt;m:r&gt;&lt;m:rPr&gt;&lt;m:sty m:val=&quot;p&quot;/&lt;&lt;&lt;&lt;&lt;&lt;&lt;&lt;&lt;&lt;&lt;&lt;&lt;&lt;&lt;&gt;&lt;m:scr m:val=&quot;roman&quot;/&gt;&lt;/m:rPr&gt;&lt;w:rPr/&gt;&lt;m:t&gt;=1鈭抃{&lt;/m:t&gt;&lt;/m:r&gt;&lt;m:f&gt;&lt;m:fPr/&gt;&lt;m:num&gt;&lt;m:box&gt;&lt;m:boxPr/&gt;&lt;m:e&gt;&lt;m:r&gt;&lt;m:rPr&gt;&lt;m:sty m:val=&quot;p&quot;/&gt;&lt;m:scr m:val=&quot;roman&quot;/&gt;&lt;/m:rPr&gt;&lt;w:rPr/&gt;&lt;m:t&gt;1.704&lt;/m:t&gt;&lt;/m:r&gt;&lt;/m:e&gt;&lt;/m:box&gt;&lt;/m:num&gt;&lt;m:den&gt;&lt;m:box&gt;&lt;m:boxPr/&gt;/&lt;&lt;/&lt;m/&lt;:/&lt;e/&lt;&gt;/&lt;&lt;/&lt;m/&lt;:/&lt;r/&lt;a/&lt;d/&lt;&gt;/&lt;&lt;/&lt;m/&lt;:radPr/&gt;&lt;m:deg/&gt;&lt;m:e&gt;&lt;m:box&gt;&lt;m:boxPr/&gt;&lt;m:e&gt;&lt;m:box&gt;&lt;m:boxPr/&gt;&lt;m:e&gt;&lt;m:r&gt;&lt;m:rPr&gt;&lt;m:scr m:val=&quot;roman&quot;/&gt;&lt;/m:rPr&gt;&lt;w:rPr/&gt;&lt;m:t&gt;n&lt;/m:t&gt;&lt;/m:r&gt;&lt;/m:e&gt;&lt;/m:box&gt;&lt;/m:e&gt;&lt;/m:box&gt;&lt;/m:e&gt;&lt;/m:rad&gt;&lt;/m:e&gt;&lt;/m:box&gt;&lt;/m:den&gt;&lt;/m:f&gt;&lt;m:r&gt;&lt;m:rPr&gt;&lt;m:sty m:val=&quot;p&quot;/&gt;&lt;m:scr m:val=&quot;roman&quot;/&gt;&lt;/m:rPr&gt;&lt;w:rPr/&gt;&lt;m:t&gt;+&lt;/m:t&gt;&lt;/m:r&gt;&lt;m:f&gt;&lt;m:fPr/&gt;&lt;m:num&gt;&lt;m:box&gt;&lt;m:boxPr/&gt;&lt;m:e&gt;&lt;m:r&gt;&lt;m:rPr&gt;&lt;m:sty m:val=&quot;p&quot;/&gt;&lt;m:scr m:val=&quot;roman&quot;/&gt;&lt;/m:rPr&gt;&lt;w:rPr/&gt;&lt;m:t&gt;4.678&lt;/m:t&gt;&lt;/m:r&gt;&lt;/m:e&gt;&lt;/m:box&gt;&lt;/m:num&gt;&lt;m:den&gt;&lt;m:box&gt;&lt;m:boxPr/&gt;&lt;m:e&gt;&lt;m:sSup&gt;&lt;m:sSupPr/&gt;&lt;m:e&gt;&lt;m:r&gt;&lt;m:rPr&gt;&lt;m:scr m:val=&quot;roman&quot;/&gt;&lt;/m:rPr&gt;&lt;w:rPr/&gt;&lt;m:t&gt;n&lt;/m:t&gt;&lt;/m:r&gt;&lt;/m:e&gt;&lt;m:sup&gt;&lt;m:box&gt;&lt;m:boxPr/&gt;&lt;m:e&gt;&lt;m:r&gt;&lt;m:rPr&gt;&lt;m:sty m:val=&quot;p&quot;/&gt;&lt;m:scr m:val=&quot;roman&quot;/&gt;&lt;/m:rPr&gt;&lt;w:rPr/&gt;&lt;m:t&gt;2&lt;/m:t&gt;&lt;/m:r&gt;&lt;/m:e&gt;&lt;/m:box&gt;&lt;/m:sup&gt;&lt;/m:sSup&gt;&lt;/m:e&gt;&lt;/m:box&gt;&lt;/m:den&gt;&lt;/m:f&gt;&lt;m:r&gt;&lt;m:rPr&gt;&lt;m:sty m:val=&quot;p&quot;/&gt;&lt;m:scr m:val=&quot;roman&quot;/&gt;&lt;/m:rPr&gt;&lt;w:rPr/&gt;&lt;m:t&gt;\}&lt;/m:t&gt;&lt;/m:r&gt;&lt;m:r&gt;&lt;m:rPr&gt;&lt;m:scr m:val=&quot;roman&quot;/&gt;&lt;/m:rPr&gt;&lt;w:rPr/&gt;&lt;m:t&gt;未&lt;/m:t&gt;&lt;/m:r&gt;&lt;/m:e&gt;&lt;/m:box&gt;&lt;/m:oMath&gt;&lt;/m:oMathPara&gt;&lt;/w:p&gt;&lt;/wx:sect&gt;&lt;/w:body&gt;&lt;/w:wordDocumen&lt;t/m::boxx&gt;&lt;//m:">
             <v:fill o:detectmouseclick="t"/>
             <v:imagedata r:id="rId16" o:title=""/>
             <o:lock v:ext="edit" aspectratio="f"/>
@@ -12318,7 +12245,7 @@
       </w:r>
       <w:r>
         <w:pict w14:anchorId="0B139DF8">
-          <v:shape id="图片 29" o:spid="_x0000_i1035" type="#_x0000_t75" style="width:11.4pt;height:17.1pt;mso-position-horizontal-relative:page;mso-position-vertical-relative:page" equationxml="&lt;?xml version=&quot;1.0&quot; encoding=&quot;UTF-8&quot; standalone=&quot;yes&quot;?&gt;&#10;&lt;?mso-application progid=&quot;Word.Document&quot;?&gt;&#10;&lt;w:wordDocument xmlns:w=&quot;http://schemas.microsoft.com/office/word/2003/wordml&quot; xmlns:v=&quot;urn:schemas-microsoft-com:vml&quot; xmlns:w10=&quot;urn:schemas-microsoft-com:office:word&quot; xmlns:sl=&quot;http://schemas.microsoft.com/schemaLibrary/2003/core&quot; xmlns:aml=&quot;http://schemas.microsoft.com/aml/2001/core&quot; xmlns:wx=&quot;http://schemas.microsoft.com/office/word/2003/auxHint&quot; xmlns:o=&quot;urn:schemas-microsoft-com:office:office&quot; xmlns:dt=&quot;uuid:C2F41010-65B3-11d1-A29F-00AA00C14882&quot; xmlns:mc=&quot;http://schemas.openxmlformats.org/markup-compatibility/2006&quot; xmlns:m=&quot;http://schemas.openxmlformats.org/officeDocument/2006/math&quot; w:macrosPresent=&quot;no&quot; w:embeddedObjPresent=&quot;no&quot; w:ocxPresent=&quot;no&quot; xml:space=&quot;preserve&quot;&gt;&lt;o:DocumentProperties&gt;&lt;o:Version&gt;14&lt;/o:Version&gt;&lt;/o:DocumentProperties&gt;&lt;w:docPr&gt;&lt;w:view w:val=&quot;print&quot;/&gt;&lt;w:zoom w:percent=&quot;100&quot;/&gt;&lt;w:characterSpacingControl w:val=&quot;CompressPunctuation&quot;/&gt;&lt;w:documentProtection w:enforcement=&quot;off&quot;/&gt;&lt;w:embedTrueTypeFonts/&gt;&lt;w:doNotEmbedSystemFonts/&gt;&lt;w:saveSubsetFonts/&gt;&lt;w:defaultTabStop w:val=&quot;420&quot;/&gt;&lt;w:drawingGridHorizontalSpacing w:val=&quot;0&quot;/&gt;&lt;w:drawingGridVerticalSpacing w:val=&quot;156&quot;/&gt;&lt;w:displayHorizontalDrawingGridEvery w:val=&quot;1&quot;/&gt;&lt;w:displayVerticalDrawingGridEvery w:val=&quot;1&quot;/&gt;&lt;w:compat&gt;&lt;w:adjustLineHeightInTable/&gt;&lt;w:doNotExpandShiftReturn/&gt;&lt;w:balanceSingleByteDoubleByteWidth/&gt;&lt;w:spaceForUL/&gt;&lt;w:dontGrowAutofit/&gt;&lt;w:useFELayout/&gt;&lt;/w:compat&gt;&lt;/w:docPr&gt;&lt;w:body&gt;&lt;wx:sect&gt;&lt;w:p&gt;&lt;m:oMathPara&gt;&lt;m:oMath&gt;&lt;m:box&gt;&lt;m:boxPr/&gt;&lt;m:e&gt;&lt;m:sSub&gt;&lt;m:sSubPr/&gt;&lt;m:e&gt;&lt;m:r&gt;&lt;m:rPr&gt;&lt;m:scr m:val=&quot;roman&quot;/&gt;&lt;/m:rPr&gt;&lt;w:rPr/&gt;&lt;m:t&gt;蠒&lt;/m:t&gt;&lt;/m:r&gt;&lt;/m:e&gt;&lt;m:sub&gt;&lt;m:box&gt;&lt;m:boxPr/&gt;&lt;m:e&gt;&lt;m:r&gt;&lt;m:rPr&gt;&lt;m:scr m:val=&quot;roman&quot;/&gt;&lt;/m:rPr&gt;&lt;w:rPr/&gt;&lt;m:t&gt;k&lt;/m:t&gt;&lt;/m:r&gt;&lt;/m:e&gt;&lt;/m:box&gt;&lt;/m:sub&gt;&lt;/m:sSub&gt;&lt;/m:e&gt;&lt;/m:box&gt;&lt;/m:oMath&gt;&lt;/m:o&lt;&lt;&lt;&lt;&lt;&lt;&lt;&lt;&lt;&lt;&lt;&lt;MathPara&gt;&lt;/w:p&gt;&lt;/wx:sect&gt;&lt;/w:body&gt;&lt;/w:wordDocument">
+          <v:shape id="图片 29" o:spid="_x0000_i1035" type="#_x0000_t75" style="width:11.5pt;height:17pt;mso-position-horizontal-relative:page;mso-position-vertical-relative:page" equationxml="&lt;?xml version=&quot;1.0&quot; encoding=&quot;UTF-8&quot; standalone=&quot;yes&quot;?&gt;&#10;&lt;?mso-application progid=&quot;Word.Document&quot;?&gt;&#10;&lt;w:wordDocument xmlns:w=&quot;http://schemas.microsoft.com/office/word/2003/wordml&quot; xmlns:v=&quot;urn:schemas-microsoft-com:vml&quot; xmlns:w10=&quot;urn:schemas-microsoft-com:office:word&quot; xmlns:sl=&quot;http://schemas.microsoft.com/schemaLibrary/2003/core&quot; xmlns:aml=&quot;http://schemas.microsoft.com/aml/2001/core&quot; xmlns:wx=&quot;http://schemas.microsoft.com/office/word/2003/auxHint&quot; xmlns:o=&quot;urn:schemas-microsoft-com:office:office&quot; xmlns:dt=&quot;uuid:C2F41010-65B3-11d1-A29F-00AA00C14882&quot; xmlns:mc=&quot;http://schemas.openxmlformats.org/markup-compatibility/2006&quot; xmlns:m=&quot;http://schemas.openxmlformats.org/officeDocument/2006/math&quot; w:macrosPresent=&quot;no&quot; w:embeddedObjPresent=&quot;no&quot; w:ocxPresent=&quot;no&quot; xml:space=&quot;preserve&quot;&gt;&lt;o:DocumentProperties&gt;&lt;o:Version&gt;14&lt;/o:Version&gt;&lt;/o:DocumentProperties&gt;&lt;w:docPr&gt;&lt;w:view w:val=&quot;print&quot;/&gt;&lt;w:zoom w:percent=&quot;100&quot;/&gt;&lt;w:characterSpacingControl w:val=&quot;CompressPunctuation&quot;/&gt;&lt;w:documentProtection w:enforcement=&quot;off&quot;/&gt;&lt;w:embedTrueTypeFonts/&gt;&lt;w:doNotEmbedSystemFonts/&gt;&lt;w:saveSubsetFonts/&gt;&lt;w:defaultTabStop w:val=&quot;420&quot;/&gt;&lt;w:drawingGridHorizontalSpacing w:val=&quot;0&quot;/&gt;&lt;w:drawingGridVerticalSpacing w:val=&quot;156&quot;/&gt;&lt;w:displayHorizontalDrawingGridEvery w:val=&quot;1&quot;/&gt;&lt;w:displayVerticalDrawingGridEvery w:val=&quot;1&quot;/&gt;&lt;w:compat&gt;&lt;w:adjustLineHeightInTable/&gt;&lt;w:doNotExpandShiftReturn/&gt;&lt;w:balanceSingleByteDoubleByteWidth/&gt;&lt;w:spaceForUL/&gt;&lt;w:dontGrowAutofit/&gt;&lt;w:useFELayout/&gt;&lt;/w:compat&gt;&lt;/w:docPr&gt;&lt;w:body&gt;&lt;wx:sect&gt;&lt;w:p&gt;&lt;m:oMathPara&gt;&lt;m:oMath&gt;&lt;m:box&gt;&lt;m:boxPr/&gt;&lt;m:e&gt;&lt;m:sSub&gt;&lt;m:sSubPr/&gt;&lt;m:e&gt;&lt;m:r&gt;&lt;m:rPr&gt;&lt;m:scr m:val=&quot;roman&quot;/&gt;&lt;/m:rPr&gt;&lt;w:rPr/&gt;&lt;m:t&gt;蠒&lt;/m:t&gt;&lt;/m:r&gt;&lt;/m:e&gt;&lt;m:sub&gt;&lt;m:box&gt;&lt;m:boxPr/&gt;&lt;m:e&gt;&lt;m:r&gt;&lt;m:rPr&gt;&lt;m:scr m:val=&quot;roman&quot;/&gt;&lt;/m:rPr&gt;&lt;w:rPr/&gt;&lt;m:t&gt;k&lt;/m:t&gt;&lt;/m:r&gt;&lt;/m:e&gt;&lt;/m:box&gt;&lt;/m:sub&gt;&lt;/m:sSub&gt;&lt;/m:e&gt;&lt;/m:box&gt;&lt;/m:oMath&gt;&lt;/m:o&lt;&lt;&lt;&lt;&lt;&lt;&lt;&lt;&lt;&lt;&lt;&lt;&lt;&lt;&lt;MathPara&gt;&lt;/w:p&gt;&lt;/wx:sect&gt;&lt;/w:body&gt;&lt;/w:wordDocument">
             <v:fill o:detectmouseclick="t"/>
             <v:imagedata r:id="rId17" o:title=""/>
             <o:lock v:ext="edit" aspectratio="f"/>
@@ -12333,7 +12260,7 @@
       </w:r>
       <w:r>
         <w:pict w14:anchorId="4A704E62">
-          <v:shape id="图片 30" o:spid="_x0000_i1036" type="#_x0000_t75" style="width:8.55pt;height:17.1pt;mso-position-horizontal-relative:page;mso-position-vertical-relative:page" equationxml="&lt;?xml version=&quot;1.0&quot; encoding=&quot;UTF-8&quot; standalone=&quot;yes&quot;?&gt;&#10;&lt;?mso-application progid=&quot;Word.Document&quot;?&gt;&#10;&lt;w:wordDocument xmlns:w=&quot;http://schemas.microsoft.com/office/word/2003/wordml&quot; xmlns:v=&quot;urn:schemas-microsoft-com:vml&quot; xmlns:w10=&quot;urn:schemas-microsoft-com:office:word&quot; xmlns:sl=&quot;http://schemas.microsoft.com/schemaLibrary/2003/core&quot; xmlns:aml=&quot;http://schemas.microsoft.com/aml/2001/core&quot; xmlns:wx=&quot;http://schemas.microsoft.com/office/word/2003/auxHint&quot; xmlns:o=&quot;urn:schemas-microsoft-com:office:office&quot; xmlns:dt=&quot;uuid:C2F41010-65B3-11d1-A29F-00AA00C14882&quot; xmlns:mc=&quot;http://schemas.openxmlformats.org/markup-compatibility/2006&quot; xmlns:m=&quot;http://schemas.openxmlformats.org/officeDocument/2006/math&quot; w:macrosPresent=&quot;no&quot; w:embeddedObjPresent=&quot;no&quot; w:ocxPresent=&quot;no&quot; xml:space=&quot;preserve&quot;&gt;&lt;o:DocumentProperties&gt;&lt;o:Version&gt;14&lt;/o:Version&gt;&lt;/o:DocumentProperties&gt;&lt;w:docPr&gt;&lt;w:view w:val=&quot;print&quot;/&gt;&lt;w:zoom w:percent=&quot;100&quot;/&gt;&lt;w:characterSpacingControl w:val=&quot;CompressPunctuation&quot;/&gt;&lt;w:documentProtection w:enforcement=&quot;off&quot;/&gt;&lt;w:embedTrueTypeFonts/&gt;&lt;w:doNotEmbedSystemFonts/&gt;&lt;w:saveSubsetFonts/&gt;&lt;w:defaultTabStop w:val=&quot;420&quot;/&gt;&lt;w:drawingGridHorizontalSpacing w:val=&quot;0&quot;/&gt;&lt;w:drawingGridVerticalSpacing w:val=&quot;156&quot;/&gt;&lt;w:displayHorizontalDrawingGridEvery w:val=&quot;1&quot;/&gt;&lt;w:displayVerticalDrawingGridEvery w:val=&quot;1&quot;/&gt;&lt;w:compat&gt;&lt;w:adjustLineHeightInTable/&gt;&lt;w:doNotExpandShiftReturn/&gt;&lt;w:balanceSingleByteDoubleByteWidth/&gt;&lt;w:spaceForUL/&gt;&lt;w:dontGrowAutofit/&gt;&lt;w:useFELayout/&gt;&lt;/w:compat&gt;&lt;/w:docPr&gt;&lt;w:body&gt;&lt;wx:sect&gt;&lt;w:p&gt;&lt;m:oMathPara&gt;&lt;m:oMath&gt;&lt;m:box&gt;&lt;m:boxPr/&gt;&lt;m:e&gt;&lt;m:sSub&gt;&lt;m:sSubPr/&gt;&lt;m:e&gt;&lt;m:r&gt;&lt;m:rPr&gt;&lt;m:scr m:val=&quot;roman&quot;/&gt;&lt;/m:rPr&gt;&lt;w:rPr/&gt;&lt;m:t&gt;纬&lt;/m:t&gt;&lt;/m:r&gt;&lt;/m:e&gt;&lt;m:sub&gt;&lt;m:box&gt;&lt;m:boxPr/&gt;&lt;m:e&gt;&lt;m:r&gt;&lt;m:rPr&gt;&lt;m:scr m:val=&quot;roman&quot;/&gt;&lt;/m:rPr&gt;&lt;w:rPr/&gt;&lt;m:t&gt;s&lt;/m:t&gt;&lt;/m:r&gt;&lt;/m:e&gt;&lt;/m:box&gt;&lt;/m:sub&gt;&lt;/m:sSub&gt;&lt;/m:e&gt;&lt;/m:box&gt;&lt;/m:oMath&gt;&lt;/m:o&lt;&lt;&lt;&lt;&lt;&lt;&lt;&lt;&lt;&lt;&lt;&lt;MathPara&gt;&lt;/w:p&gt;&lt;/wx:sect&gt;&lt;/w:body&gt;&lt;/w:wordDocument">
+          <v:shape id="图片 30" o:spid="_x0000_i1036" type="#_x0000_t75" style="width:8.5pt;height:17pt;mso-position-horizontal-relative:page;mso-position-vertical-relative:page" equationxml="&lt;?xml version=&quot;1.0&quot; encoding=&quot;UTF-8&quot; standalone=&quot;yes&quot;?&gt;&#10;&lt;?mso-application progid=&quot;Word.Document&quot;?&gt;&#10;&lt;w:wordDocument xmlns:w=&quot;http://schemas.microsoft.com/office/word/2003/wordml&quot; xmlns:v=&quot;urn:schemas-microsoft-com:vml&quot; xmlns:w10=&quot;urn:schemas-microsoft-com:office:word&quot; xmlns:sl=&quot;http://schemas.microsoft.com/schemaLibrary/2003/core&quot; xmlns:aml=&quot;http://schemas.microsoft.com/aml/2001/core&quot; xmlns:wx=&quot;http://schemas.microsoft.com/office/word/2003/auxHint&quot; xmlns:o=&quot;urn:schemas-microsoft-com:office:office&quot; xmlns:dt=&quot;uuid:C2F41010-65B3-11d1-A29F-00AA00C14882&quot; xmlns:mc=&quot;http://schemas.openxmlformats.org/markup-compatibility/2006&quot; xmlns:m=&quot;http://schemas.openxmlformats.org/officeDocument/2006/math&quot; w:macrosPresent=&quot;no&quot; w:embeddedObjPresent=&quot;no&quot; w:ocxPresent=&quot;no&quot; xml:space=&quot;preserve&quot;&gt;&lt;o:DocumentProperties&gt;&lt;o:Version&gt;14&lt;/o:Version&gt;&lt;/o:DocumentProperties&gt;&lt;w:docPr&gt;&lt;w:view w:val=&quot;print&quot;/&gt;&lt;w:zoom w:percent=&quot;100&quot;/&gt;&lt;w:characterSpacingControl w:val=&quot;CompressPunctuation&quot;/&gt;&lt;w:documentProtection w:enforcement=&quot;off&quot;/&gt;&lt;w:embedTrueTypeFonts/&gt;&lt;w:doNotEmbedSystemFonts/&gt;&lt;w:saveSubsetFonts/&gt;&lt;w:defaultTabStop w:val=&quot;420&quot;/&gt;&lt;w:drawingGridHorizontalSpacing w:val=&quot;0&quot;/&gt;&lt;w:drawingGridVerticalSpacing w:val=&quot;156&quot;/&gt;&lt;w:displayHorizontalDrawingGridEvery w:val=&quot;1&quot;/&gt;&lt;w:displayVerticalDrawingGridEvery w:val=&quot;1&quot;/&gt;&lt;w:compat&gt;&lt;w:adjustLineHeightInTable/&gt;&lt;w:doNotExpandShiftReturn/&gt;&lt;w:balanceSingleByteDoubleByteWidth/&gt;&lt;w:spaceForUL/&gt;&lt;w:dontGrowAutofit/&gt;&lt;w:useFELayout/&gt;&lt;/w:compat&gt;&lt;/w:docPr&gt;&lt;w:body&gt;&lt;wx:sect&gt;&lt;w:p&gt;&lt;m:oMathPara&gt;&lt;m:oMath&gt;&lt;m:box&gt;&lt;m:boxPr/&gt;&lt;m:e&gt;&lt;m:sSub&gt;&lt;m:sSubPr/&gt;&lt;m:e&gt;&lt;m:r&gt;&lt;m:rPr&gt;&lt;m:scr m:val=&quot;roman&quot;/&gt;&lt;/m:rPr&gt;&lt;w:rPr/&gt;&lt;m:t&gt;纬&lt;/m:t&gt;&lt;/m:r&gt;&lt;/m:e&gt;&lt;m:sub&gt;&lt;m:box&gt;&lt;m:boxPr/&gt;&lt;m:e&gt;&lt;m:r&gt;&lt;m:rPr&gt;&lt;m:scr m:val=&quot;roman&quot;/&gt;&lt;/m:rPr&gt;&lt;w:rPr/&gt;&lt;m:t&gt;s&lt;/m:t&gt;&lt;/m:r&gt;&lt;/m:e&gt;&lt;/m:box&gt;&lt;/m:sub&gt;&lt;/m:sSub&gt;&lt;/m:e&gt;&lt;/m:box&gt;&lt;/m:oMath&gt;&lt;/m:o&lt;&lt;&lt;&lt;&lt;&lt;&lt;&lt;&lt;&lt;&lt;&lt;&lt;&lt;&lt;MathPara&gt;&lt;/w:p&gt;&lt;/wx:sect&gt;&lt;/w:body&gt;&lt;/w:wordDocument">
             <v:fill o:detectmouseclick="t"/>
             <v:imagedata r:id="rId18" o:title=""/>
             <o:lock v:ext="edit" aspectratio="f"/>
@@ -13309,6 +13236,7 @@
               </w:rPr>
               <w:t xml:space="preserve">  </w:t>
             </w:r>
+            <w:proofErr w:type="gramStart"/>
             <w:r>
               <w:rPr>
                 <w:rFonts w:hAnsi="宋体"/>
@@ -13317,6 +13245,7 @@
               </w:rPr>
               <w:t>击</w:t>
             </w:r>
+            <w:proofErr w:type="gramEnd"/>
             <w:r>
               <w:rPr>
                 <w:kern w:val="0"/>
@@ -15414,25 +15343,17 @@
         <w:ind w:right="-191" w:firstLineChars="200" w:firstLine="560"/>
         <w:rPr>
           <w:rFonts w:ascii="宋体" w:hAnsi="宋体" w:hint="eastAsia"/>
-          <w:color w:val="000000"/>
+          <w:color w:val="EE0000"/>
           <w:sz w:val="28"/>
         </w:rPr>
       </w:pPr>
       <w:r>
         <w:rPr>
           <w:rFonts w:ascii="宋体" w:hAnsi="宋体" w:hint="eastAsia"/>
-          <w:color w:val="000000"/>
-          <w:sz w:val="28"/>
-        </w:rPr>
-        <w:t>1、根据动力触探试验结果统计显示，参照JGJ 340-2015表8.4.9-1换算得出：</w:t>
-      </w:r>
-      <w:r>
-        <w:rPr>
-          <w:rFonts w:ascii="宋体" w:hAnsi="宋体" w:hint="eastAsia"/>
-          <w:color w:val="FF0000"/>
-          <w:sz w:val="28"/>
-        </w:rPr>
-        <w:t>所检测6个点地基土承载力特征值均大于100kPa，符合设计要求。</w:t>
+          <w:color w:val="EE0000"/>
+          <w:sz w:val="28"/>
+        </w:rPr>
+        <w:t>1、根据动力触探试验结果统计显示，参照JGJ 340-2015表8.4.9-1换算得出：所检测6个点地基土承载力特征值均大于100kPa，符合设计要求。</w:t>
       </w:r>
     </w:p>
     <w:p>
@@ -15769,6 +15690,7 @@
     <w:r>
       <w:rPr>
         <w:rFonts w:ascii="楷体" w:eastAsia="楷体" w:hAnsi="楷体"/>
+        <w:color w:val="EE0000"/>
         <w:sz w:val="21"/>
       </w:rPr>
       <w:fldChar w:fldCharType="begin"/>
@@ -15777,6 +15699,7 @@
       <w:rPr>
         <w:rStyle w:val="af0"/>
         <w:rFonts w:ascii="楷体" w:eastAsia="楷体" w:hAnsi="楷体"/>
+        <w:color w:val="EE0000"/>
         <w:sz w:val="21"/>
       </w:rPr>
       <w:instrText xml:space="preserve"> PAGE </w:instrText>
@@ -15784,6 +15707,7 @@
     <w:r>
       <w:rPr>
         <w:rFonts w:ascii="楷体" w:eastAsia="楷体" w:hAnsi="楷体"/>
+        <w:color w:val="EE0000"/>
         <w:sz w:val="21"/>
       </w:rPr>
       <w:fldChar w:fldCharType="separate"/>
@@ -15792,6 +15716,7 @@
       <w:rPr>
         <w:rStyle w:val="af0"/>
         <w:rFonts w:ascii="楷体" w:eastAsia="楷体" w:hAnsi="楷体"/>
+        <w:color w:val="EE0000"/>
         <w:sz w:val="21"/>
       </w:rPr>
       <w:t>9</w:t>
@@ -15799,6 +15724,7 @@
     <w:r>
       <w:rPr>
         <w:rFonts w:ascii="楷体" w:eastAsia="楷体" w:hAnsi="楷体"/>
+        <w:color w:val="EE0000"/>
         <w:sz w:val="21"/>
       </w:rPr>
       <w:fldChar w:fldCharType="end"/>
@@ -15807,6 +15733,7 @@
       <w:rPr>
         <w:rStyle w:val="af0"/>
         <w:rFonts w:ascii="楷体" w:eastAsia="楷体" w:hAnsi="楷体" w:hint="eastAsia"/>
+        <w:color w:val="EE0000"/>
         <w:sz w:val="21"/>
       </w:rPr>
       <w:t xml:space="preserve"> </w:t>

--- a/template.docx
+++ b/template.docx
@@ -4,7 +4,7 @@
   <w:body>
     <w:p>
       <w:pPr>
-        <w:pStyle w:val="a7"/>
+        <w:pStyle w:val="a6"/>
         <w:ind w:firstLine="0"/>
         <w:jc w:val="right"/>
         <w:rPr>
@@ -53,26 +53,45 @@
           </w:tcPr>
           <w:p>
             <w:pPr>
-              <w:pStyle w:val="a7"/>
+              <w:pStyle w:val="a6"/>
               <w:ind w:firstLine="0"/>
               <w:jc w:val="center"/>
               <w:rPr>
-                <w:rFonts w:ascii="楷体" w:eastAsia="楷体" w:hAnsi="楷体" w:hint="eastAsia"/>
+                <w:rFonts w:eastAsia="楷体_GB2312"/>
                 <w:b/>
-                <w:color w:val="FF0000"/>
                 <w:w w:val="90"/>
                 <w:sz w:val="44"/>
               </w:rPr>
             </w:pPr>
             <w:r>
               <w:rPr>
-                <w:rFonts w:ascii="楷体" w:eastAsia="楷体" w:hAnsi="楷体" w:hint="eastAsia"/>
+                <w:rFonts w:eastAsia="楷体_GB2312" w:hint="eastAsia"/>
                 <w:b/>
                 <w:color w:val="FF0000"/>
                 <w:w w:val="90"/>
                 <w:sz w:val="44"/>
               </w:rPr>
-              <w:t>宜昌市共同南路（共同东路-桔乡路）市政工程</w:t>
+              <w:t>宜昌市共同南路（共同东路</w:t>
+            </w:r>
+            <w:r>
+              <w:rPr>
+                <w:rFonts w:eastAsia="楷体_GB2312" w:hint="eastAsia"/>
+                <w:b/>
+                <w:color w:val="FF0000"/>
+                <w:w w:val="90"/>
+                <w:sz w:val="44"/>
+              </w:rPr>
+              <w:t>-</w:t>
+            </w:r>
+            <w:r>
+              <w:rPr>
+                <w:rFonts w:eastAsia="楷体_GB2312" w:hint="eastAsia"/>
+                <w:b/>
+                <w:color w:val="FF0000"/>
+                <w:w w:val="90"/>
+                <w:sz w:val="44"/>
+              </w:rPr>
+              <w:t>桔乡路）市政工程</w:t>
             </w:r>
           </w:p>
         </w:tc>
@@ -88,11 +107,11 @@
           </w:tcPr>
           <w:p>
             <w:pPr>
-              <w:pStyle w:val="a7"/>
+              <w:pStyle w:val="a6"/>
               <w:ind w:firstLine="0"/>
               <w:jc w:val="center"/>
               <w:rPr>
-                <w:rFonts w:ascii="楷体" w:eastAsia="楷体" w:hAnsi="楷体" w:hint="eastAsia"/>
+                <w:rFonts w:eastAsia="楷体_GB2312"/>
                 <w:b/>
                 <w:w w:val="90"/>
                 <w:sz w:val="44"/>
@@ -100,86 +119,82 @@
             </w:pPr>
             <w:r>
               <w:rPr>
-                <w:rFonts w:ascii="楷体" w:eastAsia="楷体" w:hAnsi="楷体" w:hint="eastAsia"/>
+                <w:rFonts w:eastAsia="楷体_GB2312" w:hint="eastAsia"/>
                 <w:b/>
                 <w:w w:val="90"/>
                 <w:sz w:val="44"/>
               </w:rPr>
-              <w:t xml:space="preserve">圆锥动力触探试验 </w:t>
-            </w:r>
-          </w:p>
-          <w:p>
-            <w:pPr>
-              <w:pStyle w:val="a7"/>
-              <w:ind w:firstLine="0"/>
-              <w:jc w:val="center"/>
-              <w:rPr>
-                <w:rFonts w:ascii="楷体" w:eastAsia="楷体" w:hAnsi="楷体" w:hint="eastAsia"/>
+              <w:t>圆锥动力触探试验</w:t>
+            </w:r>
+            <w:r>
+              <w:rPr>
+                <w:rFonts w:eastAsia="楷体_GB2312" w:hint="eastAsia"/>
                 <w:b/>
-                <w:color w:val="FF0000"/>
                 <w:w w:val="90"/>
                 <w:sz w:val="44"/>
               </w:rPr>
-            </w:pPr>
+              <w:t xml:space="preserve"> </w:t>
+            </w:r>
           </w:p>
         </w:tc>
       </w:tr>
     </w:tbl>
     <w:p>
       <w:pPr>
-        <w:pStyle w:val="a5"/>
+        <w:tabs>
+          <w:tab w:val="left" w:pos="6043"/>
+        </w:tabs>
+        <w:spacing w:beforeLines="50" w:before="156" w:afterLines="50" w:after="156" w:line="360" w:lineRule="auto"/>
+        <w:jc w:val="center"/>
+        <w:rPr>
+          <w:rFonts w:ascii="楷体_GB2312" w:eastAsia="楷体_GB2312" w:hAnsi="华文楷体" w:hint="eastAsia"/>
+          <w:b/>
+          <w:sz w:val="36"/>
+        </w:rPr>
+      </w:pPr>
+      <w:r>
         <w:rPr>
           <w:rFonts w:ascii="楷体" w:eastAsia="楷体" w:hAnsi="楷体" w:hint="eastAsia"/>
+          <w:b/>
+          <w:sz w:val="72"/>
+        </w:rPr>
+        <w:t>检  测  报  告</w:t>
+      </w:r>
+    </w:p>
+    <w:p>
+      <w:pPr>
+        <w:tabs>
+          <w:tab w:val="left" w:pos="6043"/>
+        </w:tabs>
+        <w:spacing w:line="120" w:lineRule="auto"/>
+        <w:rPr>
+          <w:rFonts w:ascii="楷体_GB2312" w:eastAsia="楷体_GB2312" w:hAnsi="华文楷体" w:hint="eastAsia"/>
+          <w:b/>
+          <w:sz w:val="36"/>
         </w:rPr>
       </w:pPr>
     </w:p>
     <w:p>
       <w:pPr>
         <w:tabs>
-          <w:tab w:val="left" w:pos="6090"/>
+          <w:tab w:val="left" w:pos="6043"/>
         </w:tabs>
-        <w:jc w:val="center"/>
-        <w:rPr>
-          <w:rFonts w:ascii="楷体" w:eastAsia="楷体" w:hAnsi="楷体" w:hint="eastAsia"/>
+        <w:spacing w:line="120" w:lineRule="auto"/>
+        <w:rPr>
+          <w:rFonts w:ascii="楷体_GB2312" w:eastAsia="楷体_GB2312" w:hAnsi="华文楷体" w:hint="eastAsia"/>
           <w:b/>
-          <w:sz w:val="72"/>
-          <w:szCs w:val="52"/>
-        </w:rPr>
-      </w:pPr>
-      <w:r>
-        <w:rPr>
-          <w:rFonts w:ascii="楷体" w:eastAsia="楷体" w:hAnsi="楷体" w:hint="eastAsia"/>
-          <w:b/>
-          <w:sz w:val="72"/>
-          <w:szCs w:val="52"/>
-        </w:rPr>
-        <w:t>检 测 报 告</w:t>
-      </w:r>
-    </w:p>
-    <w:p>
-      <w:pPr>
-        <w:tabs>
-          <w:tab w:val="left" w:pos="6090"/>
-        </w:tabs>
-        <w:rPr>
-          <w:rFonts w:ascii="楷体" w:eastAsia="楷体" w:hAnsi="楷体" w:hint="eastAsia"/>
-          <w:b/>
-          <w:sz w:val="72"/>
-          <w:szCs w:val="52"/>
+          <w:sz w:val="36"/>
         </w:rPr>
       </w:pPr>
     </w:p>
     <w:p>
       <w:pPr>
-        <w:tabs>
-          <w:tab w:val="left" w:pos="6090"/>
-        </w:tabs>
-        <w:rPr>
-          <w:rFonts w:ascii="楷体" w:eastAsia="楷体" w:hAnsi="楷体" w:hint="eastAsia"/>
-          <w:b/>
-          <w:sz w:val="72"/>
-          <w:szCs w:val="52"/>
-        </w:rPr>
+        <w:pStyle w:val="a5"/>
+      </w:pPr>
+    </w:p>
+    <w:p>
+      <w:pPr>
+        <w:pStyle w:val="a5"/>
       </w:pPr>
     </w:p>
     <w:p>
@@ -190,23 +205,22 @@
         <w:spacing w:line="120" w:lineRule="auto"/>
         <w:ind w:leftChars="771" w:left="3426" w:hangingChars="500" w:hanging="1807"/>
         <w:rPr>
-          <w:rFonts w:ascii="楷体" w:eastAsia="楷体" w:hAnsi="楷体" w:hint="eastAsia"/>
-          <w:b/>
-          <w:color w:val="000000"/>
-          <w:sz w:val="36"/>
-        </w:rPr>
-      </w:pPr>
-      <w:r>
-        <w:rPr>
-          <w:rFonts w:ascii="楷体" w:eastAsia="楷体" w:hAnsi="楷体" w:hint="eastAsia"/>
+          <w:rFonts w:ascii="楷体_GB2312" w:eastAsia="楷体_GB2312" w:hAnsi="华文楷体" w:hint="eastAsia"/>
           <w:b/>
           <w:sz w:val="36"/>
         </w:rPr>
+      </w:pPr>
+      <w:r>
+        <w:rPr>
+          <w:rFonts w:ascii="楷体_GB2312" w:eastAsia="楷体_GB2312" w:hAnsi="华文楷体" w:hint="eastAsia"/>
+          <w:b/>
+          <w:sz w:val="36"/>
+        </w:rPr>
         <w:t>工程地点：</w:t>
       </w:r>
       <w:r>
         <w:rPr>
-          <w:rFonts w:ascii="楷体" w:eastAsia="楷体" w:hAnsi="楷体" w:hint="eastAsia"/>
+          <w:rFonts w:ascii="楷体_GB2312" w:eastAsia="楷体_GB2312" w:hAnsi="华文楷体" w:hint="eastAsia"/>
           <w:b/>
           <w:color w:val="FF0000"/>
           <w:sz w:val="36"/>
@@ -222,28 +236,134 @@
         <w:spacing w:line="120" w:lineRule="auto"/>
         <w:ind w:leftChars="600" w:left="1260" w:firstLineChars="100" w:firstLine="361"/>
         <w:rPr>
-          <w:rFonts w:ascii="楷体" w:eastAsia="楷体" w:hAnsi="楷体" w:hint="eastAsia"/>
-          <w:b/>
-          <w:color w:val="000000"/>
-          <w:sz w:val="36"/>
-        </w:rPr>
-      </w:pPr>
-      <w:r>
-        <w:rPr>
-          <w:rFonts w:ascii="楷体" w:eastAsia="楷体" w:hAnsi="楷体" w:hint="eastAsia"/>
+          <w:rFonts w:ascii="楷体_GB2312" w:eastAsia="楷体_GB2312" w:hAnsi="华文楷体" w:hint="eastAsia"/>
           <w:b/>
           <w:sz w:val="36"/>
         </w:rPr>
+      </w:pPr>
+      <w:r>
+        <w:rPr>
+          <w:rFonts w:ascii="楷体_GB2312" w:eastAsia="楷体_GB2312" w:hAnsi="华文楷体" w:hint="eastAsia"/>
+          <w:b/>
+          <w:sz w:val="36"/>
+        </w:rPr>
         <w:t>委托单位：</w:t>
       </w:r>
       <w:r>
         <w:rPr>
-          <w:rFonts w:ascii="楷体" w:eastAsia="楷体" w:hAnsi="楷体" w:hint="eastAsia"/>
+          <w:rFonts w:ascii="楷体_GB2312" w:eastAsia="楷体_GB2312" w:hAnsi="华文楷体" w:hint="eastAsia"/>
           <w:b/>
           <w:color w:val="FF0000"/>
           <w:sz w:val="36"/>
         </w:rPr>
         <w:t>宜昌市城市建设投资开发有限公司</w:t>
+      </w:r>
+    </w:p>
+    <w:p>
+      <w:pPr>
+        <w:tabs>
+          <w:tab w:val="left" w:pos="6043"/>
+        </w:tabs>
+        <w:spacing w:line="120" w:lineRule="auto"/>
+        <w:ind w:leftChars="600" w:left="1260" w:firstLineChars="100" w:firstLine="361"/>
+        <w:rPr>
+          <w:rFonts w:ascii="楷体_GB2312" w:eastAsia="楷体_GB2312" w:hAnsi="华文楷体" w:hint="eastAsia"/>
+          <w:b/>
+          <w:sz w:val="36"/>
+        </w:rPr>
+      </w:pPr>
+      <w:r>
+        <w:rPr>
+          <w:rFonts w:ascii="楷体_GB2312" w:eastAsia="楷体_GB2312" w:hAnsi="华文楷体" w:hint="eastAsia"/>
+          <w:b/>
+          <w:sz w:val="36"/>
+        </w:rPr>
+        <w:t>检测日期：</w:t>
+      </w:r>
+      <w:r>
+        <w:rPr>
+          <w:rFonts w:ascii="楷体_GB2312" w:eastAsia="楷体_GB2312" w:hAnsi="华文楷体"/>
+          <w:b/>
+          <w:color w:val="FF0000"/>
+          <w:sz w:val="36"/>
+        </w:rPr>
+        <w:t>20</w:t>
+      </w:r>
+      <w:r>
+        <w:rPr>
+          <w:rFonts w:ascii="楷体_GB2312" w:eastAsia="楷体_GB2312" w:hAnsi="华文楷体" w:hint="eastAsia"/>
+          <w:b/>
+          <w:color w:val="FF0000"/>
+          <w:sz w:val="36"/>
+        </w:rPr>
+        <w:t>26</w:t>
+      </w:r>
+      <w:r>
+        <w:rPr>
+          <w:rFonts w:ascii="楷体_GB2312" w:eastAsia="楷体_GB2312" w:hAnsi="华文楷体"/>
+          <w:b/>
+          <w:color w:val="FF0000"/>
+          <w:sz w:val="36"/>
+        </w:rPr>
+        <w:t>年</w:t>
+      </w:r>
+      <w:r>
+        <w:rPr>
+          <w:rFonts w:ascii="楷体_GB2312" w:eastAsia="楷体_GB2312" w:hAnsi="华文楷体" w:hint="eastAsia"/>
+          <w:b/>
+          <w:color w:val="FF0000"/>
+          <w:sz w:val="36"/>
+        </w:rPr>
+        <w:t>05</w:t>
+      </w:r>
+      <w:r>
+        <w:rPr>
+          <w:rFonts w:ascii="楷体_GB2312" w:eastAsia="楷体_GB2312" w:hAnsi="华文楷体"/>
+          <w:b/>
+          <w:color w:val="FF0000"/>
+          <w:sz w:val="36"/>
+        </w:rPr>
+        <w:t>月</w:t>
+      </w:r>
+      <w:r>
+        <w:rPr>
+          <w:rFonts w:ascii="楷体_GB2312" w:eastAsia="楷体_GB2312" w:hAnsi="华文楷体" w:hint="eastAsia"/>
+          <w:b/>
+          <w:color w:val="FF0000"/>
+          <w:sz w:val="36"/>
+        </w:rPr>
+        <w:t>08日</w:t>
+      </w:r>
+    </w:p>
+    <w:p>
+      <w:pPr>
+        <w:tabs>
+          <w:tab w:val="left" w:pos="6163"/>
+        </w:tabs>
+        <w:spacing w:line="120" w:lineRule="auto"/>
+        <w:ind w:leftChars="600" w:left="1260" w:firstLineChars="100" w:firstLine="361"/>
+        <w:rPr>
+          <w:rFonts w:ascii="楷体_GB2312" w:eastAsia="楷体_GB2312" w:hAnsi="华文楷体" w:hint="eastAsia"/>
+          <w:b/>
+          <w:sz w:val="36"/>
+        </w:rPr>
+      </w:pPr>
+      <w:r>
+        <w:rPr>
+          <w:rFonts w:ascii="楷体_GB2312" w:eastAsia="楷体_GB2312" w:hAnsi="华文楷体" w:hint="eastAsia"/>
+          <w:b/>
+          <w:sz w:val="36"/>
+        </w:rPr>
+        <w:t>报告编号：</w:t>
+      </w:r>
+      <w:r>
+        <w:rPr>
+          <w:rFonts w:ascii="楷体_GB2312" w:eastAsia="楷体_GB2312" w:hAnsi="华文楷体" w:hint="eastAsia"/>
+          <w:b/>
+          <w:color w:val="FF0000"/>
+          <w:sz w:val="36"/>
+        </w:rPr>
+        <w:t>DT2026-00196</w:t>
       </w:r>
     </w:p>
     <w:p>
@@ -254,211 +374,77 @@
         <w:rPr>
           <w:rFonts w:ascii="楷体" w:eastAsia="楷体" w:hAnsi="楷体" w:hint="eastAsia"/>
           <w:b/>
-          <w:spacing w:val="-20"/>
-          <w:sz w:val="40"/>
-          <w:szCs w:val="32"/>
+          <w:sz w:val="32"/>
         </w:rPr>
       </w:pPr>
-      <w:r>
-        <w:rPr>
-          <w:rFonts w:ascii="楷体" w:eastAsia="楷体" w:hAnsi="楷体" w:hint="eastAsia"/>
-          <w:b/>
-          <w:sz w:val="40"/>
-          <w:szCs w:val="32"/>
-        </w:rPr>
-        <w:t xml:space="preserve">        </w:t>
-      </w:r>
-      <w:r>
+    </w:p>
+    <w:p>
+      <w:pPr>
         <w:rPr>
           <w:rFonts w:ascii="楷体" w:eastAsia="楷体" w:hAnsi="楷体" w:hint="eastAsia"/>
           <w:b/>
           <w:sz w:val="36"/>
         </w:rPr>
-        <w:t>检测日期</w:t>
-      </w:r>
-      <w:r>
+      </w:pPr>
+    </w:p>
+    <w:p>
+      <w:pPr>
         <w:rPr>
           <w:rFonts w:ascii="楷体" w:eastAsia="楷体" w:hAnsi="楷体" w:hint="eastAsia"/>
           <w:b/>
-          <w:spacing w:val="-20"/>
-          <w:sz w:val="40"/>
-          <w:szCs w:val="32"/>
-        </w:rPr>
-        <w:t xml:space="preserve">: </w:t>
-      </w:r>
-      <w:r>
+          <w:sz w:val="36"/>
+        </w:rPr>
+      </w:pPr>
+    </w:p>
+    <w:p>
+      <w:pPr>
         <w:rPr>
           <w:rFonts w:ascii="楷体" w:eastAsia="楷体" w:hAnsi="楷体" w:hint="eastAsia"/>
           <w:b/>
-          <w:color w:val="FF0000"/>
           <w:sz w:val="36"/>
         </w:rPr>
-        <w:t>2026年05月08日</w:t>
+      </w:pPr>
+    </w:p>
+    <w:p>
+      <w:pPr>
+        <w:jc w:val="center"/>
+        <w:rPr>
+          <w:rFonts w:ascii="楷体" w:eastAsia="楷体" w:hAnsi="楷体" w:hint="eastAsia"/>
+          <w:b/>
+          <w:sz w:val="36"/>
+        </w:rPr>
+      </w:pPr>
+      <w:r>
+        <w:rPr>
+          <w:rFonts w:ascii="楷体_GB2312" w:eastAsia="楷体_GB2312" w:hint="eastAsia"/>
+          <w:b/>
+          <w:color w:val="000000"/>
+          <w:sz w:val="36"/>
+        </w:rPr>
+        <w:t>湖北建夷检验检测中心有限公司</w:t>
       </w:r>
     </w:p>
     <w:p>
       <w:pPr>
         <w:tabs>
-          <w:tab w:val="left" w:pos="6090"/>
+          <w:tab w:val="left" w:pos="2913"/>
+          <w:tab w:val="center" w:pos="4156"/>
         </w:tabs>
-        <w:rPr>
-          <w:rFonts w:ascii="楷体" w:eastAsia="楷体" w:hAnsi="楷体" w:hint="eastAsia"/>
-          <w:b/>
-          <w:sz w:val="36"/>
-        </w:rPr>
-      </w:pPr>
-      <w:r>
-        <w:rPr>
-          <w:rFonts w:ascii="楷体" w:eastAsia="楷体" w:hAnsi="楷体" w:hint="eastAsia"/>
-          <w:b/>
-          <w:spacing w:val="-20"/>
-          <w:sz w:val="40"/>
-          <w:szCs w:val="32"/>
-        </w:rPr>
-        <w:t xml:space="preserve">          </w:t>
-      </w:r>
-      <w:r>
-        <w:rPr>
-          <w:rFonts w:ascii="楷体" w:eastAsia="楷体" w:hAnsi="楷体" w:hint="eastAsia"/>
-          <w:b/>
-          <w:sz w:val="36"/>
-        </w:rPr>
-        <w:t>报告编号</w:t>
-      </w:r>
-      <w:r>
-        <w:rPr>
-          <w:rFonts w:ascii="楷体" w:eastAsia="楷体" w:hAnsi="楷体" w:hint="eastAsia"/>
-          <w:b/>
-          <w:spacing w:val="-20"/>
-          <w:sz w:val="40"/>
-          <w:szCs w:val="32"/>
-        </w:rPr>
-        <w:t>：</w:t>
-      </w:r>
-      <w:r>
-        <w:rPr>
-          <w:rFonts w:ascii="楷体" w:eastAsia="楷体" w:hAnsi="楷体" w:hint="eastAsia"/>
+        <w:spacing w:line="120" w:lineRule="auto"/>
+        <w:jc w:val="center"/>
+        <w:rPr>
+          <w:rFonts w:ascii="楷体_GB2312" w:eastAsia="楷体_GB2312"/>
           <w:b/>
           <w:color w:val="FF0000"/>
           <w:sz w:val="36"/>
         </w:rPr>
-        <w:t>DT2026-00196</w:t>
-      </w:r>
-    </w:p>
-    <w:p>
-      <w:pPr>
-        <w:tabs>
-          <w:tab w:val="left" w:pos="6090"/>
-        </w:tabs>
-        <w:rPr>
-          <w:rFonts w:ascii="楷体" w:eastAsia="楷体" w:hAnsi="楷体" w:hint="eastAsia"/>
-          <w:b/>
-          <w:sz w:val="36"/>
-        </w:rPr>
       </w:pPr>
-    </w:p>
-    <w:p>
-      <w:pPr>
-        <w:tabs>
-          <w:tab w:val="left" w:pos="6090"/>
-        </w:tabs>
-        <w:rPr>
-          <w:rFonts w:ascii="楷体" w:eastAsia="楷体" w:hAnsi="楷体" w:hint="eastAsia"/>
-          <w:b/>
-          <w:sz w:val="36"/>
-        </w:rPr>
-      </w:pPr>
-    </w:p>
-    <w:p>
-      <w:pPr>
-        <w:tabs>
-          <w:tab w:val="left" w:pos="6090"/>
-        </w:tabs>
-        <w:rPr>
-          <w:rFonts w:ascii="楷体" w:eastAsia="楷体" w:hAnsi="楷体" w:hint="eastAsia"/>
-          <w:b/>
-          <w:sz w:val="36"/>
-        </w:rPr>
-      </w:pPr>
-    </w:p>
-    <w:p>
-      <w:pPr>
-        <w:tabs>
-          <w:tab w:val="left" w:pos="6090"/>
-        </w:tabs>
-        <w:rPr>
-          <w:rFonts w:ascii="楷体" w:eastAsia="楷体" w:hAnsi="楷体" w:hint="eastAsia"/>
-          <w:b/>
-          <w:sz w:val="36"/>
-        </w:rPr>
-      </w:pPr>
-    </w:p>
-    <w:p>
-      <w:pPr>
-        <w:tabs>
-          <w:tab w:val="left" w:pos="6090"/>
-        </w:tabs>
-        <w:rPr>
-          <w:rFonts w:ascii="楷体" w:eastAsia="楷体" w:hAnsi="楷体" w:hint="eastAsia"/>
-          <w:b/>
-          <w:sz w:val="36"/>
-        </w:rPr>
-      </w:pPr>
-    </w:p>
-    <w:p>
-      <w:pPr>
-        <w:tabs>
-          <w:tab w:val="left" w:pos="6090"/>
-        </w:tabs>
-        <w:jc w:val="center"/>
-        <w:rPr>
-          <w:rFonts w:ascii="楷体" w:eastAsia="楷体" w:hAnsi="楷体" w:hint="eastAsia"/>
+      <w:r>
+        <w:rPr>
+          <w:rFonts w:ascii="楷体_GB2312" w:eastAsia="楷体_GB2312" w:hint="eastAsia"/>
           <w:b/>
           <w:color w:val="FF0000"/>
           <w:sz w:val="36"/>
-          <w:szCs w:val="28"/>
-        </w:rPr>
-      </w:pPr>
-      <w:r>
-        <w:rPr>
-          <w:rFonts w:ascii="楷体" w:eastAsia="楷体" w:hAnsi="楷体" w:hint="eastAsia"/>
-          <w:b/>
-          <w:color w:val="FF0000"/>
-          <w:sz w:val="36"/>
-        </w:rPr>
-        <w:t>湖北建</w:t>
-      </w:r>
-      <w:r>
-        <w:rPr>
-          <w:rFonts w:ascii="楷体" w:eastAsia="楷体" w:hAnsi="楷体" w:hint="eastAsia"/>
-          <w:b/>
-          <w:color w:val="FF0000"/>
-          <w:sz w:val="36"/>
-          <w:szCs w:val="28"/>
-        </w:rPr>
-        <w:t>夷检验检测中心有限公司</w:t>
-      </w:r>
-    </w:p>
-    <w:p>
-      <w:pPr>
-        <w:tabs>
-          <w:tab w:val="left" w:pos="6090"/>
-        </w:tabs>
-        <w:jc w:val="center"/>
-        <w:rPr>
-          <w:rFonts w:ascii="楷体" w:eastAsia="楷体" w:hAnsi="楷体" w:hint="eastAsia"/>
-          <w:b/>
-          <w:color w:val="FF0000"/>
-          <w:sz w:val="36"/>
-        </w:rPr>
-      </w:pPr>
-      <w:r>
-        <w:rPr>
-          <w:rFonts w:ascii="楷体" w:eastAsia="楷体" w:hAnsi="楷体" w:hint="eastAsia"/>
-          <w:b/>
-          <w:color w:val="FF0000"/>
-          <w:sz w:val="36"/>
-          <w:szCs w:val="28"/>
         </w:rPr>
         <w:t>2026年05月10日</w:t>
       </w:r>
@@ -470,12 +456,11 @@
     </w:p>
     <w:p>
       <w:pPr>
-        <w:pStyle w:val="a7"/>
-        <w:spacing w:after="120" w:line="240" w:lineRule="auto"/>
+        <w:pStyle w:val="a3"/>
         <w:ind w:firstLine="0"/>
         <w:jc w:val="center"/>
         <w:rPr>
-          <w:rFonts w:ascii="楷体" w:eastAsia="楷体" w:hAnsi="楷体" w:hint="eastAsia"/>
+          <w:rFonts w:eastAsia="楷体_GB2312"/>
           <w:b/>
           <w:color w:val="FF0000"/>
           <w:w w:val="90"/>
@@ -485,7 +470,7 @@
       </w:pPr>
       <w:r>
         <w:rPr>
-          <w:rFonts w:ascii="楷体" w:eastAsia="楷体" w:hAnsi="楷体" w:hint="eastAsia"/>
+          <w:rFonts w:eastAsia="楷体_GB2312" w:hint="eastAsia"/>
           <w:b/>
           <w:color w:val="FF0000"/>
           <w:w w:val="90"/>
@@ -493,34 +478,29 @@
           <w:szCs w:val="36"/>
         </w:rPr>
         <w:lastRenderedPageBreak/>
-        <w:t>宜昌市共同南路（共同东路-桔乡路）市政工程</w:t>
-      </w:r>
-    </w:p>
-    <w:p>
-      <w:pPr>
-        <w:pStyle w:val="a7"/>
-        <w:spacing w:line="240" w:lineRule="auto"/>
-        <w:ind w:firstLine="0"/>
-        <w:jc w:val="center"/>
-        <w:rPr>
-          <w:rFonts w:ascii="楷体" w:eastAsia="楷体" w:hAnsi="楷体" w:hint="eastAsia"/>
+        <w:t>宜昌市共同南路（共同东路</w:t>
+      </w:r>
+      <w:r>
+        <w:rPr>
+          <w:rFonts w:eastAsia="楷体_GB2312" w:hint="eastAsia"/>
           <w:b/>
           <w:color w:val="FF0000"/>
           <w:w w:val="90"/>
           <w:sz w:val="36"/>
           <w:szCs w:val="36"/>
         </w:rPr>
-      </w:pPr>
-      <w:r>
-        <w:rPr>
-          <w:rFonts w:ascii="楷体" w:eastAsia="楷体" w:hAnsi="楷体" w:hint="eastAsia"/>
+        <w:t>-</w:t>
+      </w:r>
+      <w:r>
+        <w:rPr>
+          <w:rFonts w:eastAsia="楷体_GB2312" w:hint="eastAsia"/>
           <w:b/>
           <w:color w:val="FF0000"/>
           <w:w w:val="90"/>
           <w:sz w:val="36"/>
           <w:szCs w:val="36"/>
         </w:rPr>
-        <w:t>圆锥动力触探试验检测报告</w:t>
+        <w:t>桔乡路）市政工程</w:t>
       </w:r>
     </w:p>
     <w:p>
@@ -536,12 +516,36 @@
           <w:szCs w:val="36"/>
         </w:rPr>
       </w:pPr>
+      <w:r>
+        <w:rPr>
+          <w:rFonts w:eastAsia="楷体_GB2312" w:hint="eastAsia"/>
+          <w:b/>
+          <w:w w:val="90"/>
+          <w:sz w:val="36"/>
+          <w:szCs w:val="36"/>
+        </w:rPr>
+        <w:t>圆锥动力触探试验检测报告</w:t>
+      </w:r>
+    </w:p>
+    <w:p>
+      <w:pPr>
+        <w:pStyle w:val="a3"/>
+        <w:ind w:firstLine="0"/>
+        <w:jc w:val="center"/>
+        <w:rPr>
+          <w:rFonts w:eastAsia="楷体_GB2312"/>
+          <w:b/>
+          <w:w w:val="90"/>
+          <w:sz w:val="36"/>
+          <w:szCs w:val="36"/>
+        </w:rPr>
+      </w:pPr>
     </w:p>
     <w:p>
       <w:pPr>
         <w:pStyle w:val="a3"/>
         <w:spacing w:line="800" w:lineRule="exact"/>
-        <w:ind w:right="-25" w:firstLineChars="232" w:firstLine="839"/>
+        <w:ind w:right="-25" w:firstLineChars="232" w:firstLine="838"/>
         <w:rPr>
           <w:rFonts w:eastAsia="楷体_GB2312"/>
           <w:b/>
@@ -551,32 +555,12 @@
       </w:pPr>
       <w:r>
         <w:rPr>
-          <w:rFonts w:ascii="楷体" w:eastAsia="楷体" w:hAnsi="楷体" w:hint="eastAsia"/>
-          <w:b/>
-          <w:spacing w:val="-20"/>
-          <w:sz w:val="40"/>
-          <w:szCs w:val="32"/>
-        </w:rPr>
-        <w:t>检测</w:t>
-      </w:r>
-      <w:r>
-        <w:rPr>
-          <w:rFonts w:ascii="楷体" w:eastAsia="楷体" w:hAnsi="楷体" w:hint="eastAsia"/>
-          <w:b/>
-          <w:spacing w:val="-20"/>
-          <w:sz w:val="40"/>
-          <w:szCs w:val="32"/>
-        </w:rPr>
-        <w:t>人员</w:t>
-      </w:r>
-      <w:r>
-        <w:rPr>
           <w:rFonts w:eastAsia="楷体_GB2312" w:hint="eastAsia"/>
           <w:b/>
           <w:bCs/>
           <w:sz w:val="36"/>
         </w:rPr>
-        <w:t>：</w:t>
+        <w:t>检测人员：</w:t>
       </w:r>
       <w:r>
         <w:rPr>
@@ -630,7 +614,7 @@
       <w:pPr>
         <w:pStyle w:val="a3"/>
         <w:spacing w:line="800" w:lineRule="exact"/>
-        <w:ind w:firstLineChars="232" w:firstLine="839"/>
+        <w:ind w:firstLineChars="232" w:firstLine="838"/>
         <w:rPr>
           <w:rFonts w:eastAsia="楷体_GB2312"/>
           <w:b/>
@@ -640,22 +624,12 @@
       </w:pPr>
       <w:r>
         <w:rPr>
-          <w:rFonts w:ascii="楷体" w:eastAsia="楷体" w:hAnsi="楷体" w:hint="eastAsia"/>
-          <w:b/>
-          <w:spacing w:val="-20"/>
-          <w:sz w:val="40"/>
-          <w:szCs w:val="32"/>
-        </w:rPr>
-        <w:t>报告编号</w:t>
-      </w:r>
-      <w:r>
-        <w:rPr>
           <w:rFonts w:eastAsia="楷体_GB2312" w:hint="eastAsia"/>
           <w:b/>
           <w:bCs/>
           <w:sz w:val="36"/>
         </w:rPr>
-        <w:t>：</w:t>
+        <w:t>报告编写：</w:t>
       </w:r>
       <w:r>
         <w:rPr>
@@ -671,7 +645,7 @@
       <w:pPr>
         <w:pStyle w:val="a3"/>
         <w:spacing w:line="800" w:lineRule="exact"/>
-        <w:ind w:firstLineChars="232" w:firstLine="839"/>
+        <w:ind w:firstLineChars="232" w:firstLine="838"/>
         <w:rPr>
           <w:rFonts w:eastAsia="楷体_GB2312"/>
           <w:b/>
@@ -681,22 +655,30 @@
       </w:pPr>
       <w:r>
         <w:rPr>
-          <w:rFonts w:ascii="楷体" w:eastAsia="楷体" w:hAnsi="楷体" w:hint="eastAsia"/>
-          <w:b/>
-          <w:spacing w:val="-20"/>
-          <w:sz w:val="40"/>
-          <w:szCs w:val="32"/>
-        </w:rPr>
-        <w:t>复    核</w:t>
-      </w:r>
-      <w:r>
-        <w:rPr>
           <w:rFonts w:eastAsia="楷体_GB2312" w:hint="eastAsia"/>
           <w:b/>
           <w:bCs/>
           <w:sz w:val="36"/>
         </w:rPr>
-        <w:t>：</w:t>
+        <w:t>复</w:t>
+      </w:r>
+      <w:r>
+        <w:rPr>
+          <w:rFonts w:eastAsia="楷体_GB2312"/>
+          <w:b/>
+          <w:bCs/>
+          <w:sz w:val="36"/>
+        </w:rPr>
+        <w:t xml:space="preserve">    </w:t>
+      </w:r>
+      <w:r>
+        <w:rPr>
+          <w:rFonts w:eastAsia="楷体_GB2312" w:hint="eastAsia"/>
+          <w:b/>
+          <w:bCs/>
+          <w:sz w:val="36"/>
+        </w:rPr>
+        <w:t>核：</w:t>
       </w:r>
       <w:r>
         <w:rPr>
@@ -730,22 +712,12 @@
       <w:pPr>
         <w:pStyle w:val="a3"/>
         <w:spacing w:line="800" w:lineRule="exact"/>
-        <w:ind w:firstLineChars="232" w:firstLine="839"/>
+        <w:ind w:firstLineChars="232" w:firstLine="838"/>
         <w:rPr>
           <w:bCs/>
           <w:sz w:val="24"/>
         </w:rPr>
       </w:pPr>
-      <w:r>
-        <w:rPr>
-          <w:rFonts w:ascii="楷体" w:eastAsia="楷体" w:hAnsi="楷体" w:hint="eastAsia"/>
-          <w:b/>
-          <w:spacing w:val="-20"/>
-          <w:sz w:val="40"/>
-          <w:szCs w:val="32"/>
-        </w:rPr>
-        <w:t>批    准</w:t>
-      </w:r>
       <w:r>
         <w:rPr>
           <w:rFonts w:eastAsia="楷体_GB2312" w:hint="eastAsia"/>
@@ -753,7 +725,25 @@
           <w:bCs/>
           <w:sz w:val="36"/>
         </w:rPr>
-        <w:t>：</w:t>
+        <w:t>批</w:t>
+      </w:r>
+      <w:r>
+        <w:rPr>
+          <w:rFonts w:eastAsia="楷体_GB2312"/>
+          <w:b/>
+          <w:bCs/>
+          <w:sz w:val="36"/>
+        </w:rPr>
+        <w:t xml:space="preserve">    </w:t>
+      </w:r>
+      <w:r>
+        <w:rPr>
+          <w:rFonts w:eastAsia="楷体_GB2312" w:hint="eastAsia"/>
+          <w:b/>
+          <w:bCs/>
+          <w:sz w:val="36"/>
+        </w:rPr>
+        <w:t>准：</w:t>
       </w:r>
       <w:r>
         <w:rPr>
@@ -767,7 +757,7 @@
     </w:p>
     <w:p>
       <w:pPr>
-        <w:pStyle w:val="a9"/>
+        <w:pStyle w:val="a7"/>
         <w:spacing w:line="360" w:lineRule="auto"/>
         <w:ind w:firstLineChars="500" w:firstLine="2600"/>
         <w:rPr>
@@ -787,7 +777,7 @@
     </w:p>
     <w:p>
       <w:pPr>
-        <w:pStyle w:val="a9"/>
+        <w:pStyle w:val="a7"/>
         <w:spacing w:line="360" w:lineRule="auto"/>
         <w:ind w:leftChars="200" w:left="420"/>
         <w:rPr>
@@ -806,7 +796,7 @@
     </w:p>
     <w:p>
       <w:pPr>
-        <w:pStyle w:val="a9"/>
+        <w:pStyle w:val="a7"/>
         <w:tabs>
           <w:tab w:val="left" w:pos="1470"/>
         </w:tabs>
@@ -837,7 +827,7 @@
     </w:p>
     <w:p>
       <w:pPr>
-        <w:pStyle w:val="a9"/>
+        <w:pStyle w:val="a7"/>
         <w:tabs>
           <w:tab w:val="left" w:pos="1470"/>
         </w:tabs>
@@ -868,7 +858,7 @@
     </w:p>
     <w:p>
       <w:pPr>
-        <w:pStyle w:val="a9"/>
+        <w:pStyle w:val="a7"/>
         <w:tabs>
           <w:tab w:val="left" w:pos="1470"/>
           <w:tab w:val="right" w:pos="8306"/>
@@ -905,7 +895,7 @@
     </w:p>
     <w:p>
       <w:pPr>
-        <w:pStyle w:val="a9"/>
+        <w:pStyle w:val="a7"/>
         <w:tabs>
           <w:tab w:val="left" w:pos="1470"/>
           <w:tab w:val="right" w:pos="8306"/>
@@ -934,7 +924,7 @@
     </w:p>
     <w:p>
       <w:pPr>
-        <w:pStyle w:val="a9"/>
+        <w:pStyle w:val="a7"/>
         <w:tabs>
           <w:tab w:val="left" w:pos="1470"/>
           <w:tab w:val="right" w:pos="8306"/>
@@ -978,7 +968,7 @@
     </w:p>
     <w:p>
       <w:pPr>
-        <w:pStyle w:val="a9"/>
+        <w:pStyle w:val="a7"/>
         <w:numPr>
           <w:ilvl w:val="0"/>
           <w:numId w:val="1"/>
@@ -1019,7 +1009,7 @@
     </w:p>
     <w:p>
       <w:pPr>
-        <w:pStyle w:val="a9"/>
+        <w:pStyle w:val="a7"/>
         <w:tabs>
           <w:tab w:val="left" w:pos="1470"/>
         </w:tabs>
@@ -1049,7 +1039,7 @@
     </w:p>
     <w:p>
       <w:pPr>
-        <w:pStyle w:val="a9"/>
+        <w:pStyle w:val="a7"/>
         <w:ind w:firstLine="480"/>
         <w:rPr>
           <w:bCs/>
@@ -1060,13 +1050,13 @@
     </w:p>
     <w:p>
       <w:pPr>
-        <w:pStyle w:val="a9"/>
+        <w:pStyle w:val="a7"/>
         <w:spacing w:line="440" w:lineRule="exact"/>
         <w:ind w:leftChars="200" w:left="420"/>
         <w:rPr>
           <w:rFonts w:hAnsi="宋体" w:hint="eastAsia"/>
           <w:bCs/>
-          <w:color w:val="EE0000"/>
+          <w:color w:val="000000"/>
           <w:sz w:val="28"/>
           <w:szCs w:val="24"/>
         </w:rPr>
@@ -1075,7 +1065,7 @@
         <w:rPr>
           <w:rFonts w:hAnsi="宋体" w:hint="eastAsia"/>
           <w:bCs/>
-          <w:color w:val="EE0000"/>
+          <w:color w:val="000000"/>
           <w:sz w:val="28"/>
           <w:szCs w:val="24"/>
         </w:rPr>
@@ -1084,7 +1074,7 @@
       <w:r>
         <w:rPr>
           <w:rFonts w:hAnsi="宋体" w:hint="eastAsia"/>
-          <w:color w:val="EE0000"/>
+          <w:color w:val="000000"/>
           <w:sz w:val="28"/>
         </w:rPr>
         <w:t>湖北建夷检验检测中心有限公司（盖章）</w:t>
@@ -1092,13 +1082,12 @@
     </w:p>
     <w:p>
       <w:pPr>
-        <w:pStyle w:val="a9"/>
+        <w:pStyle w:val="a7"/>
         <w:spacing w:line="440" w:lineRule="exact"/>
         <w:ind w:leftChars="200" w:left="420"/>
         <w:rPr>
           <w:rFonts w:hAnsi="宋体" w:hint="eastAsia"/>
           <w:bCs/>
-          <w:color w:val="EE0000"/>
           <w:sz w:val="28"/>
         </w:rPr>
       </w:pPr>
@@ -1106,7 +1095,6 @@
         <w:rPr>
           <w:rFonts w:hAnsi="宋体" w:hint="eastAsia"/>
           <w:bCs/>
-          <w:color w:val="EE0000"/>
           <w:sz w:val="28"/>
         </w:rPr>
         <w:t>地    址：湖北省宜昌市高新区汉宜大道205号</w:t>
@@ -1114,13 +1102,12 @@
     </w:p>
     <w:p>
       <w:pPr>
-        <w:pStyle w:val="a9"/>
+        <w:pStyle w:val="a7"/>
         <w:spacing w:line="440" w:lineRule="exact"/>
         <w:ind w:leftChars="200" w:left="420"/>
         <w:rPr>
           <w:rFonts w:hAnsi="宋体" w:hint="eastAsia"/>
           <w:bCs/>
-          <w:color w:val="EE0000"/>
           <w:sz w:val="28"/>
         </w:rPr>
       </w:pPr>
@@ -1129,7 +1116,6 @@
         <w:rPr>
           <w:rFonts w:hAnsi="宋体" w:hint="eastAsia"/>
           <w:bCs/>
-          <w:color w:val="EE0000"/>
           <w:sz w:val="28"/>
         </w:rPr>
         <w:t>邮</w:t>
@@ -1139,7 +1125,6 @@
         <w:rPr>
           <w:rFonts w:hAnsi="宋体" w:hint="eastAsia"/>
           <w:bCs/>
-          <w:color w:val="EE0000"/>
           <w:sz w:val="28"/>
         </w:rPr>
         <w:t xml:space="preserve">    编：443000</w:t>
@@ -1147,13 +1132,12 @@
     </w:p>
     <w:p>
       <w:pPr>
-        <w:pStyle w:val="a9"/>
+        <w:pStyle w:val="a7"/>
         <w:spacing w:line="440" w:lineRule="exact"/>
         <w:ind w:leftChars="200" w:left="420"/>
         <w:rPr>
           <w:rFonts w:hAnsi="宋体" w:hint="eastAsia"/>
           <w:bCs/>
-          <w:color w:val="EE0000"/>
           <w:sz w:val="28"/>
         </w:rPr>
       </w:pPr>
@@ -1161,7 +1145,6 @@
         <w:rPr>
           <w:rFonts w:hAnsi="宋体" w:hint="eastAsia"/>
           <w:bCs/>
-          <w:color w:val="EE0000"/>
           <w:sz w:val="28"/>
         </w:rPr>
         <w:t>电    话：0717-7108205</w:t>
@@ -1169,13 +1152,12 @@
     </w:p>
     <w:p>
       <w:pPr>
-        <w:pStyle w:val="a9"/>
+        <w:pStyle w:val="a7"/>
         <w:spacing w:line="440" w:lineRule="exact"/>
         <w:ind w:leftChars="200" w:left="420"/>
         <w:rPr>
           <w:rFonts w:hAnsi="宋体" w:hint="eastAsia"/>
           <w:bCs/>
-          <w:color w:val="EE0000"/>
           <w:sz w:val="28"/>
         </w:rPr>
       </w:pPr>
@@ -1183,7 +1165,6 @@
         <w:rPr>
           <w:rFonts w:hAnsi="宋体" w:hint="eastAsia"/>
           <w:bCs/>
-          <w:color w:val="EE0000"/>
           <w:sz w:val="28"/>
         </w:rPr>
         <w:t>传    真：0717-6448611</w:t>
@@ -1191,7 +1172,7 @@
     </w:p>
     <w:p>
       <w:pPr>
-        <w:pStyle w:val="a9"/>
+        <w:pStyle w:val="a7"/>
         <w:spacing w:line="440" w:lineRule="exact"/>
         <w:ind w:leftChars="200" w:left="420"/>
         <w:rPr>
@@ -1204,7 +1185,6 @@
         <w:rPr>
           <w:rFonts w:hAnsi="宋体" w:hint="eastAsia"/>
           <w:bCs/>
-          <w:color w:val="EE0000"/>
           <w:sz w:val="28"/>
         </w:rPr>
         <w:t>监督电话：0717-6448856</w:t>
@@ -1212,7 +1192,7 @@
     </w:p>
     <w:p>
       <w:pPr>
-        <w:pStyle w:val="a9"/>
+        <w:pStyle w:val="a7"/>
         <w:ind w:leftChars="200" w:left="420"/>
         <w:jc w:val="center"/>
         <w:rPr>
@@ -1241,7 +1221,7 @@
         <w:spacing w:afterLines="50" w:after="156"/>
         <w:jc w:val="center"/>
         <w:rPr>
-          <w:rFonts w:ascii="楷体" w:eastAsia="楷体" w:hAnsi="楷体" w:cs="宋体" w:hint="eastAsia"/>
+          <w:rFonts w:ascii="宋体" w:hAnsi="宋体" w:cs="宋体" w:hint="eastAsia"/>
           <w:b/>
           <w:bCs/>
           <w:sz w:val="36"/>
@@ -1250,7 +1230,7 @@
       </w:pPr>
       <w:r>
         <w:rPr>
-          <w:rFonts w:ascii="楷体" w:eastAsia="楷体" w:hAnsi="楷体" w:cs="宋体" w:hint="eastAsia"/>
+          <w:rFonts w:ascii="宋体" w:hAnsi="宋体" w:cs="宋体" w:hint="eastAsia"/>
           <w:b/>
           <w:bCs/>
           <w:sz w:val="36"/>
@@ -1300,7 +1280,7 @@
               <w:spacing w:line="400" w:lineRule="exact"/>
               <w:jc w:val="center"/>
               <w:rPr>
-                <w:rFonts w:ascii="楷体" w:eastAsia="楷体" w:hAnsi="楷体" w:hint="eastAsia"/>
+                <w:rFonts w:ascii="楷体_GB2312" w:eastAsia="楷体_GB2312"/>
                 <w:b/>
                 <w:bCs/>
                 <w:sz w:val="28"/>
@@ -1309,7 +1289,7 @@
             </w:pPr>
             <w:r>
               <w:rPr>
-                <w:rFonts w:ascii="楷体" w:eastAsia="楷体" w:hAnsi="楷体" w:hint="eastAsia"/>
+                <w:rFonts w:ascii="楷体_GB2312" w:eastAsia="楷体_GB2312" w:hint="eastAsia"/>
                 <w:b/>
                 <w:bCs/>
                 <w:sz w:val="28"/>
@@ -1334,14 +1314,14 @@
               <w:spacing w:line="400" w:lineRule="exact"/>
               <w:jc w:val="left"/>
               <w:rPr>
-                <w:rFonts w:ascii="楷体" w:eastAsia="楷体" w:hAnsi="楷体" w:hint="eastAsia"/>
+                <w:rFonts w:ascii="楷体_GB2312" w:eastAsia="楷体_GB2312"/>
                 <w:color w:val="FF0000"/>
                 <w:sz w:val="28"/>
               </w:rPr>
             </w:pPr>
             <w:r>
               <w:rPr>
-                <w:rFonts w:ascii="楷体" w:eastAsia="楷体" w:hAnsi="楷体" w:hint="eastAsia"/>
+                <w:rFonts w:ascii="楷体_GB2312" w:eastAsia="楷体_GB2312" w:hint="eastAsia"/>
                 <w:color w:val="FF0000"/>
                 <w:sz w:val="28"/>
               </w:rPr>
@@ -1369,7 +1349,7 @@
               <w:spacing w:line="240" w:lineRule="atLeast"/>
               <w:jc w:val="center"/>
               <w:rPr>
-                <w:rFonts w:ascii="楷体" w:eastAsia="楷体" w:hAnsi="楷体" w:hint="eastAsia"/>
+                <w:rFonts w:ascii="楷体_GB2312" w:eastAsia="楷体_GB2312"/>
                 <w:b/>
                 <w:bCs/>
                 <w:sz w:val="28"/>
@@ -1378,7 +1358,7 @@
             </w:pPr>
             <w:r>
               <w:rPr>
-                <w:rFonts w:ascii="楷体" w:eastAsia="楷体" w:hAnsi="楷体" w:hint="eastAsia"/>
+                <w:rFonts w:ascii="楷体_GB2312" w:eastAsia="楷体_GB2312" w:hint="eastAsia"/>
                 <w:b/>
                 <w:bCs/>
                 <w:sz w:val="28"/>
@@ -1403,14 +1383,14 @@
               <w:spacing w:line="240" w:lineRule="atLeast"/>
               <w:jc w:val="left"/>
               <w:rPr>
-                <w:rFonts w:ascii="楷体" w:eastAsia="楷体" w:hAnsi="楷体" w:hint="eastAsia"/>
+                <w:rFonts w:ascii="楷体_GB2312" w:eastAsia="楷体_GB2312"/>
                 <w:color w:val="FF0000"/>
                 <w:sz w:val="28"/>
               </w:rPr>
             </w:pPr>
             <w:r>
               <w:rPr>
-                <w:rFonts w:ascii="楷体" w:eastAsia="楷体" w:hAnsi="楷体" w:hint="eastAsia"/>
+                <w:rFonts w:ascii="楷体_GB2312" w:eastAsia="楷体_GB2312" w:hint="eastAsia"/>
                 <w:color w:val="FF0000"/>
                 <w:sz w:val="28"/>
               </w:rPr>
@@ -1438,7 +1418,7 @@
               <w:spacing w:line="400" w:lineRule="exact"/>
               <w:jc w:val="center"/>
               <w:rPr>
-                <w:rFonts w:ascii="楷体" w:eastAsia="楷体" w:hAnsi="楷体" w:hint="eastAsia"/>
+                <w:rFonts w:ascii="楷体_GB2312" w:eastAsia="楷体_GB2312"/>
                 <w:b/>
                 <w:bCs/>
                 <w:sz w:val="28"/>
@@ -1447,7 +1427,7 @@
             </w:pPr>
             <w:r>
               <w:rPr>
-                <w:rFonts w:ascii="楷体" w:eastAsia="楷体" w:hAnsi="楷体" w:hint="eastAsia"/>
+                <w:rFonts w:ascii="楷体_GB2312" w:eastAsia="楷体_GB2312" w:hint="eastAsia"/>
                 <w:b/>
                 <w:bCs/>
                 <w:sz w:val="28"/>
@@ -1472,15 +1452,13 @@
               <w:spacing w:line="240" w:lineRule="atLeast"/>
               <w:jc w:val="left"/>
               <w:rPr>
-                <w:rFonts w:ascii="楷体" w:eastAsia="楷体" w:hAnsi="楷体" w:hint="eastAsia"/>
-                <w:color w:val="EE0000"/>
+                <w:rFonts w:ascii="楷体_GB2312" w:eastAsia="楷体_GB2312"/>
                 <w:sz w:val="28"/>
               </w:rPr>
             </w:pPr>
             <w:r>
               <w:rPr>
-                <w:rFonts w:ascii="楷体" w:eastAsia="楷体" w:hAnsi="楷体" w:hint="eastAsia"/>
-                <w:color w:val="EE0000"/>
+                <w:rFonts w:ascii="楷体_GB2312" w:eastAsia="楷体_GB2312" w:hint="eastAsia"/>
                 <w:sz w:val="28"/>
               </w:rPr>
               <w:t>委托</w:t>
@@ -1507,7 +1485,7 @@
               <w:spacing w:line="400" w:lineRule="exact"/>
               <w:jc w:val="center"/>
               <w:rPr>
-                <w:rFonts w:ascii="楷体" w:eastAsia="楷体" w:hAnsi="楷体" w:hint="eastAsia"/>
+                <w:rFonts w:ascii="楷体_GB2312" w:eastAsia="楷体_GB2312"/>
                 <w:b/>
                 <w:bCs/>
                 <w:sz w:val="28"/>
@@ -1516,7 +1494,7 @@
             </w:pPr>
             <w:r>
               <w:rPr>
-                <w:rFonts w:ascii="楷体" w:eastAsia="楷体" w:hAnsi="楷体" w:hint="eastAsia"/>
+                <w:rFonts w:ascii="楷体_GB2312" w:eastAsia="楷体_GB2312" w:hint="eastAsia"/>
                 <w:b/>
                 <w:bCs/>
                 <w:sz w:val="28"/>
@@ -1541,15 +1519,13 @@
               <w:spacing w:line="240" w:lineRule="atLeast"/>
               <w:jc w:val="left"/>
               <w:rPr>
-                <w:rFonts w:ascii="楷体" w:eastAsia="楷体" w:hAnsi="楷体" w:hint="eastAsia"/>
-                <w:color w:val="EE0000"/>
+                <w:rFonts w:ascii="楷体_GB2312" w:eastAsia="楷体_GB2312"/>
                 <w:sz w:val="28"/>
               </w:rPr>
             </w:pPr>
             <w:r>
               <w:rPr>
-                <w:rFonts w:ascii="楷体" w:eastAsia="楷体" w:hAnsi="楷体" w:hint="eastAsia"/>
-                <w:color w:val="EE0000"/>
+                <w:rFonts w:ascii="楷体_GB2312" w:eastAsia="楷体_GB2312" w:hint="eastAsia"/>
                 <w:sz w:val="28"/>
               </w:rPr>
               <w:t>根据轻型动力</w:t>
@@ -1557,8 +1533,7 @@
             <w:proofErr w:type="gramStart"/>
             <w:r>
               <w:rPr>
-                <w:rFonts w:ascii="楷体" w:eastAsia="楷体" w:hAnsi="楷体" w:hint="eastAsia"/>
-                <w:color w:val="EE0000"/>
+                <w:rFonts w:ascii="楷体_GB2312" w:eastAsia="楷体_GB2312" w:hint="eastAsia"/>
                 <w:sz w:val="28"/>
               </w:rPr>
               <w:t>触探击数判定</w:t>
@@ -1566,8 +1541,7 @@
             <w:proofErr w:type="gramEnd"/>
             <w:r>
               <w:rPr>
-                <w:rFonts w:ascii="楷体" w:eastAsia="楷体" w:hAnsi="楷体" w:hint="eastAsia"/>
-                <w:color w:val="EE0000"/>
+                <w:rFonts w:ascii="楷体_GB2312" w:eastAsia="楷体_GB2312" w:hint="eastAsia"/>
                 <w:sz w:val="28"/>
               </w:rPr>
               <w:t>地基土承载力特征值</w:t>
@@ -1594,7 +1568,7 @@
               <w:spacing w:line="240" w:lineRule="atLeast"/>
               <w:jc w:val="center"/>
               <w:rPr>
-                <w:rFonts w:ascii="楷体" w:eastAsia="楷体" w:hAnsi="楷体" w:hint="eastAsia"/>
+                <w:rFonts w:ascii="楷体_GB2312" w:eastAsia="楷体_GB2312"/>
                 <w:b/>
                 <w:bCs/>
                 <w:sz w:val="28"/>
@@ -1603,7 +1577,7 @@
             </w:pPr>
             <w:r>
               <w:rPr>
-                <w:rFonts w:ascii="楷体" w:eastAsia="楷体" w:hAnsi="楷体" w:hint="eastAsia"/>
+                <w:rFonts w:ascii="楷体_GB2312" w:eastAsia="楷体_GB2312" w:hint="eastAsia"/>
                 <w:b/>
                 <w:bCs/>
                 <w:sz w:val="28"/>
@@ -1628,15 +1602,13 @@
               <w:spacing w:line="240" w:lineRule="atLeast"/>
               <w:jc w:val="left"/>
               <w:rPr>
-                <w:rFonts w:ascii="楷体" w:eastAsia="楷体" w:hAnsi="楷体" w:hint="eastAsia"/>
-                <w:color w:val="EE0000"/>
+                <w:rFonts w:ascii="楷体_GB2312" w:eastAsia="楷体_GB2312"/>
                 <w:sz w:val="28"/>
               </w:rPr>
             </w:pPr>
             <w:r>
               <w:rPr>
-                <w:rFonts w:ascii="楷体" w:eastAsia="楷体" w:hAnsi="楷体" w:hint="eastAsia"/>
-                <w:color w:val="EE0000"/>
+                <w:rFonts w:ascii="楷体_GB2312" w:eastAsia="楷体_GB2312" w:hint="eastAsia"/>
                 <w:sz w:val="28"/>
               </w:rPr>
               <w:t>地基土承载力</w:t>
@@ -1663,7 +1635,7 @@
               <w:spacing w:line="240" w:lineRule="atLeast"/>
               <w:jc w:val="center"/>
               <w:rPr>
-                <w:rFonts w:ascii="楷体" w:eastAsia="楷体" w:hAnsi="楷体" w:hint="eastAsia"/>
+                <w:rFonts w:ascii="楷体_GB2312" w:eastAsia="楷体_GB2312"/>
                 <w:b/>
                 <w:bCs/>
                 <w:sz w:val="28"/>
@@ -1672,7 +1644,7 @@
             </w:pPr>
             <w:r>
               <w:rPr>
-                <w:rFonts w:ascii="楷体" w:eastAsia="楷体" w:hAnsi="楷体" w:hint="eastAsia"/>
+                <w:rFonts w:ascii="楷体_GB2312" w:eastAsia="楷体_GB2312" w:hint="eastAsia"/>
                 <w:b/>
                 <w:bCs/>
                 <w:sz w:val="28"/>
@@ -1697,15 +1669,14 @@
               <w:spacing w:line="240" w:lineRule="atLeast"/>
               <w:jc w:val="left"/>
               <w:rPr>
-                <w:rFonts w:ascii="楷体" w:eastAsia="楷体" w:hAnsi="楷体" w:hint="eastAsia"/>
-                <w:color w:val="EE0000"/>
+                <w:rFonts w:ascii="楷体_GB2312" w:eastAsia="楷体_GB2312"/>
                 <w:sz w:val="28"/>
               </w:rPr>
             </w:pPr>
             <w:r>
               <w:rPr>
-                <w:rFonts w:ascii="楷体" w:eastAsia="楷体" w:hAnsi="楷体" w:hint="eastAsia"/>
-                <w:color w:val="EE0000"/>
+                <w:rFonts w:ascii="楷体_GB2312" w:eastAsia="楷体_GB2312" w:hint="eastAsia"/>
+                <w:color w:val="FF0000"/>
                 <w:sz w:val="28"/>
               </w:rPr>
               <w:t>JGJ 340-2015、DB42/T 169-2022</w:t>
@@ -1732,7 +1703,7 @@
               <w:spacing w:line="240" w:lineRule="atLeast"/>
               <w:jc w:val="center"/>
               <w:rPr>
-                <w:rFonts w:ascii="楷体" w:eastAsia="楷体" w:hAnsi="楷体" w:hint="eastAsia"/>
+                <w:rFonts w:ascii="楷体_GB2312" w:eastAsia="楷体_GB2312"/>
                 <w:b/>
                 <w:bCs/>
                 <w:sz w:val="28"/>
@@ -1741,7 +1712,7 @@
             </w:pPr>
             <w:r>
               <w:rPr>
-                <w:rFonts w:ascii="楷体" w:eastAsia="楷体" w:hAnsi="楷体" w:hint="eastAsia"/>
+                <w:rFonts w:ascii="楷体_GB2312" w:eastAsia="楷体_GB2312" w:hint="eastAsia"/>
                 <w:b/>
                 <w:bCs/>
                 <w:sz w:val="28"/>
@@ -1765,14 +1736,14 @@
               <w:spacing w:line="240" w:lineRule="atLeast"/>
               <w:jc w:val="left"/>
               <w:rPr>
-                <w:rFonts w:ascii="楷体" w:eastAsia="楷体" w:hAnsi="楷体" w:hint="eastAsia"/>
+                <w:rFonts w:ascii="楷体_GB2312" w:eastAsia="楷体_GB2312"/>
                 <w:color w:val="FF0000"/>
                 <w:sz w:val="28"/>
               </w:rPr>
             </w:pPr>
             <w:r>
               <w:rPr>
-                <w:rFonts w:ascii="楷体" w:eastAsia="楷体" w:hAnsi="楷体" w:hint="eastAsia"/>
+                <w:rFonts w:ascii="楷体_GB2312" w:eastAsia="楷体_GB2312" w:hint="eastAsia"/>
                 <w:color w:val="FF0000"/>
                 <w:sz w:val="28"/>
               </w:rPr>
@@ -1794,7 +1765,7 @@
               <w:spacing w:line="360" w:lineRule="auto"/>
               <w:jc w:val="center"/>
               <w:rPr>
-                <w:rFonts w:ascii="楷体" w:eastAsia="楷体" w:hAnsi="楷体" w:hint="eastAsia"/>
+                <w:rFonts w:ascii="楷体_GB2312" w:eastAsia="楷体_GB2312"/>
                 <w:b/>
                 <w:bCs/>
                 <w:sz w:val="28"/>
@@ -1802,7 +1773,7 @@
             </w:pPr>
             <w:r>
               <w:rPr>
-                <w:rFonts w:ascii="楷体" w:eastAsia="楷体" w:hAnsi="楷体" w:hint="eastAsia"/>
+                <w:rFonts w:ascii="楷体_GB2312" w:eastAsia="楷体_GB2312" w:hint="eastAsia"/>
                 <w:b/>
                 <w:bCs/>
                 <w:sz w:val="28"/>
@@ -1825,14 +1796,14 @@
               <w:spacing w:line="240" w:lineRule="atLeast"/>
               <w:jc w:val="left"/>
               <w:rPr>
-                <w:rFonts w:ascii="楷体" w:eastAsia="楷体" w:hAnsi="楷体" w:hint="eastAsia"/>
+                <w:rFonts w:ascii="楷体_GB2312" w:eastAsia="楷体_GB2312"/>
                 <w:color w:val="FF0000"/>
                 <w:sz w:val="28"/>
               </w:rPr>
             </w:pPr>
             <w:r>
               <w:rPr>
-                <w:rFonts w:ascii="楷体" w:eastAsia="楷体" w:hAnsi="楷体" w:hint="eastAsia"/>
+                <w:rFonts w:ascii="楷体_GB2312" w:eastAsia="楷体_GB2312" w:hint="eastAsia"/>
                 <w:color w:val="FF0000"/>
                 <w:sz w:val="28"/>
               </w:rPr>
@@ -1860,7 +1831,7 @@
               <w:spacing w:line="360" w:lineRule="auto"/>
               <w:jc w:val="distribute"/>
               <w:rPr>
-                <w:rFonts w:ascii="楷体" w:eastAsia="楷体" w:hAnsi="楷体" w:hint="eastAsia"/>
+                <w:rFonts w:ascii="楷体_GB2312" w:eastAsia="楷体_GB2312"/>
                 <w:b/>
                 <w:bCs/>
                 <w:color w:val="000000"/>
@@ -1869,7 +1840,7 @@
             </w:pPr>
             <w:r>
               <w:rPr>
-                <w:rFonts w:ascii="楷体" w:eastAsia="楷体" w:hAnsi="楷体" w:hint="eastAsia"/>
+                <w:rFonts w:ascii="楷体_GB2312" w:eastAsia="楷体_GB2312" w:hint="eastAsia"/>
                 <w:b/>
                 <w:bCs/>
                 <w:color w:val="000000"/>
@@ -1883,13 +1854,13 @@
               <w:spacing w:line="360" w:lineRule="auto"/>
               <w:jc w:val="distribute"/>
               <w:rPr>
-                <w:rFonts w:ascii="楷体" w:eastAsia="楷体" w:hAnsi="楷体" w:hint="eastAsia"/>
-                <w:sz w:val="24"/>
-              </w:rPr>
-            </w:pPr>
-            <w:r>
-              <w:rPr>
-                <w:rFonts w:ascii="楷体" w:eastAsia="楷体" w:hAnsi="楷体" w:hint="eastAsia"/>
+                <w:rFonts w:ascii="宋体" w:hAnsi="宋体" w:hint="eastAsia"/>
+                <w:sz w:val="24"/>
+              </w:rPr>
+            </w:pPr>
+            <w:r>
+              <w:rPr>
+                <w:rFonts w:ascii="楷体_GB2312" w:eastAsia="楷体_GB2312" w:hint="eastAsia"/>
                 <w:b/>
                 <w:bCs/>
                 <w:color w:val="000000"/>
@@ -1913,14 +1884,14 @@
               <w:spacing w:after="100" w:afterAutospacing="1"/>
               <w:jc w:val="left"/>
               <w:rPr>
-                <w:rFonts w:ascii="楷体" w:eastAsia="楷体" w:hAnsi="楷体" w:hint="eastAsia"/>
-                <w:color w:val="FF0000"/>
-                <w:sz w:val="24"/>
-              </w:rPr>
-            </w:pPr>
-            <w:r>
-              <w:rPr>
-                <w:rFonts w:ascii="楷体" w:eastAsia="楷体" w:hAnsi="楷体" w:hint="eastAsia"/>
+                <w:rFonts w:ascii="宋体" w:hAnsi="宋体" w:hint="eastAsia"/>
+                <w:color w:val="FF0000"/>
+                <w:sz w:val="24"/>
+              </w:rPr>
+            </w:pPr>
+            <w:r>
+              <w:rPr>
+                <w:rFonts w:ascii="楷体_GB2312" w:eastAsia="楷体_GB2312" w:hint="eastAsia"/>
                 <w:color w:val="FF0000"/>
                 <w:sz w:val="28"/>
               </w:rPr>
@@ -1942,7 +1913,7 @@
               <w:spacing w:line="400" w:lineRule="exact"/>
               <w:jc w:val="center"/>
               <w:rPr>
-                <w:rFonts w:ascii="楷体" w:eastAsia="楷体" w:hAnsi="楷体" w:hint="eastAsia"/>
+                <w:rFonts w:ascii="楷体_GB2312" w:eastAsia="楷体_GB2312"/>
                 <w:b/>
                 <w:bCs/>
                 <w:color w:val="000000"/>
@@ -1951,7 +1922,7 @@
             </w:pPr>
             <w:r>
               <w:rPr>
-                <w:rFonts w:ascii="楷体" w:eastAsia="楷体" w:hAnsi="楷体" w:hint="eastAsia"/>
+                <w:rFonts w:ascii="楷体_GB2312" w:eastAsia="楷体_GB2312" w:hint="eastAsia"/>
                 <w:b/>
                 <w:bCs/>
                 <w:color w:val="000000"/>
@@ -1965,7 +1936,7 @@
               <w:spacing w:line="400" w:lineRule="exact"/>
               <w:jc w:val="center"/>
               <w:rPr>
-                <w:rFonts w:ascii="楷体" w:eastAsia="楷体" w:hAnsi="楷体" w:hint="eastAsia"/>
+                <w:rFonts w:ascii="楷体_GB2312" w:eastAsia="楷体_GB2312"/>
                 <w:b/>
                 <w:bCs/>
                 <w:sz w:val="24"/>
@@ -1973,7 +1944,7 @@
             </w:pPr>
             <w:r>
               <w:rPr>
-                <w:rFonts w:ascii="楷体" w:eastAsia="楷体" w:hAnsi="楷体" w:hint="eastAsia"/>
+                <w:rFonts w:ascii="楷体_GB2312" w:eastAsia="楷体_GB2312" w:hint="eastAsia"/>
                 <w:b/>
                 <w:bCs/>
                 <w:color w:val="000000"/>
@@ -1997,14 +1968,14 @@
               <w:spacing w:line="240" w:lineRule="atLeast"/>
               <w:jc w:val="left"/>
               <w:rPr>
-                <w:rFonts w:ascii="楷体" w:eastAsia="楷体" w:hAnsi="楷体" w:hint="eastAsia"/>
+                <w:rFonts w:ascii="楷体_GB2312" w:eastAsia="楷体_GB2312"/>
                 <w:color w:val="FF0000"/>
                 <w:sz w:val="28"/>
               </w:rPr>
             </w:pPr>
             <w:r>
               <w:rPr>
-                <w:rFonts w:ascii="楷体" w:eastAsia="楷体" w:hAnsi="楷体" w:hint="eastAsia"/>
+                <w:rFonts w:ascii="楷体_GB2312" w:eastAsia="楷体_GB2312" w:hint="eastAsia"/>
                 <w:color w:val="FF0000"/>
                 <w:sz w:val="28"/>
               </w:rPr>
@@ -2032,7 +2003,7 @@
               <w:spacing w:line="240" w:lineRule="atLeast"/>
               <w:jc w:val="center"/>
               <w:rPr>
-                <w:rFonts w:ascii="楷体" w:eastAsia="楷体" w:hAnsi="楷体" w:hint="eastAsia"/>
+                <w:rFonts w:ascii="楷体_GB2312" w:eastAsia="楷体_GB2312"/>
                 <w:b/>
                 <w:bCs/>
                 <w:color w:val="000000"/>
@@ -2042,7 +2013,7 @@
             </w:pPr>
             <w:r>
               <w:rPr>
-                <w:rFonts w:ascii="楷体" w:eastAsia="楷体" w:hAnsi="楷体" w:hint="eastAsia"/>
+                <w:rFonts w:ascii="楷体_GB2312" w:eastAsia="楷体_GB2312" w:hint="eastAsia"/>
                 <w:b/>
                 <w:bCs/>
                 <w:color w:val="000000"/>
@@ -2067,14 +2038,14 @@
               <w:spacing w:line="240" w:lineRule="atLeast"/>
               <w:jc w:val="left"/>
               <w:rPr>
-                <w:rFonts w:ascii="楷体" w:eastAsia="楷体" w:hAnsi="楷体" w:hint="eastAsia"/>
+                <w:rFonts w:eastAsia="楷体_GB2312"/>
                 <w:color w:val="FF0000"/>
                 <w:sz w:val="28"/>
               </w:rPr>
             </w:pPr>
             <w:r>
               <w:rPr>
-                <w:rFonts w:ascii="楷体" w:eastAsia="楷体" w:hAnsi="楷体" w:hint="eastAsia"/>
+                <w:rFonts w:ascii="楷体_GB2312" w:eastAsia="楷体_GB2312" w:hint="eastAsia"/>
                 <w:color w:val="FF0000"/>
                 <w:sz w:val="28"/>
               </w:rPr>
@@ -2096,7 +2067,7 @@
               <w:spacing w:line="240" w:lineRule="atLeast"/>
               <w:jc w:val="center"/>
               <w:rPr>
-                <w:rFonts w:ascii="楷体" w:eastAsia="楷体" w:hAnsi="楷体" w:hint="eastAsia"/>
+                <w:rFonts w:ascii="楷体_GB2312" w:eastAsia="楷体_GB2312"/>
                 <w:b/>
                 <w:bCs/>
                 <w:color w:val="000000"/>
@@ -2106,7 +2077,7 @@
             </w:pPr>
             <w:r>
               <w:rPr>
-                <w:rFonts w:ascii="楷体" w:eastAsia="楷体" w:hAnsi="楷体" w:hint="eastAsia"/>
+                <w:rFonts w:ascii="楷体_GB2312" w:eastAsia="楷体_GB2312" w:hint="eastAsia"/>
                 <w:b/>
                 <w:bCs/>
                 <w:color w:val="000000"/>
@@ -2131,7 +2102,7 @@
               <w:spacing w:line="240" w:lineRule="atLeast"/>
               <w:jc w:val="left"/>
               <w:rPr>
-                <w:rFonts w:ascii="楷体" w:eastAsia="楷体" w:hAnsi="楷体" w:hint="eastAsia"/>
+                <w:rFonts w:ascii="楷体_GB2312" w:eastAsia="楷体_GB2312"/>
                 <w:color w:val="FF0000"/>
                 <w:spacing w:val="-20"/>
                 <w:sz w:val="28"/>
@@ -2139,7 +2110,7 @@
             </w:pPr>
             <w:r>
               <w:rPr>
-                <w:rFonts w:ascii="楷体" w:eastAsia="楷体" w:hAnsi="楷体" w:hint="eastAsia"/>
+                <w:rFonts w:ascii="楷体_GB2312" w:eastAsia="楷体_GB2312" w:hint="eastAsia"/>
                 <w:color w:val="FF0000"/>
                 <w:spacing w:val="-20"/>
                 <w:sz w:val="28"/>
@@ -2169,7 +2140,7 @@
               <w:spacing w:line="240" w:lineRule="atLeast"/>
               <w:jc w:val="distribute"/>
               <w:rPr>
-                <w:rFonts w:ascii="楷体" w:eastAsia="楷体" w:hAnsi="楷体" w:hint="eastAsia"/>
+                <w:rFonts w:ascii="楷体_GB2312" w:eastAsia="楷体_GB2312"/>
                 <w:b/>
                 <w:bCs/>
                 <w:color w:val="000000"/>
@@ -2178,7 +2149,7 @@
             </w:pPr>
             <w:r>
               <w:rPr>
-                <w:rFonts w:ascii="楷体" w:eastAsia="楷体" w:hAnsi="楷体" w:hint="eastAsia"/>
+                <w:rFonts w:ascii="楷体_GB2312" w:eastAsia="楷体_GB2312" w:hint="eastAsia"/>
                 <w:b/>
                 <w:bCs/>
                 <w:color w:val="000000"/>
@@ -2189,7 +2160,7 @@
             <w:proofErr w:type="gramStart"/>
             <w:r>
               <w:rPr>
-                <w:rFonts w:ascii="楷体" w:eastAsia="楷体" w:hAnsi="楷体" w:hint="eastAsia"/>
+                <w:rFonts w:ascii="楷体_GB2312" w:eastAsia="楷体_GB2312" w:hint="eastAsia"/>
                 <w:b/>
                 <w:bCs/>
                 <w:color w:val="000000"/>
@@ -2204,7 +2175,7 @@
               <w:spacing w:line="240" w:lineRule="atLeast"/>
               <w:jc w:val="distribute"/>
               <w:rPr>
-                <w:rFonts w:ascii="楷体" w:eastAsia="楷体" w:hAnsi="楷体" w:hint="eastAsia"/>
+                <w:rFonts w:ascii="楷体_GB2312" w:eastAsia="楷体_GB2312"/>
                 <w:b/>
                 <w:bCs/>
                 <w:sz w:val="28"/>
@@ -2213,12 +2184,30 @@
             </w:pPr>
             <w:r>
               <w:rPr>
-                <w:rFonts w:ascii="楷体" w:eastAsia="楷体" w:hAnsi="楷体" w:hint="eastAsia"/>
+                <w:rFonts w:eastAsia="楷体_GB2312" w:hint="eastAsia"/>
                 <w:b/>
                 <w:sz w:val="24"/>
                 <w:lang w:val="en-GB"/>
               </w:rPr>
-              <w:t>（m）</w:t>
+              <w:t>（</w:t>
+            </w:r>
+            <w:r>
+              <w:rPr>
+                <w:rFonts w:eastAsia="楷体_GB2312" w:hint="eastAsia"/>
+                <w:b/>
+                <w:sz w:val="24"/>
+                <w:lang w:val="en-GB"/>
+              </w:rPr>
+              <w:t>m</w:t>
+            </w:r>
+            <w:r>
+              <w:rPr>
+                <w:rFonts w:eastAsia="楷体_GB2312" w:hint="eastAsia"/>
+                <w:b/>
+                <w:sz w:val="24"/>
+                <w:lang w:val="en-GB"/>
+              </w:rPr>
+              <w:t>）</w:t>
             </w:r>
           </w:p>
         </w:tc>
@@ -2236,14 +2225,14 @@
               <w:spacing w:line="240" w:lineRule="atLeast"/>
               <w:jc w:val="left"/>
               <w:rPr>
-                <w:rFonts w:ascii="楷体" w:eastAsia="楷体" w:hAnsi="楷体" w:hint="eastAsia"/>
+                <w:rFonts w:ascii="楷体_GB2312" w:eastAsia="楷体_GB2312"/>
                 <w:color w:val="FF0000"/>
                 <w:sz w:val="28"/>
               </w:rPr>
             </w:pPr>
             <w:r>
               <w:rPr>
-                <w:rFonts w:ascii="楷体" w:eastAsia="楷体" w:hAnsi="楷体" w:hint="eastAsia"/>
+                <w:rFonts w:ascii="楷体_GB2312" w:eastAsia="楷体_GB2312" w:hint="eastAsia"/>
                 <w:color w:val="FF0000"/>
                 <w:sz w:val="28"/>
               </w:rPr>
@@ -2265,7 +2254,7 @@
               <w:spacing w:line="240" w:lineRule="atLeast"/>
               <w:jc w:val="distribute"/>
               <w:rPr>
-                <w:rFonts w:ascii="楷体" w:eastAsia="楷体" w:hAnsi="楷体" w:hint="eastAsia"/>
+                <w:rFonts w:eastAsia="楷体_GB2312"/>
                 <w:b/>
                 <w:sz w:val="24"/>
                 <w:lang w:val="en-GB"/>
@@ -2273,7 +2262,7 @@
             </w:pPr>
             <w:r>
               <w:rPr>
-                <w:rFonts w:ascii="楷体" w:eastAsia="楷体" w:hAnsi="楷体" w:hint="eastAsia"/>
+                <w:rFonts w:eastAsia="楷体_GB2312" w:hint="eastAsia"/>
                 <w:b/>
                 <w:sz w:val="24"/>
                 <w:lang w:val="en-GB"/>
@@ -2282,7 +2271,7 @@
             </w:r>
             <w:r>
               <w:rPr>
-                <w:rFonts w:ascii="楷体" w:eastAsia="楷体" w:hAnsi="楷体" w:hint="eastAsia"/>
+                <w:rFonts w:eastAsia="楷体_GB2312" w:hint="eastAsia"/>
                 <w:b/>
                 <w:sz w:val="24"/>
               </w:rPr>
@@ -2290,7 +2279,7 @@
             </w:r>
             <w:r>
               <w:rPr>
-                <w:rFonts w:ascii="楷体" w:eastAsia="楷体" w:hAnsi="楷体" w:hint="eastAsia"/>
+                <w:rFonts w:eastAsia="楷体_GB2312" w:hint="eastAsia"/>
                 <w:b/>
                 <w:sz w:val="24"/>
                 <w:lang w:val="en-GB"/>
@@ -2299,7 +2288,7 @@
             </w:r>
             <w:r>
               <w:rPr>
-                <w:rFonts w:ascii="楷体" w:eastAsia="楷体" w:hAnsi="楷体" w:hint="eastAsia"/>
+                <w:rFonts w:eastAsia="楷体_GB2312" w:hint="eastAsia"/>
                 <w:b/>
                 <w:sz w:val="24"/>
               </w:rPr>
@@ -2307,7 +2296,7 @@
             </w:r>
             <w:r>
               <w:rPr>
-                <w:rFonts w:ascii="楷体" w:eastAsia="楷体" w:hAnsi="楷体" w:hint="eastAsia"/>
+                <w:rFonts w:eastAsia="楷体_GB2312" w:hint="eastAsia"/>
                 <w:b/>
                 <w:sz w:val="24"/>
                 <w:lang w:val="en-GB"/>
@@ -2316,7 +2305,7 @@
             </w:r>
             <w:r>
               <w:rPr>
-                <w:rFonts w:ascii="楷体" w:eastAsia="楷体" w:hAnsi="楷体" w:hint="eastAsia"/>
+                <w:rFonts w:eastAsia="楷体_GB2312" w:hint="eastAsia"/>
                 <w:b/>
                 <w:sz w:val="24"/>
               </w:rPr>
@@ -2324,7 +2313,7 @@
             </w:r>
             <w:r>
               <w:rPr>
-                <w:rFonts w:ascii="楷体" w:eastAsia="楷体" w:hAnsi="楷体" w:hint="eastAsia"/>
+                <w:rFonts w:eastAsia="楷体_GB2312" w:hint="eastAsia"/>
                 <w:b/>
                 <w:sz w:val="24"/>
                 <w:lang w:val="en-GB"/>
@@ -2337,7 +2326,7 @@
               <w:spacing w:line="240" w:lineRule="atLeast"/>
               <w:jc w:val="distribute"/>
               <w:rPr>
-                <w:rFonts w:ascii="楷体" w:eastAsia="楷体" w:hAnsi="楷体" w:hint="eastAsia"/>
+                <w:rFonts w:eastAsia="楷体_GB2312"/>
                 <w:b/>
                 <w:sz w:val="28"/>
                 <w:szCs w:val="28"/>
@@ -2346,12 +2335,30 @@
             </w:pPr>
             <w:r>
               <w:rPr>
-                <w:rFonts w:ascii="楷体" w:eastAsia="楷体" w:hAnsi="楷体" w:hint="eastAsia"/>
+                <w:rFonts w:eastAsia="楷体_GB2312" w:hint="eastAsia"/>
                 <w:b/>
                 <w:sz w:val="24"/>
                 <w:lang w:val="en-GB"/>
               </w:rPr>
-              <w:t>（m）</w:t>
+              <w:t>（</w:t>
+            </w:r>
+            <w:r>
+              <w:rPr>
+                <w:rFonts w:eastAsia="楷体_GB2312" w:hint="eastAsia"/>
+                <w:b/>
+                <w:sz w:val="24"/>
+                <w:lang w:val="en-GB"/>
+              </w:rPr>
+              <w:t>m</w:t>
+            </w:r>
+            <w:r>
+              <w:rPr>
+                <w:rFonts w:eastAsia="楷体_GB2312" w:hint="eastAsia"/>
+                <w:b/>
+                <w:sz w:val="24"/>
+                <w:lang w:val="en-GB"/>
+              </w:rPr>
+              <w:t>）</w:t>
             </w:r>
           </w:p>
         </w:tc>
@@ -2369,7 +2376,7 @@
               <w:spacing w:line="240" w:lineRule="atLeast"/>
               <w:jc w:val="left"/>
               <w:rPr>
-                <w:rFonts w:ascii="楷体" w:eastAsia="楷体" w:hAnsi="楷体" w:hint="eastAsia"/>
+                <w:rFonts w:ascii="楷体_GB2312" w:eastAsia="楷体_GB2312"/>
                 <w:color w:val="FF0000"/>
                 <w:spacing w:val="-20"/>
                 <w:sz w:val="28"/>
@@ -2377,7 +2384,7 @@
             </w:pPr>
             <w:r>
               <w:rPr>
-                <w:rFonts w:ascii="楷体" w:eastAsia="楷体" w:hAnsi="楷体" w:hint="eastAsia"/>
+                <w:rFonts w:ascii="楷体_GB2312" w:eastAsia="楷体_GB2312" w:hint="eastAsia"/>
                 <w:color w:val="FF0000"/>
                 <w:spacing w:val="-20"/>
                 <w:sz w:val="28"/>
@@ -2407,7 +2414,7 @@
               <w:spacing w:line="240" w:lineRule="atLeast"/>
               <w:jc w:val="center"/>
               <w:rPr>
-                <w:rFonts w:ascii="楷体" w:eastAsia="楷体" w:hAnsi="楷体" w:hint="eastAsia"/>
+                <w:rFonts w:ascii="楷体_GB2312" w:eastAsia="楷体_GB2312"/>
                 <w:b/>
                 <w:bCs/>
                 <w:sz w:val="28"/>
@@ -2416,7 +2423,7 @@
             </w:pPr>
             <w:r>
               <w:rPr>
-                <w:rFonts w:ascii="楷体" w:eastAsia="楷体" w:hAnsi="楷体" w:hint="eastAsia"/>
+                <w:rFonts w:ascii="楷体_GB2312" w:eastAsia="楷体_GB2312" w:hint="eastAsia"/>
                 <w:b/>
                 <w:bCs/>
                 <w:sz w:val="28"/>
@@ -2440,13 +2447,13 @@
             <w:pPr>
               <w:spacing w:line="0" w:lineRule="atLeast"/>
               <w:rPr>
-                <w:rFonts w:ascii="楷体" w:eastAsia="楷体" w:hAnsi="楷体" w:hint="eastAsia"/>
+                <w:rFonts w:eastAsia="楷体_GB2312"/>
                 <w:sz w:val="28"/>
               </w:rPr>
             </w:pPr>
             <w:r>
               <w:rPr>
-                <w:rFonts w:ascii="楷体" w:eastAsia="楷体" w:hAnsi="楷体" w:hint="eastAsia"/>
+                <w:rFonts w:ascii="楷体_GB2312" w:eastAsia="楷体_GB2312" w:hint="eastAsia"/>
                 <w:color w:val="FF0000"/>
                 <w:sz w:val="28"/>
                 <w:szCs w:val="20"/>
@@ -2455,7 +2462,7 @@
             </w:r>
             <w:r>
               <w:rPr>
-                <w:rFonts w:ascii="楷体" w:eastAsia="楷体" w:hAnsi="楷体" w:hint="eastAsia"/>
+                <w:rFonts w:ascii="楷体_GB2312" w:eastAsia="楷体_GB2312" w:hint="eastAsia"/>
                 <w:sz w:val="28"/>
                 <w:szCs w:val="20"/>
               </w:rPr>
@@ -2484,7 +2491,7 @@
               <w:spacing w:line="240" w:lineRule="atLeast"/>
               <w:jc w:val="center"/>
               <w:rPr>
-                <w:rFonts w:ascii="楷体" w:eastAsia="楷体" w:hAnsi="楷体" w:hint="eastAsia"/>
+                <w:rFonts w:ascii="楷体_GB2312" w:eastAsia="楷体_GB2312"/>
                 <w:b/>
                 <w:bCs/>
                 <w:sz w:val="28"/>
@@ -2493,7 +2500,7 @@
             </w:pPr>
             <w:r>
               <w:rPr>
-                <w:rFonts w:ascii="楷体" w:eastAsia="楷体" w:hAnsi="楷体" w:hint="eastAsia"/>
+                <w:rFonts w:ascii="楷体_GB2312" w:eastAsia="楷体_GB2312" w:hint="eastAsia"/>
                 <w:b/>
                 <w:bCs/>
                 <w:sz w:val="28"/>
@@ -2517,16 +2524,14 @@
             <w:pPr>
               <w:spacing w:line="0" w:lineRule="atLeast"/>
               <w:rPr>
-                <w:rFonts w:ascii="楷体" w:eastAsia="楷体" w:hAnsi="楷体" w:hint="eastAsia"/>
-                <w:color w:val="EE0000"/>
+                <w:rFonts w:ascii="楷体_GB2312" w:eastAsia="楷体_GB2312"/>
                 <w:sz w:val="28"/>
                 <w:szCs w:val="20"/>
               </w:rPr>
             </w:pPr>
             <w:r>
               <w:rPr>
-                <w:rFonts w:ascii="楷体" w:eastAsia="楷体" w:hAnsi="楷体" w:hint="eastAsia"/>
-                <w:color w:val="EE0000"/>
+                <w:rFonts w:ascii="楷体_GB2312" w:eastAsia="楷体_GB2312" w:hint="eastAsia"/>
                 <w:sz w:val="28"/>
                 <w:szCs w:val="20"/>
               </w:rPr>
@@ -2534,20 +2539,27 @@
             </w:r>
             <w:r>
               <w:rPr>
-                <w:rFonts w:ascii="楷体" w:eastAsia="楷体" w:hAnsi="楷体" w:hint="eastAsia"/>
-                <w:color w:val="EE0000"/>
+                <w:rFonts w:ascii="楷体_GB2312" w:eastAsia="楷体_GB2312" w:hint="eastAsia"/>
                 <w:sz w:val="28"/>
               </w:rPr>
               <w:t>JGJ 340-2015表8.4.9-1</w:t>
             </w:r>
             <w:r>
               <w:rPr>
-                <w:rFonts w:ascii="楷体" w:eastAsia="楷体" w:hAnsi="楷体" w:hint="eastAsia"/>
-                <w:color w:val="EE0000"/>
+                <w:rFonts w:ascii="楷体_GB2312" w:eastAsia="楷体_GB2312" w:hint="eastAsia"/>
                 <w:sz w:val="28"/>
                 <w:szCs w:val="20"/>
               </w:rPr>
-              <w:t>换算得出：所检测6个点地基土承载力特征值均大于100kPa，符合设计要求。</w:t>
+              <w:t>换算得出：</w:t>
+            </w:r>
+            <w:r>
+              <w:rPr>
+                <w:rFonts w:ascii="楷体_GB2312" w:eastAsia="楷体_GB2312" w:hint="eastAsia"/>
+                <w:color w:val="FF0000"/>
+                <w:sz w:val="28"/>
+                <w:szCs w:val="20"/>
+              </w:rPr>
+              <w:t>所检测6个点地基土承载力特征值均大于100kPa，符合设计要求。</w:t>
             </w:r>
           </w:p>
         </w:tc>
@@ -2572,7 +2584,7 @@
               <w:spacing w:line="360" w:lineRule="auto"/>
               <w:jc w:val="center"/>
               <w:rPr>
-                <w:rFonts w:ascii="楷体" w:eastAsia="楷体" w:hAnsi="楷体" w:hint="eastAsia"/>
+                <w:rFonts w:ascii="楷体_GB2312" w:eastAsia="楷体_GB2312"/>
                 <w:b/>
                 <w:bCs/>
                 <w:sz w:val="28"/>
@@ -2580,7 +2592,7 @@
             </w:pPr>
             <w:r>
               <w:rPr>
-                <w:rFonts w:ascii="楷体" w:eastAsia="楷体" w:hAnsi="楷体" w:hint="eastAsia"/>
+                <w:rFonts w:ascii="楷体_GB2312" w:eastAsia="楷体_GB2312" w:hint="eastAsia"/>
                 <w:b/>
                 <w:bCs/>
                 <w:sz w:val="28"/>
@@ -2589,7 +2601,7 @@
             </w:r>
             <w:r>
               <w:rPr>
-                <w:rFonts w:ascii="楷体" w:eastAsia="楷体" w:hAnsi="楷体"/>
+                <w:rFonts w:ascii="楷体_GB2312" w:eastAsia="楷体_GB2312"/>
                 <w:b/>
                 <w:bCs/>
                 <w:sz w:val="28"/>
@@ -2598,7 +2610,7 @@
             </w:r>
             <w:r>
               <w:rPr>
-                <w:rFonts w:ascii="楷体" w:eastAsia="楷体" w:hAnsi="楷体" w:hint="eastAsia"/>
+                <w:rFonts w:ascii="楷体_GB2312" w:eastAsia="楷体_GB2312" w:hint="eastAsia"/>
                 <w:b/>
                 <w:bCs/>
                 <w:sz w:val="28"/>
@@ -2621,24 +2633,16 @@
             <w:pPr>
               <w:spacing w:line="0" w:lineRule="atLeast"/>
               <w:rPr>
-                <w:rFonts w:ascii="楷体" w:eastAsia="楷体" w:hAnsi="楷体" w:hint="eastAsia"/>
+                <w:rFonts w:eastAsia="楷体_GB2312"/>
                 <w:sz w:val="28"/>
               </w:rPr>
             </w:pPr>
             <w:r>
               <w:rPr>
-                <w:rFonts w:ascii="楷体" w:eastAsia="楷体" w:hAnsi="楷体" w:hint="eastAsia"/>
-                <w:color w:val="EE0000"/>
+                <w:rFonts w:eastAsia="楷体_GB2312" w:hint="eastAsia"/>
                 <w:sz w:val="28"/>
               </w:rPr>
-              <w:t>检测位置及数量由施工、监理、设计及建设等单位共同确定</w:t>
-            </w:r>
-            <w:r>
-              <w:rPr>
-                <w:rFonts w:ascii="楷体" w:eastAsia="楷体" w:hAnsi="楷体" w:hint="eastAsia"/>
-                <w:sz w:val="28"/>
-              </w:rPr>
-              <w:t>。</w:t>
+              <w:t>检测位置及数量由施工、监理、设计及建设等单位共同确定。</w:t>
             </w:r>
           </w:p>
         </w:tc>
@@ -2646,69 +2650,95 @@
     </w:tbl>
     <w:p>
       <w:pPr>
-        <w:tabs>
-          <w:tab w:val="left" w:pos="6090"/>
-        </w:tabs>
-        <w:jc w:val="center"/>
+        <w:pStyle w:val="a6"/>
+        <w:ind w:firstLine="0"/>
+        <w:jc w:val="right"/>
         <w:rPr>
           <w:rFonts w:ascii="楷体" w:eastAsia="楷体" w:hAnsi="楷体" w:hint="eastAsia"/>
           <w:b/>
-          <w:color w:val="EE0000"/>
-          <w:sz w:val="36"/>
-          <w:szCs w:val="28"/>
+          <w:sz w:val="32"/>
         </w:rPr>
       </w:pPr>
       <w:bookmarkStart w:id="0" w:name="_Toc22622"/>
       <w:r>
         <w:rPr>
-          <w:rFonts w:ascii="楷体" w:eastAsia="楷体" w:hAnsi="楷体" w:hint="eastAsia"/>
+          <w:rFonts w:ascii="楷体_GB2312" w:eastAsia="楷体_GB2312" w:hint="eastAsia"/>
           <w:b/>
+          <w:color w:val="000000"/>
           <w:sz w:val="36"/>
-        </w:rPr>
-        <w:t xml:space="preserve">                        </w:t>
-      </w:r>
-      <w:r>
-        <w:rPr>
-          <w:rFonts w:ascii="楷体" w:eastAsia="楷体" w:hAnsi="楷体" w:hint="eastAsia"/>
-          <w:b/>
-          <w:color w:val="EE0000"/>
-          <w:sz w:val="36"/>
-        </w:rPr>
-        <w:t>湖北建</w:t>
-      </w:r>
-      <w:r>
-        <w:rPr>
-          <w:rFonts w:ascii="楷体" w:eastAsia="楷体" w:hAnsi="楷体" w:hint="eastAsia"/>
-          <w:b/>
-          <w:color w:val="EE0000"/>
-          <w:sz w:val="36"/>
-          <w:szCs w:val="28"/>
-        </w:rPr>
-        <w:t>夷检验检测中心有限公司</w:t>
-      </w:r>
+          <w:szCs w:val="24"/>
+        </w:rPr>
+        <w:t>湖北建夷检验检测中心有限公司</w:t>
+      </w:r>
+      <w:bookmarkEnd w:id="0"/>
     </w:p>
-    <w:bookmarkEnd w:id="0"/>
     <w:p>
       <w:pPr>
-        <w:pStyle w:val="a9"/>
+        <w:pStyle w:val="a7"/>
         <w:ind w:firstLineChars="1549" w:firstLine="5598"/>
         <w:rPr>
-          <w:rFonts w:ascii="楷体" w:eastAsia="楷体" w:hAnsi="楷体" w:hint="eastAsia"/>
+          <w:rFonts w:hAnsi="宋体" w:hint="eastAsia"/>
+        </w:rPr>
+      </w:pPr>
+      <w:r>
+        <w:rPr>
+          <w:rFonts w:ascii="楷体_GB2312" w:eastAsia="楷体_GB2312" w:hAnsi="Times New Roman" w:hint="eastAsia"/>
           <w:b/>
           <w:color w:val="FF0000"/>
           <w:sz w:val="36"/>
           <w:szCs w:val="24"/>
         </w:rPr>
-      </w:pPr>
-      <w:r>
-        <w:rPr>
-          <w:rFonts w:ascii="楷体" w:eastAsia="楷体" w:hAnsi="楷体" w:hint="eastAsia"/>
+        <w:t>2026</w:t>
+      </w:r>
+      <w:r>
+        <w:rPr>
+          <w:rFonts w:hAnsi="宋体" w:cs="宋体" w:hint="eastAsia"/>
           <w:b/>
           <w:color w:val="FF0000"/>
           <w:sz w:val="36"/>
           <w:szCs w:val="24"/>
         </w:rPr>
-        <w:t>2026年05月10日</w:t>
+        <w:t>年</w:t>
+      </w:r>
+      <w:r>
+        <w:rPr>
+          <w:rFonts w:ascii="楷体_GB2312" w:eastAsia="楷体_GB2312" w:hAnsi="Times New Roman" w:hint="eastAsia"/>
+          <w:b/>
+          <w:color w:val="FF0000"/>
+          <w:sz w:val="36"/>
+          <w:szCs w:val="24"/>
+        </w:rPr>
+        <w:t>05</w:t>
+      </w:r>
+      <w:r>
+        <w:rPr>
+          <w:rFonts w:hAnsi="宋体" w:cs="宋体" w:hint="eastAsia"/>
+          <w:b/>
+          <w:color w:val="FF0000"/>
+          <w:sz w:val="36"/>
+          <w:szCs w:val="24"/>
+        </w:rPr>
+        <w:t>月</w:t>
+      </w:r>
+      <w:r>
+        <w:rPr>
+          <w:rFonts w:ascii="楷体_GB2312" w:eastAsia="楷体_GB2312" w:hAnsi="Times New Roman" w:hint="eastAsia"/>
+          <w:b/>
+          <w:color w:val="FF0000"/>
+          <w:sz w:val="36"/>
+          <w:szCs w:val="24"/>
+        </w:rPr>
+        <w:t>10</w:t>
+      </w:r>
+      <w:r>
+        <w:rPr>
+          <w:rFonts w:hAnsi="宋体" w:cs="宋体" w:hint="eastAsia"/>
+          <w:b/>
+          <w:color w:val="FF0000"/>
+          <w:sz w:val="36"/>
+          <w:szCs w:val="24"/>
+        </w:rPr>
+        <w:t>日</w:t>
       </w:r>
     </w:p>
     <w:p>
@@ -3697,7 +3727,7 @@
               <w:spacing w:line="360" w:lineRule="auto"/>
               <w:jc w:val="center"/>
               <w:rPr>
-                <w:rFonts w:ascii="楷体" w:eastAsia="楷体" w:hAnsi="楷体" w:hint="eastAsia"/>
+                <w:rFonts w:ascii="楷体_GB2312" w:eastAsia="楷体_GB2312"/>
                 <w:b/>
                 <w:bCs/>
                 <w:sz w:val="28"/>
@@ -3705,7 +3735,7 @@
             </w:pPr>
             <w:r>
               <w:rPr>
-                <w:rFonts w:ascii="楷体" w:eastAsia="楷体" w:hAnsi="楷体" w:hint="eastAsia"/>
+                <w:rFonts w:ascii="楷体_GB2312" w:eastAsia="楷体_GB2312" w:hint="eastAsia"/>
                 <w:b/>
                 <w:bCs/>
                 <w:sz w:val="28"/>
@@ -3732,7 +3762,7 @@
               <w:spacing w:line="400" w:lineRule="exact"/>
               <w:jc w:val="left"/>
               <w:rPr>
-                <w:rFonts w:ascii="楷体" w:eastAsia="楷体" w:hAnsi="楷体" w:hint="eastAsia"/>
+                <w:rFonts w:ascii="楷体_GB2312" w:eastAsia="楷体_GB2312"/>
                 <w:color w:val="FF0000"/>
                 <w:sz w:val="28"/>
                 <w:szCs w:val="28"/>
@@ -3740,7 +3770,7 @@
             </w:pPr>
             <w:r>
               <w:rPr>
-                <w:rFonts w:ascii="楷体" w:eastAsia="楷体" w:hAnsi="楷体" w:hint="eastAsia"/>
+                <w:rFonts w:ascii="楷体_GB2312" w:eastAsia="楷体_GB2312" w:hint="eastAsia"/>
                 <w:color w:val="FF0000"/>
                 <w:sz w:val="28"/>
               </w:rPr>
@@ -3768,7 +3798,7 @@
               <w:spacing w:line="360" w:lineRule="auto"/>
               <w:jc w:val="center"/>
               <w:rPr>
-                <w:rFonts w:ascii="楷体" w:eastAsia="楷体" w:hAnsi="楷体" w:hint="eastAsia"/>
+                <w:rFonts w:ascii="楷体_GB2312" w:eastAsia="楷体_GB2312"/>
                 <w:b/>
                 <w:bCs/>
                 <w:sz w:val="28"/>
@@ -3776,7 +3806,7 @@
             </w:pPr>
             <w:r>
               <w:rPr>
-                <w:rFonts w:ascii="楷体" w:eastAsia="楷体" w:hAnsi="楷体" w:hint="eastAsia"/>
+                <w:rFonts w:ascii="楷体_GB2312" w:eastAsia="楷体_GB2312" w:hint="eastAsia"/>
                 <w:b/>
                 <w:bCs/>
                 <w:sz w:val="28"/>
@@ -3803,14 +3833,14 @@
               <w:spacing w:line="120" w:lineRule="auto"/>
               <w:jc w:val="left"/>
               <w:rPr>
-                <w:rFonts w:ascii="楷体" w:eastAsia="楷体" w:hAnsi="楷体" w:hint="eastAsia"/>
+                <w:rFonts w:ascii="楷体_GB2312" w:eastAsia="楷体_GB2312"/>
                 <w:color w:val="FF0000"/>
                 <w:sz w:val="28"/>
               </w:rPr>
             </w:pPr>
             <w:r>
               <w:rPr>
-                <w:rFonts w:ascii="楷体" w:eastAsia="楷体" w:hAnsi="楷体" w:hint="eastAsia"/>
+                <w:rFonts w:ascii="楷体_GB2312" w:eastAsia="楷体_GB2312" w:hint="eastAsia"/>
                 <w:color w:val="FF0000"/>
                 <w:sz w:val="28"/>
               </w:rPr>
@@ -3838,7 +3868,7 @@
               <w:spacing w:line="360" w:lineRule="auto"/>
               <w:jc w:val="center"/>
               <w:rPr>
-                <w:rFonts w:ascii="楷体" w:eastAsia="楷体" w:hAnsi="楷体" w:hint="eastAsia"/>
+                <w:rFonts w:ascii="楷体_GB2312" w:eastAsia="楷体_GB2312"/>
                 <w:b/>
                 <w:bCs/>
                 <w:sz w:val="28"/>
@@ -3846,7 +3876,7 @@
             </w:pPr>
             <w:r>
               <w:rPr>
-                <w:rFonts w:ascii="楷体" w:eastAsia="楷体" w:hAnsi="楷体" w:hint="eastAsia"/>
+                <w:rFonts w:ascii="楷体_GB2312" w:eastAsia="楷体_GB2312" w:hint="eastAsia"/>
                 <w:b/>
                 <w:bCs/>
                 <w:sz w:val="28"/>
@@ -3872,14 +3902,14 @@
               </w:tabs>
               <w:spacing w:line="360" w:lineRule="auto"/>
               <w:rPr>
-                <w:rFonts w:ascii="楷体" w:eastAsia="楷体" w:hAnsi="楷体" w:hint="eastAsia"/>
+                <w:rFonts w:ascii="楷体_GB2312" w:eastAsia="楷体_GB2312"/>
                 <w:color w:val="FF0000"/>
                 <w:sz w:val="28"/>
               </w:rPr>
             </w:pPr>
             <w:r>
               <w:rPr>
-                <w:rFonts w:ascii="楷体" w:eastAsia="楷体" w:hAnsi="楷体" w:hint="eastAsia"/>
+                <w:rFonts w:ascii="楷体_GB2312" w:eastAsia="楷体_GB2312" w:hint="eastAsia"/>
                 <w:color w:val="FF0000"/>
                 <w:sz w:val="28"/>
               </w:rPr>
@@ -3907,7 +3937,7 @@
               <w:spacing w:line="360" w:lineRule="auto"/>
               <w:jc w:val="center"/>
               <w:rPr>
-                <w:rFonts w:ascii="楷体" w:eastAsia="楷体" w:hAnsi="楷体" w:hint="eastAsia"/>
+                <w:rFonts w:ascii="楷体_GB2312" w:eastAsia="楷体_GB2312"/>
                 <w:b/>
                 <w:bCs/>
                 <w:sz w:val="28"/>
@@ -3916,7 +3946,7 @@
             <w:proofErr w:type="gramStart"/>
             <w:r>
               <w:rPr>
-                <w:rFonts w:ascii="楷体" w:eastAsia="楷体" w:hAnsi="楷体" w:hint="eastAsia"/>
+                <w:rFonts w:ascii="楷体_GB2312" w:eastAsia="楷体_GB2312" w:hint="eastAsia"/>
                 <w:b/>
                 <w:bCs/>
                 <w:sz w:val="28"/>
@@ -3926,7 +3956,7 @@
             <w:proofErr w:type="gramEnd"/>
             <w:r>
               <w:rPr>
-                <w:rFonts w:ascii="楷体" w:eastAsia="楷体" w:hAnsi="楷体" w:hint="eastAsia"/>
+                <w:rFonts w:ascii="楷体_GB2312" w:eastAsia="楷体_GB2312" w:hint="eastAsia"/>
                 <w:b/>
                 <w:bCs/>
                 <w:sz w:val="28"/>
@@ -3953,14 +3983,14 @@
               <w:spacing w:line="120" w:lineRule="auto"/>
               <w:jc w:val="left"/>
               <w:rPr>
-                <w:rFonts w:ascii="楷体" w:eastAsia="楷体" w:hAnsi="楷体" w:hint="eastAsia"/>
+                <w:rFonts w:ascii="楷体_GB2312" w:eastAsia="楷体_GB2312"/>
                 <w:color w:val="FF0000"/>
                 <w:sz w:val="28"/>
               </w:rPr>
             </w:pPr>
             <w:r>
               <w:rPr>
-                <w:rFonts w:ascii="楷体" w:eastAsia="楷体" w:hAnsi="楷体" w:hint="eastAsia"/>
+                <w:rFonts w:ascii="楷体_GB2312" w:eastAsia="楷体_GB2312" w:hint="eastAsia"/>
                 <w:color w:val="FF0000"/>
                 <w:sz w:val="28"/>
               </w:rPr>
@@ -3988,7 +4018,7 @@
               <w:spacing w:line="360" w:lineRule="auto"/>
               <w:jc w:val="center"/>
               <w:rPr>
-                <w:rFonts w:ascii="楷体" w:eastAsia="楷体" w:hAnsi="楷体" w:hint="eastAsia"/>
+                <w:rFonts w:ascii="楷体_GB2312" w:eastAsia="楷体_GB2312"/>
                 <w:b/>
                 <w:bCs/>
                 <w:sz w:val="28"/>
@@ -3996,7 +4026,7 @@
             </w:pPr>
             <w:r>
               <w:rPr>
-                <w:rFonts w:ascii="楷体" w:eastAsia="楷体" w:hAnsi="楷体" w:hint="eastAsia"/>
+                <w:rFonts w:ascii="楷体_GB2312" w:eastAsia="楷体_GB2312" w:hint="eastAsia"/>
                 <w:b/>
                 <w:bCs/>
                 <w:sz w:val="28"/>
@@ -4023,14 +4053,14 @@
               <w:spacing w:line="120" w:lineRule="auto"/>
               <w:jc w:val="left"/>
               <w:rPr>
-                <w:rFonts w:ascii="楷体" w:eastAsia="楷体" w:hAnsi="楷体" w:hint="eastAsia"/>
+                <w:rFonts w:ascii="楷体_GB2312" w:eastAsia="楷体_GB2312"/>
                 <w:color w:val="FF0000"/>
                 <w:sz w:val="28"/>
               </w:rPr>
             </w:pPr>
             <w:r>
               <w:rPr>
-                <w:rFonts w:ascii="楷体" w:eastAsia="楷体" w:hAnsi="楷体" w:hint="eastAsia"/>
+                <w:rFonts w:ascii="楷体_GB2312" w:eastAsia="楷体_GB2312" w:hint="eastAsia"/>
                 <w:color w:val="FF0000"/>
                 <w:sz w:val="28"/>
               </w:rPr>
@@ -4058,7 +4088,7 @@
               <w:spacing w:line="360" w:lineRule="auto"/>
               <w:jc w:val="center"/>
               <w:rPr>
-                <w:rFonts w:ascii="楷体" w:eastAsia="楷体" w:hAnsi="楷体" w:hint="eastAsia"/>
+                <w:rFonts w:ascii="楷体_GB2312" w:eastAsia="楷体_GB2312"/>
                 <w:b/>
                 <w:bCs/>
                 <w:sz w:val="28"/>
@@ -4066,7 +4096,7 @@
             </w:pPr>
             <w:r>
               <w:rPr>
-                <w:rFonts w:ascii="楷体" w:eastAsia="楷体" w:hAnsi="楷体" w:hint="eastAsia"/>
+                <w:rFonts w:ascii="楷体_GB2312" w:eastAsia="楷体_GB2312" w:hint="eastAsia"/>
                 <w:b/>
                 <w:bCs/>
                 <w:sz w:val="28"/>
@@ -4093,7 +4123,7 @@
               <w:spacing w:line="120" w:lineRule="auto"/>
               <w:jc w:val="left"/>
               <w:rPr>
-                <w:rFonts w:ascii="楷体" w:eastAsia="楷体" w:hAnsi="楷体" w:hint="eastAsia"/>
+                <w:rFonts w:ascii="楷体_GB2312" w:eastAsia="楷体_GB2312"/>
                 <w:color w:val="FF0000"/>
                 <w:sz w:val="28"/>
               </w:rPr>
@@ -4101,7 +4131,7 @@
             <w:proofErr w:type="gramStart"/>
             <w:r>
               <w:rPr>
-                <w:rFonts w:ascii="楷体" w:eastAsia="楷体" w:hAnsi="楷体"/>
+                <w:rFonts w:ascii="楷体_GB2312" w:eastAsia="楷体_GB2312"/>
                 <w:color w:val="FF0000"/>
                 <w:sz w:val="28"/>
               </w:rPr>
@@ -4110,7 +4140,7 @@
             <w:proofErr w:type="gramEnd"/>
             <w:r>
               <w:rPr>
-                <w:rFonts w:ascii="楷体" w:eastAsia="楷体" w:hAnsi="楷体"/>
+                <w:rFonts w:ascii="楷体_GB2312" w:eastAsia="楷体_GB2312"/>
                 <w:color w:val="FF0000"/>
                 <w:sz w:val="28"/>
               </w:rPr>
@@ -4138,7 +4168,7 @@
               <w:spacing w:line="360" w:lineRule="auto"/>
               <w:jc w:val="center"/>
               <w:rPr>
-                <w:rFonts w:ascii="楷体" w:eastAsia="楷体" w:hAnsi="楷体" w:hint="eastAsia"/>
+                <w:rFonts w:ascii="楷体_GB2312" w:eastAsia="楷体_GB2312"/>
                 <w:b/>
                 <w:bCs/>
                 <w:sz w:val="28"/>
@@ -4146,7 +4176,7 @@
             </w:pPr>
             <w:r>
               <w:rPr>
-                <w:rFonts w:ascii="楷体" w:eastAsia="楷体" w:hAnsi="楷体" w:hint="eastAsia"/>
+                <w:rFonts w:ascii="楷体_GB2312" w:eastAsia="楷体_GB2312" w:hint="eastAsia"/>
                 <w:b/>
                 <w:bCs/>
                 <w:sz w:val="28"/>
@@ -4173,14 +4203,14 @@
               <w:spacing w:line="120" w:lineRule="auto"/>
               <w:jc w:val="left"/>
               <w:rPr>
-                <w:rFonts w:ascii="楷体" w:eastAsia="楷体" w:hAnsi="楷体" w:hint="eastAsia"/>
+                <w:rFonts w:ascii="楷体_GB2312" w:eastAsia="楷体_GB2312"/>
                 <w:color w:val="FF0000"/>
                 <w:sz w:val="28"/>
               </w:rPr>
             </w:pPr>
             <w:r>
               <w:rPr>
-                <w:rFonts w:ascii="楷体" w:eastAsia="楷体" w:hAnsi="楷体"/>
+                <w:rFonts w:ascii="楷体_GB2312" w:eastAsia="楷体_GB2312"/>
                 <w:color w:val="FF0000"/>
                 <w:sz w:val="28"/>
               </w:rPr>
@@ -4208,7 +4238,7 @@
               <w:spacing w:line="360" w:lineRule="auto"/>
               <w:jc w:val="distribute"/>
               <w:rPr>
-                <w:rFonts w:ascii="楷体" w:eastAsia="楷体" w:hAnsi="楷体" w:hint="eastAsia"/>
+                <w:rFonts w:ascii="楷体_GB2312" w:eastAsia="楷体_GB2312"/>
                 <w:b/>
                 <w:bCs/>
                 <w:sz w:val="28"/>
@@ -4216,7 +4246,7 @@
             </w:pPr>
             <w:r>
               <w:rPr>
-                <w:rFonts w:ascii="楷体" w:eastAsia="楷体" w:hAnsi="楷体" w:hint="eastAsia"/>
+                <w:rFonts w:ascii="楷体_GB2312" w:eastAsia="楷体_GB2312" w:hint="eastAsia"/>
                 <w:b/>
                 <w:bCs/>
                 <w:sz w:val="28"/>
@@ -4242,13 +4272,13 @@
               <w:spacing w:line="360" w:lineRule="auto"/>
               <w:jc w:val="left"/>
               <w:rPr>
-                <w:rFonts w:ascii="楷体" w:eastAsia="楷体" w:hAnsi="楷体" w:hint="eastAsia"/>
+                <w:rFonts w:ascii="楷体_GB2312" w:eastAsia="楷体_GB2312"/>
                 <w:sz w:val="28"/>
               </w:rPr>
             </w:pPr>
             <w:r>
               <w:rPr>
-                <w:rFonts w:ascii="楷体" w:eastAsia="楷体" w:hAnsi="楷体" w:hint="eastAsia"/>
+                <w:rFonts w:ascii="楷体_GB2312" w:eastAsia="楷体_GB2312" w:hint="eastAsia"/>
                 <w:color w:val="FF0000"/>
                 <w:sz w:val="28"/>
               </w:rPr>
@@ -4270,7 +4300,7 @@
               <w:spacing w:line="360" w:lineRule="auto"/>
               <w:jc w:val="distribute"/>
               <w:rPr>
-                <w:rFonts w:ascii="楷体" w:eastAsia="楷体" w:hAnsi="楷体" w:hint="eastAsia"/>
+                <w:rFonts w:ascii="楷体_GB2312" w:eastAsia="楷体_GB2312" w:hAnsi="宋体" w:hint="eastAsia"/>
                 <w:b/>
                 <w:bCs/>
                 <w:sz w:val="24"/>
@@ -4278,7 +4308,7 @@
             </w:pPr>
             <w:r>
               <w:rPr>
-                <w:rFonts w:ascii="楷体" w:eastAsia="楷体" w:hAnsi="楷体" w:hint="eastAsia"/>
+                <w:rFonts w:ascii="楷体_GB2312" w:eastAsia="楷体_GB2312" w:hint="eastAsia"/>
                 <w:b/>
                 <w:bCs/>
                 <w:sz w:val="28"/>
@@ -4300,15 +4330,14 @@
             <w:pPr>
               <w:spacing w:line="360" w:lineRule="auto"/>
               <w:rPr>
-                <w:rFonts w:ascii="楷体" w:eastAsia="楷体" w:hAnsi="楷体" w:hint="eastAsia"/>
-                <w:color w:val="EE0000"/>
-                <w:sz w:val="24"/>
-              </w:rPr>
-            </w:pPr>
-            <w:r>
-              <w:rPr>
-                <w:rFonts w:ascii="楷体" w:eastAsia="楷体" w:hAnsi="楷体" w:hint="eastAsia"/>
-                <w:color w:val="EE0000"/>
+                <w:rFonts w:ascii="楷体_GB2312" w:eastAsia="楷体_GB2312" w:hAnsi="宋体" w:hint="eastAsia"/>
+                <w:sz w:val="24"/>
+              </w:rPr>
+            </w:pPr>
+            <w:r>
+              <w:rPr>
+                <w:rFonts w:ascii="楷体_GB2312" w:eastAsia="楷体_GB2312" w:hAnsi="宋体" w:hint="eastAsia"/>
+                <w:color w:val="000000"/>
                 <w:sz w:val="24"/>
               </w:rPr>
               <w:t>——</w:t>
@@ -4335,7 +4364,7 @@
               <w:spacing w:line="360" w:lineRule="auto"/>
               <w:jc w:val="distribute"/>
               <w:rPr>
-                <w:rFonts w:ascii="楷体" w:eastAsia="楷体" w:hAnsi="楷体" w:hint="eastAsia"/>
+                <w:rFonts w:ascii="楷体_GB2312" w:eastAsia="楷体_GB2312"/>
                 <w:b/>
                 <w:bCs/>
                 <w:color w:val="000000"/>
@@ -4344,7 +4373,7 @@
             </w:pPr>
             <w:r>
               <w:rPr>
-                <w:rFonts w:ascii="楷体" w:eastAsia="楷体" w:hAnsi="楷体" w:hint="eastAsia"/>
+                <w:rFonts w:ascii="楷体_GB2312" w:eastAsia="楷体_GB2312" w:hint="eastAsia"/>
                 <w:b/>
                 <w:bCs/>
                 <w:color w:val="000000"/>
@@ -4369,14 +4398,14 @@
               <w:spacing w:line="360" w:lineRule="auto"/>
               <w:jc w:val="left"/>
               <w:rPr>
-                <w:rFonts w:ascii="楷体" w:eastAsia="楷体" w:hAnsi="楷体" w:hint="eastAsia"/>
+                <w:rFonts w:ascii="楷体_GB2312" w:eastAsia="楷体_GB2312"/>
                 <w:color w:val="000000"/>
                 <w:sz w:val="28"/>
               </w:rPr>
             </w:pPr>
             <w:r>
               <w:rPr>
-                <w:rFonts w:ascii="楷体" w:eastAsia="楷体" w:hAnsi="楷体"/>
+                <w:rFonts w:ascii="楷体_GB2312" w:eastAsia="楷体_GB2312"/>
                 <w:color w:val="FF0000"/>
                 <w:sz w:val="28"/>
               </w:rPr>
@@ -4404,7 +4433,7 @@
               <w:spacing w:line="240" w:lineRule="atLeast"/>
               <w:jc w:val="distribute"/>
               <w:rPr>
-                <w:rFonts w:ascii="楷体" w:eastAsia="楷体" w:hAnsi="楷体" w:hint="eastAsia"/>
+                <w:rFonts w:ascii="楷体_GB2312" w:eastAsia="楷体_GB2312"/>
                 <w:b/>
                 <w:bCs/>
                 <w:sz w:val="28"/>
@@ -4413,7 +4442,7 @@
             </w:pPr>
             <w:r>
               <w:rPr>
-                <w:rFonts w:ascii="楷体" w:eastAsia="楷体" w:hAnsi="楷体" w:hint="eastAsia"/>
+                <w:rFonts w:ascii="楷体_GB2312" w:eastAsia="楷体_GB2312" w:hint="eastAsia"/>
                 <w:b/>
                 <w:bCs/>
                 <w:sz w:val="28"/>
@@ -4437,13 +4466,13 @@
               <w:spacing w:line="300" w:lineRule="exact"/>
               <w:jc w:val="left"/>
               <w:rPr>
-                <w:rFonts w:ascii="楷体" w:eastAsia="楷体" w:hAnsi="楷体" w:hint="eastAsia"/>
+                <w:rFonts w:ascii="楷体_GB2312" w:eastAsia="楷体_GB2312"/>
                 <w:sz w:val="28"/>
               </w:rPr>
             </w:pPr>
             <w:r>
               <w:rPr>
-                <w:rFonts w:ascii="楷体" w:eastAsia="楷体" w:hAnsi="楷体" w:hint="eastAsia"/>
+                <w:rFonts w:ascii="楷体_GB2312" w:eastAsia="楷体_GB2312" w:hAnsi="宋体" w:hint="eastAsia"/>
                 <w:color w:val="FF0000"/>
                 <w:sz w:val="24"/>
               </w:rPr>
@@ -4465,7 +4494,7 @@
               <w:spacing w:line="240" w:lineRule="atLeast"/>
               <w:jc w:val="distribute"/>
               <w:rPr>
-                <w:rFonts w:ascii="楷体" w:eastAsia="楷体" w:hAnsi="楷体" w:hint="eastAsia"/>
+                <w:rFonts w:ascii="楷体_GB2312" w:eastAsia="楷体_GB2312"/>
                 <w:b/>
                 <w:bCs/>
                 <w:sz w:val="28"/>
@@ -4474,7 +4503,7 @@
             </w:pPr>
             <w:r>
               <w:rPr>
-                <w:rFonts w:ascii="楷体" w:eastAsia="楷体" w:hAnsi="楷体" w:hint="eastAsia"/>
+                <w:rFonts w:ascii="楷体_GB2312" w:eastAsia="楷体_GB2312" w:hint="eastAsia"/>
                 <w:b/>
                 <w:bCs/>
                 <w:sz w:val="28"/>
@@ -4485,7 +4514,7 @@
             <w:proofErr w:type="gramStart"/>
             <w:r>
               <w:rPr>
-                <w:rFonts w:ascii="楷体" w:eastAsia="楷体" w:hAnsi="楷体" w:hint="eastAsia"/>
+                <w:rFonts w:ascii="楷体_GB2312" w:eastAsia="楷体_GB2312" w:hint="eastAsia"/>
                 <w:b/>
                 <w:bCs/>
                 <w:sz w:val="28"/>
@@ -4496,7 +4525,7 @@
             <w:proofErr w:type="gramEnd"/>
             <w:r>
               <w:rPr>
-                <w:rFonts w:ascii="楷体" w:eastAsia="楷体" w:hAnsi="楷体" w:hint="eastAsia"/>
+                <w:rFonts w:ascii="楷体_GB2312" w:eastAsia="楷体_GB2312" w:hint="eastAsia"/>
                 <w:b/>
                 <w:bCs/>
                 <w:sz w:val="28"/>
@@ -4520,13 +4549,13 @@
               <w:spacing w:line="300" w:lineRule="exact"/>
               <w:jc w:val="left"/>
               <w:rPr>
-                <w:rFonts w:ascii="楷体" w:eastAsia="楷体" w:hAnsi="楷体" w:hint="eastAsia"/>
+                <w:rFonts w:ascii="楷体_GB2312" w:eastAsia="楷体_GB2312"/>
                 <w:sz w:val="28"/>
               </w:rPr>
             </w:pPr>
             <w:r>
               <w:rPr>
-                <w:rFonts w:ascii="楷体" w:eastAsia="楷体" w:hAnsi="楷体" w:hint="eastAsia"/>
+                <w:rFonts w:ascii="楷体_GB2312" w:eastAsia="楷体_GB2312" w:hint="eastAsia"/>
                 <w:color w:val="FF0000"/>
                 <w:sz w:val="28"/>
               </w:rPr>
@@ -4554,7 +4583,7 @@
               <w:spacing w:line="360" w:lineRule="auto"/>
               <w:jc w:val="distribute"/>
               <w:rPr>
-                <w:rFonts w:ascii="楷体" w:eastAsia="楷体" w:hAnsi="楷体" w:hint="eastAsia"/>
+                <w:rFonts w:ascii="楷体_GB2312" w:eastAsia="楷体_GB2312"/>
                 <w:b/>
                 <w:bCs/>
                 <w:color w:val="000000"/>
@@ -4563,7 +4592,7 @@
             </w:pPr>
             <w:r>
               <w:rPr>
-                <w:rFonts w:ascii="楷体" w:eastAsia="楷体" w:hAnsi="楷体" w:hint="eastAsia"/>
+                <w:rFonts w:ascii="楷体_GB2312" w:eastAsia="楷体_GB2312" w:hint="eastAsia"/>
                 <w:b/>
                 <w:bCs/>
                 <w:color w:val="000000"/>
@@ -4577,13 +4606,13 @@
               <w:spacing w:line="360" w:lineRule="auto"/>
               <w:jc w:val="distribute"/>
               <w:rPr>
-                <w:rFonts w:ascii="楷体" w:eastAsia="楷体" w:hAnsi="楷体" w:hint="eastAsia"/>
-                <w:sz w:val="24"/>
-              </w:rPr>
-            </w:pPr>
-            <w:r>
-              <w:rPr>
-                <w:rFonts w:ascii="楷体" w:eastAsia="楷体" w:hAnsi="楷体" w:hint="eastAsia"/>
+                <w:rFonts w:ascii="宋体" w:hAnsi="宋体" w:hint="eastAsia"/>
+                <w:sz w:val="24"/>
+              </w:rPr>
+            </w:pPr>
+            <w:r>
+              <w:rPr>
+                <w:rFonts w:ascii="楷体_GB2312" w:eastAsia="楷体_GB2312" w:hint="eastAsia"/>
                 <w:b/>
                 <w:bCs/>
                 <w:color w:val="000000"/>
@@ -4607,13 +4636,13 @@
               <w:spacing w:after="100" w:afterAutospacing="1"/>
               <w:jc w:val="left"/>
               <w:rPr>
-                <w:rFonts w:ascii="楷体" w:eastAsia="楷体" w:hAnsi="楷体" w:hint="eastAsia"/>
-                <w:sz w:val="24"/>
-              </w:rPr>
-            </w:pPr>
-            <w:r>
-              <w:rPr>
-                <w:rFonts w:ascii="楷体" w:eastAsia="楷体" w:hAnsi="楷体" w:hint="eastAsia"/>
+                <w:rFonts w:ascii="宋体" w:hAnsi="宋体" w:hint="eastAsia"/>
+                <w:sz w:val="24"/>
+              </w:rPr>
+            </w:pPr>
+            <w:r>
+              <w:rPr>
+                <w:rFonts w:ascii="楷体_GB2312" w:eastAsia="楷体_GB2312" w:hint="eastAsia"/>
                 <w:color w:val="FF0000"/>
                 <w:sz w:val="28"/>
               </w:rPr>
@@ -4635,7 +4664,7 @@
               <w:spacing w:line="240" w:lineRule="atLeast"/>
               <w:jc w:val="distribute"/>
               <w:rPr>
-                <w:rFonts w:ascii="楷体" w:eastAsia="楷体" w:hAnsi="楷体" w:hint="eastAsia"/>
+                <w:rFonts w:ascii="楷体_GB2312" w:eastAsia="楷体_GB2312"/>
                 <w:b/>
                 <w:bCs/>
                 <w:sz w:val="28"/>
@@ -4644,7 +4673,7 @@
             </w:pPr>
             <w:r>
               <w:rPr>
-                <w:rFonts w:ascii="楷体" w:eastAsia="楷体" w:hAnsi="楷体" w:hint="eastAsia"/>
+                <w:rFonts w:ascii="楷体_GB2312" w:eastAsia="楷体_GB2312" w:hint="eastAsia"/>
                 <w:b/>
                 <w:bCs/>
                 <w:sz w:val="28"/>
@@ -4667,13 +4696,13 @@
               <w:spacing w:line="300" w:lineRule="exact"/>
               <w:jc w:val="left"/>
               <w:rPr>
-                <w:rFonts w:ascii="楷体" w:eastAsia="楷体" w:hAnsi="楷体" w:hint="eastAsia"/>
+                <w:rFonts w:ascii="楷体_GB2312" w:eastAsia="楷体_GB2312"/>
                 <w:sz w:val="28"/>
               </w:rPr>
             </w:pPr>
             <w:r>
               <w:rPr>
-                <w:rFonts w:ascii="楷体" w:eastAsia="楷体" w:hAnsi="楷体" w:hint="eastAsia"/>
+                <w:rFonts w:ascii="楷体_GB2312" w:eastAsia="楷体_GB2312" w:hint="eastAsia"/>
                 <w:color w:val="FF0000"/>
                 <w:sz w:val="28"/>
               </w:rPr>
@@ -4701,13 +4730,13 @@
               <w:spacing w:after="100" w:afterAutospacing="1"/>
               <w:jc w:val="center"/>
               <w:rPr>
-                <w:rFonts w:ascii="楷体" w:eastAsia="楷体" w:hAnsi="楷体" w:hint="eastAsia"/>
-                <w:sz w:val="24"/>
-              </w:rPr>
-            </w:pPr>
-            <w:r>
-              <w:rPr>
-                <w:rFonts w:ascii="楷体" w:eastAsia="楷体" w:hAnsi="楷体" w:hint="eastAsia"/>
+                <w:rFonts w:ascii="宋体" w:hAnsi="宋体" w:hint="eastAsia"/>
+                <w:sz w:val="24"/>
+              </w:rPr>
+            </w:pPr>
+            <w:r>
+              <w:rPr>
+                <w:rFonts w:ascii="楷体_GB2312" w:eastAsia="楷体_GB2312" w:hint="eastAsia"/>
                 <w:b/>
                 <w:bCs/>
                 <w:sz w:val="28"/>
@@ -4731,15 +4760,13 @@
             <w:pPr>
               <w:jc w:val="left"/>
               <w:rPr>
-                <w:rFonts w:ascii="楷体" w:eastAsia="楷体" w:hAnsi="楷体" w:hint="eastAsia"/>
-                <w:color w:val="EE0000"/>
-                <w:sz w:val="24"/>
-              </w:rPr>
-            </w:pPr>
-            <w:r>
-              <w:rPr>
-                <w:rFonts w:ascii="楷体" w:eastAsia="楷体" w:hAnsi="楷体" w:hint="eastAsia"/>
-                <w:color w:val="EE0000"/>
+                <w:rFonts w:ascii="宋体" w:hAnsi="宋体" w:hint="eastAsia"/>
+                <w:sz w:val="24"/>
+              </w:rPr>
+            </w:pPr>
+            <w:r>
+              <w:rPr>
+                <w:rFonts w:ascii="楷体_GB2312" w:eastAsia="楷体_GB2312" w:hint="eastAsia"/>
                 <w:sz w:val="28"/>
               </w:rPr>
               <w:t>采用轻型(10kg)动力触探试验</w:t>
@@ -4766,7 +4793,7 @@
               <w:spacing w:line="360" w:lineRule="auto"/>
               <w:jc w:val="center"/>
               <w:rPr>
-                <w:rFonts w:ascii="楷体" w:eastAsia="楷体" w:hAnsi="楷体" w:hint="eastAsia"/>
+                <w:rFonts w:ascii="楷体_GB2312" w:eastAsia="楷体_GB2312"/>
                 <w:b/>
                 <w:bCs/>
                 <w:sz w:val="28"/>
@@ -4774,7 +4801,7 @@
             </w:pPr>
             <w:r>
               <w:rPr>
-                <w:rFonts w:ascii="楷体" w:eastAsia="楷体" w:hAnsi="楷体" w:hint="eastAsia"/>
+                <w:rFonts w:ascii="楷体_GB2312" w:eastAsia="楷体_GB2312" w:hint="eastAsia"/>
                 <w:b/>
                 <w:bCs/>
                 <w:sz w:val="28"/>
@@ -4783,7 +4810,7 @@
             </w:r>
             <w:r>
               <w:rPr>
-                <w:rFonts w:ascii="楷体" w:eastAsia="楷体" w:hAnsi="楷体"/>
+                <w:rFonts w:ascii="楷体_GB2312" w:eastAsia="楷体_GB2312"/>
                 <w:b/>
                 <w:bCs/>
                 <w:sz w:val="28"/>
@@ -4792,7 +4819,7 @@
             </w:r>
             <w:r>
               <w:rPr>
-                <w:rFonts w:ascii="楷体" w:eastAsia="楷体" w:hAnsi="楷体" w:hint="eastAsia"/>
+                <w:rFonts w:ascii="楷体_GB2312" w:eastAsia="楷体_GB2312" w:hint="eastAsia"/>
                 <w:b/>
                 <w:bCs/>
                 <w:sz w:val="28"/>
@@ -4815,13 +4842,13 @@
             <w:pPr>
               <w:spacing w:line="0" w:lineRule="atLeast"/>
               <w:rPr>
-                <w:rFonts w:ascii="楷体" w:eastAsia="楷体" w:hAnsi="楷体" w:hint="eastAsia"/>
+                <w:rFonts w:eastAsia="楷体_GB2312"/>
                 <w:sz w:val="28"/>
               </w:rPr>
             </w:pPr>
             <w:r>
               <w:rPr>
-                <w:rFonts w:ascii="楷体" w:eastAsia="楷体" w:hAnsi="楷体" w:hint="eastAsia"/>
+                <w:rFonts w:ascii="楷体_GB2312" w:eastAsia="楷体_GB2312" w:hint="eastAsia"/>
                 <w:color w:val="FF0000"/>
                 <w:sz w:val="28"/>
               </w:rPr>
@@ -4879,7 +4906,7 @@
       <w:r>
         <w:rPr>
           <w:rFonts w:ascii="宋体" w:hAnsi="宋体" w:hint="eastAsia"/>
-          <w:color w:val="EE0000"/>
+          <w:color w:val="FF0000"/>
           <w:sz w:val="28"/>
         </w:rPr>
         <w:t>由中国兵器工业北方勘察设计研究院有限公司提供的《岩土工程勘察报告》，该场地埋深30.00m深度范围内，场地土为第四系全新统填土（Q4</w:t>
@@ -4887,7 +4914,7 @@
       <w:r>
         <w:rPr>
           <w:rFonts w:ascii="宋体" w:hAnsi="宋体" w:hint="eastAsia"/>
-          <w:color w:val="EE0000"/>
+          <w:color w:val="FF0000"/>
           <w:sz w:val="28"/>
           <w:vertAlign w:val="superscript"/>
         </w:rPr>
@@ -4896,7 +4923,7 @@
       <w:r>
         <w:rPr>
           <w:rFonts w:ascii="宋体" w:hAnsi="宋体" w:hint="eastAsia"/>
-          <w:color w:val="EE0000"/>
+          <w:color w:val="FF0000"/>
           <w:sz w:val="28"/>
         </w:rPr>
         <w:t>）、粉质黏土（Q4</w:t>
@@ -4904,7 +4931,7 @@
       <w:r>
         <w:rPr>
           <w:rFonts w:ascii="宋体" w:hAnsi="宋体" w:hint="eastAsia"/>
-          <w:color w:val="EE0000"/>
+          <w:color w:val="FF0000"/>
           <w:sz w:val="28"/>
           <w:vertAlign w:val="superscript"/>
         </w:rPr>
@@ -4913,7 +4940,7 @@
       <w:r>
         <w:rPr>
           <w:rFonts w:ascii="宋体" w:hAnsi="宋体" w:hint="eastAsia"/>
-          <w:color w:val="EE0000"/>
+          <w:color w:val="FF0000"/>
           <w:sz w:val="28"/>
         </w:rPr>
         <w:t>）和</w:t>
@@ -4922,7 +4949,7 @@
       <w:r>
         <w:rPr>
           <w:rFonts w:ascii="宋体" w:hAnsi="宋体" w:hint="eastAsia"/>
-          <w:color w:val="EE0000"/>
+          <w:color w:val="FF0000"/>
           <w:sz w:val="28"/>
         </w:rPr>
         <w:t>白垩系下统五龙</w:t>
@@ -4931,7 +4958,7 @@
       <w:r>
         <w:rPr>
           <w:rFonts w:ascii="宋体" w:hAnsi="宋体" w:hint="eastAsia"/>
-          <w:color w:val="EE0000"/>
+          <w:color w:val="FF0000"/>
           <w:sz w:val="28"/>
         </w:rPr>
         <w:t>组粉砂岩（K</w:t>
@@ -4939,7 +4966,7 @@
       <w:r>
         <w:rPr>
           <w:rFonts w:ascii="宋体" w:hAnsi="宋体" w:hint="eastAsia"/>
-          <w:color w:val="EE0000"/>
+          <w:color w:val="FF0000"/>
           <w:sz w:val="28"/>
           <w:vertAlign w:val="subscript"/>
         </w:rPr>
@@ -4948,7 +4975,7 @@
       <w:r>
         <w:rPr>
           <w:rFonts w:ascii="宋体" w:hAnsi="宋体" w:hint="eastAsia"/>
-          <w:color w:val="EE0000"/>
+          <w:color w:val="FF0000"/>
           <w:sz w:val="28"/>
         </w:rPr>
         <w:t>）组成，从上至下共分为3个工程地质主层和2个工程地质亚层，场地岩土层概况见表2，</w:t>
@@ -5016,6 +5043,7 @@
         <w:jc w:val="center"/>
         <w:rPr>
           <w:rFonts w:ascii="宋体" w:hAnsi="宋体" w:hint="eastAsia"/>
+          <w:color w:val="FF0000"/>
           <w:sz w:val="28"/>
           <w:szCs w:val="28"/>
         </w:rPr>
@@ -5024,6 +5052,7 @@
         <w:rPr>
           <w:rFonts w:ascii="宋体" w:hAnsi="宋体" w:hint="eastAsia"/>
           <w:bCs/>
+          <w:color w:val="FF0000"/>
           <w:sz w:val="28"/>
         </w:rPr>
         <w:t>场区岩土层概况</w:t>
@@ -5037,6 +5066,7 @@
         <w:rPr>
           <w:rFonts w:ascii="宋体" w:hAnsi="宋体" w:hint="eastAsia"/>
           <w:bCs/>
+          <w:color w:val="FF0000"/>
           <w:sz w:val="24"/>
         </w:rPr>
       </w:pPr>
@@ -5044,6 +5074,7 @@
         <w:rPr>
           <w:rFonts w:ascii="宋体" w:hAnsi="宋体" w:hint="eastAsia"/>
           <w:bCs/>
+          <w:color w:val="FF0000"/>
           <w:sz w:val="24"/>
         </w:rPr>
         <w:t xml:space="preserve">   表2</w:t>
@@ -5092,6 +5123,7 @@
               <w:rPr>
                 <w:rFonts w:ascii="楷体_GB2312" w:eastAsia="楷体_GB2312" w:hAnsi="楷体_GB2312" w:cs="楷体_GB2312" w:hint="eastAsia"/>
                 <w:bCs/>
+                <w:color w:val="FF0000"/>
                 <w:szCs w:val="21"/>
               </w:rPr>
             </w:pPr>
@@ -5099,6 +5131,7 @@
               <w:rPr>
                 <w:rFonts w:ascii="宋体" w:hAnsi="宋体" w:cs="宋体" w:hint="eastAsia"/>
                 <w:bCs/>
+                <w:color w:val="FF0000"/>
                 <w:szCs w:val="21"/>
               </w:rPr>
               <w:t>岩土名称</w:t>
@@ -5123,6 +5156,7 @@
               <w:rPr>
                 <w:rFonts w:ascii="楷体_GB2312" w:eastAsia="楷体_GB2312" w:hAnsi="楷体_GB2312" w:cs="楷体_GB2312" w:hint="eastAsia"/>
                 <w:bCs/>
+                <w:color w:val="FF0000"/>
                 <w:szCs w:val="21"/>
               </w:rPr>
             </w:pPr>
@@ -5130,6 +5164,7 @@
               <w:rPr>
                 <w:rFonts w:ascii="宋体" w:hAnsi="宋体" w:cs="宋体" w:hint="eastAsia"/>
                 <w:bCs/>
+                <w:color w:val="FF0000"/>
                 <w:szCs w:val="21"/>
               </w:rPr>
               <w:t>岩土层描述及相关指标</w:t>
@@ -5262,7 +5297,7 @@
           </w:tcPr>
           <w:p>
             <w:pPr>
-              <w:pStyle w:val="ad"/>
+              <w:pStyle w:val="ab"/>
               <w:widowControl/>
               <w:ind w:firstLine="508"/>
               <w:textAlignment w:val="center"/>
@@ -5617,7 +5652,7 @@
           </w:tcPr>
           <w:p>
             <w:pPr>
-              <w:pStyle w:val="ad"/>
+              <w:pStyle w:val="ab"/>
               <w:widowControl/>
               <w:ind w:firstLine="506"/>
               <w:textAlignment w:val="center"/>
@@ -5885,7 +5920,7 @@
           </w:tcPr>
           <w:p>
             <w:pPr>
-              <w:pStyle w:val="ad"/>
+              <w:pStyle w:val="ab"/>
               <w:widowControl/>
               <w:textAlignment w:val="center"/>
               <w:rPr>
@@ -6011,7 +6046,7 @@
           </w:tcPr>
           <w:p>
             <w:pPr>
-              <w:pStyle w:val="ad"/>
+              <w:pStyle w:val="ab"/>
               <w:widowControl/>
               <w:ind w:firstLine="502"/>
               <w:textAlignment w:val="center"/>
@@ -6274,7 +6309,7 @@
           </w:tcPr>
           <w:p>
             <w:pPr>
-              <w:pStyle w:val="ad"/>
+              <w:pStyle w:val="ab"/>
               <w:widowControl/>
               <w:ind w:firstLine="500"/>
               <w:textAlignment w:val="center"/>
@@ -6498,8 +6533,8 @@
           <w:sz w:val="28"/>
         </w:rPr>
       </w:pPr>
-      <w:bookmarkStart w:id="6" w:name="_Toc23583"/>
-      <w:bookmarkStart w:id="7" w:name="_Toc26703"/>
+      <w:bookmarkStart w:id="6" w:name="_Toc26703"/>
+      <w:bookmarkStart w:id="7" w:name="_Toc23583"/>
       <w:bookmarkEnd w:id="5"/>
     </w:p>
     <w:p>
@@ -6528,14 +6563,14 @@
         <w:ind w:right="-191" w:firstLineChars="200" w:firstLine="560"/>
         <w:rPr>
           <w:rFonts w:ascii="宋体" w:hAnsi="宋体" w:hint="eastAsia"/>
-          <w:color w:val="EE0000"/>
+          <w:color w:val="000000"/>
           <w:sz w:val="28"/>
         </w:rPr>
       </w:pPr>
       <w:r>
         <w:rPr>
           <w:rFonts w:ascii="宋体" w:hAnsi="宋体" w:hint="eastAsia"/>
-          <w:color w:val="EE0000"/>
+          <w:color w:val="000000"/>
           <w:sz w:val="28"/>
         </w:rPr>
         <w:t>1、《建筑地基检测技术规范》（JGJ 340-2015）；</w:t>
@@ -6554,18 +6589,10 @@
       <w:r>
         <w:rPr>
           <w:rFonts w:ascii="宋体" w:hAnsi="宋体" w:hint="eastAsia"/>
-          <w:color w:val="EE0000"/>
-          <w:sz w:val="28"/>
-        </w:rPr>
-        <w:t>2、《岩土工程勘察规程》（DB42/T 169-2022）</w:t>
-      </w:r>
-      <w:r>
-        <w:rPr>
-          <w:rFonts w:ascii="宋体" w:hAnsi="宋体" w:hint="eastAsia"/>
-          <w:color w:val="000000"/>
-          <w:sz w:val="28"/>
-        </w:rPr>
-        <w:t>；</w:t>
+          <w:color w:val="000000"/>
+          <w:sz w:val="28"/>
+        </w:rPr>
+        <w:t>2、《岩土工程勘察规程》（DB42/T 169-2022）；</w:t>
       </w:r>
     </w:p>
     <w:p>
@@ -6581,18 +6608,10 @@
       <w:r>
         <w:rPr>
           <w:rFonts w:ascii="宋体" w:hAnsi="宋体" w:hint="eastAsia"/>
-          <w:color w:val="EE0000"/>
-          <w:sz w:val="28"/>
-        </w:rPr>
-        <w:t>3、</w:t>
-      </w:r>
-      <w:r>
-        <w:rPr>
-          <w:rFonts w:ascii="宋体" w:hAnsi="宋体" w:hint="eastAsia"/>
-          <w:color w:val="000000"/>
-          <w:sz w:val="28"/>
-        </w:rPr>
-        <w:t xml:space="preserve"> </w:t>
+          <w:color w:val="000000"/>
+          <w:sz w:val="28"/>
+        </w:rPr>
+        <w:t xml:space="preserve">3、 </w:t>
       </w:r>
       <w:r>
         <w:rPr>
@@ -6826,25 +6845,7 @@
           <w:color w:val="000000"/>
           <w:sz w:val="28"/>
         </w:rPr>
-        <w:t>底情况时，测试点位置可选择在置换</w:t>
-      </w:r>
-      <w:proofErr w:type="gramStart"/>
-      <w:r>
-        <w:rPr>
-          <w:rFonts w:ascii="宋体" w:hAnsi="宋体" w:hint="eastAsia"/>
-          <w:color w:val="000000"/>
-          <w:sz w:val="28"/>
-        </w:rPr>
-        <w:t>墩</w:t>
-      </w:r>
-      <w:proofErr w:type="gramEnd"/>
-      <w:r>
-        <w:rPr>
-          <w:rFonts w:ascii="宋体" w:hAnsi="宋体" w:hint="eastAsia"/>
-          <w:color w:val="000000"/>
-          <w:sz w:val="28"/>
-        </w:rPr>
-        <w:t>中心；</w:t>
+        <w:t>底情况时，测试点位置可选择在置换墩中心；</w:t>
       </w:r>
     </w:p>
     <w:p>
@@ -7177,12 +7178,12 @@
           <w:sz w:val="28"/>
         </w:rPr>
         <w:lastRenderedPageBreak/>
-        <w:pict w14:anchorId="1800AB4E">
+        <w:pict w14:anchorId="0DDECFC4">
           <v:shapetype id="_x0000_t202" coordsize="21600,21600" o:spt="202" path="m,l,21600r21600,l21600,xe">
             <v:stroke joinstyle="miter"/>
             <v:path gradientshapeok="t" o:connecttype="rect"/>
           </v:shapetype>
-          <v:shape id="文本框 4" o:spid="_x0000_s2175" type="#_x0000_t202" style="position:absolute;left:0;text-align:left;margin-left:256.8pt;margin-top:193.55pt;width:27.2pt;height:20.05pt;z-index:1" o:gfxdata="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" stroked="f" strokeweight=".5pt">
+          <v:shape id="文本框 4" o:spid="_x0000_s2175" type="#_x0000_t202" style="position:absolute;left:0;text-align:left;margin-left:256.8pt;margin-top:193.55pt;width:27.2pt;height:20.05pt;z-index:1;mso-wrap-style:square" o:gfxdata="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" stroked="f" strokeweight=".5pt">
             <v:textbox inset="0,0,0,0">
               <w:txbxContent>
                 <w:p>
@@ -7210,7 +7211,7 @@
         <w:rPr>
           <w:sz w:val="28"/>
         </w:rPr>
-        <w:pict w14:anchorId="750FEC22">
+        <w:pict w14:anchorId="6AA86179">
           <v:shapetype id="_x0000_t75" coordsize="21600,21600" o:spt="75" o:preferrelative="t" path="m@4@5l@4@11@9@11@9@5xe" filled="f" stroked="f">
             <v:stroke joinstyle="miter"/>
             <v:formulas>
@@ -7230,7 +7231,7 @@
             <v:path o:extrusionok="f" gradientshapeok="t" o:connecttype="rect"/>
             <o:lock v:ext="edit" aspectratio="t"/>
           </v:shapetype>
-          <v:shape id="图片 2" o:spid="_x0000_i1025" type="#_x0000_t75" style="width:84pt;height:204pt;mso-position-horizontal-relative:page;mso-position-vertical-relative:page">
+          <v:shape id="图片 2" o:spid="_x0000_i1025" type="#_x0000_t75" style="width:83.7pt;height:204.3pt;mso-wrap-style:square;mso-position-horizontal-relative:page;mso-position-vertical-relative:page">
             <v:fill o:detectmouseclick="t"/>
             <v:imagedata r:id="rId7" o:title="轻型动力触探示意图"/>
           </v:shape>
@@ -7445,7 +7446,7 @@
     <w:tbl>
       <w:tblPr>
         <w:tblW w:w="9656" w:type="dxa"/>
-        <w:tblInd w:w="94" w:type="dxa"/>
+        <w:tblInd w:w="-19" w:type="dxa"/>
         <w:tblLayout w:type="fixed"/>
         <w:tblLook w:val="0000" w:firstRow="0" w:lastRow="0" w:firstColumn="0" w:lastColumn="0" w:noHBand="0" w:noVBand="0"/>
       </w:tblPr>
@@ -12070,8 +12071,8 @@
         <w:t xml:space="preserve"> </w:t>
       </w:r>
       <w:r>
-        <w:pict w14:anchorId="752420A4">
-          <v:shape id="图片 20" o:spid="_x0000_i1026" type="#_x0000_t75" style="width:80pt;height:44pt;mso-position-horizontal-relative:page;mso-position-vertical-relative:page" equationxml="&lt;?xml version=&quot;1.0&quot; encoding=&quot;UTF-8&quot; standalone=&quot;yes&quot;?&gt;&#10;&lt;?mso-application progid=&quot;Word.Document&quot;?&gt;&#10;&lt;w:wordDocument xmlns:w=&quot;http://schemas.microsoft.com/office/word/2003/wordml&quot; xmlns:v=&quot;urn:schemas-microsoft-com:vml&quot; xmlns:w10=&quot;urn:schemas-microsoft-com:office:word&quot; xmlns:sl=&quot;http://schemas.microsoft.com/schemaLibrary/2003/core&quot; xmlns:aml=&quot;http://schemas.microsoft.com/aml/2001/core&quot; xmlns:wx=&quot;http://schemas.microsoft.com/office/word/2003/auxHint&quot; xmlns:o=&quot;urn:schemas-microsoft-com:office:office&quot; xmlns:dt=&quot;uuid:C2F41010-65B3-11d1-A29F-00AA00C14882&quot; xmlns:mc=&quot;http://schemas.openxmlformats.org/markup-compatibility/2006&quot; xmlns:m=&quot;http://schemas.openxmlformats.org/officeDocument/2006/math&quot; w:macrosPresent=&quot;no&quot; w:embeddedObjPresent=&quot;no&quot; w:ocxPresent=&quot;no&quot; xml:space=&quot;preserve&quot;&gt;&lt;o:DocumentProperties&gt;&lt;o:Version&gt;14&lt;/o:Version&gt;&lt;/o:DocumentProperties&gt;&lt;w:docPr&gt;&lt;w:view w:val=&quot;print&quot;/&gt;&lt;w:zoom w:percent=&quot;100&quot;/&gt;&lt;w:characterSpacingControl w:val=&quot;CompressPunctuation&quot;/&gt;&lt;w:documentProtection w:enforcement=&quot;off&quot;/&gt;&lt;w:embedTrueTypeFonts/&gt;&lt;w:doNotEmbedSystemFonts/&gt;&lt;w:saveSubsetFonts/&gt;&lt;w:defaultTabStop w:val=&quot;420&quot;/&gt;&lt;w:drawingGridHorizontalSpacing w:val=&quot;0&quot;/&gt;&lt;w:drawingGridVerticalSpacing w:val=&quot;156&quot;/&gt;&lt;w:displayHorizontalDrawingGridEvery w:val=&quot;1&quot;/&gt;&lt;w:displayVerticalDrawingGridEvery w:val=&quot;1&quot;/&gt;&lt;w:compat&gt;&lt;w:adjustLineHeightInTable/&gt;&lt;w:doNotExpandShiftReturn/&gt;&lt;w:balanceSingleByteDoubleByteWidth/&gt;&lt;w:spaceForUL/&gt;&lt;w:dontGrowAutofit/&gt;&lt;w:useFELayout/&gt;&lt;/w:compat&gt;&lt;/w:docPr&gt;&lt;w:body&gt;&lt;wx:sect&gt;&lt;w:p&gt;&lt;m:oMathPara&gt;&lt;m:oMath&gt;&lt;m:box&gt;&lt;m:boxPr/&gt;&lt;m:e&gt;&lt;m:sSub&gt;&lt;m:sSubPr/&gt;&lt;m:e&gt;&lt;m:r&gt;&lt;m:rPr&gt;&lt;m:scr m:val=&quot;roman&quot;/&gt;&lt;/m:rPr&gt;&lt;w:rPr/&gt;&lt;m:t&gt;蠒&lt;/m:t&gt;&lt;/m:r&gt;&lt;/m:e&gt;&lt;m:sub&gt;&lt;m:box&gt;&lt;m:boxPr/&gt;&lt;m:e&gt;&lt;m:r&gt;&lt;m:rPr&gt;&lt;m:scr m:val=&quot;roman&quot;/&gt;&lt;/m:rPr&gt;&lt;w:rPr/&gt;&lt;m:t&gt;m&lt;/m:t&gt;&lt;/m:r&gt;&lt;/m:e&gt;&lt;/m:box&gt;&lt;/m:sub&gt;&lt;/m:sSub&gt;&lt;m:r&gt;&lt;m:rPr&gt;&lt;m:sty m:val=&quot;p&quot;/&lt;&lt;&lt;&lt;&lt;&lt;&lt;&lt;&lt;&lt;&lt;&lt;&lt;&lt;&lt;&gt;&lt;m:scr m:val=&quot;roman&quot;/&gt;&lt;/m:rPr&gt;&lt;w:rPr/&gt;&lt;m:t&gt;=&lt;/m:t&gt;&lt;/m:r&gt;&lt;m:f&gt;&lt;m:fPr/&gt;&lt;m:num&gt;&lt;m:box&gt;&lt;m:boxPr/&gt;&lt;m:e&gt;&lt;m:nary&gt;&lt;m:naryPr&gt;&lt;m:chr m:val=&quot;鈭?/&gt;&lt;m:limLoc m:val=&quot;undOvr&quot;/&gt;&lt;/m:naryPr&gt;&lt;m:sub&gt;&lt;m:box&gt;&lt;m:boxPr/&gt;&lt;m:e&gt;&lt;m:r&gt;&lt;m:rPr&gt;&lt;m:scr m:val=&quot;roman&quot;/&gt;&lt;/m:r&lt;P&lt;r&lt;&gt;&lt;&lt;&lt;w&lt;:&lt;r&lt;P&lt;r&lt;/&lt;&gt;&lt;&lt;&lt;m&lt;/&lt;:t&gt;i&lt;/m:t&gt;&lt;/m:r&gt;&lt;m:r&gt;&lt;m:rPr&gt;&lt;m:sty m:val=&quot;p&quot;/&gt;&lt;m:scr m:val=&quot;roman&quot;/&gt;&lt;/m:rPr&gt;&lt;w:rPr/&gt;&lt;m:t&gt;=1&lt;/m:t&gt;&lt;/m:r&gt;&lt;/m:e&gt;&lt;/m:box&gt;&lt;/m:sub&gt;&lt;m:sup&gt;&lt;m:box&gt;&lt;m:boxPr/&gt;&lt;m:e&gt;&lt;m:r&gt;&lt;m:rPr&gt;&lt;m:scr m:val=&quot;roman&quot;/&gt;&lt;/m:rPr&gt;&lt;w:rPr/&gt;&lt;m:t&gt;n&lt;/m:t&gt;&lt;/m:r&gt;&lt;/m:e&gt;&lt;/m:box&gt;&lt;/m:sup&gt;&lt;m:e&gt;&lt;m:sSub&gt;&lt;m:sSubPr/&gt;&lt;m:e&gt;&lt;m:r&gt;&lt;m:rPr&gt;&lt;m:scr m:val=&quot;roman&quot;/&gt;&lt;/m:rPr&gt;&lt;w:rPr/&gt;&lt;m:t&gt;蠒&lt;/m:t&gt;&lt;/m:r&gt;&lt;/m:e&gt;&lt;m:sub&gt;&lt;m:box&gt;&lt;m:boxPr/&gt;&lt;m:e&gt;&lt;m:r&gt;&lt;m:rPr&gt;&lt;m:scr m:val=&quot;roman&quot;/&gt;&lt;/m:rPr&gt;&lt;w:rPr/&gt;&lt;m:t&gt;i&lt;/m:t&gt;&lt;/m:r&gt;&lt;/m:e&gt;&lt;/m:box&gt;&lt;/m:sub&gt;&lt;/m:sSub&gt;&lt;/m:e&gt;e&lt;/&lt;m:mnabryx&gt;&lt;&lt;/mm:es&gt;&lt;p/m&lt;:b:ox&gt;&gt;&lt;m/ms:nuum&gt;&lt;m:den&gt;&lt;m:box&gt;&lt;m:boxPr/&gt;&lt;m:e&gt;&lt;m:r&gt;&lt;m:rPr&gt;&lt;m:scr m:val=&quot;roman&quot;/&gt;&lt;/m:rPr&gt;&lt;w:rPr/&gt;&lt;m:t&gt;n&lt;/m:t&gt;&lt;/m:r&gt;&lt;/m:e&gt;&lt;/m:box&gt;&lt;/m:den&gt;&lt;/m:f&gt;&lt;/m:e&gt;&lt;/m:box&gt;&lt;/m:oMath&gt;&lt;/m:oMathPara&gt;&lt;/w:p&gt;&lt;/wx:sect&gt;&lt;/w:body&gt;&lt;/w:wordDocument">
+        <w:pict w14:anchorId="6559CE72">
+          <v:shape id="图片 20" o:spid="_x0000_i1026" type="#_x0000_t75" style="width:77.85pt;height:43.55pt;mso-wrap-style:square;mso-position-horizontal-relative:page;mso-position-vertical-relative:page" equationxml="&lt;?xml version=&quot;1.0&quot; encoding=&quot;UTF-8&quot; standalone=&quot;yes&quot;?&gt;&#10;&lt;?mso-application progid=&quot;Word.Document&quot;?&gt;&#10;&lt;w:wordDocument xmlns:w=&quot;http://schemas.microsoft.com/office/word/2003/wordml&quot; xmlns:v=&quot;urn:schemas-microsoft-com:vml&quot; xmlns:w10=&quot;urn:schemas-microsoft-com:office:word&quot; xmlns:sl=&quot;http://schemas.microsoft.com/schemaLibrary/2003/core&quot; xmlns:aml=&quot;http://schemas.microsoft.com/aml/2001/core&quot; xmlns:wx=&quot;http://schemas.microsoft.com/office/word/2003/auxHint&quot; xmlns:o=&quot;urn:schemas-microsoft-com:office:office&quot; xmlns:dt=&quot;uuid:C2F41010-65B3-11d1-A29F-00AA00C14882&quot; xmlns:mc=&quot;http://schemas.openxmlformats.org/markup-compatibility/2006&quot; xmlns:m=&quot;http://schemas.openxmlformats.org/officeDocument/2006/math&quot; w:macrosPresent=&quot;no&quot; w:embeddedObjPresent=&quot;no&quot; w:ocxPresent=&quot;no&quot; xml:space=&quot;preserve&quot;&gt;&lt;o:DocumentProperties&gt;&lt;o:Version&gt;14&lt;/o:Version&gt;&lt;/o:DocumentProperties&gt;&lt;w:docPr&gt;&lt;w:view w:val=&quot;print&quot;/&gt;&lt;w:zoom w:percent=&quot;100&quot;/&gt;&lt;w:characterSpacingControl w:val=&quot;CompressPunctuation&quot;/&gt;&lt;w:documentProtection w:enforcement=&quot;off&quot;/&gt;&lt;w:embedTrueTypeFonts/&gt;&lt;w:doNotEmbedSystemFonts/&gt;&lt;w:saveSubsetFonts/&gt;&lt;w:defaultTabStop w:val=&quot;420&quot;/&gt;&lt;w:drawingGridHorizontalSpacing w:val=&quot;0&quot;/&gt;&lt;w:drawingGridVerticalSpacing w:val=&quot;156&quot;/&gt;&lt;w:displayHorizontalDrawingGridEvery w:val=&quot;1&quot;/&gt;&lt;w:displayVerticalDrawingGridEvery w:val=&quot;1&quot;/&gt;&lt;w:compat&gt;&lt;w:adjustLineHeightInTable/&gt;&lt;w:doNotExpandShiftReturn/&gt;&lt;w:balanceSingleByteDoubleByteWidth/&gt;&lt;w:spaceForUL/&gt;&lt;w:dontGrowAutofit/&gt;&lt;w:useFELayout/&gt;&lt;/w:compat&gt;&lt;/w:docPr&gt;&lt;w:body&gt;&lt;wx:sect&gt;&lt;w:p&gt;&lt;m:oMathPara&gt;&lt;m:oMath&gt;&lt;m:box&gt;&lt;m:boxPr/&gt;&lt;m:e&gt;&lt;m:sSub&gt;&lt;m:sSubPr/&gt;&lt;m:e&gt;&lt;m:r&gt;&lt;m:rPr&gt;&lt;m:scr m:val=&quot;roman&quot;/&gt;&lt;/m:rPr&gt;&lt;w:rPr/&gt;&lt;m:t&gt;蠒&lt;/m:t&gt;&lt;/m:r&gt;&lt;/m:e&gt;&lt;m:sub&gt;&lt;m:box&gt;&lt;m:boxPr/&gt;&lt;m:e&gt;&lt;m:r&gt;&lt;m:rPr&gt;&lt;m:scr m:val=&quot;roman&quot;/&gt;&lt;/m:rPr&gt;&lt;w:rPr/&gt;&lt;m:t&gt;m&lt;/m:t&gt;&lt;/m:r&gt;&lt;/m:e&gt;&lt;/m:box&gt;&lt;/m:sub&gt;&lt;/m:sSub&gt;&lt;m:r&gt;&lt;m:rPr&gt;&lt;m:sty m:val=&quot;p&quot;/&lt;&lt;&lt;&lt;&lt;&lt;&lt;&lt;&lt;&gt;&lt;m:scr m:val=&quot;roman&quot;/&gt;&lt;/m:rPr&gt;&lt;w:rPr/&gt;&lt;m:t&gt;=&lt;/m:t&gt;&lt;/m:r&gt;&lt;m:f&gt;&lt;m:fPr/&gt;&lt;m:num&gt;&lt;m:box&gt;&lt;m:boxPr/&gt;&lt;m:e&gt;&lt;m:nary&gt;&lt;m:naryPr&gt;&lt;m:chr m:val=&quot;鈭?/&gt;&lt;m:limLoc m:val=&quot;undOvr&quot;/&gt;&lt;/m:naryPr&gt;&lt;m:sub&gt;&lt;m:box&gt;&lt;m:boxPr/&gt;&lt;m:e&gt;&lt;m:r&gt;&lt;m:rPr&gt;&lt;m:scr m:val=&quot;roman&quot;/&gt;&lt;/m:rPr&gt;&lt;w:&lt;r&lt;P&lt;r&lt;/&lt;&gt;&lt;&lt;&lt;m&lt;/&lt;:t&gt;i&lt;/m:t&gt;&lt;/m:r&gt;&lt;m:r&gt;&lt;m:rPr&gt;&lt;m:sty m:val=&quot;p&quot;/&gt;&lt;m:scr m:val=&quot;roman&quot;/&gt;&lt;/m:rPr&gt;&lt;w:rPr/&gt;&lt;m:t&gt;=1&lt;/m:t&gt;&lt;/m:r&gt;&lt;/m:e&gt;&lt;/m:box&gt;&lt;/m:sub&gt;&lt;m:sup&gt;&lt;m:box&gt;&lt;m:boxPr/&gt;&lt;m:e&gt;&lt;m:r&gt;&lt;m:rPr&gt;&lt;m:scr m:val=&quot;roman&quot;/&gt;&lt;/m:rPr&gt;&lt;w:rPr/&gt;&lt;m:t&gt;n&lt;/m:t&gt;&lt;/m:r&gt;&lt;/m:e&gt;&lt;/m:box&gt;&lt;/m:sup&gt;&lt;m:e&gt;&lt;m:sSub&gt;&lt;m:sSubPr/&gt;&lt;m:e&gt;&lt;m:r&gt;&lt;m:rPr&gt;&lt;m:scr m:val=&quot;roman&quot;/&gt;&lt;/m:rPr&gt;&lt;w:rPr/&gt;&lt;m:t&gt;蠒&lt;/m:t&gt;&lt;/m:r&gt;&lt;/m:e&gt;&lt;m:sub&gt;&lt;m:box&gt;&lt;m:boxPr/&gt;&lt;m:e&gt;&lt;m:r&gt;&lt;m:rPr&gt;&lt;m:scr m:val=&quot;roman&quot;/&gt;&lt;/m:rPr&gt;&lt;w:rPr/&gt;&lt;m:t&gt;i&lt;/m:t&gt;&lt;/m:r&gt;&lt;/m:e&gt;&lt;/m:box&gt;&lt;/m:sub&gt;&lt;/m:sSub&gt;&lt;/m:e&gt;&lt;/m:nary&gt;&lt;/mm:es&gt;&lt;p/m&lt;:b:ox&gt;&gt;&lt;m/ms:nuum&gt;&lt;m:den&gt;&lt;m:box&gt;&lt;m:boxPr/&gt;&lt;m:e&gt;&lt;m:r&gt;&lt;m:rPr&gt;&lt;m:scr m:val=&quot;roman&quot;/&gt;&lt;/m:rPr&gt;&lt;w:rPr/&gt;&lt;m:t&gt;n&lt;/m:t&gt;&lt;/m:r&gt;&lt;/m:e&gt;&lt;/m:box&gt;&lt;/m:den&gt;&lt;/m:f&gt;&lt;/m:e&gt;&lt;/m:box&gt;&lt;/m:oMath&gt;&lt;/m:oMathPara&gt;&lt;/w:p&gt;&lt;/wx:sect&gt;&lt;/w:body&gt;&lt;/w:wordDocument">
             <v:fill o:detectmouseclick="t"/>
             <v:imagedata r:id="rId8" o:title=""/>
             <o:lock v:ext="edit" aspectratio="f"/>
@@ -12085,8 +12086,8 @@
         <w:t xml:space="preserve">        </w:t>
       </w:r>
       <w:r>
-        <w:pict w14:anchorId="4F8CF989">
-          <v:shape id="图片 21" o:spid="_x0000_i1027" type="#_x0000_t75" style="width:150.5pt;height:63.5pt;mso-position-horizontal-relative:page;mso-position-vertical-relative:page" equationxml="&lt;?xml version=&quot;1.0&quot; encoding=&quot;UTF-8&quot; standalone=&quot;yes&quot;?&gt;&#10;&lt;?mso-application progid=&quot;Word.Document&quot;?&gt;&#10;&lt;w:wordDocument xmlns:w=&quot;http://schemas.microsoft.com/office/word/2003/wordml&quot; xmlns:v=&quot;urn:schemas-microsoft-com:vml&quot; xmlns:w10=&quot;urn:schemas-microsoft-com:office:word&quot; xmlns:sl=&quot;http://schemas.microsoft.com/schemaLibrary/2003/core&quot; xmlns:aml=&quot;http://schemas.microsoft.com/aml/2001/core&quot; xmlns:wx=&quot;http://schemas.microsoft.com/office/word/2003/auxHint&quot; xmlns:o=&quot;urn:schemas-microsoft-com:office:office&quot; xmlns:dt=&quot;uuid:C2F41010-65B3-11d1-A29F-00AA00C14882&quot; xmlns:mc=&quot;http://schemas.openxmlformats.org/markup-compatibility/2006&quot; xmlns:m=&quot;http://schemas.openxmlformats.org/officeDocument/2006/math&quot; w:macrosPresent=&quot;no&quot; w:embeddedObjPresent=&quot;no&quot; w:ocxPresent=&quot;no&quot; xml:space=&quot;preserve&quot;&gt;&lt;o:DocumentProperties&gt;&lt;o:Version&gt;14&lt;/o:Version&gt;&lt;/o:DocumentProperties&gt;&lt;w:docPr&gt;&lt;w:view w:val=&quot;print&quot;/&gt;&lt;w:zoom w:percent=&quot;100&quot;/&gt;&lt;w:characterSpacingControl w:val=&quot;CompressPunctuation&quot;/&gt;&lt;w:documentProtection w:enforcement=&quot;off&quot;/&gt;&lt;w:embedTrueTypeFonts/&gt;&lt;w:doNotEmbedSystemFonts/&gt;&lt;w:saveSubsetFonts/&gt;&lt;w:defaultTabStop w:val=&quot;420&quot;/&gt;&lt;w:drawingGridHorizontalSpacing w:val=&quot;0&quot;/&gt;&lt;w:drawingGridVerticalSpacing w:val=&quot;156&quot;/&gt;&lt;w:displayHorizontalDrawingGridEvery w:val=&quot;1&quot;/&gt;&lt;w:displayVerticalDrawingGridEvery w:val=&quot;1&quot;/&gt;&lt;w:compat&gt;&lt;w:adjustLineHeightInTable/&gt;&lt;w:doNotExpandShiftReturn/&gt;&lt;w:balanceSingleByteDoubleByteWidth/&gt;&lt;w:spaceForUL/&gt;&lt;w:dontGrowAutofit/&gt;&lt;w:useFELayout/&gt;&lt;/w:compat&gt;&lt;/w:docPr&gt;&lt;w:body&gt;&lt;wx:sect&gt;&lt;w:p&gt;&lt;m:oMathPara&gt;&lt;m:oMath&gt;&lt;m:box&gt;&lt;m:boxPr/&gt;&lt;m:e&gt;&lt;m:sSub&gt;&lt;m:sSubPr/&gt;&lt;m:e&gt;&lt;m:r&gt;&lt;m:rPr&gt;&lt;m:scr m:val=&quot;roman&quot;/&gt;&lt;/m:rPr&gt;&lt;w:rPr/&gt;&lt;m:t&gt;蟽&lt;/m:t&gt;&lt;/m:r&gt;&lt;/m:e&gt;&lt;m:sub&gt;&lt;m:box&gt;&lt;m:boxPr/&gt;&lt;m:e&gt;&lt;m:r&gt;&lt;m:rPr&gt;&lt;m:scr m:val=&quot;roman&quot;/&gt;&lt;/m:rPr&gt;&lt;w:rPr/&gt;&lt;m:t&gt;f&lt;/m:t&gt;&lt;/m:r&gt;&lt;/m:e&gt;&lt;/m:box&gt;&lt;/m:sub&gt;&lt;/m:sSub&gt;&lt;m:r&gt;&lt;m:rPr&gt;&lt;m:sty m:val=&quot;p&quot;/&lt;&lt;&lt;&lt;&lt;&lt;&lt;&lt;&lt;&lt;&lt;&lt;&lt;&lt;&lt;&gt;&lt;m:scr m:val=&quot;roman&quot;/&gt;&lt;/m:rPr&gt;&lt;w:rPr/&gt;&lt;m:t&gt;=&lt;/m:t&gt;&lt;/m:r&gt;&lt;m:rad&gt;&lt;m:radPr/&gt;&lt;m:deg/&gt;&lt;m:e&gt;&lt;m:box&gt;&lt;m:boxPr/&gt;&lt;m:e&gt;&lt;m:box&gt;&lt;m:boxPr/&gt;&lt;m:e&gt;&lt;m:f&gt;&lt;m:fPr/&gt;&lt;m:num&gt;&lt;m:box&gt;&lt;m:boxPr/&gt;&lt;m:e&gt;&lt;m:r&gt;&lt;m:rPr&gt;&lt;m:sty m:val=&quot;p&quot;/&gt;&lt;m:scr m:val=&quot;roman&quot;/&gt;&lt;/m:rPr&gt;&lt;w:rPr/&gt;&lt;m:t&gt;1&lt;/m:t&gt;&lt;/m:r&gt;&lt;/m:e&gt;&lt;/m:box&gt;&lt;/m:num&gt;&lt;m:den&gt;&lt;m:box&gt;&lt;m:boxPr/&gt;&lt;m:e&gt;&lt;m:r&gt;&lt;m:rPr&gt;&lt;m:scr m:val=&quot;roman&quot;/&gt;&lt;/m:rPr&gt;&lt;w:rPr/&gt;&lt;m:t&gt;n&lt;/m:t&gt;&lt;/m:r&gt;&lt;m:r&gt;&lt;m:rPr&gt;&lt;m:sty m:val=&quot;p&quot;/&gt;&lt;m:scr m:val=&quot;roman&quot;/&gt;&lt;/m:rPr&gt;&lt;w:rPr/&gt;&lt;m:t&gt;鈭?&lt;/m:t&gt;&lt;/m:r&gt;&lt;/m:e&gt;&lt;/m:box&gt;&lt;/m:den&gt;&lt;/m:f&gt;&lt;m&gt;:&lt;bmo:xt&gt;&gt;&lt;1m&lt;:/bmo:xtP&gt;r&lt;&lt;//&gt;&lt;m:e&gt;&lt;m:d&gt;&lt;m:dPr&gt;&lt;m:begChr m:val=&quot;[&quot;/&gt;&lt;m:endChr m:val=&quot;]&quot;/&gt;&lt;/m:dPr&gt;&lt;m:e&gt;&lt;m:box&gt;&lt;m:boxPr/&gt;&lt;m:e&gt;&lt;m:nary&gt;&lt;m:naryPr&gt;&lt;m:chr m:val=&quot;鈭?/&gt;&lt;m:limLoc m:val=&quot;undOvr&quot;/&gt;&lt;/m:naryPr&gt;&lt;m:sub&gt;&lt;m:box&gt;&lt;m:boxPr/&gt;&lt;m:e&gt;&lt;m:r&gt;&lt;m:rPr&gt;&lt;m:scr m:val=&quot;ro&gt;ma&lt;n&quot;m/&gt;:&lt;/tm:&gt;rP1r&gt;&lt;&lt;w/:rmPr:/&gt;t&lt;m&gt;:t&lt;&gt;&lt;/i&lt;/m:t&gt;&lt;/m:r&gt;&lt;m:r&gt;&lt;m:rPr&gt;&lt;m:sty m:val=&quot;p&quot;/&gt;&lt;m:scr m:val=&quot;roman&quot;/&gt;&lt;/m:rPr&gt;&lt;w:rPr/&gt;&lt;m:t&gt;=1&lt;/m:t&gt;&lt;/m:r&gt;&lt;/m:e&gt;&lt;/m:box&gt;&lt;/m:sub&gt;&lt;m:sup&gt;&lt;m:box&gt;&lt;m:boxPr/&gt;&lt;m:e&gt;&lt;m:r&gt;&lt;m:rPr&gt;&lt;m:scr m:val=&quot;roman&quot;/&gt;&lt;/m:rPr&gt;&lt;w:rPr/&gt;&lt;m:t&gt;n&lt;/m:t&gt;&lt;/m:r&gt;&lt;/m:e&gt;&lt;/m:box&gt;&lt;/m:sup&gt;&lt;m:e&gt;&lt;m:sSubSup&gt;&lt;m:sSubSupPr/&gt;&lt;m:e&gt;&lt;m:r&gt;&lt;m:rPr&gt;&lt;m:scr m:val=&quot;roman&quot;/&gt;&lt;/m:rPr&gt;&lt;w:rPr/&gt;&lt;m:t&gt;蠒&lt;/m:t&gt;&lt;/m:r&gt;&lt;/m:e&gt;&lt;m:sub&gt;&lt;m:box&gt;&lt;m:boxPr/&gt;&lt;m:e&gt;&lt;m:r&gt;&lt;m:rPr&gt;&lt;m:scr m:val=&quot;roman&quot;/&gt;&lt;/m:rPr&gt;&lt;w:rPr/&gt;&lt;m:t&gt;i&lt;/m:t&gt;&lt;/m:r&gt;&lt;/m:e&gt;&lt;/m:box&gt;&lt;/m:su&gt;b&gt;&lt;mm:s&gt;up&gt;m&lt;m:&gt;boxm&gt;&lt;mo:bo&lt;xPr:/&gt;&lt;pm:em&gt;&lt;m&gt;:r&gt;:&lt;m:urPru&gt;&lt;m:sty m:val=&quot;p&quot;/&gt;&lt;m:scr m:val=&quot;roman&quot;/&gt;&lt;/m:rPr&gt;&lt;w:rPr/&gt;&lt;m:t&gt;2&lt;/m:t&gt;&lt;/m:r&gt;&lt;/m:e&gt;&lt;/m:box&gt;&lt;/m:sup&gt;&lt;/m:sSubSup&gt;&lt;m:r&gt;&lt;m:rPr&gt;&lt;m:sty m:val=&quot;p&quot;/&gt;&lt;m:scr m:val=&quot;roman&quot;/&gt;&lt;/m:rPr&gt;&lt;w:rPr/&gt;&lt;m:t&gt;鈭?/m:t&gt;&lt;/m:r&gt;&lt;m:&gt;f&gt;&lt;mm:fPr&gt;/&gt;&lt;mm:num&gt;&gt;&lt;m:mbox&gt;o&lt;m:b&lt;oxPr:/&gt;&lt;mp:e&gt;&lt;mm:sS&gt;up&gt;&lt;:m:sSuupPrur/&gt;&lt;m:e&gt;&lt;m:box&gt;&lt;m:boxPr/&gt;&lt;m:e&gt;&lt;m:d&gt;&lt;m:dPr/&gt;&lt;m:e&gt;&lt;m:box&gt;&lt;m:boxPr/&gt;&lt;m:e&gt;&lt;m:nary&gt;&lt;m:naryPr&gt;&lt;m:chr m:val=&quot;鈭?/&gt;&lt;m:limLoc m:val=&quot;undOvr&quot;/&gt;&lt;/m:naryPr&gt;&lt;m:sub&gt;&lt;m:box&gt;&lt;m:boxPr/&gt;&lt;m:e&gt;&lt;m:r&gt;&lt;m:rPr&gt;&gt;&lt;m:scmr m:v&gt;al=&quot;rmoman&quot;&gt;/&gt;&lt;/mm:rPr&gt;o&lt;w:rP&lt;r/&gt;&lt;m::t&gt;i&lt;p/m:t&gt;m&lt;/m:r&gt;&gt;&lt;m:r:&gt;&lt;m:ruPr&gt;&lt;rum:sty m:val=&quot;p&quot;/&gt;&lt;m:scr m:val=&quot;roman&quot;/&gt;&lt;/m:rPr&gt;&lt;w:rPr/&gt;&lt;m:t&gt;=1&lt;/m:t&gt;&lt;/m:r&gt;&lt;/m:e&gt;&lt;/m:box&gt;&lt;/m:sub&gt;&lt;m:sup&gt;&lt;m:box&gt;&lt;m:boxPr/&gt;&lt;m:e&gt;&lt;m:r&gt;&lt;m:rPr&gt;&lt;m:scr m:val=&quot;roman&quot;/&gt;&lt;/m:rPr&gt;&lt;w:rPr/&gt;&lt;m:t&gt;n&lt;/m:t&gt;&lt;/m:r&gt;&lt;/m:e&gt;&lt;/m:box&gt;&lt;/m:sup&gt;&lt;m:e&gt;&lt;m:sSub&gt;&lt;m:sSubPr/&gt;&lt;m:e&gt;&lt;m:r&gt;&lt;m:rPr&gt;&lt;m:scr m:val=&quot;roman&quot;/&gt;&lt;/m:rPr&gt;&lt;w:rPr/&gt;&lt;m:t&gt;蠒&lt;/m:t&gt;&lt;/m:r&gt;&lt;/m:e&gt;&lt;m:sub&gt;&lt;m:box&gt;&lt;m:boxPr/&gt;&lt;m:e&gt;&lt;m:r&gt;&lt;m:rPr&gt;&lt;m:scr m:val=&quot;roman&quot;/&gt;&lt;/m:rPr&gt;&lt;w:rPr/&gt;&lt;m:t&gt;i&lt;/m:t&gt;&lt;/m:r&gt;&lt;/m:e&gt;&lt;/m:rbox&gt;&lt;/mm:sub&gt;/&lt;/m:sS/ub&gt;&lt;/m/:e&gt;&lt;/m/:nary&gt;&gt;&lt;/m:e&gt;u&lt;/m:boex&gt;&lt;/m:Se&gt;&lt;/m::d&gt;&lt;/m:re&gt;&lt;/m:ebox&gt;&lt;/&gt;m:e&gt;&lt;mr:sup&gt;&lt;m:box&gt;&lt;m:boxPr/&gt;&lt;m:e&gt;&lt;m:r&gt;&lt;m:rPr&gt;&lt;m:sty m:val=&quot;p&quot;/&gt;&lt;m:scr m:val=&quot;roman&quot;/&gt;&lt;/m:rPr&gt;&lt;w:rPr/&gt;&lt;m:t&gt;2&lt;/m:t&gt;&lt;/m:r&gt;&lt;/m:e&gt;&lt;/m:box&gt;&lt;/m:sup&gt;&lt;/m:sSup&gt;&lt;/m:e&gt;&lt;/m:box&gt;&lt;/m:num&gt;&lt;m:den&gt;&lt;m:box&gt;&lt;m:boxPr/&gt;&lt;m:e&gt;&lt;m:r&gt;&lt;m:rPr&gt;&lt;m:scr m:val=&quot;roman&quot;/&gt;&lt;/m:rPr&gt;&lt;w:rPr/&gt;&lt;m:t&gt;n&lt;/m:t&gt;&lt;/m:r&gt;&lt;/m:e&gt;&lt;/m:box&gt;&lt;/m:den&gt;&lt;/m:f&gt;&lt;/m:e&gt;&lt;/m:nary&gt;&lt;/m:e&gt;&lt;/m:box&gt;&lt;/m:e&gt;&lt;/m:d&gt;&lt;/m:e&gt;&lt;/m:box&gt;&lt;/m:e&gt;&lt;/m:box&gt;&lt;/m:e&gt;&lt;/m:box&gt;&lt;/m:e&gt;&lt;/m:rad&gt;&lt;/m:e&gt;&lt;/m:box&gt;&lt;/m:oMath&gt;&lt;/m:oMathPara&gt;&lt;/w:p&gt;&lt;/wx:sect&gt;&lt;/w:body&gt;&lt;/w:wordDocument">
+        <w:pict w14:anchorId="63F0731E">
+          <v:shape id="图片 21" o:spid="_x0000_i1027" type="#_x0000_t75" style="width:149.85pt;height:62.8pt;mso-wrap-style:square;mso-position-horizontal-relative:page;mso-position-vertical-relative:page" equationxml="&lt;?xml version=&quot;1.0&quot; encoding=&quot;UTF-8&quot; standalone=&quot;yes&quot;?&gt;&#10;&lt;?mso-application progid=&quot;Word.Document&quot;?&gt;&#10;&lt;w:wordDocument xmlns:w=&quot;http://schemas.microsoft.com/office/word/2003/wordml&quot; xmlns:v=&quot;urn:schemas-microsoft-com:vml&quot; xmlns:w10=&quot;urn:schemas-microsoft-com:office:word&quot; xmlns:sl=&quot;http://schemas.microsoft.com/schemaLibrary/2003/core&quot; xmlns:aml=&quot;http://schemas.microsoft.com/aml/2001/core&quot; xmlns:wx=&quot;http://schemas.microsoft.com/office/word/2003/auxHint&quot; xmlns:o=&quot;urn:schemas-microsoft-com:office:office&quot; xmlns:dt=&quot;uuid:C2F41010-65B3-11d1-A29F-00AA00C14882&quot; xmlns:mc=&quot;http://schemas.openxmlformats.org/markup-compatibility/2006&quot; xmlns:m=&quot;http://schemas.openxmlformats.org/officeDocument/2006/math&quot; w:macrosPresent=&quot;no&quot; w:embeddedObjPresent=&quot;no&quot; w:ocxPresent=&quot;no&quot; xml:space=&quot;preserve&quot;&gt;&lt;o:DocumentProperties&gt;&lt;o:Version&gt;14&lt;/o:Version&gt;&lt;/o:DocumentProperties&gt;&lt;w:docPr&gt;&lt;w:view w:val=&quot;print&quot;/&gt;&lt;w:zoom w:percent=&quot;100&quot;/&gt;&lt;w:characterSpacingControl w:val=&quot;CompressPunctuation&quot;/&gt;&lt;w:documentProtection w:enforcement=&quot;off&quot;/&gt;&lt;w:embedTrueTypeFonts/&gt;&lt;w:doNotEmbedSystemFonts/&gt;&lt;w:saveSubsetFonts/&gt;&lt;w:defaultTabStop w:val=&quot;420&quot;/&gt;&lt;w:drawingGridHorizontalSpacing w:val=&quot;0&quot;/&gt;&lt;w:drawingGridVerticalSpacing w:val=&quot;156&quot;/&gt;&lt;w:displayHorizontalDrawingGridEvery w:val=&quot;1&quot;/&gt;&lt;w:displayVerticalDrawingGridEvery w:val=&quot;1&quot;/&gt;&lt;w:compat&gt;&lt;w:adjustLineHeightInTable/&gt;&lt;w:doNotExpandShiftReturn/&gt;&lt;w:balanceSingleByteDoubleByteWidth/&gt;&lt;w:spaceForUL/&gt;&lt;w:dontGrowAutofit/&gt;&lt;w:useFELayout/&gt;&lt;/w:compat&gt;&lt;/w:docPr&gt;&lt;w:body&gt;&lt;wx:sect&gt;&lt;w:p&gt;&lt;m:oMathPara&gt;&lt;m:oMath&gt;&lt;m:box&gt;&lt;m:boxPr/&gt;&lt;m:e&gt;&lt;m:sSub&gt;&lt;m:sSubPr/&gt;&lt;m:e&gt;&lt;m:r&gt;&lt;m:rPr&gt;&lt;m:scr m:val=&quot;roman&quot;/&gt;&lt;/m:rPr&gt;&lt;w:rPr/&gt;&lt;m:t&gt;蟽&lt;/m:t&gt;&lt;/m:r&gt;&lt;/m:e&gt;&lt;m:sub&gt;&lt;m:box&gt;&lt;m:boxPr/&gt;&lt;m:e&gt;&lt;m:r&gt;&lt;m:rPr&gt;&lt;m:scr m:val=&quot;roman&quot;/&gt;&lt;/m:rPr&gt;&lt;w:rPr/&gt;&lt;m:t&gt;f&lt;/m:t&gt;&lt;/m:r&gt;&lt;/m:e&gt;&lt;/m:box&gt;&lt;/m:sub&gt;&lt;/m:sSub&gt;&lt;m:r&gt;&lt;m:rPr&gt;&lt;m:sty m:val=&quot;p&quot;/&lt;&lt;&lt;&lt;&lt;&lt;&lt;&lt;&lt;&gt;&lt;m:scr m:val=&quot;roman&quot;/&gt;&lt;/m:rPr&gt;&lt;w:rPr/&gt;&lt;m:t&gt;=&lt;/m:t&gt;&lt;/m:r&gt;&lt;m:rad&gt;&lt;m:radPr/&gt;&lt;m:deg/&gt;&lt;m:e&gt;&lt;m:box&gt;&lt;m:boxPr/&gt;&lt;m:e&gt;&lt;m:box&gt;&lt;m:boxPr/&gt;&lt;m:e&gt;&lt;m:f&gt;&lt;m:fPr/&gt;&lt;m:num&gt;&lt;m:box&gt;&lt;m:boxPr/&gt;&lt;m:e&gt;&lt;m:r&gt;&lt;m:rPr&gt;&lt;m:sty m:val=&quot;p&quot;/&gt;&lt;m:scr m:val=&quot;roman&quot;/&gt;&lt;/m:rPr&gt;&lt;w:rPr/&gt;&lt;m:t&gt;1&lt;/m:t&gt;&lt;/m:r&gt;&lt;/m:e&gt;&lt;/m:box&gt;&lt;/m:num&gt;&lt;m:den&gt;&lt;m:box&gt;&lt;m:boxPr/&gt;&lt;m:e&gt;&lt;m:r&gt;&lt;m:rPr&gt;&lt;m:scr m:val=&quot;roman&quot;/&gt;&lt;/m:rPr&gt;&lt;w:rPr/&gt;&lt;m:t&gt;n&lt;/m:t&gt;&lt;/m:r&gt;&lt;m:r&gt;&lt;m:rPr&gt;&lt;m:sty m:val=&quot;p&quot;/&gt;&lt;m:scr m:val=&quot;roman&quot;/&gt;&lt;/m:rPr&gt;&lt;w:rPr/&gt;&lt;m:t&gt;鈭?&lt;/m:t&gt;&lt;/m:r&gt;&lt;/m:e&gt;&lt;/m:box&gt;&lt;/m:den&gt;&lt;/m:f&gt;&lt;m:box&gt;&lt;1m&lt;:/bmo:xtP&gt;r&lt;&lt;//&gt;&lt;m:e&gt;&lt;m:d&gt;&lt;m:dPr&gt;&lt;m:begChr m:val=&quot;[&quot;/&gt;&lt;m:endChr m:val=&quot;]&quot;/&gt;&lt;/m:dPr&gt;&lt;m:e&gt;&lt;m:box&gt;&lt;m:boxPr/&gt;&lt;m:e&gt;&lt;m:nary&gt;&lt;m:naryPr&gt;&lt;m:chr m:val=&quot;鈭?/&gt;&lt;m:limLoc m:val=&quot;undOvr&quot;/&gt;&lt;/m:naryPr&gt;&lt;m:sub&gt;&lt;m:box&gt;&lt;m:boxPr/&gt;&lt;m:e&gt;&lt;m:r&gt;&lt;m:rPr&gt;&lt;m:scr m:val=&quot;roman&quot;/&gt;&lt;/m:rP1r&gt;&lt;&lt;w/:rmPr:/&gt;t&lt;m&gt;:t&lt;&gt;&lt;/i&lt;/m:t&gt;&lt;/m:r&gt;&lt;m:r&gt;&lt;m:rPr&gt;&lt;m:sty m:val=&quot;p&quot;/&gt;&lt;m:scr m:val=&quot;roman&quot;/&gt;&lt;/m:rPr&gt;&lt;w:rPr/&gt;&lt;m:t&gt;=1&lt;/m:t&gt;&lt;/m:r&gt;&lt;/m:e&gt;&lt;/m:box&gt;&lt;/m:sub&gt;&lt;m:sup&gt;&lt;m:box&gt;&lt;m:boxPr/&gt;&lt;m:e&gt;&lt;m:r&gt;&lt;m:rPr&gt;&lt;m:scr m:val=&quot;roman&quot;/&gt;&lt;/m:rPr&gt;&lt;w:rPr/&gt;&lt;m:t&gt;n&lt;/m:t&gt;&lt;/m:r&gt;&lt;/m:e&gt;&lt;/m:box&gt;&lt;/m:sup&gt;&lt;m:e&gt;&lt;m:sSubSup&gt;&lt;m:sSubSupPr/&gt;&lt;m:e&gt;&lt;m:r&gt;&lt;m:rPr&gt;&lt;m:scr m:val=&quot;roman&quot;/&gt;&lt;/m:rPr&gt;&lt;w:rPr/&gt;&lt;m:t&gt;蠒&lt;/m:t&gt;&lt;/m:r&gt;&lt;/m:e&gt;&lt;m:sub&gt;&lt;m:box&gt;&lt;m:boxPr/&gt;&lt;m:e&gt;&lt;m:r&gt;&lt;m:rPr&gt;&lt;m:scr m:val=&quot;roman&quot;/&gt;&lt;/m:rPr&gt;&lt;w:rPr/&gt;&lt;m:t&gt;i&lt;/m:t&gt;&lt;/m:r&gt;&lt;/m:e&gt;&lt;/m:box&gt;&lt;/m:sub&gt;&lt;m:sup&gt;&lt;m:box&gt;&lt;mo:bo&lt;xPr:/&gt;&lt;pm:em&gt;&lt;m&gt;:r&gt;:&lt;m:urPru&gt;&lt;m:sty m:val=&quot;p&quot;/&gt;&lt;m:scr m:val=&quot;roman&quot;/&gt;&lt;/m:rPr&gt;&lt;w:rPr/&gt;&lt;m:t&gt;2&lt;/m:t&gt;&lt;/m:r&gt;&lt;/m:e&gt;&lt;/m:box&gt;&lt;/m:sup&gt;&lt;/m:sSubSup&gt;&lt;m:r&gt;&lt;m:rPr&gt;&lt;m:sty m:val=&quot;p&quot;/&gt;&lt;m:scr m:val=&quot;roman&quot;/&gt;&lt;/m:rPr&gt;&lt;w:rPr/&gt;&lt;m:t&gt;鈭?/m:t&gt;&lt;/m:r&gt;&lt;m:f&gt;&lt;m:fPr/&gt;&lt;m:num&gt;&lt;m:box&gt;o&lt;m:b&lt;oxPr:/&gt;&lt;mp:e&gt;&lt;mm:sS&gt;up&gt;&lt;:m:sSuupPrur/&gt;&lt;m:e&gt;&lt;m:box&gt;&lt;m:boxPr/&gt;&lt;m:e&gt;&lt;m:d&gt;&lt;m:dPr/&gt;&lt;m:e&gt;&lt;m:box&gt;&lt;m:boxPr/&gt;&lt;m:e&gt;&lt;m:nary&gt;&lt;m:naryPr&gt;&lt;m:chr m:val=&quot;鈭?/&gt;&lt;m:limLoc m:val=&quot;undOvr&quot;/&gt;&lt;/m:naryPr&gt;&lt;m:sub&gt;&lt;m:box&gt;&lt;m:boxPr/&gt;&lt;m:e&gt;&lt;m:r&gt;&lt;m:rPr&gt;&lt;m:scr m:val=&quot;roman&quot;/&gt;&lt;/m:rPr&gt;o&lt;w:rP&lt;r/&gt;&lt;m::t&gt;i&lt;p/m:t&gt;m&lt;/m:r&gt;&gt;&lt;m:r:&gt;&lt;m:ruPr&gt;&lt;rum:sty m:val=&quot;p&quot;/&gt;&lt;m:scr m:val=&quot;roman&quot;/&gt;&lt;/m:rPr&gt;&lt;w:rPr/&gt;&lt;m:t&gt;=1&lt;/m:t&gt;&lt;/m:r&gt;&lt;/m:e&gt;&lt;/m:box&gt;&lt;/m:sub&gt;&lt;m:sup&gt;&lt;m:box&gt;&lt;m:boxPr/&gt;&lt;m:e&gt;&lt;m:r&gt;&lt;m:rPr&gt;&lt;m:scr m:val=&quot;roman&quot;/&gt;&lt;/m:rPr&gt;&lt;w:rPr/&gt;&lt;m:t&gt;n&lt;/m:t&gt;&lt;/m:r&gt;&lt;/m:e&gt;&lt;/m:box&gt;&lt;/m:sup&gt;&lt;m:e&gt;&lt;m:sSub&gt;&lt;m:sSubPr/&gt;&lt;m:e&gt;&lt;m:r&gt;&lt;m:rPr&gt;&lt;m:scr m:val=&quot;roman&quot;/&gt;&lt;/m:rPr&gt;&lt;w:rPr/&gt;&lt;m:t&gt;蠒&lt;/m:t&gt;&lt;/m:r&gt;&lt;/m:e&gt;&lt;m:sub&gt;&lt;m:box&gt;&lt;m:boxPr/&gt;&lt;m:e&gt;&lt;m:r&gt;&lt;m:rPr&gt;&lt;m:scr m:val=&quot;roman&quot;/&gt;&lt;/m:rPr&gt;&lt;w:rPr/&gt;&lt;m:t&gt;i&lt;/m:t&gt;&lt;/m:r&gt;&lt;/m:e&gt;&lt;/m:box&gt;&lt;/m:sub&gt;&lt;/m:sSub&gt;&lt;/m:e&gt;&lt;/m:nary&gt;&gt;&lt;/m:e&gt;u&lt;/m:boex&gt;&lt;/m:Se&gt;&lt;/m::d&gt;&lt;/m:re&gt;&lt;/m:ebox&gt;&lt;/&gt;m:e&gt;&lt;mr:sup&gt;&lt;m:box&gt;&lt;m:boxPr/&gt;&lt;m:e&gt;&lt;m:r&gt;&lt;m:rPr&gt;&lt;m:sty m:val=&quot;p&quot;/&gt;&lt;m:scr m:val=&quot;roman&quot;/&gt;&lt;/m:rPr&gt;&lt;w:rPr/&gt;&lt;m:t&gt;2&lt;/m:t&gt;&lt;/m:r&gt;&lt;/m:e&gt;&lt;/m:box&gt;&lt;/m:sup&gt;&lt;/m:sSup&gt;&lt;/m:e&gt;&lt;/m:box&gt;&lt;/m:num&gt;&lt;m:den&gt;&lt;m:box&gt;&lt;m:boxPr/&gt;&lt;m:e&gt;&lt;m:r&gt;&lt;m:rPr&gt;&lt;m:scr m:val=&quot;roman&quot;/&gt;&lt;/m:rPr&gt;&lt;w:rPr/&gt;&lt;m:t&gt;n&lt;/m:t&gt;&lt;/m:r&gt;&lt;/m:e&gt;&lt;/m:box&gt;&lt;/m:den&gt;&lt;/m:f&gt;&lt;/m:e&gt;&lt;/m:nary&gt;&lt;/m:e&gt;&lt;/m:box&gt;&lt;/m:e&gt;&lt;/m:d&gt;&lt;/m:e&gt;&lt;/m:box&gt;&lt;/m:e&gt;&lt;/m:box&gt;&lt;/m:e&gt;&lt;/m:box&gt;&lt;/m:e&gt;&lt;/m:rad&gt;&lt;/m:e&gt;&lt;/m:box&gt;&lt;/m:oMath&gt;&lt;/m:oMathPara&gt;&lt;/w:p&gt;&lt;/wx:sect&gt;&lt;/w:body&gt;&lt;/w:wordDocument">
             <v:fill o:detectmouseclick="t"/>
             <v:imagedata r:id="rId9" o:title=""/>
             <o:lock v:ext="edit" aspectratio="f"/>
@@ -12100,8 +12101,8 @@
         <w:t xml:space="preserve">       </w:t>
       </w:r>
       <w:r>
-        <w:pict w14:anchorId="65187A9E">
-          <v:shape id="图片 22" o:spid="_x0000_i1028" type="#_x0000_t75" style="width:50pt;height:52pt;mso-position-horizontal-relative:page;mso-position-vertical-relative:page" equationxml="&lt;?xml version=&quot;1.0&quot; encoding=&quot;UTF-8&quot; standalone=&quot;yes&quot;?&gt;&#10;&lt;?mso-application progid=&quot;Word.Document&quot;?&gt;&#10;&lt;w:wordDocument xmlns:w=&quot;http://schemas.microsoft.com/office/word/2003/wordml&quot; xmlns:v=&quot;urn:schemas-microsoft-com:vml&quot; xmlns:w10=&quot;urn:schemas-microsoft-com:office:word&quot; xmlns:sl=&quot;http://schemas.microsoft.com/schemaLibrary/2003/core&quot; xmlns:aml=&quot;http://schemas.microsoft.com/aml/2001/core&quot; xmlns:wx=&quot;http://schemas.microsoft.com/office/word/2003/auxHint&quot; xmlns:o=&quot;urn:schemas-microsoft-com:office:office&quot; xmlns:dt=&quot;uuid:C2F41010-65B3-11d1-A29F-00AA00C14882&quot; xmlns:mc=&quot;http://schemas.openxmlformats.org/markup-compatibility/2006&quot; xmlns:m=&quot;http://schemas.openxmlformats.org/officeDocument/2006/math&quot; w:macrosPresent=&quot;no&quot; w:embeddedObjPresent=&quot;no&quot; w:ocxPresent=&quot;no&quot; xml:space=&quot;preserve&quot;&gt;&lt;o:DocumentProperties&gt;&lt;o:Version&gt;14&lt;/o:Version&gt;&lt;/o:DocumentProperties&gt;&lt;w:docPr&gt;&lt;w:view w:val=&quot;print&quot;/&gt;&lt;w:zoom w:percent=&quot;100&quot;/&gt;&lt;w:characterSpacingControl w:val=&quot;CompressPunctuation&quot;/&gt;&lt;w:documentProtection w:enforcement=&quot;off&quot;/&gt;&lt;w:embedTrueTypeFonts/&gt;&lt;w:doNotEmbedSystemFonts/&gt;&lt;w:saveSubsetFonts/&gt;&lt;w:defaultTabStop w:val=&quot;420&quot;/&gt;&lt;w:drawingGridHorizontalSpacing w:val=&quot;0&quot;/&gt;&lt;w:drawingGridVerticalSpacing w:val=&quot;156&quot;/&gt;&lt;w:displayHorizontalDrawingGridEvery w:val=&quot;1&quot;/&gt;&lt;w:displayVerticalDrawingGridEvery w:val=&quot;1&quot;/&gt;&lt;w:compat&gt;&lt;w:adjustLineHeightInTable/&gt;&lt;w:doNotExpandShiftReturn/&gt;&lt;w:balanceSingleByteDoubleByteWidth/&gt;&lt;w:spaceForUL/&gt;&lt;w:dontGrowAutofit/&gt;&lt;w:useFELayout/&gt;&lt;/w:compat&gt;&lt;/w:docPr&gt;&lt;w:body&gt;&lt;wx:sect&gt;&lt;w:p&gt;&lt;m:oMathPara&gt;&lt;m:oMath&gt;&lt;m:box&gt;&lt;m:boxPr/&gt;&lt;m:e&gt;&lt;m:r&gt;&lt;m:rPr&gt;&lt;m:scr m:val=&quot;roman&quot;/&gt;&lt;/m:rPr&gt;&lt;w:rPr/&gt;&lt;m:t&gt;未&lt;/m:t&gt;&lt;/m:r&gt;&lt;m:r&gt;&lt;m:rPr&gt;&lt;m:sty m:val=&quot;p&quot;/&gt;&lt;m:scr m:val=&quot;roman&quot;/&gt;&lt;/m:rPr&gt;&lt;w:rPr/&gt;&lt;m:t&gt;=&lt;/m:t&gt;&lt;/m:r&gt;&lt;m:f&gt;&lt;m:fPr/&gt;&lt;m:num&gt;&lt;m:box&gt;&lt;m:boxPr/&gt;&lt;m:e&gt;&lt;m:sSub&gt;&lt;m:sSubPr/&gt;&lt;m:e&gt;&lt;m:r&gt;&lt;m:rPr&gt;&lt;m:scr m:val=&quot;roman&quot;/&gt;&lt;&lt;&lt;&lt;&lt;&lt;&lt;&lt;&lt;&lt;&lt;&lt;&lt;&lt;&lt;&lt;/m:rPr&gt;&lt;w:rPr/&gt;&lt;m:t&gt;蟽&lt;/m:t&gt;&lt;/m:r&gt;&lt;/m:e&gt;&lt;m:sub&gt;&lt;m:box&gt;&lt;m:boxPr/&gt;&lt;m:e&gt;&lt;m:r&gt;&lt;m:rPr&gt;&lt;m:sty m:val=&quot;p&quot;/&gt;&lt;m:scr m:val=&quot;roman&quot;/&gt;&lt;/m:rPr&gt;&lt;w:rPr/&gt;&lt;m:t&gt;1&lt;/m:t&gt;&lt;/m:r&gt;&lt;/m:e&gt;&lt;/m:box&gt;&lt;/m:sub&gt;&lt;/m:sSub&gt;&lt;/m:e&gt;&lt;/m:box&gt;&lt;/m:num&gt;&lt;m:den&gt;&lt;m:box&gt;&lt;m:boxPr/&gt;&lt;m:e&gt;&lt;m:s&lt;S&lt;u&lt;b&lt;&gt;&lt;&lt;&lt;m&lt;:&lt;s&lt;S&lt;u&lt;b&lt;P&lt;r&lt;/&lt;&gt;&lt;m:e&gt;&lt;m:r&gt;&lt;m:rPr&gt;&lt;m:scr m:val=&quot;roman&quot;/&gt;&lt;/m:rPr&gt;&lt;w:rPr/&gt;&lt;m:t&gt;蠒&lt;/m:t&gt;&lt;/m:r&gt;&lt;/m:e&gt;&lt;m:sub&gt;&lt;m:box&gt;&lt;m:boxPr/&gt;&lt;m:e&gt;&lt;m:r&gt;&lt;m:rPr&gt;&lt;m:scr m:val=&quot;roman&quot;/&gt;&lt;/m:rPr&gt;&lt;w:rPr/&gt;&lt;m:t&gt;m&lt;/m:t&gt;&lt;/m:r&gt;&lt;/m:e&gt;&lt;/m:box&gt;&lt;/m:sub&gt;&lt;/m:sSub&gt;&lt;/m:e&gt;&lt;/m:box&gt;&lt;/m:&lt;de&lt;n&gt;&lt;&lt;/&lt;m:&lt;f&gt;&lt;&lt;/&lt;m:&lt;e&gt;&lt;&lt;/&lt;m:&lt;bo&lt;x&gt;&lt;&lt;/&lt;m:&lt;oMath&gt;&lt;/m:oMathPara&gt;&lt;/w:p&gt;&lt;/wx:sect&gt;&lt;/w:body&gt;&lt;/w:wordDocument">
+        <w:pict w14:anchorId="009C3C22">
+          <v:shape id="图片 22" o:spid="_x0000_i1028" type="#_x0000_t75" style="width:51.05pt;height:51.9pt;mso-wrap-style:square;mso-position-horizontal-relative:page;mso-position-vertical-relative:page" equationxml="&lt;?xml version=&quot;1.0&quot; encoding=&quot;UTF-8&quot; standalone=&quot;yes&quot;?&gt;&#10;&lt;?mso-application progid=&quot;Word.Document&quot;?&gt;&#10;&lt;w:wordDocument xmlns:w=&quot;http://schemas.microsoft.com/office/word/2003/wordml&quot; xmlns:v=&quot;urn:schemas-microsoft-com:vml&quot; xmlns:w10=&quot;urn:schemas-microsoft-com:office:word&quot; xmlns:sl=&quot;http://schemas.microsoft.com/schemaLibrary/2003/core&quot; xmlns:aml=&quot;http://schemas.microsoft.com/aml/2001/core&quot; xmlns:wx=&quot;http://schemas.microsoft.com/office/word/2003/auxHint&quot; xmlns:o=&quot;urn:schemas-microsoft-com:office:office&quot; xmlns:dt=&quot;uuid:C2F41010-65B3-11d1-A29F-00AA00C14882&quot; xmlns:mc=&quot;http://schemas.openxmlformats.org/markup-compatibility/2006&quot; xmlns:m=&quot;http://schemas.openxmlformats.org/officeDocument/2006/math&quot; w:macrosPresent=&quot;no&quot; w:embeddedObjPresent=&quot;no&quot; w:ocxPresent=&quot;no&quot; xml:space=&quot;preserve&quot;&gt;&lt;o:DocumentProperties&gt;&lt;o:Version&gt;14&lt;/o:Version&gt;&lt;/o:DocumentProperties&gt;&lt;w:docPr&gt;&lt;w:view w:val=&quot;print&quot;/&gt;&lt;w:zoom w:percent=&quot;100&quot;/&gt;&lt;w:characterSpacingControl w:val=&quot;CompressPunctuation&quot;/&gt;&lt;w:documentProtection w:enforcement=&quot;off&quot;/&gt;&lt;w:embedTrueTypeFonts/&gt;&lt;w:doNotEmbedSystemFonts/&gt;&lt;w:saveSubsetFonts/&gt;&lt;w:defaultTabStop w:val=&quot;420&quot;/&gt;&lt;w:drawingGridHorizontalSpacing w:val=&quot;0&quot;/&gt;&lt;w:drawingGridVerticalSpacing w:val=&quot;156&quot;/&gt;&lt;w:displayHorizontalDrawingGridEvery w:val=&quot;1&quot;/&gt;&lt;w:displayVerticalDrawingGridEvery w:val=&quot;1&quot;/&gt;&lt;w:compat&gt;&lt;w:adjustLineHeightInTable/&gt;&lt;w:doNotExpandShiftReturn/&gt;&lt;w:balanceSingleByteDoubleByteWidth/&gt;&lt;w:spaceForUL/&gt;&lt;w:dontGrowAutofit/&gt;&lt;w:useFELayout/&gt;&lt;/w:compat&gt;&lt;/w:docPr&gt;&lt;w:body&gt;&lt;wx:sect&gt;&lt;w:p&gt;&lt;m:oMathPara&gt;&lt;m:oMath&gt;&lt;m:box&gt;&lt;m:boxPr/&gt;&lt;m:e&gt;&lt;m:r&gt;&lt;m:rPr&gt;&lt;m:scr m:val=&quot;roman&quot;/&gt;&lt;/m:rPr&gt;&lt;w:rPr/&gt;&lt;m:t&gt;未&lt;/m:t&gt;&lt;/m:r&gt;&lt;m:r&gt;&lt;m:rPr&gt;&lt;m:sty m:val=&quot;p&quot;/&gt;&lt;m:scr m:val=&quot;roman&quot;/&gt;&lt;/m:rPr&gt;&lt;w:rPr/&gt;&lt;m:t&gt;=&lt;/m:t&gt;&lt;/m:r&gt;&lt;m:f&gt;&lt;m:fPr/&gt;&lt;m:num&gt;&lt;m:box&gt;&lt;m:boxPr/&gt;&lt;m:e&gt;&lt;m:sSub&gt;&lt;m:sSubPr/&gt;&lt;m:e&gt;&lt;m:r&gt;&lt;m:rPr&gt;&lt;m:scr m:val=&quot;roman&quot;/&gt;&lt;&lt;&lt;&lt;&lt;&lt;&lt;&lt;&lt;&lt;/m:rPr&gt;&lt;w:rPr/&gt;&lt;m:t&gt;蟽&lt;/m:t&gt;&lt;/m:r&gt;&lt;/m:e&gt;&lt;m:sub&gt;&lt;m:box&gt;&lt;m:boxPr/&gt;&lt;m:e&gt;&lt;m:r&gt;&lt;m:rPr&gt;&lt;m:sty m:val=&quot;p&quot;/&gt;&lt;m:scr m:val=&quot;roman&quot;/&gt;&lt;/m:rPr&gt;&lt;w:rPr/&gt;&lt;m:t&gt;1&lt;/m:t&gt;&lt;/m:r&gt;&lt;/m:e&gt;&lt;/m:box&gt;&lt;/m:sub&gt;&lt;/m:sSub&gt;&lt;/m:e&gt;&lt;/m:box&gt;&lt;/m:num&gt;&lt;m:den&gt;&lt;m:box&gt;&lt;m:boxPr/&gt;&lt;m:e&gt;&lt;m:sSub&gt;&lt;m&lt;:&lt;s&lt;S&lt;u&lt;b&lt;P&lt;r&lt;/&lt;&gt;&lt;m:e&gt;&lt;m:r&gt;&lt;m:rPr&gt;&lt;m:scr m:val=&quot;roman&quot;/&gt;&lt;/m:rPr&gt;&lt;w:rPr/&gt;&lt;m:t&gt;蠒&lt;/m:t&gt;&lt;/m:r&gt;&lt;/m:e&gt;&lt;m:sub&gt;&lt;m:box&gt;&lt;m:boxPr/&gt;&lt;m:e&gt;&lt;m:r&gt;&lt;m:rPr&gt;&lt;m:scr m:val=&quot;roman&quot;/&gt;&lt;/m:rPr&gt;&lt;w:rPr/&gt;&lt;m:t&gt;m&lt;/m:t&gt;&lt;/m:r&gt;&lt;/m:e&gt;&lt;/m:box&gt;&lt;/m:sub&gt;&lt;/m:sSub&gt;&lt;/m:e&gt;&lt;/m:box&gt;&lt;/m:den&gt;&lt;/m:f&gt;&lt;/&lt;m:&lt;e&gt;&lt;&lt;/&lt;m:&lt;bo&lt;x&gt;&lt;&lt;/&lt;m:&lt;oMath&gt;&lt;/m:oMathPara&gt;&lt;/w:p&gt;&lt;/wx:sect&gt;&lt;/w:body&gt;&lt;/w:wordDocument">
             <v:fill o:detectmouseclick="t"/>
             <v:imagedata r:id="rId10" o:title=""/>
             <o:lock v:ext="edit" aspectratio="f"/>
@@ -12120,8 +12121,8 @@
         <w:t xml:space="preserve"> </w:t>
       </w:r>
       <w:r>
-        <w:pict w14:anchorId="46936727">
-          <v:shape id="图片 23" o:spid="_x0000_i1029" type="#_x0000_t75" style="width:10pt;height:17pt;mso-position-horizontal-relative:page;mso-position-vertical-relative:page" equationxml="&lt;?xml version=&quot;1.0&quot; encoding=&quot;UTF-8&quot; standalone=&quot;yes&quot;?&gt;&#10;&lt;?mso-application progid=&quot;Word.Document&quot;?&gt;&#10;&lt;w:wordDocument xmlns:w=&quot;http://schemas.microsoft.com/office/word/2003/wordml&quot; xmlns:v=&quot;urn:schemas-microsoft-com:vml&quot; xmlns:w10=&quot;urn:schemas-microsoft-com:office:word&quot; xmlns:sl=&quot;http://schemas.microsoft.com/schemaLibrary/2003/core&quot; xmlns:aml=&quot;http://schemas.microsoft.com/aml/2001/core&quot; xmlns:wx=&quot;http://schemas.microsoft.com/office/word/2003/auxHint&quot; xmlns:o=&quot;urn:schemas-microsoft-com:office:office&quot; xmlns:dt=&quot;uuid:C2F41010-65B3-11d1-A29F-00AA00C14882&quot; xmlns:mc=&quot;http://schemas.openxmlformats.org/markup-compatibility/2006&quot; xmlns:m=&quot;http://schemas.openxmlformats.org/officeDocument/2006/math&quot; w:macrosPresent=&quot;no&quot; w:embeddedObjPresent=&quot;no&quot; w:ocxPresent=&quot;no&quot; xml:space=&quot;preserve&quot;&gt;&lt;o:DocumentProperties&gt;&lt;o:Version&gt;14&lt;/o:Version&gt;&lt;/o:DocumentProperties&gt;&lt;w:docPr&gt;&lt;w:view w:val=&quot;print&quot;/&gt;&lt;w:zoom w:percent=&quot;100&quot;/&gt;&lt;w:characterSpacingControl w:val=&quot;CompressPunctuation&quot;/&gt;&lt;w:documentProtection w:enforcement=&quot;off&quot;/&gt;&lt;w:embedTrueTypeFonts/&gt;&lt;w:doNotEmbedSystemFonts/&gt;&lt;w:saveSubsetFonts/&gt;&lt;w:defaultTabStop w:val=&quot;420&quot;/&gt;&lt;w:drawingGridHorizontalSpacing w:val=&quot;0&quot;/&gt;&lt;w:drawingGridVerticalSpacing w:val=&quot;156&quot;/&gt;&lt;w:displayHorizontalDrawingGridEvery w:val=&quot;1&quot;/&gt;&lt;w:displayVerticalDrawingGridEvery w:val=&quot;1&quot;/&gt;&lt;w:compat&gt;&lt;w:adjustLineHeightInTable/&gt;&lt;w:doNotExpandShiftReturn/&gt;&lt;w:balanceSingleByteDoubleByteWidth/&gt;&lt;w:spaceForUL/&gt;&lt;w:dontGrowAutofit/&gt;&lt;w:useFELayout/&gt;&lt;/w:compat&gt;&lt;/w:docPr&gt;&lt;w:body&gt;&lt;wx:sect&gt;&lt;w:p&gt;&lt;m:oMathPara&gt;&lt;m:oMath&gt;&lt;m:box&gt;&lt;m:boxPr/&gt;&lt;m:e&gt;&lt;m:sSub&gt;&lt;m:sSubPr/&gt;&lt;m:e&gt;&lt;m:r&gt;&lt;m:rPr&gt;&lt;m:scr m:val=&quot;roman&quot;/&gt;&lt;/m:rPr&gt;&lt;w:rPr/&gt;&lt;m:t&gt;蠒&lt;/m:t&gt;&lt;/m:r&gt;&lt;/m:e&gt;&lt;m:sub&gt;&lt;m:box&gt;&lt;m:boxPr/&gt;&lt;m:e&gt;&lt;m:r&gt;&lt;m:rPr&gt;&lt;m:scr m:val=&quot;roman&quot;/&gt;&lt;/m:rPr&gt;&lt;w:rPr/&gt;&lt;m:t&gt;i&lt;/m:t&gt;&lt;/m:r&gt;&lt;/m:e&gt;&lt;/m:box&gt;&lt;/m:sub&gt;&lt;/m:sSub&gt;&lt;/m:e&gt;&lt;/m:box&gt;&lt;/m:oMath&gt;&lt;/m:o&lt;&lt;&lt;&lt;&lt;&lt;&lt;&lt;&lt;&lt;&lt;&lt;&lt;&lt;&lt;MathPara&gt;&lt;/w:p&gt;&lt;/wx:sect&gt;&lt;/w:body&gt;&lt;/w:wordDocument">
+        <w:pict w14:anchorId="1E00A877">
+          <v:shape id="图片 23" o:spid="_x0000_i1029" type="#_x0000_t75" style="width:10.05pt;height:15.9pt;mso-wrap-style:square;mso-position-horizontal-relative:page;mso-position-vertical-relative:page" equationxml="&lt;?xml version=&quot;1.0&quot; encoding=&quot;UTF-8&quot; standalone=&quot;yes&quot;?&gt;&#10;&lt;?mso-application progid=&quot;Word.Document&quot;?&gt;&#10;&lt;w:wordDocument xmlns:w=&quot;http://schemas.microsoft.com/office/word/2003/wordml&quot; xmlns:v=&quot;urn:schemas-microsoft-com:vml&quot; xmlns:w10=&quot;urn:schemas-microsoft-com:office:word&quot; xmlns:sl=&quot;http://schemas.microsoft.com/schemaLibrary/2003/core&quot; xmlns:aml=&quot;http://schemas.microsoft.com/aml/2001/core&quot; xmlns:wx=&quot;http://schemas.microsoft.com/office/word/2003/auxHint&quot; xmlns:o=&quot;urn:schemas-microsoft-com:office:office&quot; xmlns:dt=&quot;uuid:C2F41010-65B3-11d1-A29F-00AA00C14882&quot; xmlns:mc=&quot;http://schemas.openxmlformats.org/markup-compatibility/2006&quot; xmlns:m=&quot;http://schemas.openxmlformats.org/officeDocument/2006/math&quot; w:macrosPresent=&quot;no&quot; w:embeddedObjPresent=&quot;no&quot; w:ocxPresent=&quot;no&quot; xml:space=&quot;preserve&quot;&gt;&lt;o:DocumentProperties&gt;&lt;o:Version&gt;14&lt;/o:Version&gt;&lt;/o:DocumentProperties&gt;&lt;w:docPr&gt;&lt;w:view w:val=&quot;print&quot;/&gt;&lt;w:zoom w:percent=&quot;100&quot;/&gt;&lt;w:characterSpacingControl w:val=&quot;CompressPunctuation&quot;/&gt;&lt;w:documentProtection w:enforcement=&quot;off&quot;/&gt;&lt;w:embedTrueTypeFonts/&gt;&lt;w:doNotEmbedSystemFonts/&gt;&lt;w:saveSubsetFonts/&gt;&lt;w:defaultTabStop w:val=&quot;420&quot;/&gt;&lt;w:drawingGridHorizontalSpacing w:val=&quot;0&quot;/&gt;&lt;w:drawingGridVerticalSpacing w:val=&quot;156&quot;/&gt;&lt;w:displayHorizontalDrawingGridEvery w:val=&quot;1&quot;/&gt;&lt;w:displayVerticalDrawingGridEvery w:val=&quot;1&quot;/&gt;&lt;w:compat&gt;&lt;w:adjustLineHeightInTable/&gt;&lt;w:doNotExpandShiftReturn/&gt;&lt;w:balanceSingleByteDoubleByteWidth/&gt;&lt;w:spaceForUL/&gt;&lt;w:dontGrowAutofit/&gt;&lt;w:useFELayout/&gt;&lt;/w:compat&gt;&lt;/w:docPr&gt;&lt;w:body&gt;&lt;wx:sect&gt;&lt;w:p&gt;&lt;m:oMathPara&gt;&lt;m:oMath&gt;&lt;m:box&gt;&lt;m:boxPr/&gt;&lt;m:e&gt;&lt;m:sSub&gt;&lt;m:sSubPr/&gt;&lt;m:e&gt;&lt;m:r&gt;&lt;m:rPr&gt;&lt;m:scr m:val=&quot;roman&quot;/&gt;&lt;/m:rPr&gt;&lt;w:rPr/&gt;&lt;m:t&gt;蠒&lt;/m:t&gt;&lt;/m:r&gt;&lt;/m:e&gt;&lt;m:sub&gt;&lt;m:box&gt;&lt;m:boxPr/&gt;&lt;m:e&gt;&lt;m:r&gt;&lt;m:rPr&gt;&lt;m:scr m:val=&quot;roman&quot;/&gt;&lt;/m:rPr&gt;&lt;w:rPr/&gt;&lt;m:t&gt;i&lt;/m:t&gt;&lt;/m:r&gt;&lt;/m:e&gt;&lt;/m:box&gt;&lt;/m:sub&gt;&lt;/m:sSub&gt;&lt;/m:e&gt;&lt;/m:box&gt;&lt;/m:oMath&gt;&lt;/m:o&lt;&lt;&lt;&lt;&lt;&lt;&lt;&lt;&lt;MathPara&gt;&lt;/w:p&gt;&lt;/wx:sect&gt;&lt;/w:body&gt;&lt;/w:wordDocument">
             <v:fill o:detectmouseclick="t"/>
             <v:imagedata r:id="rId11" o:title=""/>
             <o:lock v:ext="edit" aspectratio="f"/>
@@ -12135,8 +12136,8 @@
         <w:t>原位试验数据的试验值或试验修正值；</w:t>
       </w:r>
       <w:r>
-        <w:pict w14:anchorId="4BFFD8F6">
-          <v:shape id="图片 24" o:spid="_x0000_i1030" type="#_x0000_t75" style="width:13.5pt;height:17pt;mso-position-horizontal-relative:page;mso-position-vertical-relative:page" equationxml="&lt;?xml version=&quot;1.0&quot; encoding=&quot;UTF-8&quot; standalone=&quot;yes&quot;?&gt;&#10;&lt;?mso-application progid=&quot;Word.Document&quot;?&gt;&#10;&lt;w:wordDocument xmlns:w=&quot;http://schemas.microsoft.com/office/word/2003/wordml&quot; xmlns:v=&quot;urn:schemas-microsoft-com:vml&quot; xmlns:w10=&quot;urn:schemas-microsoft-com:office:word&quot; xmlns:sl=&quot;http://schemas.microsoft.com/schemaLibrary/2003/core&quot; xmlns:aml=&quot;http://schemas.microsoft.com/aml/2001/core&quot; xmlns:wx=&quot;http://schemas.microsoft.com/office/word/2003/auxHint&quot; xmlns:o=&quot;urn:schemas-microsoft-com:office:office&quot; xmlns:dt=&quot;uuid:C2F41010-65B3-11d1-A29F-00AA00C14882&quot; xmlns:mc=&quot;http://schemas.openxmlformats.org/markup-compatibility/2006&quot; xmlns:m=&quot;http://schemas.openxmlformats.org/officeDocument/2006/math&quot; w:macrosPresent=&quot;no&quot; w:embeddedObjPresent=&quot;no&quot; w:ocxPresent=&quot;no&quot; xml:space=&quot;preserve&quot;&gt;&lt;o:DocumentProperties&gt;&lt;o:Version&gt;14&lt;/o:Version&gt;&lt;/o:DocumentProperties&gt;&lt;w:docPr&gt;&lt;w:view w:val=&quot;print&quot;/&gt;&lt;w:zoom w:percent=&quot;100&quot;/&gt;&lt;w:characterSpacingControl w:val=&quot;CompressPunctuation&quot;/&gt;&lt;w:documentProtection w:enforcement=&quot;off&quot;/&gt;&lt;w:embedTrueTypeFonts/&gt;&lt;w:doNotEmbedSystemFonts/&gt;&lt;w:saveSubsetFonts/&gt;&lt;w:defaultTabStop w:val=&quot;420&quot;/&gt;&lt;w:drawingGridHorizontalSpacing w:val=&quot;0&quot;/&gt;&lt;w:drawingGridVerticalSpacing w:val=&quot;156&quot;/&gt;&lt;w:displayHorizontalDrawingGridEvery w:val=&quot;1&quot;/&gt;&lt;w:displayVerticalDrawingGridEvery w:val=&quot;1&quot;/&gt;&lt;w:compat&gt;&lt;w:adjustLineHeightInTable/&gt;&lt;w:doNotExpandShiftReturn/&gt;&lt;w:balanceSingleByteDoubleByteWidth/&gt;&lt;w:spaceForUL/&gt;&lt;w:dontGrowAutofit/&gt;&lt;w:useFELayout/&gt;&lt;/w:compat&gt;&lt;/w:docPr&gt;&lt;w:body&gt;&lt;wx:sect&gt;&lt;w:p&gt;&lt;m:oMathPara&gt;&lt;m:oMath&gt;&lt;m:box&gt;&lt;m:boxPr/&gt;&lt;m:e&gt;&lt;m:sSub&gt;&lt;m:sSubPr/&gt;&lt;m:e&gt;&lt;m:r&gt;&lt;m:rPr&gt;&lt;m:scr m:val=&quot;roman&quot;/&gt;&lt;/m:rPr&gt;&lt;w:rPr/&gt;&lt;m:t&gt;蠒&lt;/m:t&gt;&lt;/m:r&gt;&lt;/m:e&gt;&lt;m:sub&gt;&lt;m:box&gt;&lt;m:boxPr/&gt;&lt;m:e&gt;&lt;m:r&gt;&lt;m:rPr&gt;&lt;m:scr m:val=&quot;roman&quot;/&gt;&lt;/m:rPr&gt;&lt;w:rPr/&gt;&lt;m:t&gt;m&lt;/m:t&gt;&lt;/m:r&gt;&lt;/m:e&gt;&lt;/m:box&gt;&lt;/m:sub&gt;&lt;/m:sSub&gt;&lt;/m:e&gt;&lt;/m:box&gt;&lt;/m:oMath&gt;&lt;/m:o&lt;&lt;&lt;&lt;&lt;&lt;&lt;&lt;&lt;&lt;&lt;&lt;&lt;&lt;&lt;MathPara&gt;&lt;/w:p&gt;&lt;/wx:sect&gt;&lt;/w:body&gt;&lt;/w:wordDocument">
+        <w:pict w14:anchorId="156C034C">
+          <v:shape id="图片 24" o:spid="_x0000_i1030" type="#_x0000_t75" style="width:14.25pt;height:15.9pt;mso-wrap-style:square;mso-position-horizontal-relative:page;mso-position-vertical-relative:page" equationxml="&lt;?xml version=&quot;1.0&quot; encoding=&quot;UTF-8&quot; standalone=&quot;yes&quot;?&gt;&#10;&lt;?mso-application progid=&quot;Word.Document&quot;?&gt;&#10;&lt;w:wordDocument xmlns:w=&quot;http://schemas.microsoft.com/office/word/2003/wordml&quot; xmlns:v=&quot;urn:schemas-microsoft-com:vml&quot; xmlns:w10=&quot;urn:schemas-microsoft-com:office:word&quot; xmlns:sl=&quot;http://schemas.microsoft.com/schemaLibrary/2003/core&quot; xmlns:aml=&quot;http://schemas.microsoft.com/aml/2001/core&quot; xmlns:wx=&quot;http://schemas.microsoft.com/office/word/2003/auxHint&quot; xmlns:o=&quot;urn:schemas-microsoft-com:office:office&quot; xmlns:dt=&quot;uuid:C2F41010-65B3-11d1-A29F-00AA00C14882&quot; xmlns:mc=&quot;http://schemas.openxmlformats.org/markup-compatibility/2006&quot; xmlns:m=&quot;http://schemas.openxmlformats.org/officeDocument/2006/math&quot; w:macrosPresent=&quot;no&quot; w:embeddedObjPresent=&quot;no&quot; w:ocxPresent=&quot;no&quot; xml:space=&quot;preserve&quot;&gt;&lt;o:DocumentProperties&gt;&lt;o:Version&gt;14&lt;/o:Version&gt;&lt;/o:DocumentProperties&gt;&lt;w:docPr&gt;&lt;w:view w:val=&quot;print&quot;/&gt;&lt;w:zoom w:percent=&quot;100&quot;/&gt;&lt;w:characterSpacingControl w:val=&quot;CompressPunctuation&quot;/&gt;&lt;w:documentProtection w:enforcement=&quot;off&quot;/&gt;&lt;w:embedTrueTypeFonts/&gt;&lt;w:doNotEmbedSystemFonts/&gt;&lt;w:saveSubsetFonts/&gt;&lt;w:defaultTabStop w:val=&quot;420&quot;/&gt;&lt;w:drawingGridHorizontalSpacing w:val=&quot;0&quot;/&gt;&lt;w:drawingGridVerticalSpacing w:val=&quot;156&quot;/&gt;&lt;w:displayHorizontalDrawingGridEvery w:val=&quot;1&quot;/&gt;&lt;w:displayVerticalDrawingGridEvery w:val=&quot;1&quot;/&gt;&lt;w:compat&gt;&lt;w:adjustLineHeightInTable/&gt;&lt;w:doNotExpandShiftReturn/&gt;&lt;w:balanceSingleByteDoubleByteWidth/&gt;&lt;w:spaceForUL/&gt;&lt;w:dontGrowAutofit/&gt;&lt;w:useFELayout/&gt;&lt;/w:compat&gt;&lt;/w:docPr&gt;&lt;w:body&gt;&lt;wx:sect&gt;&lt;w:p&gt;&lt;m:oMathPara&gt;&lt;m:oMath&gt;&lt;m:box&gt;&lt;m:boxPr/&gt;&lt;m:e&gt;&lt;m:sSub&gt;&lt;m:sSubPr/&gt;&lt;m:e&gt;&lt;m:r&gt;&lt;m:rPr&gt;&lt;m:scr m:val=&quot;roman&quot;/&gt;&lt;/m:rPr&gt;&lt;w:rPr/&gt;&lt;m:t&gt;蠒&lt;/m:t&gt;&lt;/m:r&gt;&lt;/m:e&gt;&lt;m:sub&gt;&lt;m:box&gt;&lt;m:boxPr/&gt;&lt;m:e&gt;&lt;m:r&gt;&lt;m:rPr&gt;&lt;m:scr m:val=&quot;roman&quot;/&gt;&lt;/m:rPr&gt;&lt;w:rPr/&gt;&lt;m:t&gt;m&lt;/m:t&gt;&lt;/m:r&gt;&lt;/m:e&gt;&lt;/m:box&gt;&lt;/m:sub&gt;&lt;/m:sSub&gt;&lt;/m:e&gt;&lt;/m:box&gt;&lt;/m:oMath&gt;&lt;/m:o&lt;&lt;&lt;&lt;&lt;&lt;&lt;&lt;&lt;MathPara&gt;&lt;/w:p&gt;&lt;/wx:sect&gt;&lt;/w:body&gt;&lt;/w:wordDocument">
             <v:fill o:detectmouseclick="t"/>
             <v:imagedata r:id="rId12" o:title=""/>
             <o:lock v:ext="edit" aspectratio="f"/>
@@ -12155,8 +12156,8 @@
         <w:ind w:firstLineChars="200" w:firstLine="420"/>
       </w:pPr>
       <w:r>
-        <w:pict w14:anchorId="46995AB5">
-          <v:shape id="图片 25" o:spid="_x0000_i1031" type="#_x0000_t75" style="width:11.5pt;height:17pt;mso-position-horizontal-relative:page;mso-position-vertical-relative:page" equationxml="&lt;?xml version=&quot;1.0&quot; encoding=&quot;UTF-8&quot; standalone=&quot;yes&quot;?&gt;&#10;&lt;?mso-application progid=&quot;Word.Document&quot;?&gt;&#10;&lt;w:wordDocument xmlns:w=&quot;http://schemas.microsoft.com/office/word/2003/wordml&quot; xmlns:v=&quot;urn:schemas-microsoft-com:vml&quot; xmlns:w10=&quot;urn:schemas-microsoft-com:office:word&quot; xmlns:sl=&quot;http://schemas.microsoft.com/schemaLibrary/2003/core&quot; xmlns:aml=&quot;http://schemas.microsoft.com/aml/2001/core&quot; xmlns:wx=&quot;http://schemas.microsoft.com/office/word/2003/auxHint&quot; xmlns:o=&quot;urn:schemas-microsoft-com:office:office&quot; xmlns:dt=&quot;uuid:C2F41010-65B3-11d1-A29F-00AA00C14882&quot; xmlns:mc=&quot;http://schemas.openxmlformats.org/markup-compatibility/2006&quot; xmlns:m=&quot;http://schemas.openxmlformats.org/officeDocument/2006/math&quot; w:macrosPresent=&quot;no&quot; w:embeddedObjPresent=&quot;no&quot; w:ocxPresent=&quot;no&quot; xml:space=&quot;preserve&quot;&gt;&lt;o:DocumentProperties&gt;&lt;o:Version&gt;14&lt;/o:Version&gt;&lt;/o:DocumentProperties&gt;&lt;w:docPr&gt;&lt;w:view w:val=&quot;print&quot;/&gt;&lt;w:zoom w:percent=&quot;100&quot;/&gt;&lt;w:characterSpacingControl w:val=&quot;CompressPunctuation&quot;/&gt;&lt;w:documentProtection w:enforcement=&quot;off&quot;/&gt;&lt;w:embedTrueTypeFonts/&gt;&lt;w:doNotEmbedSystemFonts/&gt;&lt;w:saveSubsetFonts/&gt;&lt;w:defaultTabStop w:val=&quot;420&quot;/&gt;&lt;w:drawingGridHorizontalSpacing w:val=&quot;0&quot;/&gt;&lt;w:drawingGridVerticalSpacing w:val=&quot;156&quot;/&gt;&lt;w:displayHorizontalDrawingGridEvery w:val=&quot;1&quot;/&gt;&lt;w:displayVerticalDrawingGridEvery w:val=&quot;1&quot;/&gt;&lt;w:compat&gt;&lt;w:adjustLineHeightInTable/&gt;&lt;w:doNotExpandShiftReturn/&gt;&lt;w:balanceSingleByteDoubleByteWidth/&gt;&lt;w:spaceForUL/&gt;&lt;w:dontGrowAutofit/&gt;&lt;w:useFELayout/&gt;&lt;/w:compat&gt;&lt;/w:docPr&gt;&lt;w:body&gt;&lt;wx:sect&gt;&lt;w:p&gt;&lt;m:oMathPara&gt;&lt;m:oMath&gt;&lt;m:box&gt;&lt;m:boxPr/&gt;&lt;m:e&gt;&lt;m:sSub&gt;&lt;m:sSubPr/&gt;&lt;m:e&gt;&lt;m:r&gt;&lt;m:rPr&gt;&lt;m:scr m:val=&quot;roman&quot;/&gt;&lt;/m:rPr&gt;&lt;w:rPr/&gt;&lt;m:t&gt;蟽&lt;/m:t&gt;&lt;/m:r&gt;&lt;/m:e&gt;&lt;m:sub&gt;&lt;m:box&gt;&lt;m:boxPr/&gt;&lt;m:e&gt;&lt;m:r&gt;&lt;m:rPr&gt;&lt;m:scr m:val=&quot;roman&quot;/&gt;&lt;/m:rPr&gt;&lt;w:rPr/&gt;&lt;m:t&gt;f&lt;/m:t&gt;&lt;/m:r&gt;&lt;/m:e&gt;&lt;/m:box&gt;&lt;/m:sub&gt;&lt;/m:sSub&gt;&lt;/m:e&gt;&lt;/m:box&gt;&lt;/m:oMath&gt;&lt;/m:o&lt;&lt;&lt;&lt;&lt;&lt;&lt;&lt;&lt;&lt;&lt;&lt;&lt;&lt;&lt;MathPara&gt;&lt;/w:p&gt;&lt;/wx:sect&gt;&lt;/w:body&gt;&lt;/w:wordDocument">
+        <w:pict w14:anchorId="14D8032D">
+          <v:shape id="图片 25" o:spid="_x0000_i1031" type="#_x0000_t75" style="width:10.9pt;height:15.9pt;mso-wrap-style:square;mso-position-horizontal-relative:page;mso-position-vertical-relative:page" equationxml="&lt;?xml version=&quot;1.0&quot; encoding=&quot;UTF-8&quot; standalone=&quot;yes&quot;?&gt;&#10;&lt;?mso-application progid=&quot;Word.Document&quot;?&gt;&#10;&lt;w:wordDocument xmlns:w=&quot;http://schemas.microsoft.com/office/word/2003/wordml&quot; xmlns:v=&quot;urn:schemas-microsoft-com:vml&quot; xmlns:w10=&quot;urn:schemas-microsoft-com:office:word&quot; xmlns:sl=&quot;http://schemas.microsoft.com/schemaLibrary/2003/core&quot; xmlns:aml=&quot;http://schemas.microsoft.com/aml/2001/core&quot; xmlns:wx=&quot;http://schemas.microsoft.com/office/word/2003/auxHint&quot; xmlns:o=&quot;urn:schemas-microsoft-com:office:office&quot; xmlns:dt=&quot;uuid:C2F41010-65B3-11d1-A29F-00AA00C14882&quot; xmlns:mc=&quot;http://schemas.openxmlformats.org/markup-compatibility/2006&quot; xmlns:m=&quot;http://schemas.openxmlformats.org/officeDocument/2006/math&quot; w:macrosPresent=&quot;no&quot; w:embeddedObjPresent=&quot;no&quot; w:ocxPresent=&quot;no&quot; xml:space=&quot;preserve&quot;&gt;&lt;o:DocumentProperties&gt;&lt;o:Version&gt;14&lt;/o:Version&gt;&lt;/o:DocumentProperties&gt;&lt;w:docPr&gt;&lt;w:view w:val=&quot;print&quot;/&gt;&lt;w:zoom w:percent=&quot;100&quot;/&gt;&lt;w:characterSpacingControl w:val=&quot;CompressPunctuation&quot;/&gt;&lt;w:documentProtection w:enforcement=&quot;off&quot;/&gt;&lt;w:embedTrueTypeFonts/&gt;&lt;w:doNotEmbedSystemFonts/&gt;&lt;w:saveSubsetFonts/&gt;&lt;w:defaultTabStop w:val=&quot;420&quot;/&gt;&lt;w:drawingGridHorizontalSpacing w:val=&quot;0&quot;/&gt;&lt;w:drawingGridVerticalSpacing w:val=&quot;156&quot;/&gt;&lt;w:displayHorizontalDrawingGridEvery w:val=&quot;1&quot;/&gt;&lt;w:displayVerticalDrawingGridEvery w:val=&quot;1&quot;/&gt;&lt;w:compat&gt;&lt;w:adjustLineHeightInTable/&gt;&lt;w:doNotExpandShiftReturn/&gt;&lt;w:balanceSingleByteDoubleByteWidth/&gt;&lt;w:spaceForUL/&gt;&lt;w:dontGrowAutofit/&gt;&lt;w:useFELayout/&gt;&lt;/w:compat&gt;&lt;/w:docPr&gt;&lt;w:body&gt;&lt;wx:sect&gt;&lt;w:p&gt;&lt;m:oMathPara&gt;&lt;m:oMath&gt;&lt;m:box&gt;&lt;m:boxPr/&gt;&lt;m:e&gt;&lt;m:sSub&gt;&lt;m:sSubPr/&gt;&lt;m:e&gt;&lt;m:r&gt;&lt;m:rPr&gt;&lt;m:scr m:val=&quot;roman&quot;/&gt;&lt;/m:rPr&gt;&lt;w:rPr/&gt;&lt;m:t&gt;蟽&lt;/m:t&gt;&lt;/m:r&gt;&lt;/m:e&gt;&lt;m:sub&gt;&lt;m:box&gt;&lt;m:boxPr/&gt;&lt;m:e&gt;&lt;m:r&gt;&lt;m:rPr&gt;&lt;m:scr m:val=&quot;roman&quot;/&gt;&lt;/m:rPr&gt;&lt;w:rPr/&gt;&lt;m:t&gt;f&lt;/m:t&gt;&lt;/m:r&gt;&lt;/m:e&gt;&lt;/m:box&gt;&lt;/m:sub&gt;&lt;/m:sSub&gt;&lt;/m:e&gt;&lt;/m:box&gt;&lt;/m:oMath&gt;&lt;/m:o&lt;&lt;&lt;&lt;&lt;&lt;&lt;&lt;&lt;MathPara&gt;&lt;/w:p&gt;&lt;/wx:sect&gt;&lt;/w:body&gt;&lt;/w:wordDocument">
             <v:fill o:detectmouseclick="t"/>
             <v:imagedata r:id="rId13" o:title=""/>
             <o:lock v:ext="edit" aspectratio="f"/>
@@ -12170,8 +12171,8 @@
         <w:t>原位试验数据的标准差；</w:t>
       </w:r>
       <w:r>
-        <w:pict w14:anchorId="5122DE96">
-          <v:shape id="图片 26" o:spid="_x0000_i1032" type="#_x0000_t75" style="width:6.5pt;height:17pt;mso-position-horizontal-relative:page;mso-position-vertical-relative:page" equationxml="&lt;?xml version=&quot;1.0&quot; encoding=&quot;UTF-8&quot; standalone=&quot;yes&quot;?&gt;&#10;&lt;?mso-application progid=&quot;Word.Document&quot;?&gt;&#10;&lt;w:wordDocument xmlns:w=&quot;http://schemas.microsoft.com/office/word/2003/wordml&quot; xmlns:v=&quot;urn:schemas-microsoft-com:vml&quot; xmlns:w10=&quot;urn:schemas-microsoft-com:office:word&quot; xmlns:sl=&quot;http://schemas.microsoft.com/schemaLibrary/2003/core&quot; xmlns:aml=&quot;http://schemas.microsoft.com/aml/2001/core&quot; xmlns:wx=&quot;http://schemas.microsoft.com/office/word/2003/auxHint&quot; xmlns:o=&quot;urn:schemas-microsoft-com:office:office&quot; xmlns:dt=&quot;uuid:C2F41010-65B3-11d1-A29F-00AA00C14882&quot; xmlns:mc=&quot;http://schemas.openxmlformats.org/markup-compatibility/2006&quot; xmlns:m=&quot;http://schemas.openxmlformats.org/officeDocument/2006/math&quot; w:macrosPresent=&quot;no&quot; w:embeddedObjPresent=&quot;no&quot; w:ocxPresent=&quot;no&quot; xml:space=&quot;preserve&quot;&gt;&lt;o:DocumentProperties&gt;&lt;o:Version&gt;14&lt;/o:Version&gt;&lt;/o:DocumentProperties&gt;&lt;w:docPr&gt;&lt;w:view w:val=&quot;print&quot;/&gt;&lt;w:zoom w:percent=&quot;100&quot;/&gt;&lt;w:characterSpacingControl w:val=&quot;CompressPunctuation&quot;/&gt;&lt;w:documentProtection w:enforcement=&quot;off&quot;/&gt;&lt;w:embedTrueTypeFonts/&gt;&lt;w:doNotEmbedSystemFonts/&gt;&lt;w:saveSubsetFonts/&gt;&lt;w:defaultTabStop w:val=&quot;420&quot;/&gt;&lt;w:drawingGridHorizontalSpacing w:val=&quot;0&quot;/&gt;&lt;w:drawingGridVerticalSpacing w:val=&quot;156&quot;/&gt;&lt;w:displayHorizontalDrawingGridEvery w:val=&quot;1&quot;/&gt;&lt;w:displayVerticalDrawingGridEvery w:val=&quot;1&quot;/&gt;&lt;w:compat&gt;&lt;w:adjustLineHeightInTable/&gt;&lt;w:doNotExpandShiftReturn/&gt;&lt;w:balanceSingleByteDoubleByteWidth/&gt;&lt;w:spaceForUL/&gt;&lt;w:dontGrowAutofit/&gt;&lt;w:useFELayout/&gt;&lt;/w:compat&gt;&lt;/w:docPr&gt;&lt;w:body&gt;&lt;wx:sect&gt;&lt;w:p&gt;&lt;m:oMathPara&gt;&lt;m:oMath&gt;&lt;m:box&gt;&lt;m:boxPr/&gt;&lt;m:e&gt;&lt;m:r&gt;&lt;m:rPr&gt;&lt;m:scr m:val=&quot;roman&quot;/&gt;&lt;/m:rPr&gt;&lt;w:rPr/&gt;&lt;m:t&gt;未&lt;/m:t&gt;&lt;/m:r&gt;&lt;/m:e&gt;&lt;/m:box&gt;&lt;/m:oMath&gt;&lt;/m:oMathPara&gt;&lt;/w:p&gt;&lt;/wx:sect&gt;&lt;/w:body&gt;&lt;/w:wordDocumentfit/&gt;&lt;w:useFELa">
+        <w:pict w14:anchorId="5DBE94A7">
+          <v:shape id="图片 26" o:spid="_x0000_i1032" type="#_x0000_t75" style="width:5.85pt;height:15.9pt;mso-wrap-style:square;mso-position-horizontal-relative:page;mso-position-vertical-relative:page" equationxml="&lt;?xml version=&quot;1.0&quot; encoding=&quot;UTF-8&quot; standalone=&quot;yes&quot;?&gt;&#10;&lt;?mso-application progid=&quot;Word.Document&quot;?&gt;&#10;&lt;w:wordDocument xmlns:w=&quot;http://schemas.microsoft.com/office/word/2003/wordml&quot; xmlns:v=&quot;urn:schemas-microsoft-com:vml&quot; xmlns:w10=&quot;urn:schemas-microsoft-com:office:word&quot; xmlns:sl=&quot;http://schemas.microsoft.com/schemaLibrary/2003/core&quot; xmlns:aml=&quot;http://schemas.microsoft.com/aml/2001/core&quot; xmlns:wx=&quot;http://schemas.microsoft.com/office/word/2003/auxHint&quot; xmlns:o=&quot;urn:schemas-microsoft-com:office:office&quot; xmlns:dt=&quot;uuid:C2F41010-65B3-11d1-A29F-00AA00C14882&quot; xmlns:mc=&quot;http://schemas.openxmlformats.org/markup-compatibility/2006&quot; xmlns:m=&quot;http://schemas.openxmlformats.org/officeDocument/2006/math&quot; w:macrosPresent=&quot;no&quot; w:embeddedObjPresent=&quot;no&quot; w:ocxPresent=&quot;no&quot; xml:space=&quot;preserve&quot;&gt;&lt;o:DocumentProperties&gt;&lt;o:Version&gt;14&lt;/o:Version&gt;&lt;/o:DocumentProperties&gt;&lt;w:docPr&gt;&lt;w:view w:val=&quot;print&quot;/&gt;&lt;w:zoom w:percent=&quot;100&quot;/&gt;&lt;w:characterSpacingControl w:val=&quot;CompressPunctuation&quot;/&gt;&lt;w:documentProtection w:enforcement=&quot;off&quot;/&gt;&lt;w:embedTrueTypeFonts/&gt;&lt;w:doNotEmbedSystemFonts/&gt;&lt;w:saveSubsetFonts/&gt;&lt;w:defaultTabStop w:val=&quot;420&quot;/&gt;&lt;w:drawingGridHorizontalSpacing w:val=&quot;0&quot;/&gt;&lt;w:drawingGridVerticalSpacing w:val=&quot;156&quot;/&gt;&lt;w:displayHorizontalDrawingGridEvery w:val=&quot;1&quot;/&gt;&lt;w:displayVerticalDrawingGridEvery w:val=&quot;1&quot;/&gt;&lt;w:compat&gt;&lt;w:adjustLineHeightInTable/&gt;&lt;w:doNotExpandShiftReturn/&gt;&lt;w:balanceSingleByteDoubleByteWidth/&gt;&lt;w:spaceForUL/&gt;&lt;w:dontGrowAutofit/&gt;&lt;w:useFELayout/&gt;&lt;/w:compat&gt;&lt;/w:docPr&gt;&lt;w:body&gt;&lt;wx:sect&gt;&lt;w:p&gt;&lt;m:oMathPara&gt;&lt;m:oMath&gt;&lt;m:box&gt;&lt;m:boxPr/&gt;&lt;m:e&gt;&lt;m:r&gt;&lt;m:rPr&gt;&lt;m:scr m:val=&quot;roman&quot;/&gt;&lt;/m:rPr&gt;&lt;w:rPr/&gt;&lt;m:t&gt;未&lt;/m:t&gt;&lt;/m:r&gt;&lt;/m:e&gt;&lt;/m:box&gt;&lt;/m:oMath&gt;&lt;/m:oMathPara&gt;&lt;/w:p&gt;&lt;/wx:sect&gt;&lt;/w:body&gt;&lt;/w:wordDocumentfit/&gt;&lt;w:u">
             <v:fill o:detectmouseclick="t"/>
             <v:imagedata r:id="rId14" o:title=""/>
             <o:lock v:ext="edit" aspectratio="f"/>
@@ -12209,8 +12210,8 @@
         <w:t xml:space="preserve">                     </w:t>
       </w:r>
       <w:r>
-        <w:pict w14:anchorId="3FCFDC2D">
-          <v:shape id="图片 27" o:spid="_x0000_i1033" type="#_x0000_t75" style="width:45pt;height:17pt;mso-position-horizontal-relative:page;mso-position-vertical-relative:page" equationxml="&lt;?xml version=&quot;1.0&quot; encoding=&quot;UTF-8&quot; standalone=&quot;yes&quot;?&gt;&#10;&lt;?mso-application progid=&quot;Word.Document&quot;?&gt;&#10;&lt;w:wordDocument xmlns:w=&quot;http://schemas.microsoft.com/office/word/2003/wordml&quot; xmlns:v=&quot;urn:schemas-microsoft-com:vml&quot; xmlns:w10=&quot;urn:schemas-microsoft-com:office:word&quot; xmlns:sl=&quot;http://schemas.microsoft.com/schemaLibrary/2003/core&quot; xmlns:aml=&quot;http://schemas.microsoft.com/aml/2001/core&quot; xmlns:wx=&quot;http://schemas.microsoft.com/office/word/2003/auxHint&quot; xmlns:o=&quot;urn:schemas-microsoft-com:office:office&quot; xmlns:dt=&quot;uuid:C2F41010-65B3-11d1-A29F-00AA00C14882&quot; xmlns:mc=&quot;http://schemas.openxmlformats.org/markup-compatibility/2006&quot; xmlns:m=&quot;http://schemas.openxmlformats.org/officeDocument/2006/math&quot; w:macrosPresent=&quot;no&quot; w:embeddedObjPresent=&quot;no&quot; w:ocxPresent=&quot;no&quot; xml:space=&quot;preserve&quot;&gt;&lt;o:DocumentProperties&gt;&lt;o:Version&gt;14&lt;/o:Version&gt;&lt;/o:DocumentProperties&gt;&lt;w:docPr&gt;&lt;w:view w:val=&quot;print&quot;/&gt;&lt;w:zoom w:percent=&quot;100&quot;/&gt;&lt;w:characterSpacingControl w:val=&quot;CompressPunctuation&quot;/&gt;&lt;w:documentProtection w:enforcement=&quot;off&quot;/&gt;&lt;w:embedTrueTypeFonts/&gt;&lt;w:doNotEmbedSystemFonts/&gt;&lt;w:saveSubsetFonts/&gt;&lt;w:defaultTabStop w:val=&quot;420&quot;/&gt;&lt;w:drawingGridHorizontalSpacing w:val=&quot;0&quot;/&gt;&lt;w:drawingGridVerticalSpacing w:val=&quot;156&quot;/&gt;&lt;w:displayHorizontalDrawingGridEvery w:val=&quot;1&quot;/&gt;&lt;w:displayVerticalDrawingGridEvery w:val=&quot;1&quot;/&gt;&lt;w:compat&gt;&lt;w:adjustLineHeightInTable/&gt;&lt;w:doNotExpandShiftReturn/&gt;&lt;w:balanceSingleByteDoubleByteWidth/&gt;&lt;w:spaceForUL/&gt;&lt;w:dontGrowAutofit/&gt;&lt;w:useFELayout/&gt;&lt;/w:compat&gt;&lt;/w:docPr&gt;&lt;w:body&gt;&lt;wx:sect&gt;&lt;w:p&gt;&lt;m:oMathPara&gt;&lt;m:oMath&gt;&lt;m:box&gt;&lt;m:boxPr/&gt;&lt;m:e&gt;&lt;m:sSub&gt;&lt;m:sSubPr/&gt;&lt;m:e&gt;&lt;m:r&gt;&lt;m:rPr&gt;&lt;m:scr m:val=&quot;roman&quot;/&gt;&lt;/m:rPr&gt;&lt;w:rPr/&gt;&lt;m:t&gt;蠒&lt;/m:t&gt;&lt;/m:r&gt;&lt;/m:e&gt;&lt;m:sub&gt;&lt;m:box&gt;&lt;m:boxPr/&gt;&lt;m:e&gt;&lt;m:r&gt;&lt;m:rPr&gt;&lt;m:scr m:val=&quot;roman&quot;/&gt;&lt;/m:rPr&gt;&lt;w:rPr/&gt;&lt;m:t&gt;k&lt;/m:t&gt;&lt;/m:r&gt;&lt;/m:e&gt;&lt;/m:box&gt;&lt;/m:sub&gt;&lt;/m:sSub&gt;&lt;m:r&gt;&lt;m:rPr&gt;&lt;m:sty m:val=&quot;p&quot;/&lt;&lt;&lt;&lt;&lt;&lt;&lt;&lt;&lt;&lt;&lt;&lt;&lt;&lt;&lt;&gt;&lt;m:scr m:val=&quot;roman&quot;/&gt;&lt;/m:rPr&gt;&lt;w:rPr/&gt;&lt;m:t&gt;=&lt;/m:t&gt;&lt;/m:r&gt;&lt;m:sSub&gt;&lt;m:sSubPr/&gt;&lt;m:e&gt;&lt;m:r&gt;&lt;m:rPr&gt;&lt;m:scr m:val=&quot;roman&quot;/&gt;&lt;/m:rPr&gt;&lt;w:rPr/&gt;&lt;m:t&gt;纬&lt;/m:t&gt;&lt;/m:r&gt;&lt;/m:e&gt;&lt;m:sub&gt;&lt;m:box&gt;&lt;m:boxPr/&gt;&lt;m:e&gt;&lt;m:r&gt;&lt;m:rPr&gt;&lt;m:scr m:val=&quot;roman&quot;/&gt;&lt;/m:rPr&gt;&lt;w:rPr/&gt;&lt;m:t&gt;s&lt;&lt;&lt;/&lt;m&lt;:&lt;t&lt;&gt;&lt;&lt;&lt;/&lt;m&lt;:&lt;r&lt;&gt;&lt;&lt;&lt;/&lt;m:e&gt;&lt;/m:box&gt;&lt;/m:sub&gt;&lt;/m:sSub&gt;&lt;m:sSub&gt;&lt;m:sSubPr/&gt;&lt;m:e&gt;&lt;m:r&gt;&lt;m:rPr&gt;&lt;m:scr m:val=&quot;roman&quot;/&gt;&lt;/m:rPr&gt;&lt;w:rPr/&gt;&lt;m:t&gt;蠒&lt;/m:t&gt;&lt;/m:r&gt;&lt;/m:e&gt;&lt;m:sub&gt;&lt;m:box&gt;&lt;m:boxPr/&gt;&lt;m:e&gt;&lt;m:r&gt;&lt;m:rPr&gt;&lt;m:scr m:val=&quot;roman&quot;/&gt;&lt;/m:rPr&gt;&lt;w:rPr/&gt;&lt;m:t&gt;m&lt;/m:t&gt;&lt;/m:r&gt;&lt;/&lt;m:&lt;e&gt;&lt;&lt;/&lt;m:&lt;bo&lt;x&gt;&lt;&lt;/&lt;m:&lt;su&lt;b&gt;&lt;&lt;/&lt;m:&lt;sS&lt;ub&lt;&gt;&lt;/m:e&gt;&lt;/m:box&gt;&lt;/m:oMath&gt;&lt;/m:oMathPara&gt;&lt;/w:p&gt;&lt;/wx:sect&gt;&lt;/w:body&gt;&lt;/w:wordDocument">
+        <w:pict w14:anchorId="37CC2F49">
+          <v:shape id="图片 27" o:spid="_x0000_i1033" type="#_x0000_t75" style="width:46.9pt;height:15.9pt;mso-wrap-style:square;mso-position-horizontal-relative:page;mso-position-vertical-relative:page" equationxml="&lt;?xml version=&quot;1.0&quot; encoding=&quot;UTF-8&quot; standalone=&quot;yes&quot;?&gt;&#10;&lt;?mso-application progid=&quot;Word.Document&quot;?&gt;&#10;&lt;w:wordDocument xmlns:w=&quot;http://schemas.microsoft.com/office/word/2003/wordml&quot; xmlns:v=&quot;urn:schemas-microsoft-com:vml&quot; xmlns:w10=&quot;urn:schemas-microsoft-com:office:word&quot; xmlns:sl=&quot;http://schemas.microsoft.com/schemaLibrary/2003/core&quot; xmlns:aml=&quot;http://schemas.microsoft.com/aml/2001/core&quot; xmlns:wx=&quot;http://schemas.microsoft.com/office/word/2003/auxHint&quot; xmlns:o=&quot;urn:schemas-microsoft-com:office:office&quot; xmlns:dt=&quot;uuid:C2F41010-65B3-11d1-A29F-00AA00C14882&quot; xmlns:mc=&quot;http://schemas.openxmlformats.org/markup-compatibility/2006&quot; xmlns:m=&quot;http://schemas.openxmlformats.org/officeDocument/2006/math&quot; w:macrosPresent=&quot;no&quot; w:embeddedObjPresent=&quot;no&quot; w:ocxPresent=&quot;no&quot; xml:space=&quot;preserve&quot;&gt;&lt;o:DocumentProperties&gt;&lt;o:Version&gt;14&lt;/o:Version&gt;&lt;/o:DocumentProperties&gt;&lt;w:docPr&gt;&lt;w:view w:val=&quot;print&quot;/&gt;&lt;w:zoom w:percent=&quot;100&quot;/&gt;&lt;w:characterSpacingControl w:val=&quot;CompressPunctuation&quot;/&gt;&lt;w:documentProtection w:enforcement=&quot;off&quot;/&gt;&lt;w:embedTrueTypeFonts/&gt;&lt;w:doNotEmbedSystemFonts/&gt;&lt;w:saveSubsetFonts/&gt;&lt;w:defaultTabStop w:val=&quot;420&quot;/&gt;&lt;w:drawingGridHorizontalSpacing w:val=&quot;0&quot;/&gt;&lt;w:drawingGridVerticalSpacing w:val=&quot;156&quot;/&gt;&lt;w:displayHorizontalDrawingGridEvery w:val=&quot;1&quot;/&gt;&lt;w:displayVerticalDrawingGridEvery w:val=&quot;1&quot;/&gt;&lt;w:compat&gt;&lt;w:adjustLineHeightInTable/&gt;&lt;w:doNotExpandShiftReturn/&gt;&lt;w:balanceSingleByteDoubleByteWidth/&gt;&lt;w:spaceForUL/&gt;&lt;w:dontGrowAutofit/&gt;&lt;w:useFELayout/&gt;&lt;/w:compat&gt;&lt;/w:docPr&gt;&lt;w:body&gt;&lt;wx:sect&gt;&lt;w:p&gt;&lt;m:oMathPara&gt;&lt;m:oMath&gt;&lt;m:box&gt;&lt;m:boxPr/&gt;&lt;m:e&gt;&lt;m:sSub&gt;&lt;m:sSubPr/&gt;&lt;m:e&gt;&lt;m:r&gt;&lt;m:rPr&gt;&lt;m:scr m:val=&quot;roman&quot;/&gt;&lt;/m:rPr&gt;&lt;w:rPr/&gt;&lt;m:t&gt;蠒&lt;/m:t&gt;&lt;/m:r&gt;&lt;/m:e&gt;&lt;m:sub&gt;&lt;m:box&gt;&lt;m:boxPr/&gt;&lt;m:e&gt;&lt;m:r&gt;&lt;m:rPr&gt;&lt;m:scr m:val=&quot;roman&quot;/&gt;&lt;/m:rPr&gt;&lt;w:rPr/&gt;&lt;m:t&gt;k&lt;/m:t&gt;&lt;/m:r&gt;&lt;/m:e&gt;&lt;/m:box&gt;&lt;/m:sub&gt;&lt;/m:sSub&gt;&lt;m:r&gt;&lt;m:rPr&gt;&lt;m:sty m:val=&quot;p&quot;/&lt;&lt;&lt;&lt;&lt;&lt;&lt;&lt;&lt;&gt;&lt;m:scr m:val=&quot;roman&quot;/&gt;&lt;/m:rPr&gt;&lt;w:rPr/&gt;&lt;m:t&gt;=&lt;/m:t&gt;&lt;/m:r&gt;&lt;m:sSub&gt;&lt;m:sSubPr/&gt;&lt;m:e&gt;&lt;m:r&gt;&lt;m:rPr&gt;&lt;m:scr m:val=&quot;roman&quot;/&gt;&lt;/m:rPr&gt;&lt;w:rPr/&gt;&lt;m:t&gt;纬&lt;/m:t&gt;&lt;/m:r&gt;&lt;/m:e&gt;&lt;m:sub&gt;&lt;m:box&gt;&lt;m:boxPr/&gt;&lt;m:e&gt;&lt;m:r&gt;&lt;m:rPr&gt;&lt;m:scr m:val=&quot;roman&quot;/&gt;&lt;/m:rPr&gt;&lt;w:rPr/&gt;&lt;m:t&gt;s&lt;/m:t&gt;&lt;&lt;&lt;/&lt;m&lt;:&lt;r&lt;&gt;&lt;&lt;&lt;/&lt;m:e&gt;&lt;/m:box&gt;&lt;/m:sub&gt;&lt;/m:sSub&gt;&lt;m:sSub&gt;&lt;m:sSubPr/&gt;&lt;m:e&gt;&lt;m:r&gt;&lt;m:rPr&gt;&lt;m:scr m:val=&quot;roman&quot;/&gt;&lt;/m:rPr&gt;&lt;w:rPr/&gt;&lt;m:t&gt;蠒&lt;/m:t&gt;&lt;/m:r&gt;&lt;/m:e&gt;&lt;m:sub&gt;&lt;m:box&gt;&lt;m:boxPr/&gt;&lt;m:e&gt;&lt;m:r&gt;&lt;m:rPr&gt;&lt;m:scr m:val=&quot;roman&quot;/&gt;&lt;/m:rPr&gt;&lt;w:rPr/&gt;&lt;m:t&gt;m&lt;/m:t&gt;&lt;/m:r&gt;&lt;/m:e&gt;&lt;/m:box&gt;&lt;&lt;/&lt;m:&lt;su&lt;b&gt;&lt;&lt;/&lt;m:&lt;sS&lt;ub&lt;&gt;&lt;/m:e&gt;&lt;/m:box&gt;&lt;/m:oMath&gt;&lt;/m:oMathPara&gt;&lt;/w:p&gt;&lt;/wx:sect&gt;&lt;/w:body&gt;&lt;/w:wordDocument">
             <v:fill o:detectmouseclick="t"/>
             <v:imagedata r:id="rId15" o:title=""/>
             <o:lock v:ext="edit" aspectratio="f"/>
@@ -12224,8 +12225,8 @@
         <w:t xml:space="preserve">          </w:t>
       </w:r>
       <w:r>
-        <w:pict w14:anchorId="129D6D1B">
-          <v:shape id="图片 28" o:spid="_x0000_i1034" type="#_x0000_t75" style="width:124pt;height:30.5pt;mso-position-horizontal-relative:page;mso-position-vertical-relative:page" equationxml="&lt;?xml version=&quot;1.0&quot; encoding=&quot;UTF-8&quot; standalone=&quot;yes&quot;?&gt;&#10;&lt;?mso-application progid=&quot;Word.Document&quot;?&gt;&#10;&lt;w:wordDocument xmlns:w=&quot;http://schemas.microsoft.com/office/word/2003/wordml&quot; xmlns:v=&quot;urn:schemas-microsoft-com:vml&quot; xmlns:w10=&quot;urn:schemas-microsoft-com:office:word&quot; xmlns:sl=&quot;http://schemas.microsoft.com/schemaLibrary/2003/core&quot; xmlns:aml=&quot;http://schemas.microsoft.com/aml/2001/core&quot; xmlns:wx=&quot;http://schemas.microsoft.com/office/word/2003/auxHint&quot; xmlns:o=&quot;urn:schemas-microsoft-com:office:office&quot; xmlns:dt=&quot;uuid:C2F41010-65B3-11d1-A29F-00AA00C14882&quot; xmlns:mc=&quot;http://schemas.openxmlformats.org/markup-compatibility/2006&quot; xmlns:m=&quot;http://schemas.openxmlformats.org/officeDocument/2006/math&quot; w:macrosPresent=&quot;no&quot; w:embeddedObjPresent=&quot;no&quot; w:ocxPresent=&quot;no&quot; xml:space=&quot;preserve&quot;&gt;&lt;o:DocumentProperties&gt;&lt;o:Version&gt;14&lt;/o:Version&gt;&lt;/o:DocumentProperties&gt;&lt;w:docPr&gt;&lt;w:view w:val=&quot;print&quot;/&gt;&lt;w:zoom w:percent=&quot;100&quot;/&gt;&lt;w:characterSpacingControl w:val=&quot;CompressPunctuation&quot;/&gt;&lt;w:documentProtection w:enforcement=&quot;off&quot;/&gt;&lt;w:embedTrueTypeFonts/&gt;&lt;w:doNotEmbedSystemFonts/&gt;&lt;w:saveSubsetFonts/&gt;&lt;w:defaultTabStop w:val=&quot;420&quot;/&gt;&lt;w:drawingGridHorizontalSpacing w:val=&quot;0&quot;/&gt;&lt;w:drawingGridVerticalSpacing w:val=&quot;156&quot;/&gt;&lt;w:displayHorizontalDrawingGridEvery w:val=&quot;1&quot;/&gt;&lt;w:displayVerticalDrawingGridEvery w:val=&quot;1&quot;/&gt;&lt;w:compat&gt;&lt;w:adjustLineHeightInTable/&gt;&lt;w:doNotExpandShiftReturn/&gt;&lt;w:balanceSingleByteDoubleByteWidth/&gt;&lt;w:spaceForUL/&gt;&lt;w:dontGrowAutofit/&gt;&lt;w:useFELayout/&gt;&lt;/w:compat&gt;&lt;/w:docPr&gt;&lt;w:body&gt;&lt;wx:sect&gt;&lt;w:p&gt;&lt;m:oMathPara&gt;&lt;m:oMath&gt;&lt;m:box&gt;&lt;m:boxPr/&gt;&lt;m:e&gt;&lt;m:sSub&gt;&lt;m:sSubPr/&gt;&lt;m:e&gt;&lt;m:r&gt;&lt;m:rPr&gt;&lt;m:scr m:val=&quot;roman&quot;/&gt;&lt;/m:rPr&gt;&lt;w:rPr/&gt;&lt;m:t&gt;纬&lt;/m:t&gt;&lt;/m:r&gt;&lt;/m:e&gt;&lt;m:sub&gt;&lt;m:box&gt;&lt;m:boxPr/&gt;&lt;m:e&gt;&lt;m:r&gt;&lt;m:rPr&gt;&lt;m:scr m:val=&quot;roman&quot;/&gt;&lt;/m:rPr&gt;&lt;w:rPr/&gt;&lt;m:t&gt;s&lt;/m:t&gt;&lt;/m:r&gt;&lt;/m:e&gt;&lt;/m:box&gt;&lt;/m:sub&gt;&lt;/m:sSub&gt;&lt;m:r&gt;&lt;m:rPr&gt;&lt;m:sty m:val=&quot;p&quot;/&lt;&lt;&lt;&lt;&lt;&lt;&lt;&lt;&lt;&lt;&lt;&lt;&lt;&lt;&lt;&gt;&lt;m:scr m:val=&quot;roman&quot;/&gt;&lt;/m:rPr&gt;&lt;w:rPr/&gt;&lt;m:t&gt;=1鈭抃{&lt;/m:t&gt;&lt;/m:r&gt;&lt;m:f&gt;&lt;m:fPr/&gt;&lt;m:num&gt;&lt;m:box&gt;&lt;m:boxPr/&gt;&lt;m:e&gt;&lt;m:r&gt;&lt;m:rPr&gt;&lt;m:sty m:val=&quot;p&quot;/&gt;&lt;m:scr m:val=&quot;roman&quot;/&gt;&lt;/m:rPr&gt;&lt;w:rPr/&gt;&lt;m:t&gt;1.704&lt;/m:t&gt;&lt;/m:r&gt;&lt;/m:e&gt;&lt;/m:box&gt;&lt;/m:num&gt;&lt;m:den&gt;&lt;m:box&gt;&lt;m:boxPr/&gt;/&lt;&lt;/&lt;m/&lt;:/&lt;e/&lt;&gt;/&lt;&lt;/&lt;m/&lt;:/&lt;r/&lt;a/&lt;d/&lt;&gt;/&lt;&lt;/&lt;m/&lt;:radPr/&gt;&lt;m:deg/&gt;&lt;m:e&gt;&lt;m:box&gt;&lt;m:boxPr/&gt;&lt;m:e&gt;&lt;m:box&gt;&lt;m:boxPr/&gt;&lt;m:e&gt;&lt;m:r&gt;&lt;m:rPr&gt;&lt;m:scr m:val=&quot;roman&quot;/&gt;&lt;/m:rPr&gt;&lt;w:rPr/&gt;&lt;m:t&gt;n&lt;/m:t&gt;&lt;/m:r&gt;&lt;/m:e&gt;&lt;/m:box&gt;&lt;/m:e&gt;&lt;/m:box&gt;&lt;/m:e&gt;&lt;/m:rad&gt;&lt;/m:e&gt;&lt;/m:box&gt;&lt;/m:den&gt;&lt;/m:f&gt;&lt;m:r&gt;&lt;m:rPr&gt;&lt;m:sty m:val=&quot;p&quot;/&gt;&lt;m:scr m:val=&quot;roman&quot;/&gt;&lt;/m:rPr&gt;&lt;w:rPr/&gt;&lt;m:t&gt;+&lt;/m:t&gt;&lt;/m:r&gt;&lt;m:f&gt;&lt;m:fPr/&gt;&lt;m:num&gt;&lt;m:box&gt;&lt;m:boxPr/&gt;&lt;m:e&gt;&lt;m:r&gt;&lt;m:rPr&gt;&lt;m:sty m:val=&quot;p&quot;/&gt;&lt;m:scr m:val=&quot;roman&quot;/&gt;&lt;/m:rPr&gt;&lt;w:rPr/&gt;&lt;m:t&gt;4.678&lt;/m:t&gt;&lt;/m:r&gt;&lt;/m:e&gt;&lt;/m:box&gt;&lt;/m:num&gt;&lt;m:den&gt;&lt;m:box&gt;&lt;m:boxPr/&gt;&lt;m:e&gt;&lt;m:sSup&gt;&lt;m:sSupPr/&gt;&lt;m:e&gt;&lt;m:r&gt;&lt;m:rPr&gt;&lt;m:scr m:val=&quot;roman&quot;/&gt;&lt;/m:rPr&gt;&lt;w:rPr/&gt;&lt;m:t&gt;n&lt;/m:t&gt;&lt;/m:r&gt;&lt;/m:e&gt;&lt;m:sup&gt;&lt;m:box&gt;&lt;m:boxPr/&gt;&lt;m:e&gt;&lt;m:r&gt;&lt;m:rPr&gt;&lt;m:sty m:val=&quot;p&quot;/&gt;&lt;m:scr m:val=&quot;roman&quot;/&gt;&lt;/m:rPr&gt;&lt;w:rPr/&gt;&lt;m:t&gt;2&lt;/m:t&gt;&lt;/m:r&gt;&lt;/m:e&gt;&lt;/m:box&gt;&lt;/m:sup&gt;&lt;/m:sSup&gt;&lt;/m:e&gt;&lt;/m:box&gt;&lt;/m:den&gt;&lt;/m:f&gt;&lt;m:r&gt;&lt;m:rPr&gt;&lt;m:sty m:val=&quot;p&quot;/&gt;&lt;m:scr m:val=&quot;roman&quot;/&gt;&lt;/m:rPr&gt;&lt;w:rPr/&gt;&lt;m:t&gt;\}&lt;/m:t&gt;&lt;/m:r&gt;&lt;m:r&gt;&lt;m:rPr&gt;&lt;m:scr m:val=&quot;roman&quot;/&gt;&lt;/m:rPr&gt;&lt;w:rPr/&gt;&lt;m:t&gt;未&lt;/m:t&gt;&lt;/m:r&gt;&lt;/m:e&gt;&lt;/m:box&gt;&lt;/m:oMath&gt;&lt;/m:oMathPara&gt;&lt;/w:p&gt;&lt;/wx:sect&gt;&lt;/w:body&gt;&lt;/w:wordDocumen&lt;t/m::boxx&gt;&lt;//m:">
+        <w:pict w14:anchorId="3CE7CAB8">
+          <v:shape id="图片 28" o:spid="_x0000_i1034" type="#_x0000_t75" style="width:124.75pt;height:31pt;mso-wrap-style:square;mso-position-horizontal-relative:page;mso-position-vertical-relative:page" equationxml="&lt;?xml version=&quot;1.0&quot; encoding=&quot;UTF-8&quot; standalone=&quot;yes&quot;?&gt;&#10;&lt;?mso-application progid=&quot;Word.Document&quot;?&gt;&#10;&lt;w:wordDocument xmlns:w=&quot;http://schemas.microsoft.com/office/word/2003/wordml&quot; xmlns:v=&quot;urn:schemas-microsoft-com:vml&quot; xmlns:w10=&quot;urn:schemas-microsoft-com:office:word&quot; xmlns:sl=&quot;http://schemas.microsoft.com/schemaLibrary/2003/core&quot; xmlns:aml=&quot;http://schemas.microsoft.com/aml/2001/core&quot; xmlns:wx=&quot;http://schemas.microsoft.com/office/word/2003/auxHint&quot; xmlns:o=&quot;urn:schemas-microsoft-com:office:office&quot; xmlns:dt=&quot;uuid:C2F41010-65B3-11d1-A29F-00AA00C14882&quot; xmlns:mc=&quot;http://schemas.openxmlformats.org/markup-compatibility/2006&quot; xmlns:m=&quot;http://schemas.openxmlformats.org/officeDocument/2006/math&quot; w:macrosPresent=&quot;no&quot; w:embeddedObjPresent=&quot;no&quot; w:ocxPresent=&quot;no&quot; xml:space=&quot;preserve&quot;&gt;&lt;o:DocumentProperties&gt;&lt;o:Version&gt;14&lt;/o:Version&gt;&lt;/o:DocumentProperties&gt;&lt;w:docPr&gt;&lt;w:view w:val=&quot;print&quot;/&gt;&lt;w:zoom w:percent=&quot;100&quot;/&gt;&lt;w:characterSpacingControl w:val=&quot;CompressPunctuation&quot;/&gt;&lt;w:documentProtection w:enforcement=&quot;off&quot;/&gt;&lt;w:embedTrueTypeFonts/&gt;&lt;w:doNotEmbedSystemFonts/&gt;&lt;w:saveSubsetFonts/&gt;&lt;w:defaultTabStop w:val=&quot;420&quot;/&gt;&lt;w:drawingGridHorizontalSpacing w:val=&quot;0&quot;/&gt;&lt;w:drawingGridVerticalSpacing w:val=&quot;156&quot;/&gt;&lt;w:displayHorizontalDrawingGridEvery w:val=&quot;1&quot;/&gt;&lt;w:displayVerticalDrawingGridEvery w:val=&quot;1&quot;/&gt;&lt;w:compat&gt;&lt;w:adjustLineHeightInTable/&gt;&lt;w:doNotExpandShiftReturn/&gt;&lt;w:balanceSingleByteDoubleByteWidth/&gt;&lt;w:spaceForUL/&gt;&lt;w:dontGrowAutofit/&gt;&lt;w:useFELayout/&gt;&lt;/w:compat&gt;&lt;/w:docPr&gt;&lt;w:body&gt;&lt;wx:sect&gt;&lt;w:p&gt;&lt;m:oMathPara&gt;&lt;m:oMath&gt;&lt;m:box&gt;&lt;m:boxPr/&gt;&lt;m:e&gt;&lt;m:sSub&gt;&lt;m:sSubPr/&gt;&lt;m:e&gt;&lt;m:r&gt;&lt;m:rPr&gt;&lt;m:scr m:val=&quot;roman&quot;/&gt;&lt;/m:rPr&gt;&lt;w:rPr/&gt;&lt;m:t&gt;纬&lt;/m:t&gt;&lt;/m:r&gt;&lt;/m:e&gt;&lt;m:sub&gt;&lt;m:box&gt;&lt;m:boxPr/&gt;&lt;m:e&gt;&lt;m:r&gt;&lt;m:rPr&gt;&lt;m:scr m:val=&quot;roman&quot;/&gt;&lt;/m:rPr&gt;&lt;w:rPr/&gt;&lt;m:t&gt;s&lt;/m:t&gt;&lt;/m:r&gt;&lt;/m:e&gt;&lt;/m:box&gt;&lt;/m:sub&gt;&lt;/m:sSub&gt;&lt;m:r&gt;&lt;m:rPr&gt;&lt;m:sty m:val=&quot;p&quot;/&lt;&lt;&lt;&lt;&lt;&lt;&lt;&lt;&lt;&gt;&lt;m:scr m:val=&quot;roman&quot;/&gt;&lt;/m:rPr&gt;&lt;w:rPr/&gt;&lt;m:t&gt;=1鈭抃{&lt;/m:t&gt;&lt;/m:r&gt;&lt;m:f&gt;&lt;m:fPr/&gt;&lt;m:num&gt;&lt;m:box&gt;&lt;m:boxPr/&gt;&lt;m:e&gt;&lt;m:r&gt;&lt;m:rPr&gt;&lt;m:sty m:val=&quot;p&quot;/&gt;&lt;m:scr m:val=&quot;roman&quot;/&gt;&lt;/m:rPr&gt;&lt;w:rPr/&gt;&lt;m:t&gt;1.704&lt;/m:t&gt;&lt;/m:r&gt;&lt;/m:e&gt;&lt;/m:box&gt;&lt;/m:num&gt;&lt;m:den&gt;&lt;m:box&gt;&lt;m:boxPr/&gt;&lt;m:e&gt;&lt;/&lt;m/&lt;:/&lt;r/&lt;a/&lt;d/&lt;&gt;/&lt;&lt;/&lt;m/&lt;:radPr/&gt;&lt;m:deg/&gt;&lt;m:e&gt;&lt;m:box&gt;&lt;m:boxPr/&gt;&lt;m:e&gt;&lt;m:box&gt;&lt;m:boxPr/&gt;&lt;m:e&gt;&lt;m:r&gt;&lt;m:rPr&gt;&lt;m:scr m:val=&quot;roman&quot;/&gt;&lt;/m:rPr&gt;&lt;w:rPr/&gt;&lt;m:t&gt;n&lt;/m:t&gt;&lt;/m:r&gt;&lt;/m:e&gt;&lt;/m:box&gt;&lt;/m:e&gt;&lt;/m:box&gt;&lt;/m:e&gt;&lt;/m:rad&gt;&lt;/m:e&gt;&lt;/m:box&gt;&lt;/m:den&gt;&lt;/m:f&gt;&lt;m:r&gt;&lt;m:rPr&gt;&lt;m:sty m:val=&quot;p&quot;/&gt;&lt;m:scr m:val=&quot;roman&quot;/&gt;&lt;/m:rPr&gt;&lt;w:rPr/&gt;&lt;m:t&gt;+&lt;/m:t&gt;&lt;/m:r&gt;&lt;m:f&gt;&lt;m:fPr/&gt;&lt;m:num&gt;&lt;m:box&gt;&lt;m:boxPr/&gt;&lt;m:e&gt;&lt;m:r&gt;&lt;m:rPr&gt;&lt;m:sty m:val=&quot;p&quot;/&gt;&lt;m:scr m:val=&quot;roman&quot;/&gt;&lt;/m:rPr&gt;&lt;w:rPr/&gt;&lt;m:t&gt;4.678&lt;/m:t&gt;&lt;/m:r&gt;&lt;/m:e&gt;&lt;/m:box&gt;&lt;/m:num&gt;&lt;m:den&gt;&lt;m:box&gt;&lt;m:boxPr/&gt;&lt;m:e&gt;&lt;m:sSup&gt;&lt;m:sSupPr/&gt;&lt;m:e&gt;&lt;m:r&gt;&lt;m:rPr&gt;&lt;m:scr m:val=&quot;roman&quot;/&gt;&lt;/m:rPr&gt;&lt;w:rPr/&gt;&lt;m:t&gt;n&lt;/m:t&gt;&lt;/m:r&gt;&lt;/m:e&gt;&lt;m:sup&gt;&lt;m:box&gt;&lt;m:boxPr/&gt;&lt;m:e&gt;&lt;m:r&gt;&lt;m:rPr&gt;&lt;m:sty m:val=&quot;p&quot;/&gt;&lt;m:scr m:val=&quot;roman&quot;/&gt;&lt;/m:rPr&gt;&lt;w:rPr/&gt;&lt;m:t&gt;2&lt;/m:t&gt;&lt;/m:r&gt;&lt;/m:e&gt;&lt;/m:box&gt;&lt;/m:sup&gt;&lt;/m:sSup&gt;&lt;/m:e&gt;&lt;/m:box&gt;&lt;/m:den&gt;&lt;/m:f&gt;&lt;m:r&gt;&lt;m:rPr&gt;&lt;m:sty m:val=&quot;p&quot;/&gt;&lt;m:scr m:val=&quot;roman&quot;/&gt;&lt;/m:rPr&gt;&lt;w:rPr/&gt;&lt;m:t&gt;\}&lt;/m:t&gt;&lt;/m:r&gt;&lt;m:r&gt;&lt;m:rPr&gt;&lt;m:scr m:val=&quot;roman&quot;/&gt;&lt;/m:rPr&gt;&lt;w:rPr/&gt;&lt;m:t&gt;未&lt;/m:t&gt;&lt;/m:r&gt;&lt;/m:e&gt;&lt;/m:box&gt;&lt;/m:oMath&gt;&lt;/m:oMathPara&gt;&lt;/w:p&gt;&lt;/wx:sect&gt;&lt;/w:body&gt;&lt;/w:wordDocument/m:box&gt;&lt;/">
             <v:fill o:detectmouseclick="t"/>
             <v:imagedata r:id="rId16" o:title=""/>
             <o:lock v:ext="edit" aspectratio="f"/>
@@ -12244,8 +12245,8 @@
         <w:t xml:space="preserve"> </w:t>
       </w:r>
       <w:r>
-        <w:pict w14:anchorId="0B139DF8">
-          <v:shape id="图片 29" o:spid="_x0000_i1035" type="#_x0000_t75" style="width:11.5pt;height:17pt;mso-position-horizontal-relative:page;mso-position-vertical-relative:page" equationxml="&lt;?xml version=&quot;1.0&quot; encoding=&quot;UTF-8&quot; standalone=&quot;yes&quot;?&gt;&#10;&lt;?mso-application progid=&quot;Word.Document&quot;?&gt;&#10;&lt;w:wordDocument xmlns:w=&quot;http://schemas.microsoft.com/office/word/2003/wordml&quot; xmlns:v=&quot;urn:schemas-microsoft-com:vml&quot; xmlns:w10=&quot;urn:schemas-microsoft-com:office:word&quot; xmlns:sl=&quot;http://schemas.microsoft.com/schemaLibrary/2003/core&quot; xmlns:aml=&quot;http://schemas.microsoft.com/aml/2001/core&quot; xmlns:wx=&quot;http://schemas.microsoft.com/office/word/2003/auxHint&quot; xmlns:o=&quot;urn:schemas-microsoft-com:office:office&quot; xmlns:dt=&quot;uuid:C2F41010-65B3-11d1-A29F-00AA00C14882&quot; xmlns:mc=&quot;http://schemas.openxmlformats.org/markup-compatibility/2006&quot; xmlns:m=&quot;http://schemas.openxmlformats.org/officeDocument/2006/math&quot; w:macrosPresent=&quot;no&quot; w:embeddedObjPresent=&quot;no&quot; w:ocxPresent=&quot;no&quot; xml:space=&quot;preserve&quot;&gt;&lt;o:DocumentProperties&gt;&lt;o:Version&gt;14&lt;/o:Version&gt;&lt;/o:DocumentProperties&gt;&lt;w:docPr&gt;&lt;w:view w:val=&quot;print&quot;/&gt;&lt;w:zoom w:percent=&quot;100&quot;/&gt;&lt;w:characterSpacingControl w:val=&quot;CompressPunctuation&quot;/&gt;&lt;w:documentProtection w:enforcement=&quot;off&quot;/&gt;&lt;w:embedTrueTypeFonts/&gt;&lt;w:doNotEmbedSystemFonts/&gt;&lt;w:saveSubsetFonts/&gt;&lt;w:defaultTabStop w:val=&quot;420&quot;/&gt;&lt;w:drawingGridHorizontalSpacing w:val=&quot;0&quot;/&gt;&lt;w:drawingGridVerticalSpacing w:val=&quot;156&quot;/&gt;&lt;w:displayHorizontalDrawingGridEvery w:val=&quot;1&quot;/&gt;&lt;w:displayVerticalDrawingGridEvery w:val=&quot;1&quot;/&gt;&lt;w:compat&gt;&lt;w:adjustLineHeightInTable/&gt;&lt;w:doNotExpandShiftReturn/&gt;&lt;w:balanceSingleByteDoubleByteWidth/&gt;&lt;w:spaceForUL/&gt;&lt;w:dontGrowAutofit/&gt;&lt;w:useFELayout/&gt;&lt;/w:compat&gt;&lt;/w:docPr&gt;&lt;w:body&gt;&lt;wx:sect&gt;&lt;w:p&gt;&lt;m:oMathPara&gt;&lt;m:oMath&gt;&lt;m:box&gt;&lt;m:boxPr/&gt;&lt;m:e&gt;&lt;m:sSub&gt;&lt;m:sSubPr/&gt;&lt;m:e&gt;&lt;m:r&gt;&lt;m:rPr&gt;&lt;m:scr m:val=&quot;roman&quot;/&gt;&lt;/m:rPr&gt;&lt;w:rPr/&gt;&lt;m:t&gt;蠒&lt;/m:t&gt;&lt;/m:r&gt;&lt;/m:e&gt;&lt;m:sub&gt;&lt;m:box&gt;&lt;m:boxPr/&gt;&lt;m:e&gt;&lt;m:r&gt;&lt;m:rPr&gt;&lt;m:scr m:val=&quot;roman&quot;/&gt;&lt;/m:rPr&gt;&lt;w:rPr/&gt;&lt;m:t&gt;k&lt;/m:t&gt;&lt;/m:r&gt;&lt;/m:e&gt;&lt;/m:box&gt;&lt;/m:sub&gt;&lt;/m:sSub&gt;&lt;/m:e&gt;&lt;/m:box&gt;&lt;/m:oMath&gt;&lt;/m:o&lt;&lt;&lt;&lt;&lt;&lt;&lt;&lt;&lt;&lt;&lt;&lt;&lt;&lt;&lt;MathPara&gt;&lt;/w:p&gt;&lt;/wx:sect&gt;&lt;/w:body&gt;&lt;/w:wordDocument">
+        <w:pict w14:anchorId="21D8FF4A">
+          <v:shape id="图片 29" o:spid="_x0000_i1035" type="#_x0000_t75" style="width:12.55pt;height:15.9pt;mso-wrap-style:square;mso-position-horizontal-relative:page;mso-position-vertical-relative:page" equationxml="&lt;?xml version=&quot;1.0&quot; encoding=&quot;UTF-8&quot; standalone=&quot;yes&quot;?&gt;&#10;&lt;?mso-application progid=&quot;Word.Document&quot;?&gt;&#10;&lt;w:wordDocument xmlns:w=&quot;http://schemas.microsoft.com/office/word/2003/wordml&quot; xmlns:v=&quot;urn:schemas-microsoft-com:vml&quot; xmlns:w10=&quot;urn:schemas-microsoft-com:office:word&quot; xmlns:sl=&quot;http://schemas.microsoft.com/schemaLibrary/2003/core&quot; xmlns:aml=&quot;http://schemas.microsoft.com/aml/2001/core&quot; xmlns:wx=&quot;http://schemas.microsoft.com/office/word/2003/auxHint&quot; xmlns:o=&quot;urn:schemas-microsoft-com:office:office&quot; xmlns:dt=&quot;uuid:C2F41010-65B3-11d1-A29F-00AA00C14882&quot; xmlns:mc=&quot;http://schemas.openxmlformats.org/markup-compatibility/2006&quot; xmlns:m=&quot;http://schemas.openxmlformats.org/officeDocument/2006/math&quot; w:macrosPresent=&quot;no&quot; w:embeddedObjPresent=&quot;no&quot; w:ocxPresent=&quot;no&quot; xml:space=&quot;preserve&quot;&gt;&lt;o:DocumentProperties&gt;&lt;o:Version&gt;14&lt;/o:Version&gt;&lt;/o:DocumentProperties&gt;&lt;w:docPr&gt;&lt;w:view w:val=&quot;print&quot;/&gt;&lt;w:zoom w:percent=&quot;100&quot;/&gt;&lt;w:characterSpacingControl w:val=&quot;CompressPunctuation&quot;/&gt;&lt;w:documentProtection w:enforcement=&quot;off&quot;/&gt;&lt;w:embedTrueTypeFonts/&gt;&lt;w:doNotEmbedSystemFonts/&gt;&lt;w:saveSubsetFonts/&gt;&lt;w:defaultTabStop w:val=&quot;420&quot;/&gt;&lt;w:drawingGridHorizontalSpacing w:val=&quot;0&quot;/&gt;&lt;w:drawingGridVerticalSpacing w:val=&quot;156&quot;/&gt;&lt;w:displayHorizontalDrawingGridEvery w:val=&quot;1&quot;/&gt;&lt;w:displayVerticalDrawingGridEvery w:val=&quot;1&quot;/&gt;&lt;w:compat&gt;&lt;w:adjustLineHeightInTable/&gt;&lt;w:doNotExpandShiftReturn/&gt;&lt;w:balanceSingleByteDoubleByteWidth/&gt;&lt;w:spaceForUL/&gt;&lt;w:dontGrowAutofit/&gt;&lt;w:useFELayout/&gt;&lt;/w:compat&gt;&lt;/w:docPr&gt;&lt;w:body&gt;&lt;wx:sect&gt;&lt;w:p&gt;&lt;m:oMathPara&gt;&lt;m:oMath&gt;&lt;m:box&gt;&lt;m:boxPr/&gt;&lt;m:e&gt;&lt;m:sSub&gt;&lt;m:sSubPr/&gt;&lt;m:e&gt;&lt;m:r&gt;&lt;m:rPr&gt;&lt;m:scr m:val=&quot;roman&quot;/&gt;&lt;/m:rPr&gt;&lt;w:rPr/&gt;&lt;m:t&gt;蠒&lt;/m:t&gt;&lt;/m:r&gt;&lt;/m:e&gt;&lt;m:sub&gt;&lt;m:box&gt;&lt;m:boxPr/&gt;&lt;m:e&gt;&lt;m:r&gt;&lt;m:rPr&gt;&lt;m:scr m:val=&quot;roman&quot;/&gt;&lt;/m:rPr&gt;&lt;w:rPr/&gt;&lt;m:t&gt;k&lt;/m:t&gt;&lt;/m:r&gt;&lt;/m:e&gt;&lt;/m:box&gt;&lt;/m:sub&gt;&lt;/m:sSub&gt;&lt;/m:e&gt;&lt;/m:box&gt;&lt;/m:oMath&gt;&lt;/m:o&lt;&lt;&lt;&lt;&lt;&lt;&lt;&lt;&lt;MathPara&gt;&lt;/w:p&gt;&lt;/wx:sect&gt;&lt;/w:body&gt;&lt;/w:wordDocument">
             <v:fill o:detectmouseclick="t"/>
             <v:imagedata r:id="rId17" o:title=""/>
             <o:lock v:ext="edit" aspectratio="f"/>
@@ -12259,8 +12260,8 @@
         <w:t>原位试验数据的标准值；</w:t>
       </w:r>
       <w:r>
-        <w:pict w14:anchorId="4A704E62">
-          <v:shape id="图片 30" o:spid="_x0000_i1036" type="#_x0000_t75" style="width:8.5pt;height:17pt;mso-position-horizontal-relative:page;mso-position-vertical-relative:page" equationxml="&lt;?xml version=&quot;1.0&quot; encoding=&quot;UTF-8&quot; standalone=&quot;yes&quot;?&gt;&#10;&lt;?mso-application progid=&quot;Word.Document&quot;?&gt;&#10;&lt;w:wordDocument xmlns:w=&quot;http://schemas.microsoft.com/office/word/2003/wordml&quot; xmlns:v=&quot;urn:schemas-microsoft-com:vml&quot; xmlns:w10=&quot;urn:schemas-microsoft-com:office:word&quot; xmlns:sl=&quot;http://schemas.microsoft.com/schemaLibrary/2003/core&quot; xmlns:aml=&quot;http://schemas.microsoft.com/aml/2001/core&quot; xmlns:wx=&quot;http://schemas.microsoft.com/office/word/2003/auxHint&quot; xmlns:o=&quot;urn:schemas-microsoft-com:office:office&quot; xmlns:dt=&quot;uuid:C2F41010-65B3-11d1-A29F-00AA00C14882&quot; xmlns:mc=&quot;http://schemas.openxmlformats.org/markup-compatibility/2006&quot; xmlns:m=&quot;http://schemas.openxmlformats.org/officeDocument/2006/math&quot; w:macrosPresent=&quot;no&quot; w:embeddedObjPresent=&quot;no&quot; w:ocxPresent=&quot;no&quot; xml:space=&quot;preserve&quot;&gt;&lt;o:DocumentProperties&gt;&lt;o:Version&gt;14&lt;/o:Version&gt;&lt;/o:DocumentProperties&gt;&lt;w:docPr&gt;&lt;w:view w:val=&quot;print&quot;/&gt;&lt;w:zoom w:percent=&quot;100&quot;/&gt;&lt;w:characterSpacingControl w:val=&quot;CompressPunctuation&quot;/&gt;&lt;w:documentProtection w:enforcement=&quot;off&quot;/&gt;&lt;w:embedTrueTypeFonts/&gt;&lt;w:doNotEmbedSystemFonts/&gt;&lt;w:saveSubsetFonts/&gt;&lt;w:defaultTabStop w:val=&quot;420&quot;/&gt;&lt;w:drawingGridHorizontalSpacing w:val=&quot;0&quot;/&gt;&lt;w:drawingGridVerticalSpacing w:val=&quot;156&quot;/&gt;&lt;w:displayHorizontalDrawingGridEvery w:val=&quot;1&quot;/&gt;&lt;w:displayVerticalDrawingGridEvery w:val=&quot;1&quot;/&gt;&lt;w:compat&gt;&lt;w:adjustLineHeightInTable/&gt;&lt;w:doNotExpandShiftReturn/&gt;&lt;w:balanceSingleByteDoubleByteWidth/&gt;&lt;w:spaceForUL/&gt;&lt;w:dontGrowAutofit/&gt;&lt;w:useFELayout/&gt;&lt;/w:compat&gt;&lt;/w:docPr&gt;&lt;w:body&gt;&lt;wx:sect&gt;&lt;w:p&gt;&lt;m:oMathPara&gt;&lt;m:oMath&gt;&lt;m:box&gt;&lt;m:boxPr/&gt;&lt;m:e&gt;&lt;m:sSub&gt;&lt;m:sSubPr/&gt;&lt;m:e&gt;&lt;m:r&gt;&lt;m:rPr&gt;&lt;m:scr m:val=&quot;roman&quot;/&gt;&lt;/m:rPr&gt;&lt;w:rPr/&gt;&lt;m:t&gt;纬&lt;/m:t&gt;&lt;/m:r&gt;&lt;/m:e&gt;&lt;m:sub&gt;&lt;m:box&gt;&lt;m:boxPr/&gt;&lt;m:e&gt;&lt;m:r&gt;&lt;m:rPr&gt;&lt;m:scr m:val=&quot;roman&quot;/&gt;&lt;/m:rPr&gt;&lt;w:rPr/&gt;&lt;m:t&gt;s&lt;/m:t&gt;&lt;/m:r&gt;&lt;/m:e&gt;&lt;/m:box&gt;&lt;/m:sub&gt;&lt;/m:sSub&gt;&lt;/m:e&gt;&lt;/m:box&gt;&lt;/m:oMath&gt;&lt;/m:o&lt;&lt;&lt;&lt;&lt;&lt;&lt;&lt;&lt;&lt;&lt;&lt;&lt;&lt;&lt;MathPara&gt;&lt;/w:p&gt;&lt;/wx:sect&gt;&lt;/w:body&gt;&lt;/w:wordDocument">
+        <w:pict w14:anchorId="603A4E73">
+          <v:shape id="图片 30" o:spid="_x0000_i1036" type="#_x0000_t75" style="width:9.2pt;height:15.9pt;mso-wrap-style:square;mso-position-horizontal-relative:page;mso-position-vertical-relative:page" equationxml="&lt;?xml version=&quot;1.0&quot; encoding=&quot;UTF-8&quot; standalone=&quot;yes&quot;?&gt;&#10;&lt;?mso-application progid=&quot;Word.Document&quot;?&gt;&#10;&lt;w:wordDocument xmlns:w=&quot;http://schemas.microsoft.com/office/word/2003/wordml&quot; xmlns:v=&quot;urn:schemas-microsoft-com:vml&quot; xmlns:w10=&quot;urn:schemas-microsoft-com:office:word&quot; xmlns:sl=&quot;http://schemas.microsoft.com/schemaLibrary/2003/core&quot; xmlns:aml=&quot;http://schemas.microsoft.com/aml/2001/core&quot; xmlns:wx=&quot;http://schemas.microsoft.com/office/word/2003/auxHint&quot; xmlns:o=&quot;urn:schemas-microsoft-com:office:office&quot; xmlns:dt=&quot;uuid:C2F41010-65B3-11d1-A29F-00AA00C14882&quot; xmlns:mc=&quot;http://schemas.openxmlformats.org/markup-compatibility/2006&quot; xmlns:m=&quot;http://schemas.openxmlformats.org/officeDocument/2006/math&quot; w:macrosPresent=&quot;no&quot; w:embeddedObjPresent=&quot;no&quot; w:ocxPresent=&quot;no&quot; xml:space=&quot;preserve&quot;&gt;&lt;o:DocumentProperties&gt;&lt;o:Version&gt;14&lt;/o:Version&gt;&lt;/o:DocumentProperties&gt;&lt;w:docPr&gt;&lt;w:view w:val=&quot;print&quot;/&gt;&lt;w:zoom w:percent=&quot;100&quot;/&gt;&lt;w:characterSpacingControl w:val=&quot;CompressPunctuation&quot;/&gt;&lt;w:documentProtection w:enforcement=&quot;off&quot;/&gt;&lt;w:embedTrueTypeFonts/&gt;&lt;w:doNotEmbedSystemFonts/&gt;&lt;w:saveSubsetFonts/&gt;&lt;w:defaultTabStop w:val=&quot;420&quot;/&gt;&lt;w:drawingGridHorizontalSpacing w:val=&quot;0&quot;/&gt;&lt;w:drawingGridVerticalSpacing w:val=&quot;156&quot;/&gt;&lt;w:displayHorizontalDrawingGridEvery w:val=&quot;1&quot;/&gt;&lt;w:displayVerticalDrawingGridEvery w:val=&quot;1&quot;/&gt;&lt;w:compat&gt;&lt;w:adjustLineHeightInTable/&gt;&lt;w:doNotExpandShiftReturn/&gt;&lt;w:balanceSingleByteDoubleByteWidth/&gt;&lt;w:spaceForUL/&gt;&lt;w:dontGrowAutofit/&gt;&lt;w:useFELayout/&gt;&lt;/w:compat&gt;&lt;/w:docPr&gt;&lt;w:body&gt;&lt;wx:sect&gt;&lt;w:p&gt;&lt;m:oMathPara&gt;&lt;m:oMath&gt;&lt;m:box&gt;&lt;m:boxPr/&gt;&lt;m:e&gt;&lt;m:sSub&gt;&lt;m:sSubPr/&gt;&lt;m:e&gt;&lt;m:r&gt;&lt;m:rPr&gt;&lt;m:scr m:val=&quot;roman&quot;/&gt;&lt;/m:rPr&gt;&lt;w:rPr/&gt;&lt;m:t&gt;纬&lt;/m:t&gt;&lt;/m:r&gt;&lt;/m:e&gt;&lt;m:sub&gt;&lt;m:box&gt;&lt;m:boxPr/&gt;&lt;m:e&gt;&lt;m:r&gt;&lt;m:rPr&gt;&lt;m:scr m:val=&quot;roman&quot;/&gt;&lt;/m:rPr&gt;&lt;w:rPr/&gt;&lt;m:t&gt;s&lt;/m:t&gt;&lt;/m:r&gt;&lt;/m:e&gt;&lt;/m:box&gt;&lt;/m:sub&gt;&lt;/m:sSub&gt;&lt;/m:e&gt;&lt;/m:box&gt;&lt;/m:oMath&gt;&lt;/m:o&lt;&lt;&lt;&lt;&lt;&lt;&lt;&lt;&lt;MathPara&gt;&lt;/w:p&gt;&lt;/wx:sect&gt;&lt;/w:body&gt;&lt;/w:wordDocument">
             <v:fill o:detectmouseclick="t"/>
             <v:imagedata r:id="rId18" o:title=""/>
             <o:lock v:ext="edit" aspectratio="f"/>
@@ -12341,7 +12342,7 @@
     <w:tbl>
       <w:tblPr>
         <w:tblW w:w="9634" w:type="dxa"/>
-        <w:tblInd w:w="98" w:type="dxa"/>
+        <w:tblInd w:w="-15" w:type="dxa"/>
         <w:tblLook w:val="0000" w:firstRow="0" w:lastRow="0" w:firstColumn="0" w:lastColumn="0" w:noHBand="0" w:noVBand="0"/>
       </w:tblPr>
       <w:tblGrid>
@@ -13079,7 +13080,7 @@
     </w:p>
     <w:p>
       <w:pPr>
-        <w:pStyle w:val="ae"/>
+        <w:pStyle w:val="ac"/>
         <w:ind w:left="972" w:hangingChars="347" w:hanging="972"/>
         <w:jc w:val="right"/>
         <w:outlineLvl w:val="1"/>
@@ -13122,7 +13123,7 @@
     <w:tbl>
       <w:tblPr>
         <w:tblW w:w="9633" w:type="dxa"/>
-        <w:tblInd w:w="107" w:type="dxa"/>
+        <w:tblInd w:w="-6" w:type="dxa"/>
         <w:tblBorders>
           <w:top w:val="single" w:sz="4" w:space="0" w:color="auto"/>
           <w:left w:val="single" w:sz="4" w:space="0" w:color="auto"/>
@@ -13141,7 +13142,7 @@
       </w:tblGrid>
       <w:tr>
         <w:trPr>
-          <w:trHeight w:val="510"/>
+          <w:trHeight w:val="567"/>
         </w:trPr>
         <w:tc>
           <w:tcPr>
@@ -13236,7 +13237,6 @@
               </w:rPr>
               <w:t xml:space="preserve">  </w:t>
             </w:r>
-            <w:proofErr w:type="gramStart"/>
             <w:r>
               <w:rPr>
                 <w:rFonts w:hAnsi="宋体"/>
@@ -13245,7 +13245,6 @@
               </w:rPr>
               <w:t>击</w:t>
             </w:r>
-            <w:proofErr w:type="gramEnd"/>
             <w:r>
               <w:rPr>
                 <w:kern w:val="0"/>
@@ -13266,7 +13265,7 @@
       </w:tr>
       <w:tr>
         <w:trPr>
-          <w:trHeight w:hRule="exact" w:val="510"/>
+          <w:trHeight w:val="567"/>
         </w:trPr>
         <w:tc>
           <w:tcPr>
@@ -13396,7 +13395,7 @@
       </w:tr>
       <w:tr>
         <w:trPr>
-          <w:trHeight w:hRule="exact" w:val="510"/>
+          <w:trHeight w:val="567"/>
         </w:trPr>
         <w:tc>
           <w:tcPr>
@@ -13526,7 +13525,7 @@
       </w:tr>
       <w:tr>
         <w:trPr>
-          <w:trHeight w:hRule="exact" w:val="510"/>
+          <w:trHeight w:val="567"/>
         </w:trPr>
         <w:tc>
           <w:tcPr>
@@ -13653,7 +13652,7 @@
       </w:tr>
       <w:tr>
         <w:trPr>
-          <w:trHeight w:hRule="exact" w:val="510"/>
+          <w:trHeight w:val="567"/>
         </w:trPr>
         <w:tc>
           <w:tcPr>
@@ -13780,7 +13779,7 @@
       </w:tr>
       <w:tr>
         <w:trPr>
-          <w:trHeight w:hRule="exact" w:val="510"/>
+          <w:trHeight w:val="567"/>
         </w:trPr>
         <w:tc>
           <w:tcPr>
@@ -13907,7 +13906,7 @@
       </w:tr>
       <w:tr>
         <w:trPr>
-          <w:trHeight w:hRule="exact" w:val="510"/>
+          <w:trHeight w:val="567"/>
         </w:trPr>
         <w:tc>
           <w:tcPr>
@@ -14043,51 +14042,19 @@
           <w:szCs w:val="28"/>
         </w:rPr>
       </w:pPr>
+      <w:r>
+        <w:rPr>
+          <w:rFonts w:hint="eastAsia"/>
+          <w:sz w:val="28"/>
+          <w:szCs w:val="28"/>
+        </w:rPr>
+        <w:lastRenderedPageBreak/>
+        <w:t>地基土承载力确定表</w:t>
+      </w:r>
     </w:p>
     <w:p>
       <w:pPr>
-        <w:spacing w:line="440" w:lineRule="exact"/>
-        <w:ind w:right="330"/>
-        <w:jc w:val="center"/>
-        <w:rPr>
-          <w:sz w:val="28"/>
-          <w:szCs w:val="28"/>
-        </w:rPr>
-      </w:pPr>
-    </w:p>
-    <w:p>
-      <w:pPr>
-        <w:spacing w:line="440" w:lineRule="exact"/>
-        <w:ind w:right="330"/>
-        <w:jc w:val="center"/>
-        <w:rPr>
-          <w:sz w:val="28"/>
-          <w:szCs w:val="28"/>
-        </w:rPr>
-      </w:pPr>
-    </w:p>
-    <w:p>
-      <w:pPr>
-        <w:spacing w:line="440" w:lineRule="exact"/>
-        <w:ind w:right="330"/>
-        <w:jc w:val="center"/>
-        <w:rPr>
-          <w:sz w:val="28"/>
-          <w:szCs w:val="28"/>
-        </w:rPr>
-      </w:pPr>
-      <w:r>
-        <w:rPr>
-          <w:rFonts w:hint="eastAsia"/>
-          <w:sz w:val="28"/>
-          <w:szCs w:val="28"/>
-        </w:rPr>
-        <w:t>地基土承载力确定表</w:t>
-      </w:r>
-    </w:p>
-    <w:p>
-      <w:pPr>
-        <w:pStyle w:val="ae"/>
+        <w:pStyle w:val="ac"/>
         <w:ind w:left="972" w:hangingChars="347" w:hanging="972"/>
         <w:jc w:val="right"/>
         <w:outlineLvl w:val="1"/>
@@ -14130,7 +14097,7 @@
     <w:tbl>
       <w:tblPr>
         <w:tblW w:w="9645" w:type="dxa"/>
-        <w:tblInd w:w="95" w:type="dxa"/>
+        <w:tblInd w:w="-18" w:type="dxa"/>
         <w:tblBorders>
           <w:top w:val="single" w:sz="4" w:space="0" w:color="auto"/>
           <w:left w:val="single" w:sz="4" w:space="0" w:color="auto"/>
@@ -15307,8 +15274,8 @@
           <w:szCs w:val="24"/>
         </w:rPr>
       </w:pPr>
-      <w:bookmarkStart w:id="20" w:name="_Toc18895"/>
-      <w:bookmarkStart w:id="21" w:name="_Toc31802"/>
+      <w:bookmarkStart w:id="20" w:name="_Toc31802"/>
+      <w:bookmarkStart w:id="21" w:name="_Toc18895"/>
     </w:p>
     <w:p>
       <w:pPr>
@@ -15343,17 +15310,25 @@
         <w:ind w:right="-191" w:firstLineChars="200" w:firstLine="560"/>
         <w:rPr>
           <w:rFonts w:ascii="宋体" w:hAnsi="宋体" w:hint="eastAsia"/>
-          <w:color w:val="EE0000"/>
+          <w:color w:val="000000"/>
           <w:sz w:val="28"/>
         </w:rPr>
       </w:pPr>
       <w:r>
         <w:rPr>
           <w:rFonts w:ascii="宋体" w:hAnsi="宋体" w:hint="eastAsia"/>
-          <w:color w:val="EE0000"/>
-          <w:sz w:val="28"/>
-        </w:rPr>
-        <w:t>1、根据动力触探试验结果统计显示，参照JGJ 340-2015表8.4.9-1换算得出：所检测6个点地基土承载力特征值均大于100kPa，符合设计要求。</w:t>
+          <w:color w:val="000000"/>
+          <w:sz w:val="28"/>
+        </w:rPr>
+        <w:t>1、根据动力触探试验结果统计显示，参照JGJ 340-2015表8.4.9-1换算得出：</w:t>
+      </w:r>
+      <w:r>
+        <w:rPr>
+          <w:rFonts w:ascii="宋体" w:hAnsi="宋体" w:hint="eastAsia"/>
+          <w:color w:val="FF0000"/>
+          <w:sz w:val="28"/>
+        </w:rPr>
+        <w:t>所检测6个点地基土承载力特征值均大于100kPa，符合设计要求。</w:t>
       </w:r>
     </w:p>
     <w:p>
@@ -15466,7 +15441,7 @@
         <w:spacing w:line="540" w:lineRule="exact"/>
         <w:ind w:right="-191" w:firstLineChars="200" w:firstLine="560"/>
         <w:rPr>
-          <w:rFonts w:ascii="宋体" w:hAnsi="宋体" w:hint="eastAsia"/>
+          <w:rFonts w:ascii="宋体" w:hAnsi="宋体"/>
           <w:color w:val="000000"/>
           <w:sz w:val="28"/>
         </w:rPr>
@@ -15503,13 +15478,14 @@
           <w:szCs w:val="24"/>
         </w:rPr>
       </w:pPr>
-      <w:bookmarkStart w:id="22" w:name="_Toc17070"/>
-      <w:bookmarkStart w:id="23" w:name="_Toc4333"/>
+      <w:bookmarkStart w:id="22" w:name="_Toc4333"/>
+      <w:bookmarkStart w:id="23" w:name="_Toc17070"/>
       <w:r>
         <w:rPr>
           <w:rFonts w:ascii="黑体" w:eastAsia="黑体" w:hAnsi="宋体" w:hint="eastAsia"/>
           <w:szCs w:val="24"/>
         </w:rPr>
+        <w:lastRenderedPageBreak/>
         <w:t>十、附图</w:t>
       </w:r>
       <w:bookmarkEnd w:id="22"/>
@@ -15594,16 +15570,16 @@
 <w:ftr xmlns:wpc="http://schemas.microsoft.com/office/word/2010/wordprocessingCanvas" xmlns:cx="http://schemas.microsoft.com/office/drawing/2014/chartex" xmlns:cx1="http://schemas.microsoft.com/office/drawing/2015/9/8/chartex" xmlns:cx2="http://schemas.microsoft.com/office/drawing/2015/10/21/chartex" xmlns:cx3="http://schemas.microsoft.com/office/drawing/2016/5/9/chartex" xmlns:cx4="http://schemas.microsoft.com/office/drawing/2016/5/10/chartex" xmlns:cx5="http://schemas.microsoft.com/office/drawing/2016/5/11/chartex" xmlns:cx6="http://schemas.microsoft.com/office/drawing/2016/5/12/chartex" xmlns:cx7="http://schemas.microsoft.com/office/drawing/2016/5/13/chartex" xmlns:cx8="http://schemas.microsoft.com/office/drawing/2016/5/14/chartex" xmlns:mc="http://schemas.openxmlformats.org/markup-compatibility/2006" xmlns:aink="http://schemas.microsoft.com/office/drawing/2016/ink" xmlns:am3d="http://schemas.microsoft.com/office/drawing/2017/model3d" xmlns:o="urn:schemas-microsoft-com:office:office" xmlns:oel="http://schemas.microsoft.com/office/2019/extlst" xmlns:r="http://schemas.openxmlformats.org/officeDocument/2006/relationships" xmlns:m="http://schemas.openxmlformats.org/officeDocument/2006/math" xmlns:v="urn:schemas-microsoft-com:vml" xmlns:wp14="http://schemas.microsoft.com/office/word/2010/wordprocessingDrawing" xmlns:wp="http://schemas.openxmlformats.org/drawingml/2006/wordprocessingDrawing" xmlns:w10="urn:schemas-microsoft-com:office:word" xmlns:w="http://schemas.openxmlformats.org/wordprocessingml/2006/main" xmlns:w14="http://schemas.microsoft.com/office/word/2010/wordml" xmlns:w15="http://schemas.microsoft.com/office/word/2012/wordml" xmlns:w16cex="http://schemas.microsoft.com/office/word/2018/wordml/cex" xmlns:w16cid="http://schemas.microsoft.com/office/word/2016/wordml/cid" xmlns:w16="http://schemas.microsoft.com/office/word/2018/wordml" xmlns:w16du="http://schemas.microsoft.com/office/word/2023/wordml/word16du" xmlns:w16sdtdh="http://schemas.microsoft.com/office/word/2020/wordml/sdtdatahash" xmlns:w16sdtfl="http://schemas.microsoft.com/office/word/2024/wordml/sdtformatlock" xmlns:w16se="http://schemas.microsoft.com/office/word/2015/wordml/symex" xmlns:wpg="http://schemas.microsoft.com/office/word/2010/wordprocessingGroup" xmlns:wpi="http://schemas.microsoft.com/office/word/2010/wordprocessingInk" xmlns:wne="http://schemas.microsoft.com/office/word/2006/wordml" xmlns:wps="http://schemas.microsoft.com/office/word/2010/wordprocessingShape" mc:Ignorable="w14 w15 w16se w16cid w16 w16cex w16sdtdh w16sdtfl w16du wp14">
   <w:p>
     <w:pPr>
-      <w:pStyle w:val="aa"/>
+      <w:pStyle w:val="a8"/>
       <w:framePr w:wrap="around" w:vAnchor="text" w:hAnchor="margin" w:xAlign="right" w:y="1"/>
       <w:rPr>
-        <w:rStyle w:val="af0"/>
+        <w:rStyle w:val="ae"/>
       </w:rPr>
     </w:pPr>
   </w:p>
   <w:p>
     <w:pPr>
-      <w:pStyle w:val="aa"/>
+      <w:pStyle w:val="a8"/>
       <w:wordWrap w:val="0"/>
       <w:ind w:right="360"/>
       <w:jc w:val="right"/>
@@ -15635,16 +15611,15 @@
 <w:hdr xmlns:wpc="http://schemas.microsoft.com/office/word/2010/wordprocessingCanvas" xmlns:cx="http://schemas.microsoft.com/office/drawing/2014/chartex" xmlns:cx1="http://schemas.microsoft.com/office/drawing/2015/9/8/chartex" xmlns:cx2="http://schemas.microsoft.com/office/drawing/2015/10/21/chartex" xmlns:cx3="http://schemas.microsoft.com/office/drawing/2016/5/9/chartex" xmlns:cx4="http://schemas.microsoft.com/office/drawing/2016/5/10/chartex" xmlns:cx5="http://schemas.microsoft.com/office/drawing/2016/5/11/chartex" xmlns:cx6="http://schemas.microsoft.com/office/drawing/2016/5/12/chartex" xmlns:cx7="http://schemas.microsoft.com/office/drawing/2016/5/13/chartex" xmlns:cx8="http://schemas.microsoft.com/office/drawing/2016/5/14/chartex" xmlns:mc="http://schemas.openxmlformats.org/markup-compatibility/2006" xmlns:aink="http://schemas.microsoft.com/office/drawing/2016/ink" xmlns:am3d="http://schemas.microsoft.com/office/drawing/2017/model3d" xmlns:o="urn:schemas-microsoft-com:office:office" xmlns:oel="http://schemas.microsoft.com/office/2019/extlst" xmlns:r="http://schemas.openxmlformats.org/officeDocument/2006/relationships" xmlns:m="http://schemas.openxmlformats.org/officeDocument/2006/math" xmlns:v="urn:schemas-microsoft-com:vml" xmlns:wp14="http://schemas.microsoft.com/office/word/2010/wordprocessingDrawing" xmlns:wp="http://schemas.openxmlformats.org/drawingml/2006/wordprocessingDrawing" xmlns:w10="urn:schemas-microsoft-com:office:word" xmlns:w="http://schemas.openxmlformats.org/wordprocessingml/2006/main" xmlns:w14="http://schemas.microsoft.com/office/word/2010/wordml" xmlns:w15="http://schemas.microsoft.com/office/word/2012/wordml" xmlns:w16cex="http://schemas.microsoft.com/office/word/2018/wordml/cex" xmlns:w16cid="http://schemas.microsoft.com/office/word/2016/wordml/cid" xmlns:w16="http://schemas.microsoft.com/office/word/2018/wordml" xmlns:w16du="http://schemas.microsoft.com/office/word/2023/wordml/word16du" xmlns:w16sdtdh="http://schemas.microsoft.com/office/word/2020/wordml/sdtdatahash" xmlns:w16sdtfl="http://schemas.microsoft.com/office/word/2024/wordml/sdtformatlock" xmlns:w16se="http://schemas.microsoft.com/office/word/2015/wordml/symex" xmlns:wpg="http://schemas.microsoft.com/office/word/2010/wordprocessingGroup" xmlns:wpi="http://schemas.microsoft.com/office/word/2010/wordprocessingInk" xmlns:wne="http://schemas.microsoft.com/office/word/2006/wordml" xmlns:wps="http://schemas.microsoft.com/office/word/2010/wordprocessingShape" mc:Ignorable="w14 w15 w16se w16cid w16 w16cex w16sdtdh w16sdtfl w16du wp14">
   <w:p>
     <w:pPr>
-      <w:pStyle w:val="ab"/>
+      <w:pStyle w:val="a9"/>
       <w:ind w:right="420"/>
       <w:rPr>
-        <w:rFonts w:ascii="楷体" w:eastAsia="楷体" w:hAnsi="楷体" w:hint="eastAsia"/>
         <w:sz w:val="21"/>
       </w:rPr>
     </w:pPr>
     <w:r>
       <w:rPr>
-        <w:rFonts w:ascii="楷体" w:eastAsia="楷体" w:hAnsi="楷体" w:hint="eastAsia"/>
+        <w:rFonts w:hint="eastAsia"/>
         <w:color w:val="FF0000"/>
         <w:sz w:val="21"/>
       </w:rPr>
@@ -15652,104 +15627,141 @@
     </w:r>
     <w:r>
       <w:rPr>
-        <w:rFonts w:ascii="楷体" w:eastAsia="楷体" w:hAnsi="楷体"/>
         <w:sz w:val="21"/>
       </w:rPr>
       <w:t xml:space="preserve">            </w:t>
     </w:r>
     <w:r>
       <w:rPr>
-        <w:rFonts w:ascii="楷体" w:eastAsia="楷体" w:hAnsi="楷体" w:hint="eastAsia"/>
+        <w:rFonts w:hint="eastAsia"/>
         <w:sz w:val="21"/>
       </w:rPr>
       <w:t xml:space="preserve">  </w:t>
     </w:r>
     <w:r>
       <w:rPr>
-        <w:rFonts w:ascii="楷体" w:eastAsia="楷体" w:hAnsi="楷体"/>
         <w:sz w:val="21"/>
       </w:rPr>
       <w:t xml:space="preserve"> </w:t>
     </w:r>
     <w:r>
       <w:rPr>
-        <w:rFonts w:ascii="楷体" w:eastAsia="楷体" w:hAnsi="楷体" w:hint="eastAsia"/>
+        <w:rFonts w:hint="eastAsia"/>
         <w:sz w:val="21"/>
       </w:rPr>
-      <w:t xml:space="preserve"> 圆锥动力触探试验检测报告             </w:t>
+      <w:t xml:space="preserve"> </w:t>
     </w:r>
     <w:r>
       <w:rPr>
-        <w:rFonts w:ascii="楷体" w:eastAsia="楷体" w:hAnsi="楷体" w:hint="eastAsia"/>
+        <w:rFonts w:hint="eastAsia"/>
+        <w:sz w:val="21"/>
+      </w:rPr>
+      <w:t>圆锥动力触探试验检测报告</w:t>
+    </w:r>
+    <w:r>
+      <w:rPr>
+        <w:rFonts w:hint="eastAsia"/>
+        <w:sz w:val="21"/>
+      </w:rPr>
+      <w:t xml:space="preserve">             </w:t>
+    </w:r>
+    <w:r>
+      <w:rPr>
+        <w:rFonts w:hint="eastAsia"/>
         <w:kern w:val="0"/>
         <w:sz w:val="21"/>
         <w:szCs w:val="21"/>
       </w:rPr>
-      <w:t xml:space="preserve">第 </w:t>
+      <w:t>第</w:t>
     </w:r>
     <w:r>
       <w:rPr>
-        <w:rFonts w:ascii="楷体" w:eastAsia="楷体" w:hAnsi="楷体"/>
-        <w:color w:val="EE0000"/>
+        <w:rFonts w:hint="eastAsia"/>
+        <w:kern w:val="0"/>
+        <w:sz w:val="21"/>
+        <w:szCs w:val="21"/>
+      </w:rPr>
+      <w:t xml:space="preserve"> </w:t>
+    </w:r>
+    <w:r>
+      <w:rPr>
         <w:sz w:val="21"/>
       </w:rPr>
       <w:fldChar w:fldCharType="begin"/>
     </w:r>
     <w:r>
       <w:rPr>
-        <w:rStyle w:val="af0"/>
-        <w:rFonts w:ascii="楷体" w:eastAsia="楷体" w:hAnsi="楷体"/>
-        <w:color w:val="EE0000"/>
+        <w:rStyle w:val="ae"/>
         <w:sz w:val="21"/>
       </w:rPr>
       <w:instrText xml:space="preserve"> PAGE </w:instrText>
     </w:r>
     <w:r>
       <w:rPr>
-        <w:rFonts w:ascii="楷体" w:eastAsia="楷体" w:hAnsi="楷体"/>
-        <w:color w:val="EE0000"/>
         <w:sz w:val="21"/>
       </w:rPr>
       <w:fldChar w:fldCharType="separate"/>
     </w:r>
     <w:r>
       <w:rPr>
-        <w:rStyle w:val="af0"/>
-        <w:rFonts w:ascii="楷体" w:eastAsia="楷体" w:hAnsi="楷体"/>
-        <w:color w:val="EE0000"/>
+        <w:rStyle w:val="ae"/>
         <w:sz w:val="21"/>
       </w:rPr>
       <w:t>9</w:t>
     </w:r>
     <w:r>
       <w:rPr>
-        <w:rFonts w:ascii="楷体" w:eastAsia="楷体" w:hAnsi="楷体"/>
-        <w:color w:val="EE0000"/>
         <w:sz w:val="21"/>
       </w:rPr>
       <w:fldChar w:fldCharType="end"/>
     </w:r>
     <w:r>
       <w:rPr>
-        <w:rStyle w:val="af0"/>
-        <w:rFonts w:ascii="楷体" w:eastAsia="楷体" w:hAnsi="楷体" w:hint="eastAsia"/>
-        <w:color w:val="EE0000"/>
+        <w:rStyle w:val="ae"/>
+        <w:rFonts w:hint="eastAsia"/>
         <w:sz w:val="21"/>
       </w:rPr>
       <w:t xml:space="preserve"> </w:t>
     </w:r>
     <w:r>
       <w:rPr>
-        <w:rFonts w:ascii="楷体" w:eastAsia="楷体" w:hAnsi="楷体" w:hint="eastAsia"/>
+        <w:rFonts w:hint="eastAsia"/>
         <w:kern w:val="0"/>
         <w:sz w:val="21"/>
         <w:szCs w:val="21"/>
       </w:rPr>
-      <w:t xml:space="preserve">页 共 </w:t>
+      <w:t>页</w:t>
     </w:r>
     <w:r>
       <w:rPr>
-        <w:rFonts w:ascii="楷体" w:eastAsia="楷体" w:hAnsi="楷体" w:hint="eastAsia"/>
+        <w:rFonts w:hint="eastAsia"/>
+        <w:kern w:val="0"/>
+        <w:sz w:val="21"/>
+        <w:szCs w:val="21"/>
+      </w:rPr>
+      <w:t xml:space="preserve"> </w:t>
+    </w:r>
+    <w:r>
+      <w:rPr>
+        <w:rFonts w:hint="eastAsia"/>
+        <w:kern w:val="0"/>
+        <w:sz w:val="21"/>
+        <w:szCs w:val="21"/>
+      </w:rPr>
+      <w:t>共</w:t>
+    </w:r>
+    <w:r>
+      <w:rPr>
+        <w:rFonts w:hint="eastAsia"/>
+        <w:kern w:val="0"/>
+        <w:sz w:val="21"/>
+        <w:szCs w:val="21"/>
+      </w:rPr>
+      <w:t xml:space="preserve"> </w:t>
+    </w:r>
+    <w:r>
+      <w:rPr>
+        <w:rFonts w:hint="eastAsia"/>
         <w:color w:val="FF0000"/>
         <w:kern w:val="0"/>
         <w:sz w:val="21"/>
@@ -15759,12 +15771,21 @@
     </w:r>
     <w:r>
       <w:rPr>
-        <w:rFonts w:ascii="楷体" w:eastAsia="楷体" w:hAnsi="楷体" w:hint="eastAsia"/>
+        <w:rFonts w:hint="eastAsia"/>
         <w:kern w:val="0"/>
         <w:sz w:val="21"/>
         <w:szCs w:val="21"/>
       </w:rPr>
-      <w:t xml:space="preserve"> 页</w:t>
+      <w:t xml:space="preserve"> </w:t>
+    </w:r>
+    <w:r>
+      <w:rPr>
+        <w:rFonts w:hint="eastAsia"/>
+        <w:kern w:val="0"/>
+        <w:sz w:val="21"/>
+        <w:szCs w:val="21"/>
+      </w:rPr>
+      <w:t>页</w:t>
     </w:r>
   </w:p>
 </w:hdr>
@@ -15926,13 +15947,13 @@
       </w:pPr>
     </w:lvl>
   </w:abstractNum>
-  <w:num w:numId="1" w16cid:durableId="969558430">
+  <w:num w:numId="1" w16cid:durableId="2128966657">
     <w:abstractNumId w:val="2"/>
   </w:num>
-  <w:num w:numId="2" w16cid:durableId="2042589087">
+  <w:num w:numId="2" w16cid:durableId="180441476">
     <w:abstractNumId w:val="0"/>
   </w:num>
-  <w:num w:numId="3" w16cid:durableId="43138943">
+  <w:num w:numId="3" w16cid:durableId="1830319100">
     <w:abstractNumId w:val="1"/>
   </w:num>
 </w:numbering>
@@ -16324,15 +16345,13 @@
   <w:style w:type="paragraph" w:styleId="a5">
     <w:name w:val="Body Text"/>
     <w:basedOn w:val="a"/>
-    <w:link w:val="a6"/>
     <w:pPr>
       <w:spacing w:after="120"/>
     </w:pPr>
   </w:style>
-  <w:style w:type="paragraph" w:styleId="a7">
+  <w:style w:type="paragraph" w:styleId="a6">
     <w:name w:val="Body Text Indent"/>
     <w:basedOn w:val="a"/>
-    <w:link w:val="a8"/>
     <w:pPr>
       <w:snapToGrid w:val="0"/>
       <w:spacing w:line="240" w:lineRule="atLeast"/>
@@ -16343,7 +16362,7 @@
       <w:szCs w:val="20"/>
     </w:rPr>
   </w:style>
-  <w:style w:type="paragraph" w:styleId="a9">
+  <w:style w:type="paragraph" w:styleId="a7">
     <w:name w:val="Plain Text"/>
     <w:basedOn w:val="a"/>
     <w:rPr>
@@ -16351,7 +16370,7 @@
       <w:szCs w:val="20"/>
     </w:rPr>
   </w:style>
-  <w:style w:type="paragraph" w:styleId="aa">
+  <w:style w:type="paragraph" w:styleId="a8">
     <w:name w:val="footer"/>
     <w:basedOn w:val="a"/>
     <w:pPr>
@@ -16367,7 +16386,7 @@
       <w:szCs w:val="20"/>
     </w:rPr>
   </w:style>
-  <w:style w:type="paragraph" w:styleId="ab">
+  <w:style w:type="paragraph" w:styleId="a9">
     <w:name w:val="header"/>
     <w:basedOn w:val="a"/>
     <w:pPr>
@@ -16391,7 +16410,7 @@
     <w:basedOn w:val="a"/>
     <w:next w:val="a"/>
   </w:style>
-  <w:style w:type="paragraph" w:styleId="ac">
+  <w:style w:type="paragraph" w:styleId="aa">
     <w:name w:val="footnote text"/>
     <w:basedOn w:val="a"/>
     <w:semiHidden/>
@@ -16412,7 +16431,7 @@
       <w:ind w:leftChars="200" w:left="420"/>
     </w:pPr>
   </w:style>
-  <w:style w:type="paragraph" w:styleId="ad">
+  <w:style w:type="paragraph" w:styleId="ab">
     <w:name w:val="Normal (Web)"/>
     <w:basedOn w:val="a"/>
     <w:pPr>
@@ -16424,7 +16443,7 @@
       <w:sz w:val="24"/>
     </w:rPr>
   </w:style>
-  <w:style w:type="paragraph" w:styleId="ae">
+  <w:style w:type="paragraph" w:styleId="ac">
     <w:name w:val="Body Text First Indent"/>
     <w:basedOn w:val="a5"/>
     <w:qFormat/>
@@ -16432,7 +16451,7 @@
       <w:ind w:firstLineChars="100" w:firstLine="420"/>
     </w:pPr>
   </w:style>
-  <w:style w:type="table" w:styleId="af">
+  <w:style w:type="table" w:styleId="ad">
     <w:name w:val="Table Grid"/>
     <w:basedOn w:val="a1"/>
     <w:uiPriority w:val="39"/>
@@ -16448,17 +16467,18 @@
       </w:tblBorders>
     </w:tblPr>
   </w:style>
-  <w:style w:type="character" w:styleId="af0">
+  <w:style w:type="character" w:styleId="ae">
     <w:name w:val="page number"/>
+    <w:basedOn w:val="a0"/>
   </w:style>
-  <w:style w:type="character" w:styleId="af1">
+  <w:style w:type="character" w:styleId="af">
     <w:name w:val="Hyperlink"/>
     <w:rPr>
       <w:color w:val="0000FF"/>
       <w:u w:val="single"/>
     </w:rPr>
   </w:style>
-  <w:style w:type="character" w:styleId="af2">
+  <w:style w:type="character" w:styleId="af0">
     <w:name w:val="footnote reference"/>
     <w:semiHidden/>
     <w:rPr>
@@ -16800,25 +16820,6 @@
       <w:u w:val="none"/>
     </w:rPr>
   </w:style>
-  <w:style w:type="character" w:customStyle="1" w:styleId="a6">
-    <w:name w:val="正文文本 字符"/>
-    <w:link w:val="a5"/>
-    <w:rsid w:val="0021567B"/>
-    <w:rPr>
-      <w:kern w:val="2"/>
-      <w:sz w:val="21"/>
-      <w:szCs w:val="24"/>
-    </w:rPr>
-  </w:style>
-  <w:style w:type="character" w:customStyle="1" w:styleId="a8">
-    <w:name w:val="正文文本缩进 字符"/>
-    <w:link w:val="a7"/>
-    <w:rsid w:val="0021567B"/>
-    <w:rPr>
-      <w:kern w:val="2"/>
-      <w:sz w:val="28"/>
-    </w:rPr>
-  </w:style>
 </w:styles>
 </file>
 
